--- a/02-Execucao/04-Matriz_Achados/AN06 – Matriz de achados.docx
+++ b/02-Execucao/04-Matriz_Achados/AN06 – Matriz de achados.docx
@@ -5675,6 +5675,186 @@
               <w:t xml:space="preserve"> designação de agentes públicos para funções essenciais, observados atribuições, formação, segregação de funções e inexistência de vínculos que comprometam a atuação.</w:t>
             </w:r>
           </w:p>
+          <w:p>
+            <w:pPr>
+              <w:jc w:val="both"/>
+              <w:rPr>
+                <w:rFonts w:ascii="Arial" w:eastAsia="Arial" w:hAnsi="Arial" w:cs="Arial"/>
+                <w:b/>
+                <w:bCs/>
+                <w:sz w:val="18"/>
+                <w:szCs w:val="18"/>
+              </w:rPr>
+            </w:pPr>
+          </w:p>
+          <w:p>
+            <w:pPr>
+              <w:jc w:val="both"/>
+              <w:rPr>
+                <w:rFonts w:ascii="Arial" w:hAnsi="Arial" w:cs="Arial"/>
+                <w:sz w:val="18"/>
+                <w:szCs w:val="18"/>
+                <w:vertAlign w:val="superscript"/>
+              </w:rPr>
+            </w:pPr>
+            <w:r>
+              <w:rPr>
+                <w:rFonts w:ascii="Arial" w:hAnsi="Arial" w:cs="Arial"/>
+                <w:b/>
+                <w:sz w:val="18"/>
+                <w:szCs w:val="18"/>
+              </w:rPr>
+              <w:t>Poder Executivo Estadual</w:t>
+            </w:r>
+          </w:p>
+          <w:p>
+            <w:pPr>
+              <w:jc w:val="both"/>
+              <w:rPr>
+                <w:rFonts w:ascii="Arial" w:hAnsi="Arial" w:cs="Arial"/>
+                <w:sz w:val="18"/>
+                <w:szCs w:val="18"/>
+                <w:vertAlign w:val="superscript"/>
+              </w:rPr>
+            </w:pPr>
+            <w:r>
+              <w:rPr>
+                <w:rFonts w:ascii="Arial" w:hAnsi="Arial" w:cs="Arial"/>
+                <w:b/>
+                <w:sz w:val="18"/>
+                <w:szCs w:val="18"/>
+              </w:rPr>
+              <w:t>C11:</w:t>
+            </w:r>
+            <w:r>
+              <w:rPr>
+                <w:rFonts w:ascii="Arial" w:hAnsi="Arial" w:cs="Arial"/>
+                <w:sz w:val="18"/>
+                <w:szCs w:val="18"/>
+              </w:rPr>
+              <w:t xml:space="preserve"> Decreto Estadual nº 48.816/2023, no âmbito de aplicação do ato — referência específica para a fase preparatória das contratações; não é considerado, isoladamente, fundamento suficiente para determinar a composição mínima da equipe de planejamento.</w:t>
+            </w:r>
+          </w:p>
+          <w:p>
+            <w:pPr>
+              <w:jc w:val="both"/>
+              <w:rPr>
+                <w:rFonts w:ascii="Arial" w:eastAsia="Arial" w:hAnsi="Arial" w:cs="Arial"/>
+                <w:b/>
+                <w:bCs/>
+                <w:sz w:val="18"/>
+                <w:szCs w:val="18"/>
+              </w:rPr>
+            </w:pPr>
+          </w:p>
+          <w:p>
+            <w:pPr>
+              <w:jc w:val="both"/>
+              <w:rPr>
+                <w:rFonts w:ascii="Arial" w:hAnsi="Arial" w:cs="Arial"/>
+                <w:sz w:val="18"/>
+                <w:szCs w:val="18"/>
+                <w:vertAlign w:val="superscript"/>
+              </w:rPr>
+            </w:pPr>
+            <w:r>
+              <w:rPr>
+                <w:rFonts w:ascii="Arial" w:hAnsi="Arial" w:cs="Arial"/>
+                <w:b/>
+                <w:sz w:val="18"/>
+                <w:szCs w:val="18"/>
+              </w:rPr>
+              <w:t>Poder Judiciário Estadual</w:t>
+            </w:r>
+          </w:p>
+          <w:p>
+            <w:pPr>
+              <w:jc w:val="both"/>
+              <w:rPr>
+                <w:rFonts w:ascii="Arial" w:hAnsi="Arial" w:cs="Arial"/>
+                <w:sz w:val="18"/>
+                <w:szCs w:val="18"/>
+                <w:vertAlign w:val="superscript"/>
+              </w:rPr>
+            </w:pPr>
+            <w:r>
+              <w:rPr>
+                <w:rFonts w:ascii="Arial" w:hAnsi="Arial" w:cs="Arial"/>
+                <w:b/>
+                <w:sz w:val="18"/>
+                <w:szCs w:val="18"/>
+              </w:rPr>
+              <w:t>C12:</w:t>
+            </w:r>
+            <w:r>
+              <w:rPr>
+                <w:rFonts w:ascii="Arial" w:hAnsi="Arial" w:cs="Arial"/>
+                <w:sz w:val="18"/>
+                <w:szCs w:val="18"/>
+              </w:rPr>
+              <w:t xml:space="preserve"> Resolução CNJ nº 468/2022, art. 7º — a equipe de planejamento da contratação de solução de TIC deve ser formalmente instituída e conter integrantes demandante, técnico e administrativo.</w:t>
+            </w:r>
+          </w:p>
+          <w:p>
+            <w:pPr>
+              <w:jc w:val="both"/>
+              <w:rPr>
+                <w:rFonts w:ascii="Arial" w:eastAsia="Arial" w:hAnsi="Arial" w:cs="Arial"/>
+                <w:b/>
+                <w:bCs/>
+                <w:sz w:val="18"/>
+                <w:szCs w:val="18"/>
+              </w:rPr>
+            </w:pPr>
+          </w:p>
+          <w:p>
+            <w:pPr>
+              <w:jc w:val="both"/>
+              <w:rPr>
+                <w:rFonts w:ascii="Arial" w:hAnsi="Arial" w:cs="Arial"/>
+                <w:sz w:val="18"/>
+                <w:szCs w:val="18"/>
+                <w:vertAlign w:val="superscript"/>
+              </w:rPr>
+            </w:pPr>
+            <w:r>
+              <w:rPr>
+                <w:rFonts w:ascii="Arial" w:hAnsi="Arial" w:cs="Arial"/>
+                <w:b/>
+                <w:sz w:val="18"/>
+                <w:szCs w:val="18"/>
+              </w:rPr>
+              <w:t>Ministério Público Estadual</w:t>
+            </w:r>
+          </w:p>
+          <w:p>
+            <w:pPr>
+              <w:jc w:val="both"/>
+              <w:rPr>
+                <w:rFonts w:ascii="Arial" w:hAnsi="Arial" w:cs="Arial"/>
+                <w:sz w:val="18"/>
+                <w:szCs w:val="18"/>
+                <w:vertAlign w:val="superscript"/>
+              </w:rPr>
+            </w:pPr>
+            <w:r>
+              <w:rPr>
+                <w:rFonts w:ascii="Arial" w:hAnsi="Arial" w:cs="Arial"/>
+                <w:b/>
+                <w:sz w:val="18"/>
+                <w:szCs w:val="18"/>
+              </w:rPr>
+              <w:t>C13:</w:t>
+            </w:r>
+            <w:r>
+              <w:rPr>
+                <w:rFonts w:ascii="Arial" w:hAnsi="Arial" w:cs="Arial"/>
+                <w:sz w:val="18"/>
+                <w:szCs w:val="18"/>
+              </w:rPr>
+              <w:t xml:space="preserve"> Resolução CNMP nº 283/2024, arts. 8º e 9º — a equipe de planejamento da contratação de solução de TIC deve ser instituída com integrante técnico, integrante requisitante e integrante administrativo.</w:t>
+            </w:r>
+          </w:p>
         </w:tc>
         <w:tc>
           <w:tcPr>
@@ -6118,6 +6298,93 @@
                 <w:szCs w:val="18"/>
               </w:rPr>
               <w:t xml:space="preserve"> para que designe formalmente equipe de planejamento para as contratações de TIC, atentando-se, minimamente, em assegurar a participação de integrante da área requisitante e da área técnica de TIC, com definição das responsabilidades de seus integrantes [S6.4].</w:t>
+            </w:r>
+          </w:p>
+          <w:p>
+            <w:pPr>
+              <w:jc w:val="both"/>
+              <w:rPr>
+                <w:rFonts w:ascii="Arial" w:hAnsi="Arial" w:cs="Arial"/>
+                <w:sz w:val="18"/>
+                <w:szCs w:val="18"/>
+              </w:rPr>
+            </w:pPr>
+            <w:r>
+              <w:rPr>
+                <w:rFonts w:ascii="Arial" w:hAnsi="Arial" w:cs="Arial"/>
+                <w:b/>
+                <w:bCs/>
+                <w:sz w:val="18"/>
+                <w:szCs w:val="18"/>
+                <w:u w:val="single"/>
+              </w:rPr>
+              <w:t>Poder Executivo Estadual</w:t>
+            </w:r>
+            <w:r>
+              <w:rPr>
+                <w:rFonts w:ascii="Arial" w:hAnsi="Arial" w:cs="Arial"/>
+                <w:sz w:val="18"/>
+                <w:szCs w:val="18"/>
+              </w:rPr>
+              <w:t xml:space="preserve"> — Recomendação para que designe formalmente equipe de planejamento para as contratações de TIC, atentando-se, minimamente, em assegurar a participação de integrante da área requisitante e da área técnica de TIC, com definição das responsabilidades de seus integrantes [S6.4].</w:t>
+            </w:r>
+          </w:p>
+          <w:p>
+            <w:pPr>
+              <w:jc w:val="both"/>
+              <w:rPr>
+                <w:rFonts w:ascii="Arial" w:hAnsi="Arial" w:cs="Arial"/>
+                <w:sz w:val="18"/>
+                <w:szCs w:val="18"/>
+              </w:rPr>
+            </w:pPr>
+            <w:r>
+              <w:rPr>
+                <w:rFonts w:ascii="Arial" w:hAnsi="Arial" w:cs="Arial"/>
+                <w:b/>
+                <w:bCs/>
+                <w:sz w:val="18"/>
+                <w:szCs w:val="18"/>
+                <w:u w:val="single"/>
+              </w:rPr>
+              <w:t>Poder Judiciário Estadual</w:t>
+            </w:r>
+            <w:r>
+              <w:rPr>
+                <w:rFonts w:ascii="Arial" w:hAnsi="Arial" w:cs="Arial"/>
+                <w:sz w:val="18"/>
+                <w:szCs w:val="18"/>
+              </w:rPr>
+              <w:t xml:space="preserve"> — Determinação para que designe formalmente equipe de planejamento para as contratações de TIC, atentando-se, minimamente, em assegurar a participação de integrante da área requisitante e da área técnica de TIC, com definição das responsabilidades de seus integrantes [S6.4].</w:t>
+            </w:r>
+          </w:p>
+          <w:p>
+            <w:pPr>
+              <w:jc w:val="both"/>
+              <w:rPr>
+                <w:rFonts w:ascii="Arial" w:hAnsi="Arial" w:cs="Arial"/>
+                <w:sz w:val="18"/>
+                <w:szCs w:val="18"/>
+              </w:rPr>
+            </w:pPr>
+            <w:r>
+              <w:rPr>
+                <w:rFonts w:ascii="Arial" w:hAnsi="Arial" w:cs="Arial"/>
+                <w:b/>
+                <w:bCs/>
+                <w:sz w:val="18"/>
+                <w:szCs w:val="18"/>
+                <w:u w:val="single"/>
+              </w:rPr>
+              <w:t>Ministério Público Estadual</w:t>
+            </w:r>
+            <w:r>
+              <w:rPr>
+                <w:rFonts w:ascii="Arial" w:hAnsi="Arial" w:cs="Arial"/>
+                <w:sz w:val="18"/>
+                <w:szCs w:val="18"/>
+              </w:rPr>
+              <w:t xml:space="preserve"> — Determinação para que designe formalmente equipe de planejamento para as contratações de TIC, atentando-se, minimamente, em assegurar a participação de integrante da área requisitante e da área técnica de TIC, com definição das responsabilidades de seus integrantes [S6.4].</w:t>
             </w:r>
           </w:p>
         </w:tc>

--- a/02-Execucao/04-Matriz_Achados/AN06 – Matriz de achados.docx
+++ b/02-Execucao/04-Matriz_Achados/AN06 – Matriz de achados.docx
@@ -500,6 +500,186 @@
               <w:t xml:space="preserve"> para a obtenção de melhores resultados, a área de TIC de cada órgão ou entidade deve, preferencialmente, estar vinculada à alta administração, com o intuito de apoiá-la na tomada de decisões e no alcance dos objetivos estratégicos.</w:t>
             </w:r>
           </w:p>
+          <w:p>
+            <w:pPr>
+              <w:jc w:val="both"/>
+              <w:rPr>
+                <w:rFonts w:ascii="Arial" w:eastAsia="Arial" w:hAnsi="Arial" w:cs="Arial"/>
+                <w:b/>
+                <w:bCs/>
+                <w:sz w:val="18"/>
+                <w:szCs w:val="18"/>
+              </w:rPr>
+            </w:pPr>
+          </w:p>
+          <w:p>
+            <w:pPr>
+              <w:jc w:val="both"/>
+              <w:rPr>
+                <w:rFonts w:ascii="Arial" w:hAnsi="Arial" w:cs="Arial"/>
+                <w:sz w:val="18"/>
+                <w:szCs w:val="18"/>
+                <w:vertAlign w:val="superscript"/>
+              </w:rPr>
+            </w:pPr>
+            <w:r>
+              <w:rPr>
+                <w:rFonts w:ascii="Arial" w:hAnsi="Arial" w:cs="Arial"/>
+                <w:b/>
+                <w:sz w:val="18"/>
+                <w:szCs w:val="18"/>
+              </w:rPr>
+              <w:t>Poder Executivo Estadual</w:t>
+            </w:r>
+          </w:p>
+          <w:p>
+            <w:pPr>
+              <w:jc w:val="both"/>
+              <w:rPr>
+                <w:rFonts w:ascii="Arial" w:hAnsi="Arial" w:cs="Arial"/>
+                <w:sz w:val="18"/>
+                <w:szCs w:val="18"/>
+                <w:vertAlign w:val="superscript"/>
+              </w:rPr>
+            </w:pPr>
+            <w:r>
+              <w:rPr>
+                <w:rFonts w:ascii="Arial" w:hAnsi="Arial" w:cs="Arial"/>
+                <w:b/>
+                <w:sz w:val="18"/>
+                <w:szCs w:val="18"/>
+              </w:rPr>
+              <w:t>C8:</w:t>
+            </w:r>
+            <w:r>
+              <w:rPr>
+                <w:rFonts w:ascii="Arial" w:hAnsi="Arial" w:cs="Arial"/>
+                <w:sz w:val="18"/>
+                <w:szCs w:val="18"/>
+              </w:rPr>
+              <w:t xml:space="preserve"> Decreto Estadual nº 47.278/2020 (alterado pelo Decreto nº 48.997/2024), arts. 4º e 6º, I a XI, e Portaria PRODERJ/PRE nº 825/2021, Anexo A, arts. 1º, IX, 8º e 9º — estruturação obrigatória do Sistema Estadual de TIC (SETIC), instituição dos Níveis Setoriais de TIC (NSTIC) e definição das atribuições mínimas da unidade de TIC nos órgãos e entidades do Poder Executivo Estadual.</w:t>
+            </w:r>
+          </w:p>
+          <w:p>
+            <w:pPr>
+              <w:jc w:val="both"/>
+              <w:rPr>
+                <w:rFonts w:ascii="Arial" w:eastAsia="Arial" w:hAnsi="Arial" w:cs="Arial"/>
+                <w:b/>
+                <w:bCs/>
+                <w:sz w:val="18"/>
+                <w:szCs w:val="18"/>
+              </w:rPr>
+            </w:pPr>
+          </w:p>
+          <w:p>
+            <w:pPr>
+              <w:jc w:val="both"/>
+              <w:rPr>
+                <w:rFonts w:ascii="Arial" w:hAnsi="Arial" w:cs="Arial"/>
+                <w:sz w:val="18"/>
+                <w:szCs w:val="18"/>
+                <w:vertAlign w:val="superscript"/>
+              </w:rPr>
+            </w:pPr>
+            <w:r>
+              <w:rPr>
+                <w:rFonts w:ascii="Arial" w:hAnsi="Arial" w:cs="Arial"/>
+                <w:b/>
+                <w:sz w:val="18"/>
+                <w:szCs w:val="18"/>
+              </w:rPr>
+              <w:t>Poder Judiciário Estadual</w:t>
+            </w:r>
+          </w:p>
+          <w:p>
+            <w:pPr>
+              <w:jc w:val="both"/>
+              <w:rPr>
+                <w:rFonts w:ascii="Arial" w:hAnsi="Arial" w:cs="Arial"/>
+                <w:sz w:val="18"/>
+                <w:szCs w:val="18"/>
+                <w:vertAlign w:val="superscript"/>
+              </w:rPr>
+            </w:pPr>
+            <w:r>
+              <w:rPr>
+                <w:rFonts w:ascii="Arial" w:hAnsi="Arial" w:cs="Arial"/>
+                <w:b/>
+                <w:sz w:val="18"/>
+                <w:szCs w:val="18"/>
+              </w:rPr>
+              <w:t>C9:</w:t>
+            </w:r>
+            <w:r>
+              <w:rPr>
+                <w:rFonts w:ascii="Arial" w:hAnsi="Arial" w:cs="Arial"/>
+                <w:sz w:val="18"/>
+                <w:szCs w:val="18"/>
+              </w:rPr>
+              <w:t xml:space="preserve"> Resolução CNJ nº 370/2021, arts. 21 a 23 e Ato Normativo TJ nº 32/2023, arts. 3º e 8º a 10 — dever de estruturação organizacional formal de TIC, com definição de atribuições regimentais e posicionamento compatível no Poder Judiciário Estadual.</w:t>
+            </w:r>
+          </w:p>
+          <w:p>
+            <w:pPr>
+              <w:jc w:val="both"/>
+              <w:rPr>
+                <w:rFonts w:ascii="Arial" w:eastAsia="Arial" w:hAnsi="Arial" w:cs="Arial"/>
+                <w:b/>
+                <w:bCs/>
+                <w:sz w:val="18"/>
+                <w:szCs w:val="18"/>
+              </w:rPr>
+            </w:pPr>
+          </w:p>
+          <w:p>
+            <w:pPr>
+              <w:jc w:val="both"/>
+              <w:rPr>
+                <w:rFonts w:ascii="Arial" w:hAnsi="Arial" w:cs="Arial"/>
+                <w:sz w:val="18"/>
+                <w:szCs w:val="18"/>
+                <w:vertAlign w:val="superscript"/>
+              </w:rPr>
+            </w:pPr>
+            <w:r>
+              <w:rPr>
+                <w:rFonts w:ascii="Arial" w:hAnsi="Arial" w:cs="Arial"/>
+                <w:b/>
+                <w:sz w:val="18"/>
+                <w:szCs w:val="18"/>
+              </w:rPr>
+              <w:t>Ministério Público Estadual</w:t>
+            </w:r>
+          </w:p>
+          <w:p>
+            <w:pPr>
+              <w:jc w:val="both"/>
+              <w:rPr>
+                <w:rFonts w:ascii="Arial" w:hAnsi="Arial" w:cs="Arial"/>
+                <w:sz w:val="18"/>
+                <w:szCs w:val="18"/>
+                <w:vertAlign w:val="superscript"/>
+              </w:rPr>
+            </w:pPr>
+            <w:r>
+              <w:rPr>
+                <w:rFonts w:ascii="Arial" w:hAnsi="Arial" w:cs="Arial"/>
+                <w:b/>
+                <w:sz w:val="18"/>
+                <w:szCs w:val="18"/>
+              </w:rPr>
+              <w:t>C10:</w:t>
+            </w:r>
+            <w:r>
+              <w:rPr>
+                <w:rFonts w:ascii="Arial" w:hAnsi="Arial" w:cs="Arial"/>
+                <w:sz w:val="18"/>
+                <w:szCs w:val="18"/>
+              </w:rPr>
+              <w:t xml:space="preserve"> Resolução CNMP nº 171/2017, arts. 9º, 16, 18 e 33 e Resoluções GPGJ nº 2.675/2025 e nº 2.785/2026, arts. 7º a 10 e 13 — instituição formal da unidade de TIC, atribuições de gestão e posicionamento estratégico subordinado à alta administração no Ministério Público Estadual.</w:t>
+            </w:r>
+          </w:p>
         </w:tc>
         <w:tc>
           <w:tcPr>
@@ -822,6 +1002,93 @@
                 <w:szCs w:val="18"/>
                 <w:u w:val="single"/>
               </w:rPr>
+              <w:t>Poder Executivo Estadual</w:t>
+            </w:r>
+            <w:r>
+              <w:rPr>
+                <w:rFonts w:ascii="Arial" w:hAnsi="Arial" w:cs="Arial"/>
+                <w:sz w:val="18"/>
+                <w:szCs w:val="18"/>
+              </w:rPr>
+              <w:t xml:space="preserve"> — Determinação para que formalize a área, unidade, setor ou função de TIC em instrumento compatível com a organização, definindo vinculação e responsabilidades essenciais de modo compatível com o porte, a complexidade e a dependência tecnológica da organização [S1.1].</w:t>
+            </w:r>
+          </w:p>
+          <w:p>
+            <w:pPr>
+              <w:jc w:val="both"/>
+              <w:rPr>
+                <w:rFonts w:ascii="Arial" w:hAnsi="Arial" w:cs="Arial"/>
+                <w:sz w:val="18"/>
+                <w:szCs w:val="18"/>
+              </w:rPr>
+            </w:pPr>
+            <w:r>
+              <w:rPr>
+                <w:rFonts w:ascii="Arial" w:hAnsi="Arial" w:cs="Arial"/>
+                <w:b/>
+                <w:bCs/>
+                <w:sz w:val="18"/>
+                <w:szCs w:val="18"/>
+                <w:u w:val="single"/>
+              </w:rPr>
+              <w:t>Poder Judiciário Estadual</w:t>
+            </w:r>
+            <w:r>
+              <w:rPr>
+                <w:rFonts w:ascii="Arial" w:hAnsi="Arial" w:cs="Arial"/>
+                <w:sz w:val="18"/>
+                <w:szCs w:val="18"/>
+              </w:rPr>
+              <w:t xml:space="preserve"> — Determinação para que formalize a área, unidade, setor ou função de TIC em instrumento compatível com a organização, definindo vinculação e responsabilidades essenciais de modo compatível com o porte, a complexidade e a dependência tecnológica da organização [S1.1].</w:t>
+            </w:r>
+          </w:p>
+          <w:p>
+            <w:pPr>
+              <w:jc w:val="both"/>
+              <w:rPr>
+                <w:rFonts w:ascii="Arial" w:hAnsi="Arial" w:cs="Arial"/>
+                <w:sz w:val="18"/>
+                <w:szCs w:val="18"/>
+              </w:rPr>
+            </w:pPr>
+            <w:r>
+              <w:rPr>
+                <w:rFonts w:ascii="Arial" w:hAnsi="Arial" w:cs="Arial"/>
+                <w:b/>
+                <w:bCs/>
+                <w:sz w:val="18"/>
+                <w:szCs w:val="18"/>
+                <w:u w:val="single"/>
+              </w:rPr>
+              <w:t>Ministério Público Estadual</w:t>
+            </w:r>
+            <w:r>
+              <w:rPr>
+                <w:rFonts w:ascii="Arial" w:hAnsi="Arial" w:cs="Arial"/>
+                <w:sz w:val="18"/>
+                <w:szCs w:val="18"/>
+              </w:rPr>
+              <w:t xml:space="preserve"> — Determinação para que formalize a área, unidade, setor ou função de TIC em instrumento compatível com a organização, definindo vinculação e responsabilidades essenciais de modo compatível com o porte, a complexidade e a dependência tecnológica da organização [S1.1].</w:t>
+            </w:r>
+          </w:p>
+          <w:p>
+            <w:pPr>
+              <w:jc w:val="both"/>
+              <w:rPr>
+                <w:rFonts w:ascii="Arial" w:hAnsi="Arial" w:cs="Arial"/>
+                <w:sz w:val="18"/>
+                <w:szCs w:val="18"/>
+              </w:rPr>
+            </w:pPr>
+            <w:r>
+              <w:rPr>
+                <w:rFonts w:ascii="Arial" w:hAnsi="Arial" w:cs="Arial"/>
+                <w:b/>
+                <w:bCs/>
+                <w:sz w:val="18"/>
+                <w:szCs w:val="18"/>
+                <w:u w:val="single"/>
+              </w:rPr>
               <w:t>Comunicação com Recomendação</w:t>
             </w:r>
             <w:r>
@@ -864,6 +1131,93 @@
                 <w:szCs w:val="18"/>
                 <w:u w:val="single"/>
               </w:rPr>
+              <w:t>Poder Executivo Estadual</w:t>
+            </w:r>
+            <w:r>
+              <w:rPr>
+                <w:rFonts w:ascii="Arial" w:hAnsi="Arial" w:cs="Arial"/>
+                <w:sz w:val="18"/>
+                <w:szCs w:val="18"/>
+              </w:rPr>
+              <w:t xml:space="preserve"> — Determinação para que defina formalmente as atribuições da área de TIC, atentando-se, minimamente, em abranger as atividades de planejamento, coordenação, gestão e controle da TIC [S1.2].</w:t>
+            </w:r>
+          </w:p>
+          <w:p>
+            <w:pPr>
+              <w:jc w:val="both"/>
+              <w:rPr>
+                <w:rFonts w:ascii="Arial" w:hAnsi="Arial" w:cs="Arial"/>
+                <w:sz w:val="18"/>
+                <w:szCs w:val="18"/>
+              </w:rPr>
+            </w:pPr>
+            <w:r>
+              <w:rPr>
+                <w:rFonts w:ascii="Arial" w:hAnsi="Arial" w:cs="Arial"/>
+                <w:b/>
+                <w:bCs/>
+                <w:sz w:val="18"/>
+                <w:szCs w:val="18"/>
+                <w:u w:val="single"/>
+              </w:rPr>
+              <w:t>Poder Judiciário Estadual</w:t>
+            </w:r>
+            <w:r>
+              <w:rPr>
+                <w:rFonts w:ascii="Arial" w:hAnsi="Arial" w:cs="Arial"/>
+                <w:sz w:val="18"/>
+                <w:szCs w:val="18"/>
+              </w:rPr>
+              <w:t xml:space="preserve"> — Determinação para que defina formalmente as atribuições da área de TIC, atentando-se, minimamente, em abranger as atividades de planejamento, coordenação, gestão e controle da TIC [S1.2].</w:t>
+            </w:r>
+          </w:p>
+          <w:p>
+            <w:pPr>
+              <w:jc w:val="both"/>
+              <w:rPr>
+                <w:rFonts w:ascii="Arial" w:hAnsi="Arial" w:cs="Arial"/>
+                <w:sz w:val="18"/>
+                <w:szCs w:val="18"/>
+              </w:rPr>
+            </w:pPr>
+            <w:r>
+              <w:rPr>
+                <w:rFonts w:ascii="Arial" w:hAnsi="Arial" w:cs="Arial"/>
+                <w:b/>
+                <w:bCs/>
+                <w:sz w:val="18"/>
+                <w:szCs w:val="18"/>
+                <w:u w:val="single"/>
+              </w:rPr>
+              <w:t>Ministério Público Estadual</w:t>
+            </w:r>
+            <w:r>
+              <w:rPr>
+                <w:rFonts w:ascii="Arial" w:hAnsi="Arial" w:cs="Arial"/>
+                <w:sz w:val="18"/>
+                <w:szCs w:val="18"/>
+              </w:rPr>
+              <w:t xml:space="preserve"> — Determinação para que defina formalmente as atribuições da área de TIC, atentando-se, minimamente, em abranger as atividades de planejamento, coordenação, gestão e controle da TIC [S1.2].</w:t>
+            </w:r>
+          </w:p>
+          <w:p>
+            <w:pPr>
+              <w:jc w:val="both"/>
+              <w:rPr>
+                <w:rFonts w:ascii="Arial" w:hAnsi="Arial" w:cs="Arial"/>
+                <w:sz w:val="18"/>
+                <w:szCs w:val="18"/>
+              </w:rPr>
+            </w:pPr>
+            <w:r>
+              <w:rPr>
+                <w:rFonts w:ascii="Arial" w:hAnsi="Arial" w:cs="Arial"/>
+                <w:b/>
+                <w:bCs/>
+                <w:sz w:val="18"/>
+                <w:szCs w:val="18"/>
+                <w:u w:val="single"/>
+              </w:rPr>
               <w:t>Comunicação com Recomendação</w:t>
             </w:r>
             <w:r>
@@ -873,6 +1227,93 @@
                 <w:szCs w:val="18"/>
               </w:rPr>
               <w:t xml:space="preserve"> para que avalie o posicionamento organizacional da área de TIC e adote, quando necessário, medidas para assegurar interlocução adequada com a alta administração e participação nas decisões estratégicas, orçamentárias, contratuais e de gestão de riscos relacionadas à tecnologia da informação [S1.3].</w:t>
+            </w:r>
+          </w:p>
+          <w:p>
+            <w:pPr>
+              <w:jc w:val="both"/>
+              <w:rPr>
+                <w:rFonts w:ascii="Arial" w:hAnsi="Arial" w:cs="Arial"/>
+                <w:sz w:val="18"/>
+                <w:szCs w:val="18"/>
+              </w:rPr>
+            </w:pPr>
+            <w:r>
+              <w:rPr>
+                <w:rFonts w:ascii="Arial" w:hAnsi="Arial" w:cs="Arial"/>
+                <w:b/>
+                <w:bCs/>
+                <w:sz w:val="18"/>
+                <w:szCs w:val="18"/>
+                <w:u w:val="single"/>
+              </w:rPr>
+              <w:t>Poder Executivo Estadual</w:t>
+            </w:r>
+            <w:r>
+              <w:rPr>
+                <w:rFonts w:ascii="Arial" w:hAnsi="Arial" w:cs="Arial"/>
+                <w:sz w:val="18"/>
+                <w:szCs w:val="18"/>
+              </w:rPr>
+              <w:t xml:space="preserve"> — Recomendação para que avalie o posicionamento organizacional da área de TIC e adote, quando necessário, medidas para assegurar interlocução adequada com a alta administração e participação nas decisões estratégicas, orçamentárias, contratuais e de gestão de riscos relacionadas à tecnologia da informação [S1.3].</w:t>
+            </w:r>
+          </w:p>
+          <w:p>
+            <w:pPr>
+              <w:jc w:val="both"/>
+              <w:rPr>
+                <w:rFonts w:ascii="Arial" w:hAnsi="Arial" w:cs="Arial"/>
+                <w:sz w:val="18"/>
+                <w:szCs w:val="18"/>
+              </w:rPr>
+            </w:pPr>
+            <w:r>
+              <w:rPr>
+                <w:rFonts w:ascii="Arial" w:hAnsi="Arial" w:cs="Arial"/>
+                <w:b/>
+                <w:bCs/>
+                <w:sz w:val="18"/>
+                <w:szCs w:val="18"/>
+                <w:u w:val="single"/>
+              </w:rPr>
+              <w:t>Poder Judiciário Estadual</w:t>
+            </w:r>
+            <w:r>
+              <w:rPr>
+                <w:rFonts w:ascii="Arial" w:hAnsi="Arial" w:cs="Arial"/>
+                <w:sz w:val="18"/>
+                <w:szCs w:val="18"/>
+              </w:rPr>
+              <w:t xml:space="preserve"> — Recomendação para que avalie o posicionamento organizacional da área de TIC e adote, quando necessário, medidas para assegurar interlocução adequada com a alta administração e participação nas decisões estratégicas, orçamentárias, contratuais e de gestão de riscos relacionadas à tecnologia da informação [S1.3].</w:t>
+            </w:r>
+          </w:p>
+          <w:p>
+            <w:pPr>
+              <w:jc w:val="both"/>
+              <w:rPr>
+                <w:rFonts w:ascii="Arial" w:hAnsi="Arial" w:cs="Arial"/>
+                <w:sz w:val="18"/>
+                <w:szCs w:val="18"/>
+              </w:rPr>
+            </w:pPr>
+            <w:r>
+              <w:rPr>
+                <w:rFonts w:ascii="Arial" w:hAnsi="Arial" w:cs="Arial"/>
+                <w:b/>
+                <w:bCs/>
+                <w:sz w:val="18"/>
+                <w:szCs w:val="18"/>
+                <w:u w:val="single"/>
+              </w:rPr>
+              <w:t>Ministério Público Estadual</w:t>
+            </w:r>
+            <w:r>
+              <w:rPr>
+                <w:rFonts w:ascii="Arial" w:hAnsi="Arial" w:cs="Arial"/>
+                <w:sz w:val="18"/>
+                <w:szCs w:val="18"/>
+              </w:rPr>
+              <w:t xml:space="preserve"> — Recomendação para que avalie o posicionamento organizacional da área de TIC e adote, quando necessário, medidas para assegurar interlocução adequada com a alta administração e participação nas decisões estratégicas, orçamentárias, contratuais e de gestão de riscos relacionadas à tecnologia da informação [S1.3].</w:t>
             </w:r>
           </w:p>
         </w:tc>
@@ -1313,6 +1754,186 @@
               <w:t/>
             </w:r>
           </w:p>
+          <w:p>
+            <w:pPr>
+              <w:jc w:val="both"/>
+              <w:rPr>
+                <w:rFonts w:ascii="Arial" w:eastAsia="Arial" w:hAnsi="Arial" w:cs="Arial"/>
+                <w:b/>
+                <w:bCs/>
+                <w:sz w:val="18"/>
+                <w:szCs w:val="18"/>
+              </w:rPr>
+            </w:pPr>
+          </w:p>
+          <w:p>
+            <w:pPr>
+              <w:jc w:val="both"/>
+              <w:rPr>
+                <w:rFonts w:ascii="Arial" w:hAnsi="Arial" w:cs="Arial"/>
+                <w:sz w:val="18"/>
+                <w:szCs w:val="18"/>
+                <w:vertAlign w:val="superscript"/>
+              </w:rPr>
+            </w:pPr>
+            <w:r>
+              <w:rPr>
+                <w:rFonts w:ascii="Arial" w:hAnsi="Arial" w:cs="Arial"/>
+                <w:b/>
+                <w:sz w:val="18"/>
+                <w:szCs w:val="18"/>
+              </w:rPr>
+              <w:t>Poder Executivo Estadual</w:t>
+            </w:r>
+          </w:p>
+          <w:p>
+            <w:pPr>
+              <w:jc w:val="both"/>
+              <w:rPr>
+                <w:rFonts w:ascii="Arial" w:hAnsi="Arial" w:cs="Arial"/>
+                <w:sz w:val="18"/>
+                <w:szCs w:val="18"/>
+                <w:vertAlign w:val="superscript"/>
+              </w:rPr>
+            </w:pPr>
+            <w:r>
+              <w:rPr>
+                <w:rFonts w:ascii="Arial" w:hAnsi="Arial" w:cs="Arial"/>
+                <w:b/>
+                <w:sz w:val="18"/>
+                <w:szCs w:val="18"/>
+              </w:rPr>
+              <w:t>C5:</w:t>
+            </w:r>
+            <w:r>
+              <w:rPr>
+                <w:rFonts w:ascii="Arial" w:hAnsi="Arial" w:cs="Arial"/>
+                <w:sz w:val="18"/>
+                <w:szCs w:val="18"/>
+              </w:rPr>
+              <w:t xml:space="preserve"> Portaria PRODERJ/PRE nº 825/2021, Anexo C, arts. 2º, 5º, 6º, 13 e 14 e Decreto Estadual nº 46.644/2019, arts. 3º e 4º — instituição obrigatória do Comitê Permanente do PEDTIC com composição multidisciplinar, definição de metas, indicadores e registros formais das deliberações no Poder Executivo Estadual.</w:t>
+            </w:r>
+          </w:p>
+          <w:p>
+            <w:pPr>
+              <w:jc w:val="both"/>
+              <w:rPr>
+                <w:rFonts w:ascii="Arial" w:eastAsia="Arial" w:hAnsi="Arial" w:cs="Arial"/>
+                <w:b/>
+                <w:bCs/>
+                <w:sz w:val="18"/>
+                <w:szCs w:val="18"/>
+              </w:rPr>
+            </w:pPr>
+          </w:p>
+          <w:p>
+            <w:pPr>
+              <w:jc w:val="both"/>
+              <w:rPr>
+                <w:rFonts w:ascii="Arial" w:hAnsi="Arial" w:cs="Arial"/>
+                <w:sz w:val="18"/>
+                <w:szCs w:val="18"/>
+                <w:vertAlign w:val="superscript"/>
+              </w:rPr>
+            </w:pPr>
+            <w:r>
+              <w:rPr>
+                <w:rFonts w:ascii="Arial" w:hAnsi="Arial" w:cs="Arial"/>
+                <w:b/>
+                <w:sz w:val="18"/>
+                <w:szCs w:val="18"/>
+              </w:rPr>
+              <w:t>Poder Judiciário Estadual</w:t>
+            </w:r>
+          </w:p>
+          <w:p>
+            <w:pPr>
+              <w:jc w:val="both"/>
+              <w:rPr>
+                <w:rFonts w:ascii="Arial" w:hAnsi="Arial" w:cs="Arial"/>
+                <w:sz w:val="18"/>
+                <w:szCs w:val="18"/>
+                <w:vertAlign w:val="superscript"/>
+              </w:rPr>
+            </w:pPr>
+            <w:r>
+              <w:rPr>
+                <w:rFonts w:ascii="Arial" w:hAnsi="Arial" w:cs="Arial"/>
+                <w:b/>
+                <w:sz w:val="18"/>
+                <w:szCs w:val="18"/>
+              </w:rPr>
+              <w:t>C6:</w:t>
+            </w:r>
+            <w:r>
+              <w:rPr>
+                <w:rFonts w:ascii="Arial" w:hAnsi="Arial" w:cs="Arial"/>
+                <w:sz w:val="18"/>
+                <w:szCs w:val="18"/>
+              </w:rPr>
+              <w:t xml:space="preserve"> Resolução CNJ nº 370/2021, arts. 7º, 8º, 42, 44, 46 e 48 e Atos Normativos TJ nº 27/2022 e nº 32/2023 — instituição obrigatória do Comitê de Governança de TIC (CGTIC), metas, indicadores estratégicos e reuniões periódicas no Poder Judiciário Estadual.</w:t>
+            </w:r>
+          </w:p>
+          <w:p>
+            <w:pPr>
+              <w:jc w:val="both"/>
+              <w:rPr>
+                <w:rFonts w:ascii="Arial" w:eastAsia="Arial" w:hAnsi="Arial" w:cs="Arial"/>
+                <w:b/>
+                <w:bCs/>
+                <w:sz w:val="18"/>
+                <w:szCs w:val="18"/>
+              </w:rPr>
+            </w:pPr>
+          </w:p>
+          <w:p>
+            <w:pPr>
+              <w:jc w:val="both"/>
+              <w:rPr>
+                <w:rFonts w:ascii="Arial" w:hAnsi="Arial" w:cs="Arial"/>
+                <w:sz w:val="18"/>
+                <w:szCs w:val="18"/>
+                <w:vertAlign w:val="superscript"/>
+              </w:rPr>
+            </w:pPr>
+            <w:r>
+              <w:rPr>
+                <w:rFonts w:ascii="Arial" w:hAnsi="Arial" w:cs="Arial"/>
+                <w:b/>
+                <w:sz w:val="18"/>
+                <w:szCs w:val="18"/>
+              </w:rPr>
+              <w:t>Ministério Público Estadual</w:t>
+            </w:r>
+          </w:p>
+          <w:p>
+            <w:pPr>
+              <w:jc w:val="both"/>
+              <w:rPr>
+                <w:rFonts w:ascii="Arial" w:hAnsi="Arial" w:cs="Arial"/>
+                <w:sz w:val="18"/>
+                <w:szCs w:val="18"/>
+                <w:vertAlign w:val="superscript"/>
+              </w:rPr>
+            </w:pPr>
+            <w:r>
+              <w:rPr>
+                <w:rFonts w:ascii="Arial" w:hAnsi="Arial" w:cs="Arial"/>
+                <w:b/>
+                <w:sz w:val="18"/>
+                <w:szCs w:val="18"/>
+              </w:rPr>
+              <w:t>C7:</w:t>
+            </w:r>
+            <w:r>
+              <w:rPr>
+                <w:rFonts w:ascii="Arial" w:hAnsi="Arial" w:cs="Arial"/>
+                <w:sz w:val="18"/>
+                <w:szCs w:val="18"/>
+              </w:rPr>
+              <w:t xml:space="preserve"> Resolução CNMP nº 171/2017, arts. 11 a 14 e Resoluções GPGJ nº 2.540/2023 e nº 2.785/2026 — instituição obrigatória do Comitê Estratégico de TI (CETI), metas, reuniões trimestrais e relatório anual no Ministério Público Estadual.</w:t>
+            </w:r>
+          </w:p>
         </w:tc>
         <w:tc>
           <w:tcPr>
@@ -1635,6 +2256,93 @@
                 <w:szCs w:val="18"/>
                 <w:u w:val="single"/>
               </w:rPr>
+              <w:t>Poder Executivo Estadual</w:t>
+            </w:r>
+            <w:r>
+              <w:rPr>
+                <w:rFonts w:ascii="Arial" w:hAnsi="Arial" w:cs="Arial"/>
+                <w:sz w:val="18"/>
+                <w:szCs w:val="18"/>
+              </w:rPr>
+              <w:t xml:space="preserve"> — Recomendação para que estabeleça objetivos, indicadores e metas para a gestão de TIC, de modo a possibilitar o acompanhamento periódico do desempenho da TIC pela alta administração [S2.1].</w:t>
+            </w:r>
+          </w:p>
+          <w:p>
+            <w:pPr>
+              <w:jc w:val="both"/>
+              <w:rPr>
+                <w:rFonts w:ascii="Arial" w:hAnsi="Arial" w:cs="Arial"/>
+                <w:sz w:val="18"/>
+                <w:szCs w:val="18"/>
+              </w:rPr>
+            </w:pPr>
+            <w:r>
+              <w:rPr>
+                <w:rFonts w:ascii="Arial" w:hAnsi="Arial" w:cs="Arial"/>
+                <w:b/>
+                <w:bCs/>
+                <w:sz w:val="18"/>
+                <w:szCs w:val="18"/>
+                <w:u w:val="single"/>
+              </w:rPr>
+              <w:t>Poder Judiciário Estadual</w:t>
+            </w:r>
+            <w:r>
+              <w:rPr>
+                <w:rFonts w:ascii="Arial" w:hAnsi="Arial" w:cs="Arial"/>
+                <w:sz w:val="18"/>
+                <w:szCs w:val="18"/>
+              </w:rPr>
+              <w:t xml:space="preserve"> — Determinação para que estabeleça objetivos, indicadores e metas para a gestão de TIC, de modo a possibilitar o acompanhamento periódico do desempenho da TIC pela alta administração [S2.1].</w:t>
+            </w:r>
+          </w:p>
+          <w:p>
+            <w:pPr>
+              <w:jc w:val="both"/>
+              <w:rPr>
+                <w:rFonts w:ascii="Arial" w:hAnsi="Arial" w:cs="Arial"/>
+                <w:sz w:val="18"/>
+                <w:szCs w:val="18"/>
+              </w:rPr>
+            </w:pPr>
+            <w:r>
+              <w:rPr>
+                <w:rFonts w:ascii="Arial" w:hAnsi="Arial" w:cs="Arial"/>
+                <w:b/>
+                <w:bCs/>
+                <w:sz w:val="18"/>
+                <w:szCs w:val="18"/>
+                <w:u w:val="single"/>
+              </w:rPr>
+              <w:t>Ministério Público Estadual</w:t>
+            </w:r>
+            <w:r>
+              <w:rPr>
+                <w:rFonts w:ascii="Arial" w:hAnsi="Arial" w:cs="Arial"/>
+                <w:sz w:val="18"/>
+                <w:szCs w:val="18"/>
+              </w:rPr>
+              <w:t xml:space="preserve"> — Determinação para que estabeleça objetivos, indicadores e metas para a gestão de TIC, de modo a possibilitar o acompanhamento periódico do desempenho da TIC pela alta administração [S2.1].</w:t>
+            </w:r>
+          </w:p>
+          <w:p>
+            <w:pPr>
+              <w:jc w:val="both"/>
+              <w:rPr>
+                <w:rFonts w:ascii="Arial" w:hAnsi="Arial" w:cs="Arial"/>
+                <w:sz w:val="18"/>
+                <w:szCs w:val="18"/>
+              </w:rPr>
+            </w:pPr>
+            <w:r>
+              <w:rPr>
+                <w:rFonts w:ascii="Arial" w:hAnsi="Arial" w:cs="Arial"/>
+                <w:b/>
+                <w:bCs/>
+                <w:sz w:val="18"/>
+                <w:szCs w:val="18"/>
+                <w:u w:val="single"/>
+              </w:rPr>
               <w:t>Comunicação com Determinação</w:t>
             </w:r>
             <w:r>
@@ -1677,6 +2385,93 @@
                 <w:szCs w:val="18"/>
                 <w:u w:val="single"/>
               </w:rPr>
+              <w:t>Poder Executivo Estadual</w:t>
+            </w:r>
+            <w:r>
+              <w:rPr>
+                <w:rFonts w:ascii="Arial" w:hAnsi="Arial" w:cs="Arial"/>
+                <w:sz w:val="18"/>
+                <w:szCs w:val="18"/>
+              </w:rPr>
+              <w:t xml:space="preserve"> — Determinação para que institua formalmente Comitê de TIC ou instância colegiada equivalente, compatível com o porte e a estrutura decisória da organização, definindo em seu ato constitutivo, minimamente, a participação de representantes de áreas relevantes da organização, suas competências, a periodicidade de reuniões, a forma de registro das deliberações e os mecanismos de acompanhamento dos encaminhamentos [S2.2].</w:t>
+            </w:r>
+          </w:p>
+          <w:p>
+            <w:pPr>
+              <w:jc w:val="both"/>
+              <w:rPr>
+                <w:rFonts w:ascii="Arial" w:hAnsi="Arial" w:cs="Arial"/>
+                <w:sz w:val="18"/>
+                <w:szCs w:val="18"/>
+              </w:rPr>
+            </w:pPr>
+            <w:r>
+              <w:rPr>
+                <w:rFonts w:ascii="Arial" w:hAnsi="Arial" w:cs="Arial"/>
+                <w:b/>
+                <w:bCs/>
+                <w:sz w:val="18"/>
+                <w:szCs w:val="18"/>
+                <w:u w:val="single"/>
+              </w:rPr>
+              <w:t>Poder Judiciário Estadual</w:t>
+            </w:r>
+            <w:r>
+              <w:rPr>
+                <w:rFonts w:ascii="Arial" w:hAnsi="Arial" w:cs="Arial"/>
+                <w:sz w:val="18"/>
+                <w:szCs w:val="18"/>
+              </w:rPr>
+              <w:t xml:space="preserve"> — Determinação para que institua formalmente Comitê de TIC ou instância colegiada equivalente, compatível com o porte e a estrutura decisória da organização, definindo em seu ato constitutivo, minimamente, a participação de representantes de áreas relevantes da organização, suas competências, a periodicidade de reuniões, a forma de registro das deliberações e os mecanismos de acompanhamento dos encaminhamentos [S2.2].</w:t>
+            </w:r>
+          </w:p>
+          <w:p>
+            <w:pPr>
+              <w:jc w:val="both"/>
+              <w:rPr>
+                <w:rFonts w:ascii="Arial" w:hAnsi="Arial" w:cs="Arial"/>
+                <w:sz w:val="18"/>
+                <w:szCs w:val="18"/>
+              </w:rPr>
+            </w:pPr>
+            <w:r>
+              <w:rPr>
+                <w:rFonts w:ascii="Arial" w:hAnsi="Arial" w:cs="Arial"/>
+                <w:b/>
+                <w:bCs/>
+                <w:sz w:val="18"/>
+                <w:szCs w:val="18"/>
+                <w:u w:val="single"/>
+              </w:rPr>
+              <w:t>Ministério Público Estadual</w:t>
+            </w:r>
+            <w:r>
+              <w:rPr>
+                <w:rFonts w:ascii="Arial" w:hAnsi="Arial" w:cs="Arial"/>
+                <w:sz w:val="18"/>
+                <w:szCs w:val="18"/>
+              </w:rPr>
+              <w:t xml:space="preserve"> — Determinação para que institua formalmente Comitê de TIC ou instância colegiada equivalente, compatível com o porte e a estrutura decisória da organização, definindo em seu ato constitutivo, minimamente, a participação de representantes de áreas relevantes da organização, suas competências, a periodicidade de reuniões, a forma de registro das deliberações e os mecanismos de acompanhamento dos encaminhamentos [S2.2].</w:t>
+            </w:r>
+          </w:p>
+          <w:p>
+            <w:pPr>
+              <w:jc w:val="both"/>
+              <w:rPr>
+                <w:rFonts w:ascii="Arial" w:hAnsi="Arial" w:cs="Arial"/>
+                <w:sz w:val="18"/>
+                <w:szCs w:val="18"/>
+              </w:rPr>
+            </w:pPr>
+            <w:r>
+              <w:rPr>
+                <w:rFonts w:ascii="Arial" w:hAnsi="Arial" w:cs="Arial"/>
+                <w:b/>
+                <w:bCs/>
+                <w:sz w:val="18"/>
+                <w:szCs w:val="18"/>
+                <w:u w:val="single"/>
+              </w:rPr>
               <w:t>Comunicação com Determinação</w:t>
             </w:r>
             <w:r>
@@ -1686,6 +2481,93 @@
                 <w:szCs w:val="18"/>
               </w:rPr>
               <w:t xml:space="preserve"> para que assegure o funcionamento efetivo do Comitê de TIC ou instância colegiada equivalente, mediante o exercício das competências previstas em seu ato constitutivo, com registro das deliberações e acompanhamento dos respectivos encaminhamentos [S2.3].</w:t>
+            </w:r>
+          </w:p>
+          <w:p>
+            <w:pPr>
+              <w:jc w:val="both"/>
+              <w:rPr>
+                <w:rFonts w:ascii="Arial" w:hAnsi="Arial" w:cs="Arial"/>
+                <w:sz w:val="18"/>
+                <w:szCs w:val="18"/>
+              </w:rPr>
+            </w:pPr>
+            <w:r>
+              <w:rPr>
+                <w:rFonts w:ascii="Arial" w:hAnsi="Arial" w:cs="Arial"/>
+                <w:b/>
+                <w:bCs/>
+                <w:sz w:val="18"/>
+                <w:szCs w:val="18"/>
+                <w:u w:val="single"/>
+              </w:rPr>
+              <w:t>Poder Executivo Estadual</w:t>
+            </w:r>
+            <w:r>
+              <w:rPr>
+                <w:rFonts w:ascii="Arial" w:hAnsi="Arial" w:cs="Arial"/>
+                <w:sz w:val="18"/>
+                <w:szCs w:val="18"/>
+              </w:rPr>
+              <w:t xml:space="preserve"> — Determinação para que assegure o funcionamento efetivo do Comitê de TIC ou instância colegiada equivalente, mediante o exercício das competências previstas em seu ato constitutivo, com registro das deliberações e acompanhamento dos respectivos encaminhamentos [S2.3].</w:t>
+            </w:r>
+          </w:p>
+          <w:p>
+            <w:pPr>
+              <w:jc w:val="both"/>
+              <w:rPr>
+                <w:rFonts w:ascii="Arial" w:hAnsi="Arial" w:cs="Arial"/>
+                <w:sz w:val="18"/>
+                <w:szCs w:val="18"/>
+              </w:rPr>
+            </w:pPr>
+            <w:r>
+              <w:rPr>
+                <w:rFonts w:ascii="Arial" w:hAnsi="Arial" w:cs="Arial"/>
+                <w:b/>
+                <w:bCs/>
+                <w:sz w:val="18"/>
+                <w:szCs w:val="18"/>
+                <w:u w:val="single"/>
+              </w:rPr>
+              <w:t>Poder Judiciário Estadual</w:t>
+            </w:r>
+            <w:r>
+              <w:rPr>
+                <w:rFonts w:ascii="Arial" w:hAnsi="Arial" w:cs="Arial"/>
+                <w:sz w:val="18"/>
+                <w:szCs w:val="18"/>
+              </w:rPr>
+              <w:t xml:space="preserve"> — Determinação para que assegure o funcionamento efetivo do Comitê de TIC ou instância colegiada equivalente, mediante o exercício das competências previstas em seu ato constitutivo, com registro das deliberações e acompanhamento dos respectivos encaminhamentos [S2.3].</w:t>
+            </w:r>
+          </w:p>
+          <w:p>
+            <w:pPr>
+              <w:jc w:val="both"/>
+              <w:rPr>
+                <w:rFonts w:ascii="Arial" w:hAnsi="Arial" w:cs="Arial"/>
+                <w:sz w:val="18"/>
+                <w:szCs w:val="18"/>
+              </w:rPr>
+            </w:pPr>
+            <w:r>
+              <w:rPr>
+                <w:rFonts w:ascii="Arial" w:hAnsi="Arial" w:cs="Arial"/>
+                <w:b/>
+                <w:bCs/>
+                <w:sz w:val="18"/>
+                <w:szCs w:val="18"/>
+                <w:u w:val="single"/>
+              </w:rPr>
+              <w:t>Ministério Público Estadual</w:t>
+            </w:r>
+            <w:r>
+              <w:rPr>
+                <w:rFonts w:ascii="Arial" w:hAnsi="Arial" w:cs="Arial"/>
+                <w:sz w:val="18"/>
+                <w:szCs w:val="18"/>
+              </w:rPr>
+              <w:t xml:space="preserve"> — Determinação para que assegure o funcionamento efetivo do Comitê de TIC ou instância colegiada equivalente, mediante o exercício das competências previstas em seu ato constitutivo, com registro das deliberações e acompanhamento dos respectivos encaminhamentos [S2.3].</w:t>
             </w:r>
           </w:p>
         </w:tc>
@@ -2126,6 +3008,186 @@
               <w:t xml:space="preserve"> elaborar e manter orçamento de TIC alinhado ao portfólio, ao planejamento e às prioridades aprovadas.</w:t>
             </w:r>
           </w:p>
+          <w:p>
+            <w:pPr>
+              <w:jc w:val="both"/>
+              <w:rPr>
+                <w:rFonts w:ascii="Arial" w:eastAsia="Arial" w:hAnsi="Arial" w:cs="Arial"/>
+                <w:b/>
+                <w:bCs/>
+                <w:sz w:val="18"/>
+                <w:szCs w:val="18"/>
+              </w:rPr>
+            </w:pPr>
+          </w:p>
+          <w:p>
+            <w:pPr>
+              <w:jc w:val="both"/>
+              <w:rPr>
+                <w:rFonts w:ascii="Arial" w:hAnsi="Arial" w:cs="Arial"/>
+                <w:sz w:val="18"/>
+                <w:szCs w:val="18"/>
+                <w:vertAlign w:val="superscript"/>
+              </w:rPr>
+            </w:pPr>
+            <w:r>
+              <w:rPr>
+                <w:rFonts w:ascii="Arial" w:hAnsi="Arial" w:cs="Arial"/>
+                <w:b/>
+                <w:sz w:val="18"/>
+                <w:szCs w:val="18"/>
+              </w:rPr>
+              <w:t>Poder Executivo Estadual</w:t>
+            </w:r>
+          </w:p>
+          <w:p>
+            <w:pPr>
+              <w:jc w:val="both"/>
+              <w:rPr>
+                <w:rFonts w:ascii="Arial" w:hAnsi="Arial" w:cs="Arial"/>
+                <w:sz w:val="18"/>
+                <w:szCs w:val="18"/>
+                <w:vertAlign w:val="superscript"/>
+              </w:rPr>
+            </w:pPr>
+            <w:r>
+              <w:rPr>
+                <w:rFonts w:ascii="Arial" w:hAnsi="Arial" w:cs="Arial"/>
+                <w:b/>
+                <w:sz w:val="18"/>
+                <w:szCs w:val="18"/>
+              </w:rPr>
+              <w:t>C5:</w:t>
+            </w:r>
+            <w:r>
+              <w:rPr>
+                <w:rFonts w:ascii="Arial" w:hAnsi="Arial" w:cs="Arial"/>
+                <w:sz w:val="18"/>
+                <w:szCs w:val="18"/>
+              </w:rPr>
+              <w:t xml:space="preserve"> Portaria PRODERJ/PRE nº 825/2021, arts. 1º a 5º e Anexo C, arts. 1º a 14, e IN PRODERJ/PRE nº 05/2024, art. 5º — obrigatoriedade de elaboração, alinhamento institucional, aprovação pela autoridade máxima, integração com orçamento/PCA e revisão periódica do PEDTIC no Poder Executivo Estadual.</w:t>
+            </w:r>
+          </w:p>
+          <w:p>
+            <w:pPr>
+              <w:jc w:val="both"/>
+              <w:rPr>
+                <w:rFonts w:ascii="Arial" w:eastAsia="Arial" w:hAnsi="Arial" w:cs="Arial"/>
+                <w:b/>
+                <w:bCs/>
+                <w:sz w:val="18"/>
+                <w:szCs w:val="18"/>
+              </w:rPr>
+            </w:pPr>
+          </w:p>
+          <w:p>
+            <w:pPr>
+              <w:jc w:val="both"/>
+              <w:rPr>
+                <w:rFonts w:ascii="Arial" w:hAnsi="Arial" w:cs="Arial"/>
+                <w:sz w:val="18"/>
+                <w:szCs w:val="18"/>
+                <w:vertAlign w:val="superscript"/>
+              </w:rPr>
+            </w:pPr>
+            <w:r>
+              <w:rPr>
+                <w:rFonts w:ascii="Arial" w:hAnsi="Arial" w:cs="Arial"/>
+                <w:b/>
+                <w:sz w:val="18"/>
+                <w:szCs w:val="18"/>
+              </w:rPr>
+              <w:t>Poder Judiciário Estadual</w:t>
+            </w:r>
+          </w:p>
+          <w:p>
+            <w:pPr>
+              <w:jc w:val="both"/>
+              <w:rPr>
+                <w:rFonts w:ascii="Arial" w:hAnsi="Arial" w:cs="Arial"/>
+                <w:sz w:val="18"/>
+                <w:szCs w:val="18"/>
+                <w:vertAlign w:val="superscript"/>
+              </w:rPr>
+            </w:pPr>
+            <w:r>
+              <w:rPr>
+                <w:rFonts w:ascii="Arial" w:hAnsi="Arial" w:cs="Arial"/>
+                <w:b/>
+                <w:sz w:val="18"/>
+                <w:szCs w:val="18"/>
+              </w:rPr>
+              <w:t>C6:</w:t>
+            </w:r>
+            <w:r>
+              <w:rPr>
+                <w:rFonts w:ascii="Arial" w:hAnsi="Arial" w:cs="Arial"/>
+                <w:sz w:val="18"/>
+                <w:szCs w:val="18"/>
+              </w:rPr>
+              <w:t xml:space="preserve"> Resolução CNJ nº 370/2021, arts. 6º a 8º, 42, 46 e 48 e Atos Normativos TJ nº 32/2023 e nº 27/2022 — rito de elaboração, alinhamento, aprovação pela Presidência, integração orçamentária e acompanhamento do PDTIC no Poder Judiciário Estadual.</w:t>
+            </w:r>
+          </w:p>
+          <w:p>
+            <w:pPr>
+              <w:jc w:val="both"/>
+              <w:rPr>
+                <w:rFonts w:ascii="Arial" w:eastAsia="Arial" w:hAnsi="Arial" w:cs="Arial"/>
+                <w:b/>
+                <w:bCs/>
+                <w:sz w:val="18"/>
+                <w:szCs w:val="18"/>
+              </w:rPr>
+            </w:pPr>
+          </w:p>
+          <w:p>
+            <w:pPr>
+              <w:jc w:val="both"/>
+              <w:rPr>
+                <w:rFonts w:ascii="Arial" w:hAnsi="Arial" w:cs="Arial"/>
+                <w:sz w:val="18"/>
+                <w:szCs w:val="18"/>
+                <w:vertAlign w:val="superscript"/>
+              </w:rPr>
+            </w:pPr>
+            <w:r>
+              <w:rPr>
+                <w:rFonts w:ascii="Arial" w:hAnsi="Arial" w:cs="Arial"/>
+                <w:b/>
+                <w:sz w:val="18"/>
+                <w:szCs w:val="18"/>
+              </w:rPr>
+              <w:t>Ministério Público Estadual</w:t>
+            </w:r>
+          </w:p>
+          <w:p>
+            <w:pPr>
+              <w:jc w:val="both"/>
+              <w:rPr>
+                <w:rFonts w:ascii="Arial" w:hAnsi="Arial" w:cs="Arial"/>
+                <w:sz w:val="18"/>
+                <w:szCs w:val="18"/>
+                <w:vertAlign w:val="superscript"/>
+              </w:rPr>
+            </w:pPr>
+            <w:r>
+              <w:rPr>
+                <w:rFonts w:ascii="Arial" w:hAnsi="Arial" w:cs="Arial"/>
+                <w:b/>
+                <w:sz w:val="18"/>
+                <w:szCs w:val="18"/>
+              </w:rPr>
+              <w:t>C7:</w:t>
+            </w:r>
+            <w:r>
+              <w:rPr>
+                <w:rFonts w:ascii="Arial" w:hAnsi="Arial" w:cs="Arial"/>
+                <w:sz w:val="18"/>
+                <w:szCs w:val="18"/>
+              </w:rPr>
+              <w:t xml:space="preserve"> Resolução CNMP nº 171/2017, arts. 9º, 11, 12, 14 e 16, Resolução CNMP nº 283/2024, arts. 4º a 6º e Resoluções GPGJ nº 2.785/2026 e nº 2.540/2023 — rito de elaboração, alinhamento institucional, aprovação pelo PGJ, integração orçamentária/PAC e acompanhamento do PETI/PDTI no Ministério Público Estadual.</w:t>
+            </w:r>
+          </w:p>
         </w:tc>
         <w:tc>
           <w:tcPr>
@@ -2584,6 +3646,93 @@
                 <w:szCs w:val="18"/>
                 <w:u w:val="single"/>
               </w:rPr>
+              <w:t>Poder Executivo Estadual</w:t>
+            </w:r>
+            <w:r>
+              <w:rPr>
+                <w:rFonts w:ascii="Arial" w:hAnsi="Arial" w:cs="Arial"/>
+                <w:sz w:val="18"/>
+                <w:szCs w:val="18"/>
+              </w:rPr>
+              <w:t xml:space="preserve"> — Determinação para que institua processo formal de planejamento de TIC, compatível com o porte e a complexidade da organização, que assegure a elaboração e manutenção de plano de TIC, atentando-se, minimamente, em definir etapas, responsabilidades e participação das áreas demandantes [S3.1].</w:t>
+            </w:r>
+          </w:p>
+          <w:p>
+            <w:pPr>
+              <w:jc w:val="both"/>
+              <w:rPr>
+                <w:rFonts w:ascii="Arial" w:hAnsi="Arial" w:cs="Arial"/>
+                <w:sz w:val="18"/>
+                <w:szCs w:val="18"/>
+              </w:rPr>
+            </w:pPr>
+            <w:r>
+              <w:rPr>
+                <w:rFonts w:ascii="Arial" w:hAnsi="Arial" w:cs="Arial"/>
+                <w:b/>
+                <w:bCs/>
+                <w:sz w:val="18"/>
+                <w:szCs w:val="18"/>
+                <w:u w:val="single"/>
+              </w:rPr>
+              <w:t>Poder Judiciário Estadual</w:t>
+            </w:r>
+            <w:r>
+              <w:rPr>
+                <w:rFonts w:ascii="Arial" w:hAnsi="Arial" w:cs="Arial"/>
+                <w:sz w:val="18"/>
+                <w:szCs w:val="18"/>
+              </w:rPr>
+              <w:t xml:space="preserve"> — Determinação para que institua processo formal de planejamento de TIC, compatível com o porte e a complexidade da organização, que assegure a elaboração e manutenção de plano de TIC, atentando-se, minimamente, em definir etapas, responsabilidades e participação das áreas demandantes [S3.1].</w:t>
+            </w:r>
+          </w:p>
+          <w:p>
+            <w:pPr>
+              <w:jc w:val="both"/>
+              <w:rPr>
+                <w:rFonts w:ascii="Arial" w:hAnsi="Arial" w:cs="Arial"/>
+                <w:sz w:val="18"/>
+                <w:szCs w:val="18"/>
+              </w:rPr>
+            </w:pPr>
+            <w:r>
+              <w:rPr>
+                <w:rFonts w:ascii="Arial" w:hAnsi="Arial" w:cs="Arial"/>
+                <w:b/>
+                <w:bCs/>
+                <w:sz w:val="18"/>
+                <w:szCs w:val="18"/>
+                <w:u w:val="single"/>
+              </w:rPr>
+              <w:t>Ministério Público Estadual</w:t>
+            </w:r>
+            <w:r>
+              <w:rPr>
+                <w:rFonts w:ascii="Arial" w:hAnsi="Arial" w:cs="Arial"/>
+                <w:sz w:val="18"/>
+                <w:szCs w:val="18"/>
+              </w:rPr>
+              <w:t xml:space="preserve"> — Determinação para que institua processo formal de planejamento de TIC, compatível com o porte e a complexidade da organização, que assegure a elaboração e manutenção de plano de TIC, atentando-se, minimamente, em definir etapas, responsabilidades e participação das áreas demandantes [S3.1].</w:t>
+            </w:r>
+          </w:p>
+          <w:p>
+            <w:pPr>
+              <w:jc w:val="both"/>
+              <w:rPr>
+                <w:rFonts w:ascii="Arial" w:hAnsi="Arial" w:cs="Arial"/>
+                <w:sz w:val="18"/>
+                <w:szCs w:val="18"/>
+              </w:rPr>
+            </w:pPr>
+            <w:r>
+              <w:rPr>
+                <w:rFonts w:ascii="Arial" w:hAnsi="Arial" w:cs="Arial"/>
+                <w:b/>
+                <w:bCs/>
+                <w:sz w:val="18"/>
+                <w:szCs w:val="18"/>
+                <w:u w:val="single"/>
+              </w:rPr>
               <w:t>Comunicação com Determinação</w:t>
             </w:r>
             <w:r>
@@ -2626,6 +3775,93 @@
                 <w:szCs w:val="18"/>
                 <w:u w:val="single"/>
               </w:rPr>
+              <w:t>Poder Executivo Estadual</w:t>
+            </w:r>
+            <w:r>
+              <w:rPr>
+                <w:rFonts w:ascii="Arial" w:hAnsi="Arial" w:cs="Arial"/>
+                <w:sz w:val="18"/>
+                <w:szCs w:val="18"/>
+              </w:rPr>
+              <w:t xml:space="preserve"> — Determinação para que submeta o plano de TIC à aprovação formal do dirigente máximo ou de instância competente da alta administração, mantendo registro do respectivo ato de aprovação [S3.2].</w:t>
+            </w:r>
+          </w:p>
+          <w:p>
+            <w:pPr>
+              <w:jc w:val="both"/>
+              <w:rPr>
+                <w:rFonts w:ascii="Arial" w:hAnsi="Arial" w:cs="Arial"/>
+                <w:sz w:val="18"/>
+                <w:szCs w:val="18"/>
+              </w:rPr>
+            </w:pPr>
+            <w:r>
+              <w:rPr>
+                <w:rFonts w:ascii="Arial" w:hAnsi="Arial" w:cs="Arial"/>
+                <w:b/>
+                <w:bCs/>
+                <w:sz w:val="18"/>
+                <w:szCs w:val="18"/>
+                <w:u w:val="single"/>
+              </w:rPr>
+              <w:t>Poder Judiciário Estadual</w:t>
+            </w:r>
+            <w:r>
+              <w:rPr>
+                <w:rFonts w:ascii="Arial" w:hAnsi="Arial" w:cs="Arial"/>
+                <w:sz w:val="18"/>
+                <w:szCs w:val="18"/>
+              </w:rPr>
+              <w:t xml:space="preserve"> — Determinação para que submeta o plano de TIC à aprovação formal do dirigente máximo ou de instância competente da alta administração, mantendo registro do respectivo ato de aprovação [S3.2].</w:t>
+            </w:r>
+          </w:p>
+          <w:p>
+            <w:pPr>
+              <w:jc w:val="both"/>
+              <w:rPr>
+                <w:rFonts w:ascii="Arial" w:hAnsi="Arial" w:cs="Arial"/>
+                <w:sz w:val="18"/>
+                <w:szCs w:val="18"/>
+              </w:rPr>
+            </w:pPr>
+            <w:r>
+              <w:rPr>
+                <w:rFonts w:ascii="Arial" w:hAnsi="Arial" w:cs="Arial"/>
+                <w:b/>
+                <w:bCs/>
+                <w:sz w:val="18"/>
+                <w:szCs w:val="18"/>
+                <w:u w:val="single"/>
+              </w:rPr>
+              <w:t>Ministério Público Estadual</w:t>
+            </w:r>
+            <w:r>
+              <w:rPr>
+                <w:rFonts w:ascii="Arial" w:hAnsi="Arial" w:cs="Arial"/>
+                <w:sz w:val="18"/>
+                <w:szCs w:val="18"/>
+              </w:rPr>
+              <w:t xml:space="preserve"> — Determinação para que submeta o plano de TIC à aprovação formal do dirigente máximo ou de instância competente da alta administração, mantendo registro do respectivo ato de aprovação [S3.2].</w:t>
+            </w:r>
+          </w:p>
+          <w:p>
+            <w:pPr>
+              <w:jc w:val="both"/>
+              <w:rPr>
+                <w:rFonts w:ascii="Arial" w:hAnsi="Arial" w:cs="Arial"/>
+                <w:sz w:val="18"/>
+                <w:szCs w:val="18"/>
+              </w:rPr>
+            </w:pPr>
+            <w:r>
+              <w:rPr>
+                <w:rFonts w:ascii="Arial" w:hAnsi="Arial" w:cs="Arial"/>
+                <w:b/>
+                <w:bCs/>
+                <w:sz w:val="18"/>
+                <w:szCs w:val="18"/>
+                <w:u w:val="single"/>
+              </w:rPr>
               <w:t>Comunicação com Determinação</w:t>
             </w:r>
             <w:r>
@@ -2668,6 +3904,93 @@
                 <w:szCs w:val="18"/>
                 <w:u w:val="single"/>
               </w:rPr>
+              <w:t>Poder Executivo Estadual</w:t>
+            </w:r>
+            <w:r>
+              <w:rPr>
+                <w:rFonts w:ascii="Arial" w:hAnsi="Arial" w:cs="Arial"/>
+                <w:sz w:val="18"/>
+                <w:szCs w:val="18"/>
+              </w:rPr>
+              <w:t xml:space="preserve"> — Determinação para que revise o plano de TIC para explicitar seu alinhamento ao planejamento institucional, às diretrizes superiores e às necessidades das áreas finalísticas e administrativas, relacionando objetivos, iniciativas, indicadores e metas de TIC aos resultados institucionais pretendidos [S3.4].</w:t>
+            </w:r>
+          </w:p>
+          <w:p>
+            <w:pPr>
+              <w:jc w:val="both"/>
+              <w:rPr>
+                <w:rFonts w:ascii="Arial" w:hAnsi="Arial" w:cs="Arial"/>
+                <w:sz w:val="18"/>
+                <w:szCs w:val="18"/>
+              </w:rPr>
+            </w:pPr>
+            <w:r>
+              <w:rPr>
+                <w:rFonts w:ascii="Arial" w:hAnsi="Arial" w:cs="Arial"/>
+                <w:b/>
+                <w:bCs/>
+                <w:sz w:val="18"/>
+                <w:szCs w:val="18"/>
+                <w:u w:val="single"/>
+              </w:rPr>
+              <w:t>Poder Judiciário Estadual</w:t>
+            </w:r>
+            <w:r>
+              <w:rPr>
+                <w:rFonts w:ascii="Arial" w:hAnsi="Arial" w:cs="Arial"/>
+                <w:sz w:val="18"/>
+                <w:szCs w:val="18"/>
+              </w:rPr>
+              <w:t xml:space="preserve"> — Determinação para que revise o plano de TIC para explicitar seu alinhamento ao planejamento institucional, às diretrizes superiores e às necessidades das áreas finalísticas e administrativas, relacionando objetivos, iniciativas, indicadores e metas de TIC aos resultados institucionais pretendidos [S3.4].</w:t>
+            </w:r>
+          </w:p>
+          <w:p>
+            <w:pPr>
+              <w:jc w:val="both"/>
+              <w:rPr>
+                <w:rFonts w:ascii="Arial" w:hAnsi="Arial" w:cs="Arial"/>
+                <w:sz w:val="18"/>
+                <w:szCs w:val="18"/>
+              </w:rPr>
+            </w:pPr>
+            <w:r>
+              <w:rPr>
+                <w:rFonts w:ascii="Arial" w:hAnsi="Arial" w:cs="Arial"/>
+                <w:b/>
+                <w:bCs/>
+                <w:sz w:val="18"/>
+                <w:szCs w:val="18"/>
+                <w:u w:val="single"/>
+              </w:rPr>
+              <w:t>Ministério Público Estadual</w:t>
+            </w:r>
+            <w:r>
+              <w:rPr>
+                <w:rFonts w:ascii="Arial" w:hAnsi="Arial" w:cs="Arial"/>
+                <w:sz w:val="18"/>
+                <w:szCs w:val="18"/>
+              </w:rPr>
+              <w:t xml:space="preserve"> — Determinação para que revise o plano de TIC para explicitar seu alinhamento ao planejamento institucional, às diretrizes superiores e às necessidades das áreas finalísticas e administrativas, relacionando objetivos, iniciativas, indicadores e metas de TIC aos resultados institucionais pretendidos [S3.4].</w:t>
+            </w:r>
+          </w:p>
+          <w:p>
+            <w:pPr>
+              <w:jc w:val="both"/>
+              <w:rPr>
+                <w:rFonts w:ascii="Arial" w:hAnsi="Arial" w:cs="Arial"/>
+                <w:sz w:val="18"/>
+                <w:szCs w:val="18"/>
+              </w:rPr>
+            </w:pPr>
+            <w:r>
+              <w:rPr>
+                <w:rFonts w:ascii="Arial" w:hAnsi="Arial" w:cs="Arial"/>
+                <w:b/>
+                <w:bCs/>
+                <w:sz w:val="18"/>
+                <w:szCs w:val="18"/>
+                <w:u w:val="single"/>
+              </w:rPr>
               <w:t>Comunicação com Determinação</w:t>
             </w:r>
             <w:r>
@@ -2710,6 +4033,93 @@
                 <w:szCs w:val="18"/>
                 <w:u w:val="single"/>
               </w:rPr>
+              <w:t>Poder Executivo Estadual</w:t>
+            </w:r>
+            <w:r>
+              <w:rPr>
+                <w:rFonts w:ascii="Arial" w:hAnsi="Arial" w:cs="Arial"/>
+                <w:sz w:val="18"/>
+                <w:szCs w:val="18"/>
+              </w:rPr>
+              <w:t xml:space="preserve"> — Determinação para que integre o plano de TIC à elaboração da proposta orçamentária e do plano de contratações, de maneira proporcional ao porte, à estrutura e à capacidade de planejamento da organização [S3.5].</w:t>
+            </w:r>
+          </w:p>
+          <w:p>
+            <w:pPr>
+              <w:jc w:val="both"/>
+              <w:rPr>
+                <w:rFonts w:ascii="Arial" w:hAnsi="Arial" w:cs="Arial"/>
+                <w:sz w:val="18"/>
+                <w:szCs w:val="18"/>
+              </w:rPr>
+            </w:pPr>
+            <w:r>
+              <w:rPr>
+                <w:rFonts w:ascii="Arial" w:hAnsi="Arial" w:cs="Arial"/>
+                <w:b/>
+                <w:bCs/>
+                <w:sz w:val="18"/>
+                <w:szCs w:val="18"/>
+                <w:u w:val="single"/>
+              </w:rPr>
+              <w:t>Poder Judiciário Estadual</w:t>
+            </w:r>
+            <w:r>
+              <w:rPr>
+                <w:rFonts w:ascii="Arial" w:hAnsi="Arial" w:cs="Arial"/>
+                <w:sz w:val="18"/>
+                <w:szCs w:val="18"/>
+              </w:rPr>
+              <w:t xml:space="preserve"> — Determinação para que integre o plano de TIC à elaboração da proposta orçamentária e do plano de contratações, de maneira proporcional ao porte, à estrutura e à capacidade de planejamento da organização [S3.5].</w:t>
+            </w:r>
+          </w:p>
+          <w:p>
+            <w:pPr>
+              <w:jc w:val="both"/>
+              <w:rPr>
+                <w:rFonts w:ascii="Arial" w:hAnsi="Arial" w:cs="Arial"/>
+                <w:sz w:val="18"/>
+                <w:szCs w:val="18"/>
+              </w:rPr>
+            </w:pPr>
+            <w:r>
+              <w:rPr>
+                <w:rFonts w:ascii="Arial" w:hAnsi="Arial" w:cs="Arial"/>
+                <w:b/>
+                <w:bCs/>
+                <w:sz w:val="18"/>
+                <w:szCs w:val="18"/>
+                <w:u w:val="single"/>
+              </w:rPr>
+              <w:t>Ministério Público Estadual</w:t>
+            </w:r>
+            <w:r>
+              <w:rPr>
+                <w:rFonts w:ascii="Arial" w:hAnsi="Arial" w:cs="Arial"/>
+                <w:sz w:val="18"/>
+                <w:szCs w:val="18"/>
+              </w:rPr>
+              <w:t xml:space="preserve"> — Determinação para que integre o plano de TIC à elaboração da proposta orçamentária e do plano de contratações, de maneira proporcional ao porte, à estrutura e à capacidade de planejamento da organização [S3.5].</w:t>
+            </w:r>
+          </w:p>
+          <w:p>
+            <w:pPr>
+              <w:jc w:val="both"/>
+              <w:rPr>
+                <w:rFonts w:ascii="Arial" w:hAnsi="Arial" w:cs="Arial"/>
+                <w:sz w:val="18"/>
+                <w:szCs w:val="18"/>
+              </w:rPr>
+            </w:pPr>
+            <w:r>
+              <w:rPr>
+                <w:rFonts w:ascii="Arial" w:hAnsi="Arial" w:cs="Arial"/>
+                <w:b/>
+                <w:bCs/>
+                <w:sz w:val="18"/>
+                <w:szCs w:val="18"/>
+                <w:u w:val="single"/>
+              </w:rPr>
               <w:t>Comunicação com Determinação</w:t>
             </w:r>
             <w:r>
@@ -2719,6 +4129,93 @@
                 <w:szCs w:val="18"/>
               </w:rPr>
               <w:t xml:space="preserve"> para que estabeleça e execute rotina periódica de acompanhamento da execução do plano de TIC, promovendo sua revisão periódica e os ajustes ou atualizações necessários, com registro das principais decisões e reprogramações [S3.6].</w:t>
+            </w:r>
+          </w:p>
+          <w:p>
+            <w:pPr>
+              <w:jc w:val="both"/>
+              <w:rPr>
+                <w:rFonts w:ascii="Arial" w:hAnsi="Arial" w:cs="Arial"/>
+                <w:sz w:val="18"/>
+                <w:szCs w:val="18"/>
+              </w:rPr>
+            </w:pPr>
+            <w:r>
+              <w:rPr>
+                <w:rFonts w:ascii="Arial" w:hAnsi="Arial" w:cs="Arial"/>
+                <w:b/>
+                <w:bCs/>
+                <w:sz w:val="18"/>
+                <w:szCs w:val="18"/>
+                <w:u w:val="single"/>
+              </w:rPr>
+              <w:t>Poder Executivo Estadual</w:t>
+            </w:r>
+            <w:r>
+              <w:rPr>
+                <w:rFonts w:ascii="Arial" w:hAnsi="Arial" w:cs="Arial"/>
+                <w:sz w:val="18"/>
+                <w:szCs w:val="18"/>
+              </w:rPr>
+              <w:t xml:space="preserve"> — Determinação para que estabeleça e execute rotina periódica de acompanhamento da execução do plano de TIC, promovendo sua revisão periódica e os ajustes ou atualizações necessários, com registro das principais decisões e reprogramações [S3.6].</w:t>
+            </w:r>
+          </w:p>
+          <w:p>
+            <w:pPr>
+              <w:jc w:val="both"/>
+              <w:rPr>
+                <w:rFonts w:ascii="Arial" w:hAnsi="Arial" w:cs="Arial"/>
+                <w:sz w:val="18"/>
+                <w:szCs w:val="18"/>
+              </w:rPr>
+            </w:pPr>
+            <w:r>
+              <w:rPr>
+                <w:rFonts w:ascii="Arial" w:hAnsi="Arial" w:cs="Arial"/>
+                <w:b/>
+                <w:bCs/>
+                <w:sz w:val="18"/>
+                <w:szCs w:val="18"/>
+                <w:u w:val="single"/>
+              </w:rPr>
+              <w:t>Poder Judiciário Estadual</w:t>
+            </w:r>
+            <w:r>
+              <w:rPr>
+                <w:rFonts w:ascii="Arial" w:hAnsi="Arial" w:cs="Arial"/>
+                <w:sz w:val="18"/>
+                <w:szCs w:val="18"/>
+              </w:rPr>
+              <w:t xml:space="preserve"> — Determinação para que estabeleça e execute rotina periódica de acompanhamento da execução do plano de TIC, promovendo sua revisão periódica e os ajustes ou atualizações necessários, com registro das principais decisões e reprogramações [S3.6].</w:t>
+            </w:r>
+          </w:p>
+          <w:p>
+            <w:pPr>
+              <w:jc w:val="both"/>
+              <w:rPr>
+                <w:rFonts w:ascii="Arial" w:hAnsi="Arial" w:cs="Arial"/>
+                <w:sz w:val="18"/>
+                <w:szCs w:val="18"/>
+              </w:rPr>
+            </w:pPr>
+            <w:r>
+              <w:rPr>
+                <w:rFonts w:ascii="Arial" w:hAnsi="Arial" w:cs="Arial"/>
+                <w:b/>
+                <w:bCs/>
+                <w:sz w:val="18"/>
+                <w:szCs w:val="18"/>
+                <w:u w:val="single"/>
+              </w:rPr>
+              <w:t>Ministério Público Estadual</w:t>
+            </w:r>
+            <w:r>
+              <w:rPr>
+                <w:rFonts w:ascii="Arial" w:hAnsi="Arial" w:cs="Arial"/>
+                <w:sz w:val="18"/>
+                <w:szCs w:val="18"/>
+              </w:rPr>
+              <w:t xml:space="preserve"> — Determinação para que estabeleça e execute rotina periódica de acompanhamento da execução do plano de TIC, promovendo sua revisão periódica e os ajustes ou atualizações necessários, com registro das principais decisões e reprogramações [S3.6].</w:t>
             </w:r>
           </w:p>
         </w:tc>
@@ -3279,6 +4776,186 @@
               <w:t/>
             </w:r>
           </w:p>
+          <w:p>
+            <w:pPr>
+              <w:jc w:val="both"/>
+              <w:rPr>
+                <w:rFonts w:ascii="Arial" w:eastAsia="Arial" w:hAnsi="Arial" w:cs="Arial"/>
+                <w:b/>
+                <w:bCs/>
+                <w:sz w:val="18"/>
+                <w:szCs w:val="18"/>
+              </w:rPr>
+            </w:pPr>
+          </w:p>
+          <w:p>
+            <w:pPr>
+              <w:jc w:val="both"/>
+              <w:rPr>
+                <w:rFonts w:ascii="Arial" w:hAnsi="Arial" w:cs="Arial"/>
+                <w:sz w:val="18"/>
+                <w:szCs w:val="18"/>
+                <w:vertAlign w:val="superscript"/>
+              </w:rPr>
+            </w:pPr>
+            <w:r>
+              <w:rPr>
+                <w:rFonts w:ascii="Arial" w:hAnsi="Arial" w:cs="Arial"/>
+                <w:b/>
+                <w:sz w:val="18"/>
+                <w:szCs w:val="18"/>
+              </w:rPr>
+              <w:t>Poder Executivo Estadual</w:t>
+            </w:r>
+          </w:p>
+          <w:p>
+            <w:pPr>
+              <w:jc w:val="both"/>
+              <w:rPr>
+                <w:rFonts w:ascii="Arial" w:hAnsi="Arial" w:cs="Arial"/>
+                <w:sz w:val="18"/>
+                <w:szCs w:val="18"/>
+                <w:vertAlign w:val="superscript"/>
+              </w:rPr>
+            </w:pPr>
+            <w:r>
+              <w:rPr>
+                <w:rFonts w:ascii="Arial" w:hAnsi="Arial" w:cs="Arial"/>
+                <w:b/>
+                <w:sz w:val="18"/>
+                <w:szCs w:val="18"/>
+              </w:rPr>
+              <w:t>C15:</w:t>
+            </w:r>
+            <w:r>
+              <w:rPr>
+                <w:rFonts w:ascii="Arial" w:hAnsi="Arial" w:cs="Arial"/>
+                <w:sz w:val="18"/>
+                <w:szCs w:val="18"/>
+              </w:rPr>
+              <w:t xml:space="preserve"> Decreto Estadual nº 47.278/2020, arts. 4º e 6º e IN PRODERJ/PRE nº 07/2025, arts. 11, 17 e 18 — capacidade técnica da área de TIC e designação formal obrigatória de Gestor de Segurança da Informação e responsável por incidentes no Poder Executivo Estadual.</w:t>
+            </w:r>
+          </w:p>
+          <w:p>
+            <w:pPr>
+              <w:jc w:val="both"/>
+              <w:rPr>
+                <w:rFonts w:ascii="Arial" w:eastAsia="Arial" w:hAnsi="Arial" w:cs="Arial"/>
+                <w:b/>
+                <w:bCs/>
+                <w:sz w:val="18"/>
+                <w:szCs w:val="18"/>
+              </w:rPr>
+            </w:pPr>
+          </w:p>
+          <w:p>
+            <w:pPr>
+              <w:jc w:val="both"/>
+              <w:rPr>
+                <w:rFonts w:ascii="Arial" w:hAnsi="Arial" w:cs="Arial"/>
+                <w:sz w:val="18"/>
+                <w:szCs w:val="18"/>
+                <w:vertAlign w:val="superscript"/>
+              </w:rPr>
+            </w:pPr>
+            <w:r>
+              <w:rPr>
+                <w:rFonts w:ascii="Arial" w:hAnsi="Arial" w:cs="Arial"/>
+                <w:b/>
+                <w:sz w:val="18"/>
+                <w:szCs w:val="18"/>
+              </w:rPr>
+              <w:t>Poder Judiciário Estadual</w:t>
+            </w:r>
+          </w:p>
+          <w:p>
+            <w:pPr>
+              <w:jc w:val="both"/>
+              <w:rPr>
+                <w:rFonts w:ascii="Arial" w:hAnsi="Arial" w:cs="Arial"/>
+                <w:sz w:val="18"/>
+                <w:szCs w:val="18"/>
+                <w:vertAlign w:val="superscript"/>
+              </w:rPr>
+            </w:pPr>
+            <w:r>
+              <w:rPr>
+                <w:rFonts w:ascii="Arial" w:hAnsi="Arial" w:cs="Arial"/>
+                <w:b/>
+                <w:sz w:val="18"/>
+                <w:szCs w:val="18"/>
+              </w:rPr>
+              <w:t>C16:</w:t>
+            </w:r>
+            <w:r>
+              <w:rPr>
+                <w:rFonts w:ascii="Arial" w:hAnsi="Arial" w:cs="Arial"/>
+                <w:sz w:val="18"/>
+                <w:szCs w:val="18"/>
+              </w:rPr>
+              <w:t xml:space="preserve"> Resolução CNJ nº 370/2021, art. 24, caput e §§ 1º a 3º, Resolução CNJ nº 468/2022, art. 8º, § 1º e Resolução CNJ nº 396/2021, art. 7º — exigência de quadro permanente e exclusivo de servidores de TIC, dimensionamento documentado por guia técnico, vedação de terceirização de gestão e papéis formais de cibersegurança no Poder Judiciário Estadual.</w:t>
+            </w:r>
+          </w:p>
+          <w:p>
+            <w:pPr>
+              <w:jc w:val="both"/>
+              <w:rPr>
+                <w:rFonts w:ascii="Arial" w:eastAsia="Arial" w:hAnsi="Arial" w:cs="Arial"/>
+                <w:b/>
+                <w:bCs/>
+                <w:sz w:val="18"/>
+                <w:szCs w:val="18"/>
+              </w:rPr>
+            </w:pPr>
+          </w:p>
+          <w:p>
+            <w:pPr>
+              <w:jc w:val="both"/>
+              <w:rPr>
+                <w:rFonts w:ascii="Arial" w:hAnsi="Arial" w:cs="Arial"/>
+                <w:sz w:val="18"/>
+                <w:szCs w:val="18"/>
+                <w:vertAlign w:val="superscript"/>
+              </w:rPr>
+            </w:pPr>
+            <w:r>
+              <w:rPr>
+                <w:rFonts w:ascii="Arial" w:hAnsi="Arial" w:cs="Arial"/>
+                <w:b/>
+                <w:sz w:val="18"/>
+                <w:szCs w:val="18"/>
+              </w:rPr>
+              <w:t>Ministério Público Estadual</w:t>
+            </w:r>
+          </w:p>
+          <w:p>
+            <w:pPr>
+              <w:jc w:val="both"/>
+              <w:rPr>
+                <w:rFonts w:ascii="Arial" w:hAnsi="Arial" w:cs="Arial"/>
+                <w:sz w:val="18"/>
+                <w:szCs w:val="18"/>
+                <w:vertAlign w:val="superscript"/>
+              </w:rPr>
+            </w:pPr>
+            <w:r>
+              <w:rPr>
+                <w:rFonts w:ascii="Arial" w:hAnsi="Arial" w:cs="Arial"/>
+                <w:b/>
+                <w:sz w:val="18"/>
+                <w:szCs w:val="18"/>
+              </w:rPr>
+              <w:t>C17:</w:t>
+            </w:r>
+            <w:r>
+              <w:rPr>
+                <w:rFonts w:ascii="Arial" w:hAnsi="Arial" w:cs="Arial"/>
+                <w:sz w:val="18"/>
+                <w:szCs w:val="18"/>
+              </w:rPr>
+              <w:t xml:space="preserve"> Resolução CNMP nº 171/2017, arts. 16 e 33, Resolução CNMP nº 283/2024, art. 9º, § 2º e art. 33 e Resoluções GPGJ nº 2.675/2025 e nº 2.757/2025 — quadro próprio de TIC, vedação de terceirização de atividades exclusivas e atribuição de funções formais de TIC e segurança no Ministério Público Estadual.</w:t>
+            </w:r>
+          </w:p>
         </w:tc>
         <w:tc>
           <w:tcPr>
@@ -3669,6 +5346,93 @@
                 <w:szCs w:val="18"/>
                 <w:u w:val="single"/>
               </w:rPr>
+              <w:t>Poder Executivo Estadual</w:t>
+            </w:r>
+            <w:r>
+              <w:rPr>
+                <w:rFonts w:ascii="Arial" w:hAnsi="Arial" w:cs="Arial"/>
+                <w:sz w:val="18"/>
+                <w:szCs w:val="18"/>
+              </w:rPr>
+              <w:t xml:space="preserve"> — Recomendação para que avalie a força de trabalho dedicada à TIC e adote medidas proporcionais para assegurar capacidade mínima de planejamento, gestão, proteção, contratação, fiscalização e sustentação dos serviços e ativos de TIC [S4.1].</w:t>
+            </w:r>
+          </w:p>
+          <w:p>
+            <w:pPr>
+              <w:jc w:val="both"/>
+              <w:rPr>
+                <w:rFonts w:ascii="Arial" w:hAnsi="Arial" w:cs="Arial"/>
+                <w:sz w:val="18"/>
+                <w:szCs w:val="18"/>
+              </w:rPr>
+            </w:pPr>
+            <w:r>
+              <w:rPr>
+                <w:rFonts w:ascii="Arial" w:hAnsi="Arial" w:cs="Arial"/>
+                <w:b/>
+                <w:bCs/>
+                <w:sz w:val="18"/>
+                <w:szCs w:val="18"/>
+                <w:u w:val="single"/>
+              </w:rPr>
+              <w:t>Poder Judiciário Estadual</w:t>
+            </w:r>
+            <w:r>
+              <w:rPr>
+                <w:rFonts w:ascii="Arial" w:hAnsi="Arial" w:cs="Arial"/>
+                <w:sz w:val="18"/>
+                <w:szCs w:val="18"/>
+              </w:rPr>
+              <w:t xml:space="preserve"> — Determinação para que avalie a força de trabalho dedicada à TIC e adote medidas proporcionais para assegurar capacidade mínima de planejamento, gestão, proteção, contratação, fiscalização e sustentação dos serviços e ativos de TIC [S4.1].</w:t>
+            </w:r>
+          </w:p>
+          <w:p>
+            <w:pPr>
+              <w:jc w:val="both"/>
+              <w:rPr>
+                <w:rFonts w:ascii="Arial" w:hAnsi="Arial" w:cs="Arial"/>
+                <w:sz w:val="18"/>
+                <w:szCs w:val="18"/>
+              </w:rPr>
+            </w:pPr>
+            <w:r>
+              <w:rPr>
+                <w:rFonts w:ascii="Arial" w:hAnsi="Arial" w:cs="Arial"/>
+                <w:b/>
+                <w:bCs/>
+                <w:sz w:val="18"/>
+                <w:szCs w:val="18"/>
+                <w:u w:val="single"/>
+              </w:rPr>
+              <w:t>Ministério Público Estadual</w:t>
+            </w:r>
+            <w:r>
+              <w:rPr>
+                <w:rFonts w:ascii="Arial" w:hAnsi="Arial" w:cs="Arial"/>
+                <w:sz w:val="18"/>
+                <w:szCs w:val="18"/>
+              </w:rPr>
+              <w:t xml:space="preserve"> — Recomendação para que avalie a força de trabalho dedicada à TIC e adote medidas proporcionais para assegurar capacidade mínima de planejamento, gestão, proteção, contratação, fiscalização e sustentação dos serviços e ativos de TIC [S4.1].</w:t>
+            </w:r>
+          </w:p>
+          <w:p>
+            <w:pPr>
+              <w:jc w:val="both"/>
+              <w:rPr>
+                <w:rFonts w:ascii="Arial" w:hAnsi="Arial" w:cs="Arial"/>
+                <w:sz w:val="18"/>
+                <w:szCs w:val="18"/>
+              </w:rPr>
+            </w:pPr>
+            <w:r>
+              <w:rPr>
+                <w:rFonts w:ascii="Arial" w:hAnsi="Arial" w:cs="Arial"/>
+                <w:b/>
+                <w:bCs/>
+                <w:sz w:val="18"/>
+                <w:szCs w:val="18"/>
+                <w:u w:val="single"/>
+              </w:rPr>
               <w:t>Comunicação com Recomendação</w:t>
             </w:r>
             <w:r>
@@ -3711,6 +5475,93 @@
                 <w:szCs w:val="18"/>
                 <w:u w:val="single"/>
               </w:rPr>
+              <w:t>Poder Executivo Estadual</w:t>
+            </w:r>
+            <w:r>
+              <w:rPr>
+                <w:rFonts w:ascii="Arial" w:hAnsi="Arial" w:cs="Arial"/>
+                <w:sz w:val="18"/>
+                <w:szCs w:val="18"/>
+              </w:rPr>
+              <w:t xml:space="preserve"> — Recomendação para que estime e mantenha atualizado o quantitativo necessário de pessoal de TIC e segurança da informação, considerando o porte e a complexidade da organização, os serviços críticos, os sistemas mantidos, as contratações vigentes e os riscos relevantes [S4.2].</w:t>
+            </w:r>
+          </w:p>
+          <w:p>
+            <w:pPr>
+              <w:jc w:val="both"/>
+              <w:rPr>
+                <w:rFonts w:ascii="Arial" w:hAnsi="Arial" w:cs="Arial"/>
+                <w:sz w:val="18"/>
+                <w:szCs w:val="18"/>
+              </w:rPr>
+            </w:pPr>
+            <w:r>
+              <w:rPr>
+                <w:rFonts w:ascii="Arial" w:hAnsi="Arial" w:cs="Arial"/>
+                <w:b/>
+                <w:bCs/>
+                <w:sz w:val="18"/>
+                <w:szCs w:val="18"/>
+                <w:u w:val="single"/>
+              </w:rPr>
+              <w:t>Poder Judiciário Estadual</w:t>
+            </w:r>
+            <w:r>
+              <w:rPr>
+                <w:rFonts w:ascii="Arial" w:hAnsi="Arial" w:cs="Arial"/>
+                <w:sz w:val="18"/>
+                <w:szCs w:val="18"/>
+              </w:rPr>
+              <w:t xml:space="preserve"> — Determinação para que estime e mantenha atualizado o quantitativo necessário de pessoal de TIC e segurança da informação, considerando o porte e a complexidade da organização, os serviços críticos, os sistemas mantidos, as contratações vigentes e os riscos relevantes [S4.2].</w:t>
+            </w:r>
+          </w:p>
+          <w:p>
+            <w:pPr>
+              <w:jc w:val="both"/>
+              <w:rPr>
+                <w:rFonts w:ascii="Arial" w:hAnsi="Arial" w:cs="Arial"/>
+                <w:sz w:val="18"/>
+                <w:szCs w:val="18"/>
+              </w:rPr>
+            </w:pPr>
+            <w:r>
+              <w:rPr>
+                <w:rFonts w:ascii="Arial" w:hAnsi="Arial" w:cs="Arial"/>
+                <w:b/>
+                <w:bCs/>
+                <w:sz w:val="18"/>
+                <w:szCs w:val="18"/>
+                <w:u w:val="single"/>
+              </w:rPr>
+              <w:t>Ministério Público Estadual</w:t>
+            </w:r>
+            <w:r>
+              <w:rPr>
+                <w:rFonts w:ascii="Arial" w:hAnsi="Arial" w:cs="Arial"/>
+                <w:sz w:val="18"/>
+                <w:szCs w:val="18"/>
+              </w:rPr>
+              <w:t xml:space="preserve"> — Recomendação para que estime e mantenha atualizado o quantitativo necessário de pessoal de TIC e segurança da informação, considerando o porte e a complexidade da organização, os serviços críticos, os sistemas mantidos, as contratações vigentes e os riscos relevantes [S4.2].</w:t>
+            </w:r>
+          </w:p>
+          <w:p>
+            <w:pPr>
+              <w:jc w:val="both"/>
+              <w:rPr>
+                <w:rFonts w:ascii="Arial" w:hAnsi="Arial" w:cs="Arial"/>
+                <w:sz w:val="18"/>
+                <w:szCs w:val="18"/>
+              </w:rPr>
+            </w:pPr>
+            <w:r>
+              <w:rPr>
+                <w:rFonts w:ascii="Arial" w:hAnsi="Arial" w:cs="Arial"/>
+                <w:b/>
+                <w:bCs/>
+                <w:sz w:val="18"/>
+                <w:szCs w:val="18"/>
+                <w:u w:val="single"/>
+              </w:rPr>
               <w:t>Comunicação com Recomendação</w:t>
             </w:r>
             <w:r>
@@ -3753,6 +5604,93 @@
                 <w:szCs w:val="18"/>
                 <w:u w:val="single"/>
               </w:rPr>
+              <w:t>Poder Executivo Estadual</w:t>
+            </w:r>
+            <w:r>
+              <w:rPr>
+                <w:rFonts w:ascii="Arial" w:hAnsi="Arial" w:cs="Arial"/>
+                <w:sz w:val="18"/>
+                <w:szCs w:val="18"/>
+              </w:rPr>
+              <w:t xml:space="preserve"> — Recomendação para que avalie a necessidade de formalizar a atribuição de cargos ou funções à TIC e à segurança da informação e adote solução compatível com as necessidades institucionais e a capacidade administrativa da organização [S4.3].</w:t>
+            </w:r>
+          </w:p>
+          <w:p>
+            <w:pPr>
+              <w:jc w:val="both"/>
+              <w:rPr>
+                <w:rFonts w:ascii="Arial" w:hAnsi="Arial" w:cs="Arial"/>
+                <w:sz w:val="18"/>
+                <w:szCs w:val="18"/>
+              </w:rPr>
+            </w:pPr>
+            <w:r>
+              <w:rPr>
+                <w:rFonts w:ascii="Arial" w:hAnsi="Arial" w:cs="Arial"/>
+                <w:b/>
+                <w:bCs/>
+                <w:sz w:val="18"/>
+                <w:szCs w:val="18"/>
+                <w:u w:val="single"/>
+              </w:rPr>
+              <w:t>Poder Judiciário Estadual</w:t>
+            </w:r>
+            <w:r>
+              <w:rPr>
+                <w:rFonts w:ascii="Arial" w:hAnsi="Arial" w:cs="Arial"/>
+                <w:sz w:val="18"/>
+                <w:szCs w:val="18"/>
+              </w:rPr>
+              <w:t xml:space="preserve"> — Recomendação para que avalie a necessidade de formalizar a atribuição de cargos ou funções à TIC e à segurança da informação e adote solução compatível com as necessidades institucionais e a capacidade administrativa da organização [S4.3].</w:t>
+            </w:r>
+          </w:p>
+          <w:p>
+            <w:pPr>
+              <w:jc w:val="both"/>
+              <w:rPr>
+                <w:rFonts w:ascii="Arial" w:hAnsi="Arial" w:cs="Arial"/>
+                <w:sz w:val="18"/>
+                <w:szCs w:val="18"/>
+              </w:rPr>
+            </w:pPr>
+            <w:r>
+              <w:rPr>
+                <w:rFonts w:ascii="Arial" w:hAnsi="Arial" w:cs="Arial"/>
+                <w:b/>
+                <w:bCs/>
+                <w:sz w:val="18"/>
+                <w:szCs w:val="18"/>
+                <w:u w:val="single"/>
+              </w:rPr>
+              <w:t>Ministério Público Estadual</w:t>
+            </w:r>
+            <w:r>
+              <w:rPr>
+                <w:rFonts w:ascii="Arial" w:hAnsi="Arial" w:cs="Arial"/>
+                <w:sz w:val="18"/>
+                <w:szCs w:val="18"/>
+              </w:rPr>
+              <w:t xml:space="preserve"> — Recomendação para que avalie a necessidade de formalizar a atribuição de cargos ou funções à TIC e à segurança da informação e adote solução compatível com as necessidades institucionais e a capacidade administrativa da organização [S4.3].</w:t>
+            </w:r>
+          </w:p>
+          <w:p>
+            <w:pPr>
+              <w:jc w:val="both"/>
+              <w:rPr>
+                <w:rFonts w:ascii="Arial" w:hAnsi="Arial" w:cs="Arial"/>
+                <w:sz w:val="18"/>
+                <w:szCs w:val="18"/>
+              </w:rPr>
+            </w:pPr>
+            <w:r>
+              <w:rPr>
+                <w:rFonts w:ascii="Arial" w:hAnsi="Arial" w:cs="Arial"/>
+                <w:b/>
+                <w:bCs/>
+                <w:sz w:val="18"/>
+                <w:szCs w:val="18"/>
+                <w:u w:val="single"/>
+              </w:rPr>
               <w:t>Comunicação com Recomendação</w:t>
             </w:r>
             <w:r>
@@ -3762,6 +5700,93 @@
                 <w:szCs w:val="18"/>
               </w:rPr>
               <w:t xml:space="preserve"> para que avalie o modelo de operação de TIC e adote medidas proporcionais para assegurar capacidade interna suficiente para coordenar, supervisionar e fiscalizar as atividades e os contratos de TIC executados predominantemente por terceiros, preservando responsabilização e retenção de conhecimento [S4.6].</w:t>
+            </w:r>
+          </w:p>
+          <w:p>
+            <w:pPr>
+              <w:jc w:val="both"/>
+              <w:rPr>
+                <w:rFonts w:ascii="Arial" w:hAnsi="Arial" w:cs="Arial"/>
+                <w:sz w:val="18"/>
+                <w:szCs w:val="18"/>
+              </w:rPr>
+            </w:pPr>
+            <w:r>
+              <w:rPr>
+                <w:rFonts w:ascii="Arial" w:hAnsi="Arial" w:cs="Arial"/>
+                <w:b/>
+                <w:bCs/>
+                <w:sz w:val="18"/>
+                <w:szCs w:val="18"/>
+                <w:u w:val="single"/>
+              </w:rPr>
+              <w:t>Poder Executivo Estadual</w:t>
+            </w:r>
+            <w:r>
+              <w:rPr>
+                <w:rFonts w:ascii="Arial" w:hAnsi="Arial" w:cs="Arial"/>
+                <w:sz w:val="18"/>
+                <w:szCs w:val="18"/>
+              </w:rPr>
+              <w:t xml:space="preserve"> — Recomendação para que avalie o modelo de operação de TIC e adote medidas proporcionais para assegurar capacidade interna suficiente para coordenar, supervisionar e fiscalizar as atividades e os contratos de TIC executados predominantemente por terceiros, preservando responsabilização e retenção de conhecimento [S4.6].</w:t>
+            </w:r>
+          </w:p>
+          <w:p>
+            <w:pPr>
+              <w:jc w:val="both"/>
+              <w:rPr>
+                <w:rFonts w:ascii="Arial" w:hAnsi="Arial" w:cs="Arial"/>
+                <w:sz w:val="18"/>
+                <w:szCs w:val="18"/>
+              </w:rPr>
+            </w:pPr>
+            <w:r>
+              <w:rPr>
+                <w:rFonts w:ascii="Arial" w:hAnsi="Arial" w:cs="Arial"/>
+                <w:b/>
+                <w:bCs/>
+                <w:sz w:val="18"/>
+                <w:szCs w:val="18"/>
+                <w:u w:val="single"/>
+              </w:rPr>
+              <w:t>Poder Judiciário Estadual</w:t>
+            </w:r>
+            <w:r>
+              <w:rPr>
+                <w:rFonts w:ascii="Arial" w:hAnsi="Arial" w:cs="Arial"/>
+                <w:sz w:val="18"/>
+                <w:szCs w:val="18"/>
+              </w:rPr>
+              <w:t xml:space="preserve"> — Determinação para que avalie o modelo de operação de TIC e adote medidas proporcionais para assegurar capacidade interna suficiente para coordenar, supervisionar e fiscalizar as atividades e os contratos de TIC executados predominantemente por terceiros, preservando responsabilização e retenção de conhecimento [S4.6].</w:t>
+            </w:r>
+          </w:p>
+          <w:p>
+            <w:pPr>
+              <w:jc w:val="both"/>
+              <w:rPr>
+                <w:rFonts w:ascii="Arial" w:hAnsi="Arial" w:cs="Arial"/>
+                <w:sz w:val="18"/>
+                <w:szCs w:val="18"/>
+              </w:rPr>
+            </w:pPr>
+            <w:r>
+              <w:rPr>
+                <w:rFonts w:ascii="Arial" w:hAnsi="Arial" w:cs="Arial"/>
+                <w:b/>
+                <w:bCs/>
+                <w:sz w:val="18"/>
+                <w:szCs w:val="18"/>
+                <w:u w:val="single"/>
+              </w:rPr>
+              <w:t>Ministério Público Estadual</w:t>
+            </w:r>
+            <w:r>
+              <w:rPr>
+                <w:rFonts w:ascii="Arial" w:hAnsi="Arial" w:cs="Arial"/>
+                <w:sz w:val="18"/>
+                <w:szCs w:val="18"/>
+              </w:rPr>
+              <w:t xml:space="preserve"> — Determinação para que avalie o modelo de operação de TIC e adote medidas proporcionais para assegurar capacidade interna suficiente para coordenar, supervisionar e fiscalizar as atividades e os contratos de TIC executados predominantemente por terceiros, preservando responsabilização e retenção de conhecimento [S4.6].</w:t>
             </w:r>
           </w:p>
         </w:tc>
@@ -4522,6 +6547,186 @@
               <w:t>2021, item 8.6.1 – Gerenciamento de incidente: orienta que os incidentes sejam registrados, classificados e priorizados, que as ações adotadas para sua resolução sejam registradas e rastreáveis e que sejam definidas responsabilidades para seu tratamento, incluindo procedimento documentado para incidentes graves.</w:t>
             </w:r>
           </w:p>
+          <w:p>
+            <w:pPr>
+              <w:jc w:val="both"/>
+              <w:rPr>
+                <w:rFonts w:ascii="Arial" w:eastAsia="Arial" w:hAnsi="Arial" w:cs="Arial"/>
+                <w:b/>
+                <w:bCs/>
+                <w:sz w:val="18"/>
+                <w:szCs w:val="18"/>
+              </w:rPr>
+            </w:pPr>
+          </w:p>
+          <w:p>
+            <w:pPr>
+              <w:jc w:val="both"/>
+              <w:rPr>
+                <w:rFonts w:ascii="Arial" w:hAnsi="Arial" w:cs="Arial"/>
+                <w:sz w:val="18"/>
+                <w:szCs w:val="18"/>
+                <w:vertAlign w:val="superscript"/>
+              </w:rPr>
+            </w:pPr>
+            <w:r>
+              <w:rPr>
+                <w:rFonts w:ascii="Arial" w:hAnsi="Arial" w:cs="Arial"/>
+                <w:b/>
+                <w:sz w:val="18"/>
+                <w:szCs w:val="18"/>
+              </w:rPr>
+              <w:t>Poder Executivo Estadual</w:t>
+            </w:r>
+          </w:p>
+          <w:p>
+            <w:pPr>
+              <w:jc w:val="both"/>
+              <w:rPr>
+                <w:rFonts w:ascii="Arial" w:hAnsi="Arial" w:cs="Arial"/>
+                <w:sz w:val="18"/>
+                <w:szCs w:val="18"/>
+                <w:vertAlign w:val="superscript"/>
+              </w:rPr>
+            </w:pPr>
+            <w:r>
+              <w:rPr>
+                <w:rFonts w:ascii="Arial" w:hAnsi="Arial" w:cs="Arial"/>
+                <w:b/>
+                <w:sz w:val="18"/>
+                <w:szCs w:val="18"/>
+              </w:rPr>
+              <w:t>C18:</w:t>
+            </w:r>
+            <w:r>
+              <w:rPr>
+                <w:rFonts w:ascii="Arial" w:hAnsi="Arial" w:cs="Arial"/>
+                <w:sz w:val="18"/>
+                <w:szCs w:val="18"/>
+              </w:rPr>
+              <w:t xml:space="preserve"> Decreto Estadual nº 47.278/2020, arts. 5º, XI e 6º, V e IN PRODERJ/PRE nº 07/2025, arts. 11 a 13, 17 e 18 e Anexo (itens 7.1, 8.1, 8.9.2.1, 8.14) — obrigatoriedade de inventário permanente de ativos e licenças, gestão de incidentes de segurança e SLA contratual no Poder Executivo Estadual.</w:t>
+            </w:r>
+          </w:p>
+          <w:p>
+            <w:pPr>
+              <w:jc w:val="both"/>
+              <w:rPr>
+                <w:rFonts w:ascii="Arial" w:eastAsia="Arial" w:hAnsi="Arial" w:cs="Arial"/>
+                <w:b/>
+                <w:bCs/>
+                <w:sz w:val="18"/>
+                <w:szCs w:val="18"/>
+              </w:rPr>
+            </w:pPr>
+          </w:p>
+          <w:p>
+            <w:pPr>
+              <w:jc w:val="both"/>
+              <w:rPr>
+                <w:rFonts w:ascii="Arial" w:hAnsi="Arial" w:cs="Arial"/>
+                <w:sz w:val="18"/>
+                <w:szCs w:val="18"/>
+                <w:vertAlign w:val="superscript"/>
+              </w:rPr>
+            </w:pPr>
+            <w:r>
+              <w:rPr>
+                <w:rFonts w:ascii="Arial" w:hAnsi="Arial" w:cs="Arial"/>
+                <w:b/>
+                <w:sz w:val="18"/>
+                <w:szCs w:val="18"/>
+              </w:rPr>
+              <w:t>Poder Judiciário Estadual</w:t>
+            </w:r>
+          </w:p>
+          <w:p>
+            <w:pPr>
+              <w:jc w:val="both"/>
+              <w:rPr>
+                <w:rFonts w:ascii="Arial" w:hAnsi="Arial" w:cs="Arial"/>
+                <w:sz w:val="18"/>
+                <w:szCs w:val="18"/>
+                <w:vertAlign w:val="superscript"/>
+              </w:rPr>
+            </w:pPr>
+            <w:r>
+              <w:rPr>
+                <w:rFonts w:ascii="Arial" w:hAnsi="Arial" w:cs="Arial"/>
+                <w:b/>
+                <w:sz w:val="18"/>
+                <w:szCs w:val="18"/>
+              </w:rPr>
+              <w:t>C19:</w:t>
+            </w:r>
+            <w:r>
+              <w:rPr>
+                <w:rFonts w:ascii="Arial" w:hAnsi="Arial" w:cs="Arial"/>
+                <w:sz w:val="18"/>
+                <w:szCs w:val="18"/>
+              </w:rPr>
+              <w:t xml:space="preserve"> Resolução CNJ nº 370/2021, arts. 18 a 21, 23 e 34, Resolução CNJ nº 396/2021, arts. 6º a 8º e Ato Normativo TJ nº 28/2022 — obrigatoriedade de catálogo de serviços de TIC, acordos de níveis de serviço com metas operacionais, inventário de ativos e gestão de incidentes no Poder Judiciário Estadual.</w:t>
+            </w:r>
+          </w:p>
+          <w:p>
+            <w:pPr>
+              <w:jc w:val="both"/>
+              <w:rPr>
+                <w:rFonts w:ascii="Arial" w:eastAsia="Arial" w:hAnsi="Arial" w:cs="Arial"/>
+                <w:b/>
+                <w:bCs/>
+                <w:sz w:val="18"/>
+                <w:szCs w:val="18"/>
+              </w:rPr>
+            </w:pPr>
+          </w:p>
+          <w:p>
+            <w:pPr>
+              <w:jc w:val="both"/>
+              <w:rPr>
+                <w:rFonts w:ascii="Arial" w:hAnsi="Arial" w:cs="Arial"/>
+                <w:sz w:val="18"/>
+                <w:szCs w:val="18"/>
+                <w:vertAlign w:val="superscript"/>
+              </w:rPr>
+            </w:pPr>
+            <w:r>
+              <w:rPr>
+                <w:rFonts w:ascii="Arial" w:hAnsi="Arial" w:cs="Arial"/>
+                <w:b/>
+                <w:sz w:val="18"/>
+                <w:szCs w:val="18"/>
+              </w:rPr>
+              <w:t>Ministério Público Estadual</w:t>
+            </w:r>
+          </w:p>
+          <w:p>
+            <w:pPr>
+              <w:jc w:val="both"/>
+              <w:rPr>
+                <w:rFonts w:ascii="Arial" w:hAnsi="Arial" w:cs="Arial"/>
+                <w:sz w:val="18"/>
+                <w:szCs w:val="18"/>
+                <w:vertAlign w:val="superscript"/>
+              </w:rPr>
+            </w:pPr>
+            <w:r>
+              <w:rPr>
+                <w:rFonts w:ascii="Arial" w:hAnsi="Arial" w:cs="Arial"/>
+                <w:b/>
+                <w:sz w:val="18"/>
+                <w:szCs w:val="18"/>
+              </w:rPr>
+              <w:t>C20:</w:t>
+            </w:r>
+            <w:r>
+              <w:rPr>
+                <w:rFonts w:ascii="Arial" w:hAnsi="Arial" w:cs="Arial"/>
+                <w:sz w:val="18"/>
+                <w:szCs w:val="18"/>
+              </w:rPr>
+              <w:t xml:space="preserve"> Resolução CNMP nº 171/2017, arts. 14, 23, 26, 27 e 28, Resolução CNMP nº 294/2024 e Resoluções GPGJ nº 2.785/2026 e nº 2.757/2025 — obrigatoriedade de catálogo de serviços, ANS, inventário permanente de ativos e gestão de incidentes de serviços e segurança no Ministério Público Estadual.</w:t>
+            </w:r>
+          </w:p>
         </w:tc>
         <w:tc>
           <w:tcPr>
@@ -4940,6 +7145,93 @@
                 <w:szCs w:val="18"/>
                 <w:u w:val="single"/>
               </w:rPr>
+              <w:t>Poder Executivo Estadual</w:t>
+            </w:r>
+            <w:r>
+              <w:rPr>
+                <w:rFonts w:ascii="Arial" w:hAnsi="Arial" w:cs="Arial"/>
+                <w:sz w:val="18"/>
+                <w:szCs w:val="18"/>
+              </w:rPr>
+              <w:t xml:space="preserve"> — Recomendação para que institua e mantenha atualizado catálogo de serviços de TIC, atentando-se, minimamente, em identificar os serviços efetivamente prestados, seus responsáveis, usuários, condições de acesso e informações necessárias ao atendimento das áreas demandantes [S5.1].</w:t>
+            </w:r>
+          </w:p>
+          <w:p>
+            <w:pPr>
+              <w:jc w:val="both"/>
+              <w:rPr>
+                <w:rFonts w:ascii="Arial" w:hAnsi="Arial" w:cs="Arial"/>
+                <w:sz w:val="18"/>
+                <w:szCs w:val="18"/>
+              </w:rPr>
+            </w:pPr>
+            <w:r>
+              <w:rPr>
+                <w:rFonts w:ascii="Arial" w:hAnsi="Arial" w:cs="Arial"/>
+                <w:b/>
+                <w:bCs/>
+                <w:sz w:val="18"/>
+                <w:szCs w:val="18"/>
+                <w:u w:val="single"/>
+              </w:rPr>
+              <w:t>Poder Judiciário Estadual</w:t>
+            </w:r>
+            <w:r>
+              <w:rPr>
+                <w:rFonts w:ascii="Arial" w:hAnsi="Arial" w:cs="Arial"/>
+                <w:sz w:val="18"/>
+                <w:szCs w:val="18"/>
+              </w:rPr>
+              <w:t xml:space="preserve"> — Determinação para que institua e mantenha atualizado catálogo de serviços de TIC, atentando-se, minimamente, em identificar os serviços efetivamente prestados, seus responsáveis, usuários, condições de acesso e informações necessárias ao atendimento das áreas demandantes [S5.1].</w:t>
+            </w:r>
+          </w:p>
+          <w:p>
+            <w:pPr>
+              <w:jc w:val="both"/>
+              <w:rPr>
+                <w:rFonts w:ascii="Arial" w:hAnsi="Arial" w:cs="Arial"/>
+                <w:sz w:val="18"/>
+                <w:szCs w:val="18"/>
+              </w:rPr>
+            </w:pPr>
+            <w:r>
+              <w:rPr>
+                <w:rFonts w:ascii="Arial" w:hAnsi="Arial" w:cs="Arial"/>
+                <w:b/>
+                <w:bCs/>
+                <w:sz w:val="18"/>
+                <w:szCs w:val="18"/>
+                <w:u w:val="single"/>
+              </w:rPr>
+              <w:t>Ministério Público Estadual</w:t>
+            </w:r>
+            <w:r>
+              <w:rPr>
+                <w:rFonts w:ascii="Arial" w:hAnsi="Arial" w:cs="Arial"/>
+                <w:sz w:val="18"/>
+                <w:szCs w:val="18"/>
+              </w:rPr>
+              <w:t xml:space="preserve"> — Determinação para que institua e mantenha atualizado catálogo de serviços de TIC, atentando-se, minimamente, em identificar os serviços efetivamente prestados, seus responsáveis, usuários, condições de acesso e informações necessárias ao atendimento das áreas demandantes [S5.1].</w:t>
+            </w:r>
+          </w:p>
+          <w:p>
+            <w:pPr>
+              <w:jc w:val="both"/>
+              <w:rPr>
+                <w:rFonts w:ascii="Arial" w:hAnsi="Arial" w:cs="Arial"/>
+                <w:sz w:val="18"/>
+                <w:szCs w:val="18"/>
+              </w:rPr>
+            </w:pPr>
+            <w:r>
+              <w:rPr>
+                <w:rFonts w:ascii="Arial" w:hAnsi="Arial" w:cs="Arial"/>
+                <w:b/>
+                <w:bCs/>
+                <w:sz w:val="18"/>
+                <w:szCs w:val="18"/>
+                <w:u w:val="single"/>
+              </w:rPr>
               <w:t>Comunicação com Recomendação</w:t>
             </w:r>
             <w:r>
@@ -4982,6 +7274,93 @@
                 <w:szCs w:val="18"/>
                 <w:u w:val="single"/>
               </w:rPr>
+              <w:t>Poder Executivo Estadual</w:t>
+            </w:r>
+            <w:r>
+              <w:rPr>
+                <w:rFonts w:ascii="Arial" w:hAnsi="Arial" w:cs="Arial"/>
+                <w:sz w:val="18"/>
+                <w:szCs w:val="18"/>
+              </w:rPr>
+              <w:t xml:space="preserve"> — Recomendação para que defina, acorde e monitore níveis de serviço para os serviços de TIC relevantes, estabelecendo metas e mecanismos de acompanhamento de seu cumprimento [S5.2].</w:t>
+            </w:r>
+          </w:p>
+          <w:p>
+            <w:pPr>
+              <w:jc w:val="both"/>
+              <w:rPr>
+                <w:rFonts w:ascii="Arial" w:hAnsi="Arial" w:cs="Arial"/>
+                <w:sz w:val="18"/>
+                <w:szCs w:val="18"/>
+              </w:rPr>
+            </w:pPr>
+            <w:r>
+              <w:rPr>
+                <w:rFonts w:ascii="Arial" w:hAnsi="Arial" w:cs="Arial"/>
+                <w:b/>
+                <w:bCs/>
+                <w:sz w:val="18"/>
+                <w:szCs w:val="18"/>
+                <w:u w:val="single"/>
+              </w:rPr>
+              <w:t>Poder Judiciário Estadual</w:t>
+            </w:r>
+            <w:r>
+              <w:rPr>
+                <w:rFonts w:ascii="Arial" w:hAnsi="Arial" w:cs="Arial"/>
+                <w:sz w:val="18"/>
+                <w:szCs w:val="18"/>
+              </w:rPr>
+              <w:t xml:space="preserve"> — Determinação para que defina, acorde e monitore níveis de serviço para os serviços de TIC relevantes, estabelecendo metas e mecanismos de acompanhamento de seu cumprimento [S5.2].</w:t>
+            </w:r>
+          </w:p>
+          <w:p>
+            <w:pPr>
+              <w:jc w:val="both"/>
+              <w:rPr>
+                <w:rFonts w:ascii="Arial" w:hAnsi="Arial" w:cs="Arial"/>
+                <w:sz w:val="18"/>
+                <w:szCs w:val="18"/>
+              </w:rPr>
+            </w:pPr>
+            <w:r>
+              <w:rPr>
+                <w:rFonts w:ascii="Arial" w:hAnsi="Arial" w:cs="Arial"/>
+                <w:b/>
+                <w:bCs/>
+                <w:sz w:val="18"/>
+                <w:szCs w:val="18"/>
+                <w:u w:val="single"/>
+              </w:rPr>
+              <w:t>Ministério Público Estadual</w:t>
+            </w:r>
+            <w:r>
+              <w:rPr>
+                <w:rFonts w:ascii="Arial" w:hAnsi="Arial" w:cs="Arial"/>
+                <w:sz w:val="18"/>
+                <w:szCs w:val="18"/>
+              </w:rPr>
+              <w:t xml:space="preserve"> — Determinação para que defina, acorde e monitore níveis de serviço para os serviços de TIC relevantes, estabelecendo metas e mecanismos de acompanhamento de seu cumprimento [S5.2].</w:t>
+            </w:r>
+          </w:p>
+          <w:p>
+            <w:pPr>
+              <w:jc w:val="both"/>
+              <w:rPr>
+                <w:rFonts w:ascii="Arial" w:hAnsi="Arial" w:cs="Arial"/>
+                <w:sz w:val="18"/>
+                <w:szCs w:val="18"/>
+              </w:rPr>
+            </w:pPr>
+            <w:r>
+              <w:rPr>
+                <w:rFonts w:ascii="Arial" w:hAnsi="Arial" w:cs="Arial"/>
+                <w:b/>
+                <w:bCs/>
+                <w:sz w:val="18"/>
+                <w:szCs w:val="18"/>
+                <w:u w:val="single"/>
+              </w:rPr>
               <w:t>Comunicação com Recomendação</w:t>
             </w:r>
             <w:r>
@@ -5024,6 +7403,93 @@
                 <w:szCs w:val="18"/>
                 <w:u w:val="single"/>
               </w:rPr>
+              <w:t>Poder Executivo Estadual</w:t>
+            </w:r>
+            <w:r>
+              <w:rPr>
+                <w:rFonts w:ascii="Arial" w:hAnsi="Arial" w:cs="Arial"/>
+                <w:sz w:val="18"/>
+                <w:szCs w:val="18"/>
+              </w:rPr>
+              <w:t xml:space="preserve"> — Determinação para que estabeleça e mantenha inventário atualizado dos ativos tecnológicos sob gestão da organização, contemplando, minimamente, os dispositivos e softwares utilizados, com informações suficientes para sua identificação e controle [S5.3].</w:t>
+            </w:r>
+          </w:p>
+          <w:p>
+            <w:pPr>
+              <w:jc w:val="both"/>
+              <w:rPr>
+                <w:rFonts w:ascii="Arial" w:hAnsi="Arial" w:cs="Arial"/>
+                <w:sz w:val="18"/>
+                <w:szCs w:val="18"/>
+              </w:rPr>
+            </w:pPr>
+            <w:r>
+              <w:rPr>
+                <w:rFonts w:ascii="Arial" w:hAnsi="Arial" w:cs="Arial"/>
+                <w:b/>
+                <w:bCs/>
+                <w:sz w:val="18"/>
+                <w:szCs w:val="18"/>
+                <w:u w:val="single"/>
+              </w:rPr>
+              <w:t>Poder Judiciário Estadual</w:t>
+            </w:r>
+            <w:r>
+              <w:rPr>
+                <w:rFonts w:ascii="Arial" w:hAnsi="Arial" w:cs="Arial"/>
+                <w:sz w:val="18"/>
+                <w:szCs w:val="18"/>
+              </w:rPr>
+              <w:t xml:space="preserve"> — Determinação para que estabeleça e mantenha inventário atualizado dos ativos tecnológicos sob gestão da organização, contemplando, minimamente, os dispositivos e softwares utilizados, com informações suficientes para sua identificação e controle [S5.3].</w:t>
+            </w:r>
+          </w:p>
+          <w:p>
+            <w:pPr>
+              <w:jc w:val="both"/>
+              <w:rPr>
+                <w:rFonts w:ascii="Arial" w:hAnsi="Arial" w:cs="Arial"/>
+                <w:sz w:val="18"/>
+                <w:szCs w:val="18"/>
+              </w:rPr>
+            </w:pPr>
+            <w:r>
+              <w:rPr>
+                <w:rFonts w:ascii="Arial" w:hAnsi="Arial" w:cs="Arial"/>
+                <w:b/>
+                <w:bCs/>
+                <w:sz w:val="18"/>
+                <w:szCs w:val="18"/>
+                <w:u w:val="single"/>
+              </w:rPr>
+              <w:t>Ministério Público Estadual</w:t>
+            </w:r>
+            <w:r>
+              <w:rPr>
+                <w:rFonts w:ascii="Arial" w:hAnsi="Arial" w:cs="Arial"/>
+                <w:sz w:val="18"/>
+                <w:szCs w:val="18"/>
+              </w:rPr>
+              <w:t xml:space="preserve"> — Determinação para que estabeleça e mantenha inventário atualizado dos ativos tecnológicos sob gestão da organização, contemplando, minimamente, os dispositivos e softwares utilizados, com informações suficientes para sua identificação e controle [S5.3].</w:t>
+            </w:r>
+          </w:p>
+          <w:p>
+            <w:pPr>
+              <w:jc w:val="both"/>
+              <w:rPr>
+                <w:rFonts w:ascii="Arial" w:hAnsi="Arial" w:cs="Arial"/>
+                <w:sz w:val="18"/>
+                <w:szCs w:val="18"/>
+              </w:rPr>
+            </w:pPr>
+            <w:r>
+              <w:rPr>
+                <w:rFonts w:ascii="Arial" w:hAnsi="Arial" w:cs="Arial"/>
+                <w:b/>
+                <w:bCs/>
+                <w:sz w:val="18"/>
+                <w:szCs w:val="18"/>
+                <w:u w:val="single"/>
+              </w:rPr>
               <w:t>Comunicação com Recomendação</w:t>
             </w:r>
             <w:r>
@@ -5066,6 +7532,93 @@
                 <w:szCs w:val="18"/>
                 <w:u w:val="single"/>
               </w:rPr>
+              <w:t>Poder Executivo Estadual</w:t>
+            </w:r>
+            <w:r>
+              <w:rPr>
+                <w:rFonts w:ascii="Arial" w:hAnsi="Arial" w:cs="Arial"/>
+                <w:sz w:val="18"/>
+                <w:szCs w:val="18"/>
+              </w:rPr>
+              <w:t xml:space="preserve"> — Recomendação para que formalize e execute processo de gestão de configuração, atentando-se, minimamente, em manter base, ferramenta ou registro equivalente com os itens de configuração relevantes, seus responsáveis e os relacionamentos entre ativos [S5.4].</w:t>
+            </w:r>
+          </w:p>
+          <w:p>
+            <w:pPr>
+              <w:jc w:val="both"/>
+              <w:rPr>
+                <w:rFonts w:ascii="Arial" w:hAnsi="Arial" w:cs="Arial"/>
+                <w:sz w:val="18"/>
+                <w:szCs w:val="18"/>
+              </w:rPr>
+            </w:pPr>
+            <w:r>
+              <w:rPr>
+                <w:rFonts w:ascii="Arial" w:hAnsi="Arial" w:cs="Arial"/>
+                <w:b/>
+                <w:bCs/>
+                <w:sz w:val="18"/>
+                <w:szCs w:val="18"/>
+                <w:u w:val="single"/>
+              </w:rPr>
+              <w:t>Poder Judiciário Estadual</w:t>
+            </w:r>
+            <w:r>
+              <w:rPr>
+                <w:rFonts w:ascii="Arial" w:hAnsi="Arial" w:cs="Arial"/>
+                <w:sz w:val="18"/>
+                <w:szCs w:val="18"/>
+              </w:rPr>
+              <w:t xml:space="preserve"> — Recomendação para que formalize e execute processo de gestão de configuração, atentando-se, minimamente, em manter base, ferramenta ou registro equivalente com os itens de configuração relevantes, seus responsáveis e os relacionamentos entre ativos [S5.4].</w:t>
+            </w:r>
+          </w:p>
+          <w:p>
+            <w:pPr>
+              <w:jc w:val="both"/>
+              <w:rPr>
+                <w:rFonts w:ascii="Arial" w:hAnsi="Arial" w:cs="Arial"/>
+                <w:sz w:val="18"/>
+                <w:szCs w:val="18"/>
+              </w:rPr>
+            </w:pPr>
+            <w:r>
+              <w:rPr>
+                <w:rFonts w:ascii="Arial" w:hAnsi="Arial" w:cs="Arial"/>
+                <w:b/>
+                <w:bCs/>
+                <w:sz w:val="18"/>
+                <w:szCs w:val="18"/>
+                <w:u w:val="single"/>
+              </w:rPr>
+              <w:t>Ministério Público Estadual</w:t>
+            </w:r>
+            <w:r>
+              <w:rPr>
+                <w:rFonts w:ascii="Arial" w:hAnsi="Arial" w:cs="Arial"/>
+                <w:sz w:val="18"/>
+                <w:szCs w:val="18"/>
+              </w:rPr>
+              <w:t xml:space="preserve"> — Recomendação para que formalize e execute processo de gestão de configuração, atentando-se, minimamente, em manter base, ferramenta ou registro equivalente com os itens de configuração relevantes, seus responsáveis e os relacionamentos entre ativos [S5.4].</w:t>
+            </w:r>
+          </w:p>
+          <w:p>
+            <w:pPr>
+              <w:jc w:val="both"/>
+              <w:rPr>
+                <w:rFonts w:ascii="Arial" w:hAnsi="Arial" w:cs="Arial"/>
+                <w:sz w:val="18"/>
+                <w:szCs w:val="18"/>
+              </w:rPr>
+            </w:pPr>
+            <w:r>
+              <w:rPr>
+                <w:rFonts w:ascii="Arial" w:hAnsi="Arial" w:cs="Arial"/>
+                <w:b/>
+                <w:bCs/>
+                <w:sz w:val="18"/>
+                <w:szCs w:val="18"/>
+                <w:u w:val="single"/>
+              </w:rPr>
               <w:t>Comunicação com Recomendação</w:t>
             </w:r>
             <w:r>
@@ -5075,6 +7628,93 @@
                 <w:szCs w:val="18"/>
               </w:rPr>
               <w:t xml:space="preserve"> para que formalize e execute processo de gestão de incidentes de TIC, atentando-se, minimamente, em definir papéis, critérios de priorização e escalamento, tratamento de incidentes de serviços e de segurança da informação e registro sistemático e rastreável das ocorrências [S5.5].</w:t>
+            </w:r>
+          </w:p>
+          <w:p>
+            <w:pPr>
+              <w:jc w:val="both"/>
+              <w:rPr>
+                <w:rFonts w:ascii="Arial" w:hAnsi="Arial" w:cs="Arial"/>
+                <w:sz w:val="18"/>
+                <w:szCs w:val="18"/>
+              </w:rPr>
+            </w:pPr>
+            <w:r>
+              <w:rPr>
+                <w:rFonts w:ascii="Arial" w:hAnsi="Arial" w:cs="Arial"/>
+                <w:b/>
+                <w:bCs/>
+                <w:sz w:val="18"/>
+                <w:szCs w:val="18"/>
+                <w:u w:val="single"/>
+              </w:rPr>
+              <w:t>Poder Executivo Estadual</w:t>
+            </w:r>
+            <w:r>
+              <w:rPr>
+                <w:rFonts w:ascii="Arial" w:hAnsi="Arial" w:cs="Arial"/>
+                <w:sz w:val="18"/>
+                <w:szCs w:val="18"/>
+              </w:rPr>
+              <w:t xml:space="preserve"> — Determinação para que formalize e execute processo de gestão de incidentes de TIC, atentando-se, minimamente, em definir papéis, critérios de priorização e escalamento, tratamento de incidentes de serviços e de segurança da informação e registro sistemático e rastreável das ocorrências [S5.5].</w:t>
+            </w:r>
+          </w:p>
+          <w:p>
+            <w:pPr>
+              <w:jc w:val="both"/>
+              <w:rPr>
+                <w:rFonts w:ascii="Arial" w:hAnsi="Arial" w:cs="Arial"/>
+                <w:sz w:val="18"/>
+                <w:szCs w:val="18"/>
+              </w:rPr>
+            </w:pPr>
+            <w:r>
+              <w:rPr>
+                <w:rFonts w:ascii="Arial" w:hAnsi="Arial" w:cs="Arial"/>
+                <w:b/>
+                <w:bCs/>
+                <w:sz w:val="18"/>
+                <w:szCs w:val="18"/>
+                <w:u w:val="single"/>
+              </w:rPr>
+              <w:t>Poder Judiciário Estadual</w:t>
+            </w:r>
+            <w:r>
+              <w:rPr>
+                <w:rFonts w:ascii="Arial" w:hAnsi="Arial" w:cs="Arial"/>
+                <w:sz w:val="18"/>
+                <w:szCs w:val="18"/>
+              </w:rPr>
+              <w:t xml:space="preserve"> — Determinação para que formalize e execute processo de gestão de incidentes de TIC, atentando-se, minimamente, em definir papéis, critérios de priorização e escalamento, tratamento de incidentes de serviços e de segurança da informação e registro sistemático e rastreável das ocorrências [S5.5].</w:t>
+            </w:r>
+          </w:p>
+          <w:p>
+            <w:pPr>
+              <w:jc w:val="both"/>
+              <w:rPr>
+                <w:rFonts w:ascii="Arial" w:hAnsi="Arial" w:cs="Arial"/>
+                <w:sz w:val="18"/>
+                <w:szCs w:val="18"/>
+              </w:rPr>
+            </w:pPr>
+            <w:r>
+              <w:rPr>
+                <w:rFonts w:ascii="Arial" w:hAnsi="Arial" w:cs="Arial"/>
+                <w:b/>
+                <w:bCs/>
+                <w:sz w:val="18"/>
+                <w:szCs w:val="18"/>
+                <w:u w:val="single"/>
+              </w:rPr>
+              <w:t>Ministério Público Estadual</w:t>
+            </w:r>
+            <w:r>
+              <w:rPr>
+                <w:rFonts w:ascii="Arial" w:hAnsi="Arial" w:cs="Arial"/>
+                <w:sz w:val="18"/>
+                <w:szCs w:val="18"/>
+              </w:rPr>
+              <w:t xml:space="preserve"> — Determinação para que formalize e execute processo de gestão de incidentes de TIC, atentando-se, minimamente, em definir papéis, critérios de priorização e escalamento, tratamento de incidentes de serviços e de segurança da informação e registro sistemático e rastreável das ocorrências [S5.5].</w:t>
             </w:r>
           </w:p>
         </w:tc>
@@ -5739,6 +8379,34 @@
             <w:pPr>
               <w:jc w:val="both"/>
               <w:rPr>
+                <w:rFonts w:ascii="Arial" w:hAnsi="Arial" w:cs="Arial"/>
+                <w:sz w:val="18"/>
+                <w:szCs w:val="18"/>
+                <w:vertAlign w:val="superscript"/>
+              </w:rPr>
+            </w:pPr>
+            <w:r>
+              <w:rPr>
+                <w:rFonts w:ascii="Arial" w:hAnsi="Arial" w:cs="Arial"/>
+                <w:b/>
+                <w:sz w:val="18"/>
+                <w:szCs w:val="18"/>
+              </w:rPr>
+              <w:t>C14:</w:t>
+            </w:r>
+            <w:r>
+              <w:rPr>
+                <w:rFonts w:ascii="Arial" w:hAnsi="Arial" w:cs="Arial"/>
+                <w:sz w:val="18"/>
+                <w:szCs w:val="18"/>
+              </w:rPr>
+              <w:t xml:space="preserve"> IN PRODERJ/PRE nº 05/2024, arts. 1º, 4º a 8º, 11 e 28, Decreto Estadual nº 47.278/2020, art. 7º e Decreto Estadual nº 48.749/2023 — rito de planejamento com DOD, ETP, Riscos e TR, aprovação prévia técnica da área de TIC, anuência do PRODERJ e vedação de contratação fora do PEDTIC e PCA no Poder Executivo Estadual.</w:t>
+            </w:r>
+          </w:p>
+          <w:p>
+            <w:pPr>
+              <w:jc w:val="both"/>
+              <w:rPr>
                 <w:rFonts w:ascii="Arial" w:eastAsia="Arial" w:hAnsi="Arial" w:cs="Arial"/>
                 <w:b/>
                 <w:bCs/>
@@ -5799,6 +8467,34 @@
             <w:pPr>
               <w:jc w:val="both"/>
               <w:rPr>
+                <w:rFonts w:ascii="Arial" w:hAnsi="Arial" w:cs="Arial"/>
+                <w:sz w:val="18"/>
+                <w:szCs w:val="18"/>
+                <w:vertAlign w:val="superscript"/>
+              </w:rPr>
+            </w:pPr>
+            <w:r>
+              <w:rPr>
+                <w:rFonts w:ascii="Arial" w:hAnsi="Arial" w:cs="Arial"/>
+                <w:b/>
+                <w:sz w:val="18"/>
+                <w:szCs w:val="18"/>
+              </w:rPr>
+              <w:t>C15:</w:t>
+            </w:r>
+            <w:r>
+              <w:rPr>
+                <w:rFonts w:ascii="Arial" w:hAnsi="Arial" w:cs="Arial"/>
+                <w:sz w:val="18"/>
+                <w:szCs w:val="18"/>
+              </w:rPr>
+              <w:t xml:space="preserve"> Resolução CNJ nº 468/2022, arts. 4º a 7º, 10, 11, 14, 15 e 29 e Ato Normativo TJ nº 27/2022, arts. 5º e 6º — rito de planejamento das contratações de TIC, alinhamento ao PDTIC/PAC e assinatura técnica obrigatória da área de TIC no Poder Judiciário Estadual.</w:t>
+            </w:r>
+          </w:p>
+          <w:p>
+            <w:pPr>
+              <w:jc w:val="both"/>
+              <w:rPr>
                 <w:rFonts w:ascii="Arial" w:eastAsia="Arial" w:hAnsi="Arial" w:cs="Arial"/>
                 <w:b/>
                 <w:bCs/>
@@ -5853,6 +8549,34 @@
                 <w:szCs w:val="18"/>
               </w:rPr>
               <w:t xml:space="preserve"> Resolução CNMP nº 283/2024, arts. 8º e 9º — a equipe de planejamento da contratação de solução de TIC deve ser instituída com integrante técnico, integrante requisitante e integrante administrativo.</w:t>
+            </w:r>
+          </w:p>
+          <w:p>
+            <w:pPr>
+              <w:jc w:val="both"/>
+              <w:rPr>
+                <w:rFonts w:ascii="Arial" w:hAnsi="Arial" w:cs="Arial"/>
+                <w:sz w:val="18"/>
+                <w:szCs w:val="18"/>
+                <w:vertAlign w:val="superscript"/>
+              </w:rPr>
+            </w:pPr>
+            <w:r>
+              <w:rPr>
+                <w:rFonts w:ascii="Arial" w:hAnsi="Arial" w:cs="Arial"/>
+                <w:b/>
+                <w:sz w:val="18"/>
+                <w:szCs w:val="18"/>
+              </w:rPr>
+              <w:t>C16:</w:t>
+            </w:r>
+            <w:r>
+              <w:rPr>
+                <w:rFonts w:ascii="Arial" w:hAnsi="Arial" w:cs="Arial"/>
+                <w:sz w:val="18"/>
+                <w:szCs w:val="18"/>
+              </w:rPr>
+              <w:t xml:space="preserve"> Resolução CNMP nº 283/2024, arts. 2º, 4º a 6º, 8º a 10, 16, 17, 20 e 33 e Resolução GPGJ nº 2.785/2026, art. 13, III — rito padronizado de contratação de TI, alinhamento ao PDTI/PAC e validação/subscrição técnica compulsória no Ministério Público Estadual.</w:t>
             </w:r>
           </w:p>
         </w:tc>
@@ -6205,6 +8929,93 @@
                 <w:szCs w:val="18"/>
                 <w:u w:val="single"/>
               </w:rPr>
+              <w:t>Poder Executivo Estadual</w:t>
+            </w:r>
+            <w:r>
+              <w:rPr>
+                <w:rFonts w:ascii="Arial" w:hAnsi="Arial" w:cs="Arial"/>
+                <w:sz w:val="18"/>
+                <w:szCs w:val="18"/>
+              </w:rPr>
+              <w:t xml:space="preserve"> — Determinação para que formalize e padronize o processo de planejamento das contratações de TIC, definindo etapas, responsabilidades e artefatos aplicáveis, podendo adotar modelos institucionais ou centralizados já existentes e prevendo fluxos proporcionais à natureza, complexidade e risco da contratação [S6.1].</w:t>
+            </w:r>
+          </w:p>
+          <w:p>
+            <w:pPr>
+              <w:jc w:val="both"/>
+              <w:rPr>
+                <w:rFonts w:ascii="Arial" w:hAnsi="Arial" w:cs="Arial"/>
+                <w:sz w:val="18"/>
+                <w:szCs w:val="18"/>
+              </w:rPr>
+            </w:pPr>
+            <w:r>
+              <w:rPr>
+                <w:rFonts w:ascii="Arial" w:hAnsi="Arial" w:cs="Arial"/>
+                <w:b/>
+                <w:bCs/>
+                <w:sz w:val="18"/>
+                <w:szCs w:val="18"/>
+                <w:u w:val="single"/>
+              </w:rPr>
+              <w:t>Poder Judiciário Estadual</w:t>
+            </w:r>
+            <w:r>
+              <w:rPr>
+                <w:rFonts w:ascii="Arial" w:hAnsi="Arial" w:cs="Arial"/>
+                <w:sz w:val="18"/>
+                <w:szCs w:val="18"/>
+              </w:rPr>
+              <w:t xml:space="preserve"> — Determinação para que formalize e padronize o processo de planejamento das contratações de TIC, definindo etapas, responsabilidades e artefatos aplicáveis, podendo adotar modelos institucionais ou centralizados já existentes e prevendo fluxos proporcionais à natureza, complexidade e risco da contratação [S6.1].</w:t>
+            </w:r>
+          </w:p>
+          <w:p>
+            <w:pPr>
+              <w:jc w:val="both"/>
+              <w:rPr>
+                <w:rFonts w:ascii="Arial" w:hAnsi="Arial" w:cs="Arial"/>
+                <w:sz w:val="18"/>
+                <w:szCs w:val="18"/>
+              </w:rPr>
+            </w:pPr>
+            <w:r>
+              <w:rPr>
+                <w:rFonts w:ascii="Arial" w:hAnsi="Arial" w:cs="Arial"/>
+                <w:b/>
+                <w:bCs/>
+                <w:sz w:val="18"/>
+                <w:szCs w:val="18"/>
+                <w:u w:val="single"/>
+              </w:rPr>
+              <w:t>Ministério Público Estadual</w:t>
+            </w:r>
+            <w:r>
+              <w:rPr>
+                <w:rFonts w:ascii="Arial" w:hAnsi="Arial" w:cs="Arial"/>
+                <w:sz w:val="18"/>
+                <w:szCs w:val="18"/>
+              </w:rPr>
+              <w:t xml:space="preserve"> — Determinação para que formalize e padronize o processo de planejamento das contratações de TIC, definindo etapas, responsabilidades e artefatos aplicáveis, podendo adotar modelos institucionais ou centralizados já existentes e prevendo fluxos proporcionais à natureza, complexidade e risco da contratação [S6.1].</w:t>
+            </w:r>
+          </w:p>
+          <w:p>
+            <w:pPr>
+              <w:jc w:val="both"/>
+              <w:rPr>
+                <w:rFonts w:ascii="Arial" w:hAnsi="Arial" w:cs="Arial"/>
+                <w:sz w:val="18"/>
+                <w:szCs w:val="18"/>
+              </w:rPr>
+            </w:pPr>
+            <w:r>
+              <w:rPr>
+                <w:rFonts w:ascii="Arial" w:hAnsi="Arial" w:cs="Arial"/>
+                <w:b/>
+                <w:bCs/>
+                <w:sz w:val="18"/>
+                <w:szCs w:val="18"/>
+                <w:u w:val="single"/>
+              </w:rPr>
               <w:t>Comunicação com Recomendação</w:t>
             </w:r>
             <w:r>
@@ -6247,6 +9058,93 @@
                 <w:szCs w:val="18"/>
                 <w:u w:val="single"/>
               </w:rPr>
+              <w:t>Poder Executivo Estadual</w:t>
+            </w:r>
+            <w:r>
+              <w:rPr>
+                <w:rFonts w:ascii="Arial" w:hAnsi="Arial" w:cs="Arial"/>
+                <w:sz w:val="18"/>
+                <w:szCs w:val="18"/>
+              </w:rPr>
+              <w:t xml:space="preserve"> — Determinação para que estabeleça a submissão das contratações de TIC à análise prévia da área de TIC, de modo a verificar a compatibilidade da solução com os padrões tecnológicos, os requisitos institucionais e a arquitetura existente, admitindo procedimentos simplificados e proporcionais à natureza, ao risco e ao valor da contratação, preservada análise técnica compatível [S6.2].</w:t>
+            </w:r>
+          </w:p>
+          <w:p>
+            <w:pPr>
+              <w:jc w:val="both"/>
+              <w:rPr>
+                <w:rFonts w:ascii="Arial" w:hAnsi="Arial" w:cs="Arial"/>
+                <w:sz w:val="18"/>
+                <w:szCs w:val="18"/>
+              </w:rPr>
+            </w:pPr>
+            <w:r>
+              <w:rPr>
+                <w:rFonts w:ascii="Arial" w:hAnsi="Arial" w:cs="Arial"/>
+                <w:b/>
+                <w:bCs/>
+                <w:sz w:val="18"/>
+                <w:szCs w:val="18"/>
+                <w:u w:val="single"/>
+              </w:rPr>
+              <w:t>Poder Judiciário Estadual</w:t>
+            </w:r>
+            <w:r>
+              <w:rPr>
+                <w:rFonts w:ascii="Arial" w:hAnsi="Arial" w:cs="Arial"/>
+                <w:sz w:val="18"/>
+                <w:szCs w:val="18"/>
+              </w:rPr>
+              <w:t xml:space="preserve"> — Determinação para que estabeleça a submissão das contratações de TIC à análise prévia da área de TIC, de modo a verificar a compatibilidade da solução com os padrões tecnológicos, os requisitos institucionais e a arquitetura existente, admitindo procedimentos simplificados e proporcionais à natureza, ao risco e ao valor da contratação, preservada análise técnica compatível [S6.2].</w:t>
+            </w:r>
+          </w:p>
+          <w:p>
+            <w:pPr>
+              <w:jc w:val="both"/>
+              <w:rPr>
+                <w:rFonts w:ascii="Arial" w:hAnsi="Arial" w:cs="Arial"/>
+                <w:sz w:val="18"/>
+                <w:szCs w:val="18"/>
+              </w:rPr>
+            </w:pPr>
+            <w:r>
+              <w:rPr>
+                <w:rFonts w:ascii="Arial" w:hAnsi="Arial" w:cs="Arial"/>
+                <w:b/>
+                <w:bCs/>
+                <w:sz w:val="18"/>
+                <w:szCs w:val="18"/>
+                <w:u w:val="single"/>
+              </w:rPr>
+              <w:t>Ministério Público Estadual</w:t>
+            </w:r>
+            <w:r>
+              <w:rPr>
+                <w:rFonts w:ascii="Arial" w:hAnsi="Arial" w:cs="Arial"/>
+                <w:sz w:val="18"/>
+                <w:szCs w:val="18"/>
+              </w:rPr>
+              <w:t xml:space="preserve"> — Determinação para que estabeleça a submissão das contratações de TIC à análise prévia da área de TIC, de modo a verificar a compatibilidade da solução com os padrões tecnológicos, os requisitos institucionais e a arquitetura existente, admitindo procedimentos simplificados e proporcionais à natureza, ao risco e ao valor da contratação, preservada análise técnica compatível [S6.2].</w:t>
+            </w:r>
+          </w:p>
+          <w:p>
+            <w:pPr>
+              <w:jc w:val="both"/>
+              <w:rPr>
+                <w:rFonts w:ascii="Arial" w:hAnsi="Arial" w:cs="Arial"/>
+                <w:sz w:val="18"/>
+                <w:szCs w:val="18"/>
+              </w:rPr>
+            </w:pPr>
+            <w:r>
+              <w:rPr>
+                <w:rFonts w:ascii="Arial" w:hAnsi="Arial" w:cs="Arial"/>
+                <w:b/>
+                <w:bCs/>
+                <w:sz w:val="18"/>
+                <w:szCs w:val="18"/>
+                <w:u w:val="single"/>
+              </w:rPr>
               <w:t>Comunicação com Determinação</w:t>
             </w:r>
             <w:r>
@@ -6270,6 +9168,93 @@
                 <w:u w:val="single"/>
               </w:rPr>
             </w:pPr>
+          </w:p>
+          <w:p>
+            <w:pPr>
+              <w:jc w:val="both"/>
+              <w:rPr>
+                <w:rFonts w:ascii="Arial" w:hAnsi="Arial" w:cs="Arial"/>
+                <w:sz w:val="18"/>
+                <w:szCs w:val="18"/>
+              </w:rPr>
+            </w:pPr>
+            <w:r>
+              <w:rPr>
+                <w:rFonts w:ascii="Arial" w:hAnsi="Arial" w:cs="Arial"/>
+                <w:b/>
+                <w:bCs/>
+                <w:sz w:val="18"/>
+                <w:szCs w:val="18"/>
+                <w:u w:val="single"/>
+              </w:rPr>
+              <w:t>Poder Executivo Estadual</w:t>
+            </w:r>
+            <w:r>
+              <w:rPr>
+                <w:rFonts w:ascii="Arial" w:hAnsi="Arial" w:cs="Arial"/>
+                <w:sz w:val="18"/>
+                <w:szCs w:val="18"/>
+              </w:rPr>
+              <w:t xml:space="preserve"> — Determinação para que assegure que as contratações de TIC sejam compatíveis com os instrumentos de planejamento de TIC e, quando elaborado, com o Plano de Contratações Anual, promovendo os ajustes ou justificativas cabíveis nos casos excepcionais [S6.3].</w:t>
+            </w:r>
+          </w:p>
+          <w:p>
+            <w:pPr>
+              <w:jc w:val="both"/>
+              <w:rPr>
+                <w:rFonts w:ascii="Arial" w:hAnsi="Arial" w:cs="Arial"/>
+                <w:sz w:val="18"/>
+                <w:szCs w:val="18"/>
+              </w:rPr>
+            </w:pPr>
+            <w:r>
+              <w:rPr>
+                <w:rFonts w:ascii="Arial" w:hAnsi="Arial" w:cs="Arial"/>
+                <w:b/>
+                <w:bCs/>
+                <w:sz w:val="18"/>
+                <w:szCs w:val="18"/>
+                <w:u w:val="single"/>
+              </w:rPr>
+              <w:t>Poder Judiciário Estadual</w:t>
+            </w:r>
+            <w:r>
+              <w:rPr>
+                <w:rFonts w:ascii="Arial" w:hAnsi="Arial" w:cs="Arial"/>
+                <w:sz w:val="18"/>
+                <w:szCs w:val="18"/>
+              </w:rPr>
+              <w:t xml:space="preserve"> — Determinação para que assegure que as contratações de TIC sejam compatíveis com os instrumentos de planejamento de TIC e, quando elaborado, com o Plano de Contratações Anual, promovendo os ajustes ou justificativas cabíveis nos casos excepcionais [S6.3].</w:t>
+            </w:r>
+          </w:p>
+          <w:p>
+            <w:pPr>
+              <w:jc w:val="both"/>
+              <w:rPr>
+                <w:rFonts w:ascii="Arial" w:hAnsi="Arial" w:cs="Arial"/>
+                <w:sz w:val="18"/>
+                <w:szCs w:val="18"/>
+              </w:rPr>
+            </w:pPr>
+            <w:r>
+              <w:rPr>
+                <w:rFonts w:ascii="Arial" w:hAnsi="Arial" w:cs="Arial"/>
+                <w:b/>
+                <w:bCs/>
+                <w:sz w:val="18"/>
+                <w:szCs w:val="18"/>
+                <w:u w:val="single"/>
+              </w:rPr>
+              <w:t>Ministério Público Estadual</w:t>
+            </w:r>
+            <w:r>
+              <w:rPr>
+                <w:rFonts w:ascii="Arial" w:hAnsi="Arial" w:cs="Arial"/>
+                <w:sz w:val="18"/>
+                <w:szCs w:val="18"/>
+              </w:rPr>
+              <w:t xml:space="preserve"> — Determinação para que assegure que as contratações de TIC sejam compatíveis com os instrumentos de planejamento de TIC e, quando elaborado, com o Plano de Contratações Anual, promovendo os ajustes ou justificativas cabíveis nos casos excepcionais [S6.3].</w:t>
+            </w:r>
           </w:p>
           <w:p>
             <w:pPr>
@@ -6727,7 +9712,7 @@
               <w:sz w:val="18"/>
               <w:szCs w:val="18"/>
             </w:rPr>
-            <w:t>: 113 organizações públicas estaduais e municipais respondentes do iGovTI 2026.</w:t>
+            <w:t>: 119 organizações públicas estaduais e prefeituras municipais</w:t>
           </w:r>
         </w:p>
         <w:p>
@@ -6756,7 +9741,7 @@
               <w:sz w:val="18"/>
               <w:szCs w:val="18"/>
             </w:rPr>
-            <w:t>: Avaliar o grau de adoção das organizações públicas às boas práticas de governança e gestão de tecnologia da informação, mediante aplicação do iGovTI 2026.</w:t>
+            <w:t>: Avaliar o grau de adoção dos jurisdicionados às boas práticas de governança e gestão de TI.</w:t>
           </w:r>
         </w:p>
       </w:tc>

--- a/02-Execucao/04-Matriz_Achados/AN06 – Matriz de achados.docx
+++ b/02-Execucao/04-Matriz_Achados/AN06 – Matriz de achados.docx
@@ -307,6 +307,98 @@
               <w:t>Estrutura de TIC insuficientemente formalizada, definida ou posicionada para gerir a tecnologia da informação</w:t>
             </w:r>
           </w:p>
+          <w:p>
+            <w:pPr>
+              <w:spacing w:after="60"/>
+              <w:jc w:val="both"/>
+              <w:rPr>
+                <w:rFonts w:ascii="Arial" w:hAnsi="Arial" w:cs="Arial"/>
+                <w:b/>
+                <w:bCs/>
+                <w:sz w:val="18"/>
+                <w:szCs w:val="18"/>
+              </w:rPr>
+            </w:pPr>
+          </w:p>
+          <w:p>
+            <w:pPr>
+              <w:spacing w:after="60"/>
+              <w:jc w:val="both"/>
+              <w:rPr>
+                <w:rFonts w:ascii="Arial" w:hAnsi="Arial" w:cs="Arial"/>
+                <w:sz w:val="18"/>
+                <w:szCs w:val="18"/>
+              </w:rPr>
+            </w:pPr>
+            <w:r>
+              <w:rPr>
+                <w:rFonts w:ascii="Arial" w:hAnsi="Arial" w:cs="Arial"/>
+                <w:sz w:val="18"/>
+                <w:szCs w:val="18"/>
+              </w:rPr>
+              <w:t>Achado composto pela ocorrência de alguma dessas situações:</w:t>
+            </w:r>
+          </w:p>
+          <w:p>
+            <w:pPr>
+              <w:spacing w:after="60"/>
+              <w:jc w:val="both"/>
+              <w:rPr>
+                <w:rFonts w:ascii="Arial" w:hAnsi="Arial" w:cs="Arial"/>
+                <w:sz w:val="18"/>
+                <w:szCs w:val="18"/>
+              </w:rPr>
+              <w:ind w:left="300" w:hanging="180"/>
+            </w:pPr>
+            <w:r>
+              <w:rPr>
+                <w:rFonts w:ascii="Arial" w:hAnsi="Arial" w:cs="Arial"/>
+                <w:sz w:val="18"/>
+                <w:szCs w:val="18"/>
+              </w:rPr>
+              <w:t>• S1.1 - Ausência de área, unidade, setor ou função de TIC formalmente instituída</w:t>
+            </w:r>
+          </w:p>
+          <w:p>
+            <w:pPr>
+              <w:spacing w:after="60"/>
+              <w:jc w:val="both"/>
+              <w:rPr>
+                <w:rFonts w:ascii="Arial" w:hAnsi="Arial" w:cs="Arial"/>
+                <w:sz w:val="18"/>
+                <w:szCs w:val="18"/>
+              </w:rPr>
+              <w:ind w:left="300" w:hanging="180"/>
+            </w:pPr>
+            <w:r>
+              <w:rPr>
+                <w:rFonts w:ascii="Arial" w:hAnsi="Arial" w:cs="Arial"/>
+                <w:sz w:val="18"/>
+                <w:szCs w:val="18"/>
+              </w:rPr>
+              <w:t>• S1.2 - Área de TIC sem atribuições formalmente definidas ou sem atribuições formais de gestão de TIC</w:t>
+            </w:r>
+          </w:p>
+          <w:p>
+            <w:pPr>
+              <w:spacing w:after="60"/>
+              <w:jc w:val="both"/>
+              <w:rPr>
+                <w:rFonts w:ascii="Arial" w:hAnsi="Arial" w:cs="Arial"/>
+                <w:sz w:val="18"/>
+                <w:szCs w:val="18"/>
+              </w:rPr>
+              <w:ind w:left="300" w:hanging="180"/>
+            </w:pPr>
+            <w:r>
+              <w:rPr>
+                <w:rFonts w:ascii="Arial" w:hAnsi="Arial" w:cs="Arial"/>
+                <w:sz w:val="18"/>
+                <w:szCs w:val="18"/>
+              </w:rPr>
+              <w:t>• S1.3 - Posicionamento organizacional inadequado da área de TIC</w:t>
+            </w:r>
+          </w:p>
         </w:tc>
         <w:tc>
           <w:tcPr>
@@ -329,15 +421,15 @@
                 <w:sz w:val="18"/>
                 <w:szCs w:val="18"/>
               </w:rPr>
-              <w:t>COBIT 2019, APO01.04 - Definir e implementar as estruturas organizacionais:</w:t>
-            </w:r>
-            <w:r>
-              <w:rPr>
-                <w:rFonts w:ascii="Arial" w:hAnsi="Arial" w:cs="Arial"/>
-                <w:sz w:val="18"/>
-                <w:szCs w:val="18"/>
-              </w:rPr>
-              <w:t xml:space="preserve"> estabelecer estruturas organizacionais internas e externas necessárias para apoiar os objetivos de governança e gestão de TI.</w:t>
+              <w:t>C1: COBIT 2019, APO01.04</w:t>
+            </w:r>
+            <w:r>
+              <w:rPr>
+                <w:rFonts w:ascii="Arial" w:hAnsi="Arial" w:cs="Arial"/>
+                <w:sz w:val="18"/>
+                <w:szCs w:val="18"/>
+              </w:rPr>
+              <w:t xml:space="preserve"> - Definir e implementar as estruturas organizacionais: estabelecer estruturas organizacionais internas e externas necessárias para apoiar os objetivos de governança e gestão de TI.</w:t>
             </w:r>
           </w:p>
           <w:p>
@@ -369,15 +461,15 @@
                 <w:sz w:val="18"/>
                 <w:szCs w:val="18"/>
               </w:rPr>
-              <w:t>Constituição Federal, art. 37, caput - Princípio da eficiência.</w:t>
-            </w:r>
-            <w:r>
-              <w:rPr>
-                <w:rFonts w:ascii="Arial" w:hAnsi="Arial" w:cs="Arial"/>
-                <w:sz w:val="18"/>
-                <w:szCs w:val="18"/>
-              </w:rPr>
-              <w:t/>
+              <w:t>C2: COBIT 2019, APO01.05</w:t>
+            </w:r>
+            <w:r>
+              <w:rPr>
+                <w:rFonts w:ascii="Arial" w:hAnsi="Arial" w:cs="Arial"/>
+                <w:sz w:val="18"/>
+                <w:szCs w:val="18"/>
+              </w:rPr>
+              <w:t xml:space="preserve"> - Estabelecer papéis e responsabilidades: definir, comunicar e manter papéis e responsabilidades relacionados à governança e gestão de TI.</w:t>
             </w:r>
           </w:p>
           <w:p>
@@ -409,15 +501,15 @@
                 <w:sz w:val="18"/>
                 <w:szCs w:val="18"/>
               </w:rPr>
-              <w:t>COBIT 2019, APO01.05 - Estabelecer papéis e responsabilidades:</w:t>
-            </w:r>
-            <w:r>
-              <w:rPr>
-                <w:rFonts w:ascii="Arial" w:hAnsi="Arial" w:cs="Arial"/>
-                <w:sz w:val="18"/>
-                <w:szCs w:val="18"/>
-              </w:rPr>
-              <w:t xml:space="preserve"> definir, comunicar e manter papéis e responsabilidades relacionados à governança e gestão de TI.</w:t>
+              <w:t>C3: COBIT 2019, APO01.06</w:t>
+            </w:r>
+            <w:r>
+              <w:rPr>
+                <w:rFonts w:ascii="Arial" w:hAnsi="Arial" w:cs="Arial"/>
+                <w:sz w:val="18"/>
+                <w:szCs w:val="18"/>
+              </w:rPr>
+              <w:t xml:space="preserve"> - Aprimorar o posicionamento da função de TI: posicionar a função de tecnologia de modo compatível com sua relevância estratégica, responsabilidades e necessidade de interação com a alta administração.</w:t>
             </w:r>
           </w:p>
           <w:p>
@@ -449,15 +541,15 @@
                 <w:sz w:val="18"/>
                 <w:szCs w:val="18"/>
               </w:rPr>
-              <w:t>COBIT 2019, APO01.06 - Aprimorar o posicionamento da função de TI:</w:t>
-            </w:r>
-            <w:r>
-              <w:rPr>
-                <w:rFonts w:ascii="Arial" w:hAnsi="Arial" w:cs="Arial"/>
-                <w:sz w:val="18"/>
-                <w:szCs w:val="18"/>
-              </w:rPr>
-              <w:t xml:space="preserve"> posicionar a função de tecnologia de modo compatível com sua relevância estratégica, responsabilidades e necessidade de interação com a alta administração.</w:t>
+              <w:t>C4: Portaria SGD/ME nº 778/2019, art. 4º, § 1º</w:t>
+            </w:r>
+            <w:r>
+              <w:rPr>
+                <w:rFonts w:ascii="Arial" w:hAnsi="Arial" w:cs="Arial"/>
+                <w:sz w:val="18"/>
+                <w:szCs w:val="18"/>
+              </w:rPr>
+              <w:t xml:space="preserve"> - Referência de posicionamento organizacional: para a obtenção de melhores resultados, a área de TIC de cada órgão ou entidade deve, preferencialmente, estar vinculada à alta administração, com o intuito de apoiá-la na tomada de decisões e no alcance dos objetivos estratégicos.</w:t>
             </w:r>
           </w:p>
           <w:p>
@@ -489,15 +581,15 @@
                 <w:sz w:val="18"/>
                 <w:szCs w:val="18"/>
               </w:rPr>
-              <w:t>Portaria SGD/ME nº 778/2019, art. 4º, § 1º - Referência de posicionamento organizacional:</w:t>
-            </w:r>
-            <w:r>
-              <w:rPr>
-                <w:rFonts w:ascii="Arial" w:hAnsi="Arial" w:cs="Arial"/>
-                <w:sz w:val="18"/>
-                <w:szCs w:val="18"/>
-              </w:rPr>
-              <w:t xml:space="preserve"> para a obtenção de melhores resultados, a área de TIC de cada órgão ou entidade deve, preferencialmente, estar vinculada à alta administração, com o intuito de apoiá-la na tomada de decisões e no alcance dos objetivos estratégicos.</w:t>
+              <w:t>C5: Constituição Federal, art. 37, caput</w:t>
+            </w:r>
+            <w:r>
+              <w:rPr>
+                <w:rFonts w:ascii="Arial" w:hAnsi="Arial" w:cs="Arial"/>
+                <w:sz w:val="18"/>
+                <w:szCs w:val="18"/>
+              </w:rPr>
+              <w:t xml:space="preserve"> - Princípio da eficiência.</w:t>
             </w:r>
           </w:p>
           <w:p>
@@ -549,15 +641,15 @@
                 <w:sz w:val="18"/>
                 <w:szCs w:val="18"/>
               </w:rPr>
-              <w:t>C8:</w:t>
-            </w:r>
-            <w:r>
-              <w:rPr>
-                <w:rFonts w:ascii="Arial" w:hAnsi="Arial" w:cs="Arial"/>
-                <w:sz w:val="18"/>
-                <w:szCs w:val="18"/>
-              </w:rPr>
-              <w:t xml:space="preserve"> Decreto Estadual nº 47.278/2020 (alterado pelo Decreto nº 48.997/2024), arts. 4º e 6º, I a XI, e Portaria PRODERJ/PRE nº 825/2021, Anexo A, arts. 1º, IX, 8º e 9º — estruturação obrigatória do Sistema Estadual de TIC (SETIC), instituição dos Níveis Setoriais de TIC (NSTIC) e definição das atribuições mínimas da unidade de TIC nos órgãos e entidades do Poder Executivo Estadual.</w:t>
+              <w:t>C6: Decreto Estadual nº 47.278/2020 (alterado pelo Decreto nº 48.997/2024), arts. 4º e 6º, I a XI, e Portaria PRODERJ/PRE nº 825/2021, Anexo A, arts. 1º, IX, 8º e 9º</w:t>
+            </w:r>
+            <w:r>
+              <w:rPr>
+                <w:rFonts w:ascii="Arial" w:hAnsi="Arial" w:cs="Arial"/>
+                <w:sz w:val="18"/>
+                <w:szCs w:val="18"/>
+              </w:rPr>
+              <w:t xml:space="preserve"> — estruturação obrigatória do Sistema Estadual de TIC (SETIC), instituição dos Níveis Setoriais de TIC (NSTIC) e definição das atribuições mínimas da unidade de TIC nos órgãos e entidades do Poder Executivo Estadual.</w:t>
             </w:r>
           </w:p>
           <w:p>
@@ -609,15 +701,15 @@
                 <w:sz w:val="18"/>
                 <w:szCs w:val="18"/>
               </w:rPr>
-              <w:t>C9:</w:t>
-            </w:r>
-            <w:r>
-              <w:rPr>
-                <w:rFonts w:ascii="Arial" w:hAnsi="Arial" w:cs="Arial"/>
-                <w:sz w:val="18"/>
-                <w:szCs w:val="18"/>
-              </w:rPr>
-              <w:t xml:space="preserve"> Resolução CNJ nº 370/2021, arts. 21 a 23 e Ato Normativo TJ nº 32/2023, arts. 3º e 8º a 10 — dever de estruturação organizacional formal de TIC, com definição de atribuições regimentais e posicionamento compatível no Poder Judiciário Estadual.</w:t>
+              <w:t>C7: Resolução CNJ nº 370/2021, arts. 21 a 23 e Ato Normativo TJ nº 32/2023, arts. 3º e 8º a 10</w:t>
+            </w:r>
+            <w:r>
+              <w:rPr>
+                <w:rFonts w:ascii="Arial" w:hAnsi="Arial" w:cs="Arial"/>
+                <w:sz w:val="18"/>
+                <w:szCs w:val="18"/>
+              </w:rPr>
+              <w:t xml:space="preserve"> — dever de estruturação organizacional formal de TIC, com definição de atribuições regimentais e posicionamento compatível no Poder Judiciário Estadual.</w:t>
             </w:r>
           </w:p>
           <w:p>
@@ -669,15 +761,15 @@
                 <w:sz w:val="18"/>
                 <w:szCs w:val="18"/>
               </w:rPr>
-              <w:t>C10:</w:t>
-            </w:r>
-            <w:r>
-              <w:rPr>
-                <w:rFonts w:ascii="Arial" w:hAnsi="Arial" w:cs="Arial"/>
-                <w:sz w:val="18"/>
-                <w:szCs w:val="18"/>
-              </w:rPr>
-              <w:t xml:space="preserve"> Resolução CNMP nº 171/2017, arts. 9º, 16, 18 e 33 e Resoluções GPGJ nº 2.675/2025 e nº 2.785/2026, arts. 7º a 10 e 13 — instituição formal da unidade de TIC, atribuições de gestão e posicionamento estratégico subordinado à alta administração no Ministério Público Estadual.</w:t>
+              <w:t>C8: Resolução CNMP nº 171/2017, arts. 9º, 16, 18 e 33 e Resoluções GPGJ nº 2.675/2025 e nº 2.785/2026, arts. 7º a 10 e 13</w:t>
+            </w:r>
+            <w:r>
+              <w:rPr>
+                <w:rFonts w:ascii="Arial" w:hAnsi="Arial" w:cs="Arial"/>
+                <w:sz w:val="18"/>
+                <w:szCs w:val="18"/>
+              </w:rPr>
+              <w:t xml:space="preserve"> — instituição formal da unidade de TIC, atribuições de gestão e posicionamento estratégico subordinado à alta administração no Ministério Público Estadual.</w:t>
             </w:r>
           </w:p>
         </w:tc>
@@ -731,15 +823,7 @@
                 <w:sz w:val="18"/>
                 <w:szCs w:val="18"/>
               </w:rPr>
-              <w:t xml:space="preserve">a) S1.1 - Ausência de área, unidade, setor ou função de TIC formalmente instituída.: </w:t>
-            </w:r>
-            <w:r>
-              <w:rPr>
-                <w:rFonts w:ascii="Arial" w:hAnsi="Arial" w:cs="Arial"/>
-                <w:sz w:val="18"/>
-                <w:szCs w:val="18"/>
-              </w:rPr>
-              <w:t>alternativa f) em q0101, observada a composição lógica definida na Matriz de Procedimentos de Auditoria.</w:t>
+              <w:t>S1.1 - Ausência de área, unidade, setor ou função de TIC formalmente instituída</w:t>
             </w:r>
           </w:p>
           <w:p>
@@ -755,20 +839,23 @@
             <w:r>
               <w:rPr>
                 <w:rFonts w:ascii="Arial" w:hAnsi="Arial" w:cs="Arial"/>
-                <w:b/>
-                <w:sz w:val="18"/>
-                <w:szCs w:val="18"/>
-              </w:rPr>
-              <w:t xml:space="preserve">b) S1.2 - Área de TIC sem atribuições formalmente definidas ou sem atribuições formais de gestão de TIC.: </w:t>
-            </w:r>
-            <w:r>
-              <w:rPr>
-                <w:rFonts w:ascii="Arial" w:hAnsi="Arial" w:cs="Arial"/>
-                <w:sz w:val="18"/>
-                <w:szCs w:val="18"/>
-              </w:rPr>
-              <w:t>resposta distinta da alternativa f) em q0101; resposta "Sim" em q0103[G]; resposta "Não" em q0103[D]; resposta "Não conforme" em q0103[D], observada a composição lógica definida na Matriz de Procedimentos de Auditoria.</w:t>
-            </w:r>
+                <w:sz w:val="18"/>
+                <w:szCs w:val="18"/>
+              </w:rPr>
+              <w:t>• alternativa f) em q0101.</w:t>
+            </w:r>
+          </w:p>
+          <w:p>
+            <w:pPr>
+              <w:jc w:val="both"/>
+              <w:rPr>
+                <w:rFonts w:ascii="Arial" w:eastAsia="Arial" w:hAnsi="Arial" w:cs="Arial"/>
+                <w:b/>
+                <w:bCs/>
+                <w:sz w:val="18"/>
+                <w:szCs w:val="18"/>
+              </w:rPr>
+            </w:pPr>
           </w:p>
           <w:p>
             <w:pPr>
@@ -787,15 +874,153 @@
                 <w:sz w:val="18"/>
                 <w:szCs w:val="18"/>
               </w:rPr>
-              <w:t xml:space="preserve">c) S1.3 - Posicionamento organizacional inadequado da área de TIC.: </w:t>
-            </w:r>
-            <w:r>
-              <w:rPr>
-                <w:rFonts w:ascii="Arial" w:hAnsi="Arial" w:cs="Arial"/>
-                <w:sz w:val="18"/>
-                <w:szCs w:val="18"/>
-              </w:rPr>
-              <w:t>uma das alternativas a), b), e) em q0101; uma das alternativas c), d), e) em q0102, observada a composição lógica definida na Matriz de Procedimentos de Auditoria.</w:t>
+              <w:t>S1.2 - Área de TIC sem atribuições formalmente definidas ou sem atribuições formais de gestão de TIC</w:t>
+            </w:r>
+          </w:p>
+          <w:p>
+            <w:pPr>
+              <w:spacing w:after="60"/>
+              <w:jc w:val="both"/>
+              <w:rPr>
+                <w:rFonts w:ascii="Arial" w:hAnsi="Arial" w:cs="Arial"/>
+                <w:sz w:val="18"/>
+                <w:szCs w:val="18"/>
+              </w:rPr>
+            </w:pPr>
+            <w:r>
+              <w:rPr>
+                <w:rFonts w:ascii="Arial" w:hAnsi="Arial" w:cs="Arial"/>
+                <w:sz w:val="18"/>
+                <w:szCs w:val="18"/>
+              </w:rPr>
+              <w:t>• resposta distinta da alternativa f) em q0101.</w:t>
+            </w:r>
+          </w:p>
+          <w:p>
+            <w:pPr>
+              <w:spacing w:after="60"/>
+              <w:jc w:val="both"/>
+              <w:rPr>
+                <w:rFonts w:ascii="Arial" w:hAnsi="Arial" w:cs="Arial"/>
+                <w:sz w:val="18"/>
+                <w:szCs w:val="18"/>
+              </w:rPr>
+            </w:pPr>
+            <w:r>
+              <w:rPr>
+                <w:rFonts w:ascii="Arial" w:hAnsi="Arial" w:cs="Arial"/>
+                <w:sz w:val="18"/>
+                <w:szCs w:val="18"/>
+              </w:rPr>
+              <w:t>• resposta "Sim" em q0103[G].</w:t>
+            </w:r>
+          </w:p>
+          <w:p>
+            <w:pPr>
+              <w:spacing w:after="60"/>
+              <w:jc w:val="both"/>
+              <w:rPr>
+                <w:rFonts w:ascii="Arial" w:hAnsi="Arial" w:cs="Arial"/>
+                <w:sz w:val="18"/>
+                <w:szCs w:val="18"/>
+              </w:rPr>
+            </w:pPr>
+            <w:r>
+              <w:rPr>
+                <w:rFonts w:ascii="Arial" w:hAnsi="Arial" w:cs="Arial"/>
+                <w:sz w:val="18"/>
+                <w:szCs w:val="18"/>
+              </w:rPr>
+              <w:t>• resposta "Não" em q0103[D].</w:t>
+            </w:r>
+          </w:p>
+          <w:p>
+            <w:pPr>
+              <w:spacing w:after="60"/>
+              <w:jc w:val="both"/>
+              <w:rPr>
+                <w:rFonts w:ascii="Arial" w:hAnsi="Arial" w:cs="Arial"/>
+                <w:sz w:val="18"/>
+                <w:szCs w:val="18"/>
+              </w:rPr>
+            </w:pPr>
+            <w:r>
+              <w:rPr>
+                <w:rFonts w:ascii="Arial" w:hAnsi="Arial" w:cs="Arial"/>
+                <w:sz w:val="18"/>
+                <w:szCs w:val="18"/>
+              </w:rPr>
+              <w:t>• resposta "Não conforme" em q0103[D].</w:t>
+            </w:r>
+          </w:p>
+          <w:p>
+            <w:pPr>
+              <w:jc w:val="both"/>
+              <w:rPr>
+                <w:rFonts w:ascii="Arial" w:eastAsia="Arial" w:hAnsi="Arial" w:cs="Arial"/>
+                <w:b/>
+                <w:bCs/>
+                <w:sz w:val="18"/>
+                <w:szCs w:val="18"/>
+              </w:rPr>
+            </w:pPr>
+          </w:p>
+          <w:p>
+            <w:pPr>
+              <w:spacing w:after="60"/>
+              <w:jc w:val="both"/>
+              <w:rPr>
+                <w:rFonts w:ascii="Arial" w:hAnsi="Arial" w:cs="Arial"/>
+                <w:sz w:val="18"/>
+                <w:szCs w:val="18"/>
+              </w:rPr>
+            </w:pPr>
+            <w:r>
+              <w:rPr>
+                <w:rFonts w:ascii="Arial" w:hAnsi="Arial" w:cs="Arial"/>
+                <w:b/>
+                <w:sz w:val="18"/>
+                <w:szCs w:val="18"/>
+              </w:rPr>
+              <w:t>S1.3 - Posicionamento organizacional inadequado da área de TIC</w:t>
+            </w:r>
+          </w:p>
+          <w:p>
+            <w:pPr>
+              <w:spacing w:after="60"/>
+              <w:jc w:val="both"/>
+              <w:rPr>
+                <w:rFonts w:ascii="Arial" w:hAnsi="Arial" w:cs="Arial"/>
+                <w:sz w:val="18"/>
+                <w:szCs w:val="18"/>
+              </w:rPr>
+            </w:pPr>
+            <w:r>
+              <w:rPr>
+                <w:rFonts w:ascii="Arial" w:hAnsi="Arial" w:cs="Arial"/>
+                <w:sz w:val="18"/>
+                <w:szCs w:val="18"/>
+              </w:rPr>
+              <w:t>• uma das alternativas a), b), e) em q0101.</w:t>
+            </w:r>
+          </w:p>
+          <w:p>
+            <w:pPr>
+              <w:spacing w:after="60"/>
+              <w:jc w:val="both"/>
+              <w:rPr>
+                <w:rFonts w:ascii="Arial" w:hAnsi="Arial" w:cs="Arial"/>
+                <w:sz w:val="18"/>
+                <w:szCs w:val="18"/>
+              </w:rPr>
+            </w:pPr>
+            <w:r>
+              <w:rPr>
+                <w:rFonts w:ascii="Arial" w:hAnsi="Arial" w:cs="Arial"/>
+                <w:sz w:val="18"/>
+                <w:szCs w:val="18"/>
+              </w:rPr>
+              <w:t>• uma das alternativas c), d), e) em q0102.</w:t>
             </w:r>
           </w:p>
         </w:tc>
@@ -955,6 +1180,34 @@
               <w:rPr>
                 <w:rFonts w:ascii="Arial" w:hAnsi="Arial" w:cs="Arial"/>
                 <w:b/>
+                <w:sz w:val="18"/>
+                <w:szCs w:val="18"/>
+              </w:rPr>
+              <w:t>Ausência de área, unidade, setor ou função de TIC formalmente instituída</w:t>
+            </w:r>
+          </w:p>
+          <w:p>
+            <w:pPr>
+              <w:jc w:val="both"/>
+              <w:rPr>
+                <w:rFonts w:ascii="Arial" w:hAnsi="Arial" w:cs="Arial"/>
+                <w:sz w:val="18"/>
+                <w:szCs w:val="18"/>
+              </w:rPr>
+              <w:ind w:left="360" w:hanging="180"/>
+            </w:pPr>
+            <w:r>
+              <w:rPr>
+                <w:rFonts w:ascii="Arial" w:hAnsi="Arial" w:cs="Arial"/>
+                <w:sz w:val="18"/>
+                <w:szCs w:val="18"/>
+              </w:rPr>
+              <w:t xml:space="preserve">• </w:t>
+            </w:r>
+            <w:r>
+              <w:rPr>
+                <w:rFonts w:ascii="Arial" w:hAnsi="Arial" w:cs="Arial"/>
+                <w:b/>
                 <w:bCs/>
                 <w:sz w:val="18"/>
                 <w:szCs w:val="18"/>
@@ -968,12 +1221,47 @@
                 <w:sz w:val="18"/>
                 <w:szCs w:val="18"/>
               </w:rPr>
-              <w:t xml:space="preserve"> para que formalize a área, unidade, setor ou função de TIC em instrumento compatível com a organização, definindo vinculação e responsabilidades essenciais de modo compatível com o porte, a complexidade e a dependência tecnológica da organização [S1.1].</w:t>
-            </w:r>
-          </w:p>
-          <w:p>
-            <w:pPr>
-              <w:jc w:val="both"/>
+              <w:t xml:space="preserve"> para que formalize a área, unidade, setor ou função de TIC em instrumento compatível com a organização, definindo vinculação e responsabilidades essenciais de modo compatível com o porte, a complexidade e a dependência tecnológica da organização [S1.1, C1, C5].</w:t>
+            </w:r>
+          </w:p>
+          <w:p>
+            <w:pPr>
+              <w:jc w:val="both"/>
+              <w:rPr>
+                <w:rFonts w:ascii="Arial" w:hAnsi="Arial" w:cs="Arial"/>
+                <w:sz w:val="18"/>
+                <w:szCs w:val="18"/>
+              </w:rPr>
+            </w:pPr>
+            <w:r>
+              <w:rPr>
+                <w:rFonts w:ascii="Arial" w:hAnsi="Arial" w:cs="Arial"/>
+                <w:b/>
+                <w:sz w:val="18"/>
+                <w:szCs w:val="18"/>
+              </w:rPr>
+              <w:t>Poder Executivo Estadual, Poder Judiciário Estadual e Ministério Público Estadual</w:t>
+            </w:r>
+          </w:p>
+          <w:p>
+            <w:pPr>
+              <w:jc w:val="both"/>
+              <w:rPr>
+                <w:rFonts w:ascii="Arial" w:hAnsi="Arial" w:cs="Arial"/>
+                <w:sz w:val="18"/>
+                <w:szCs w:val="18"/>
+              </w:rPr>
+              <w:ind w:left="360" w:hanging="180"/>
+            </w:pPr>
+            <w:r>
+              <w:rPr>
+                <w:rFonts w:ascii="Arial" w:hAnsi="Arial" w:cs="Arial"/>
+                <w:sz w:val="18"/>
+                <w:szCs w:val="18"/>
+              </w:rPr>
+              <w:t xml:space="preserve">• </w:t>
+            </w:r>
+            <w:r>
               <w:rPr>
                 <w:rFonts w:ascii="Arial" w:hAnsi="Arial" w:cs="Arial"/>
                 <w:b/>
@@ -982,17 +1270,64 @@
                 <w:szCs w:val="18"/>
                 <w:u w:val="single"/>
               </w:rPr>
-            </w:pPr>
-          </w:p>
-          <w:p>
-            <w:pPr>
-              <w:jc w:val="both"/>
-              <w:rPr>
-                <w:rFonts w:ascii="Arial" w:hAnsi="Arial" w:cs="Arial"/>
-                <w:sz w:val="18"/>
-                <w:szCs w:val="18"/>
-              </w:rPr>
-            </w:pPr>
+              <w:t>Comunicação com Determinação</w:t>
+            </w:r>
+            <w:r>
+              <w:rPr>
+                <w:rFonts w:ascii="Arial" w:hAnsi="Arial" w:cs="Arial"/>
+                <w:sz w:val="18"/>
+                <w:szCs w:val="18"/>
+              </w:rPr>
+              <w:t xml:space="preserve"> para que formalize a área, unidade, setor ou função de TIC em instrumento compatível com a organização, definindo vinculação e responsabilidades essenciais de modo compatível com o porte, a complexidade e a dependência tecnológica da organização [S1.1, C1, C6, C7, C8].</w:t>
+            </w:r>
+          </w:p>
+          <w:p>
+            <w:pPr>
+              <w:jc w:val="both"/>
+              <w:rPr>
+                <w:rFonts w:ascii="Arial" w:hAnsi="Arial" w:cs="Arial"/>
+                <w:sz w:val="18"/>
+                <w:szCs w:val="18"/>
+              </w:rPr>
+            </w:pPr>
+          </w:p>
+          <w:p>
+            <w:pPr>
+              <w:jc w:val="both"/>
+              <w:rPr>
+                <w:rFonts w:ascii="Arial" w:hAnsi="Arial" w:cs="Arial"/>
+                <w:sz w:val="18"/>
+                <w:szCs w:val="18"/>
+              </w:rPr>
+            </w:pPr>
+            <w:r>
+              <w:rPr>
+                <w:rFonts w:ascii="Arial" w:hAnsi="Arial" w:cs="Arial"/>
+                <w:b/>
+                <w:sz w:val="18"/>
+                <w:szCs w:val="18"/>
+              </w:rPr>
+              <w:t>Área de TIC sem atribuições formalmente definidas ou sem atribuições formais de gestão de TIC</w:t>
+            </w:r>
+          </w:p>
+          <w:p>
+            <w:pPr>
+              <w:jc w:val="both"/>
+              <w:rPr>
+                <w:rFonts w:ascii="Arial" w:hAnsi="Arial" w:cs="Arial"/>
+                <w:sz w:val="18"/>
+                <w:szCs w:val="18"/>
+              </w:rPr>
+              <w:ind w:left="360" w:hanging="180"/>
+            </w:pPr>
+            <w:r>
+              <w:rPr>
+                <w:rFonts w:ascii="Arial" w:hAnsi="Arial" w:cs="Arial"/>
+                <w:sz w:val="18"/>
+                <w:szCs w:val="18"/>
+              </w:rPr>
+              <w:t xml:space="preserve">• </w:t>
+            </w:r>
             <w:r>
               <w:rPr>
                 <w:rFonts w:ascii="Arial" w:hAnsi="Arial" w:cs="Arial"/>
@@ -1002,26 +1337,54 @@
                 <w:szCs w:val="18"/>
                 <w:u w:val="single"/>
               </w:rPr>
-              <w:t>Poder Executivo Estadual</w:t>
-            </w:r>
-            <w:r>
-              <w:rPr>
-                <w:rFonts w:ascii="Arial" w:hAnsi="Arial" w:cs="Arial"/>
-                <w:sz w:val="18"/>
-                <w:szCs w:val="18"/>
-              </w:rPr>
-              <w:t xml:space="preserve"> — Determinação para que formalize a área, unidade, setor ou função de TIC em instrumento compatível com a organização, definindo vinculação e responsabilidades essenciais de modo compatível com o porte, a complexidade e a dependência tecnológica da organização [S1.1].</w:t>
-            </w:r>
-          </w:p>
-          <w:p>
-            <w:pPr>
-              <w:jc w:val="both"/>
-              <w:rPr>
-                <w:rFonts w:ascii="Arial" w:hAnsi="Arial" w:cs="Arial"/>
-                <w:sz w:val="18"/>
-                <w:szCs w:val="18"/>
-              </w:rPr>
-            </w:pPr>
+              <w:t>Comunicação com Recomendação</w:t>
+            </w:r>
+            <w:r>
+              <w:rPr>
+                <w:rFonts w:ascii="Arial" w:hAnsi="Arial" w:cs="Arial"/>
+                <w:sz w:val="18"/>
+                <w:szCs w:val="18"/>
+              </w:rPr>
+              <w:t xml:space="preserve"> para que defina formalmente as atribuições da área de TIC, atentando-se, minimamente, em abranger as atividades de planejamento, coordenação, gestão e controle da TIC [S1.2, C2, C5].</w:t>
+            </w:r>
+          </w:p>
+          <w:p>
+            <w:pPr>
+              <w:jc w:val="both"/>
+              <w:rPr>
+                <w:rFonts w:ascii="Arial" w:hAnsi="Arial" w:cs="Arial"/>
+                <w:sz w:val="18"/>
+                <w:szCs w:val="18"/>
+              </w:rPr>
+            </w:pPr>
+            <w:r>
+              <w:rPr>
+                <w:rFonts w:ascii="Arial" w:hAnsi="Arial" w:cs="Arial"/>
+                <w:b/>
+                <w:sz w:val="18"/>
+                <w:szCs w:val="18"/>
+              </w:rPr>
+              <w:t>Poder Executivo Estadual, Poder Judiciário Estadual e Ministério Público Estadual</w:t>
+            </w:r>
+          </w:p>
+          <w:p>
+            <w:pPr>
+              <w:jc w:val="both"/>
+              <w:rPr>
+                <w:rFonts w:ascii="Arial" w:hAnsi="Arial" w:cs="Arial"/>
+                <w:sz w:val="18"/>
+                <w:szCs w:val="18"/>
+              </w:rPr>
+              <w:ind w:left="360" w:hanging="180"/>
+            </w:pPr>
+            <w:r>
+              <w:rPr>
+                <w:rFonts w:ascii="Arial" w:hAnsi="Arial" w:cs="Arial"/>
+                <w:sz w:val="18"/>
+                <w:szCs w:val="18"/>
+              </w:rPr>
+              <w:t xml:space="preserve">• </w:t>
+            </w:r>
             <w:r>
               <w:rPr>
                 <w:rFonts w:ascii="Arial" w:hAnsi="Arial" w:cs="Arial"/>
@@ -1031,26 +1394,64 @@
                 <w:szCs w:val="18"/>
                 <w:u w:val="single"/>
               </w:rPr>
-              <w:t>Poder Judiciário Estadual</w:t>
-            </w:r>
-            <w:r>
-              <w:rPr>
-                <w:rFonts w:ascii="Arial" w:hAnsi="Arial" w:cs="Arial"/>
-                <w:sz w:val="18"/>
-                <w:szCs w:val="18"/>
-              </w:rPr>
-              <w:t xml:space="preserve"> — Determinação para que formalize a área, unidade, setor ou função de TIC em instrumento compatível com a organização, definindo vinculação e responsabilidades essenciais de modo compatível com o porte, a complexidade e a dependência tecnológica da organização [S1.1].</w:t>
-            </w:r>
-          </w:p>
-          <w:p>
-            <w:pPr>
-              <w:jc w:val="both"/>
-              <w:rPr>
-                <w:rFonts w:ascii="Arial" w:hAnsi="Arial" w:cs="Arial"/>
-                <w:sz w:val="18"/>
-                <w:szCs w:val="18"/>
-              </w:rPr>
-            </w:pPr>
+              <w:t>Comunicação com Determinação</w:t>
+            </w:r>
+            <w:r>
+              <w:rPr>
+                <w:rFonts w:ascii="Arial" w:hAnsi="Arial" w:cs="Arial"/>
+                <w:sz w:val="18"/>
+                <w:szCs w:val="18"/>
+              </w:rPr>
+              <w:t xml:space="preserve"> para que defina formalmente as atribuições da área de TIC, atentando-se, minimamente, em abranger as atividades de planejamento, coordenação, gestão e controle da TIC [S1.2, C2, C6, C7, C8].</w:t>
+            </w:r>
+          </w:p>
+          <w:p>
+            <w:pPr>
+              <w:jc w:val="both"/>
+              <w:rPr>
+                <w:rFonts w:ascii="Arial" w:hAnsi="Arial" w:cs="Arial"/>
+                <w:sz w:val="18"/>
+                <w:szCs w:val="18"/>
+              </w:rPr>
+            </w:pPr>
+          </w:p>
+          <w:p>
+            <w:pPr>
+              <w:jc w:val="both"/>
+              <w:rPr>
+                <w:rFonts w:ascii="Arial" w:hAnsi="Arial" w:cs="Arial"/>
+                <w:sz w:val="18"/>
+                <w:szCs w:val="18"/>
+              </w:rPr>
+            </w:pPr>
+            <w:r>
+              <w:rPr>
+                <w:rFonts w:ascii="Arial" w:hAnsi="Arial" w:cs="Arial"/>
+                <w:b/>
+                <w:sz w:val="18"/>
+                <w:szCs w:val="18"/>
+              </w:rPr>
+              <w:t>Posicionamento organizacional inadequado da área de TIC</w:t>
+            </w:r>
+          </w:p>
+          <w:p>
+            <w:pPr>
+              <w:jc w:val="both"/>
+              <w:rPr>
+                <w:rFonts w:ascii="Arial" w:hAnsi="Arial" w:cs="Arial"/>
+                <w:sz w:val="18"/>
+                <w:szCs w:val="18"/>
+              </w:rPr>
+              <w:ind w:left="360" w:hanging="180"/>
+            </w:pPr>
+            <w:r>
+              <w:rPr>
+                <w:rFonts w:ascii="Arial" w:hAnsi="Arial" w:cs="Arial"/>
+                <w:sz w:val="18"/>
+                <w:szCs w:val="18"/>
+              </w:rPr>
+              <w:t xml:space="preserve">• </w:t>
+            </w:r>
             <w:r>
               <w:rPr>
                 <w:rFonts w:ascii="Arial" w:hAnsi="Arial" w:cs="Arial"/>
@@ -1060,35 +1461,6 @@
                 <w:szCs w:val="18"/>
                 <w:u w:val="single"/>
               </w:rPr>
-              <w:t>Ministério Público Estadual</w:t>
-            </w:r>
-            <w:r>
-              <w:rPr>
-                <w:rFonts w:ascii="Arial" w:hAnsi="Arial" w:cs="Arial"/>
-                <w:sz w:val="18"/>
-                <w:szCs w:val="18"/>
-              </w:rPr>
-              <w:t xml:space="preserve"> — Determinação para que formalize a área, unidade, setor ou função de TIC em instrumento compatível com a organização, definindo vinculação e responsabilidades essenciais de modo compatível com o porte, a complexidade e a dependência tecnológica da organização [S1.1].</w:t>
-            </w:r>
-          </w:p>
-          <w:p>
-            <w:pPr>
-              <w:jc w:val="both"/>
-              <w:rPr>
-                <w:rFonts w:ascii="Arial" w:hAnsi="Arial" w:cs="Arial"/>
-                <w:sz w:val="18"/>
-                <w:szCs w:val="18"/>
-              </w:rPr>
-            </w:pPr>
-            <w:r>
-              <w:rPr>
-                <w:rFonts w:ascii="Arial" w:hAnsi="Arial" w:cs="Arial"/>
-                <w:b/>
-                <w:bCs/>
-                <w:sz w:val="18"/>
-                <w:szCs w:val="18"/>
-                <w:u w:val="single"/>
-              </w:rPr>
               <w:t>Comunicação com Recomendação</w:t>
             </w:r>
             <w:r>
@@ -1097,223 +1469,7 @@
                 <w:sz w:val="18"/>
                 <w:szCs w:val="18"/>
               </w:rPr>
-              <w:t xml:space="preserve"> para que defina formalmente as atribuições da área de TIC, atentando-se, minimamente, em abranger as atividades de planejamento, coordenação, gestão e controle da TIC [S1.2].</w:t>
-            </w:r>
-          </w:p>
-          <w:p>
-            <w:pPr>
-              <w:jc w:val="both"/>
-              <w:rPr>
-                <w:rFonts w:ascii="Arial" w:hAnsi="Arial" w:cs="Arial"/>
-                <w:b/>
-                <w:bCs/>
-                <w:sz w:val="18"/>
-                <w:szCs w:val="18"/>
-                <w:u w:val="single"/>
-              </w:rPr>
-            </w:pPr>
-          </w:p>
-          <w:p>
-            <w:pPr>
-              <w:jc w:val="both"/>
-              <w:rPr>
-                <w:rFonts w:ascii="Arial" w:hAnsi="Arial" w:cs="Arial"/>
-                <w:sz w:val="18"/>
-                <w:szCs w:val="18"/>
-              </w:rPr>
-            </w:pPr>
-            <w:r>
-              <w:rPr>
-                <w:rFonts w:ascii="Arial" w:hAnsi="Arial" w:cs="Arial"/>
-                <w:b/>
-                <w:bCs/>
-                <w:sz w:val="18"/>
-                <w:szCs w:val="18"/>
-                <w:u w:val="single"/>
-              </w:rPr>
-              <w:t>Poder Executivo Estadual</w:t>
-            </w:r>
-            <w:r>
-              <w:rPr>
-                <w:rFonts w:ascii="Arial" w:hAnsi="Arial" w:cs="Arial"/>
-                <w:sz w:val="18"/>
-                <w:szCs w:val="18"/>
-              </w:rPr>
-              <w:t xml:space="preserve"> — Determinação para que defina formalmente as atribuições da área de TIC, atentando-se, minimamente, em abranger as atividades de planejamento, coordenação, gestão e controle da TIC [S1.2].</w:t>
-            </w:r>
-          </w:p>
-          <w:p>
-            <w:pPr>
-              <w:jc w:val="both"/>
-              <w:rPr>
-                <w:rFonts w:ascii="Arial" w:hAnsi="Arial" w:cs="Arial"/>
-                <w:sz w:val="18"/>
-                <w:szCs w:val="18"/>
-              </w:rPr>
-            </w:pPr>
-            <w:r>
-              <w:rPr>
-                <w:rFonts w:ascii="Arial" w:hAnsi="Arial" w:cs="Arial"/>
-                <w:b/>
-                <w:bCs/>
-                <w:sz w:val="18"/>
-                <w:szCs w:val="18"/>
-                <w:u w:val="single"/>
-              </w:rPr>
-              <w:t>Poder Judiciário Estadual</w:t>
-            </w:r>
-            <w:r>
-              <w:rPr>
-                <w:rFonts w:ascii="Arial" w:hAnsi="Arial" w:cs="Arial"/>
-                <w:sz w:val="18"/>
-                <w:szCs w:val="18"/>
-              </w:rPr>
-              <w:t xml:space="preserve"> — Determinação para que defina formalmente as atribuições da área de TIC, atentando-se, minimamente, em abranger as atividades de planejamento, coordenação, gestão e controle da TIC [S1.2].</w:t>
-            </w:r>
-          </w:p>
-          <w:p>
-            <w:pPr>
-              <w:jc w:val="both"/>
-              <w:rPr>
-                <w:rFonts w:ascii="Arial" w:hAnsi="Arial" w:cs="Arial"/>
-                <w:sz w:val="18"/>
-                <w:szCs w:val="18"/>
-              </w:rPr>
-            </w:pPr>
-            <w:r>
-              <w:rPr>
-                <w:rFonts w:ascii="Arial" w:hAnsi="Arial" w:cs="Arial"/>
-                <w:b/>
-                <w:bCs/>
-                <w:sz w:val="18"/>
-                <w:szCs w:val="18"/>
-                <w:u w:val="single"/>
-              </w:rPr>
-              <w:t>Ministério Público Estadual</w:t>
-            </w:r>
-            <w:r>
-              <w:rPr>
-                <w:rFonts w:ascii="Arial" w:hAnsi="Arial" w:cs="Arial"/>
-                <w:sz w:val="18"/>
-                <w:szCs w:val="18"/>
-              </w:rPr>
-              <w:t xml:space="preserve"> — Determinação para que defina formalmente as atribuições da área de TIC, atentando-se, minimamente, em abranger as atividades de planejamento, coordenação, gestão e controle da TIC [S1.2].</w:t>
-            </w:r>
-          </w:p>
-          <w:p>
-            <w:pPr>
-              <w:jc w:val="both"/>
-              <w:rPr>
-                <w:rFonts w:ascii="Arial" w:hAnsi="Arial" w:cs="Arial"/>
-                <w:sz w:val="18"/>
-                <w:szCs w:val="18"/>
-              </w:rPr>
-            </w:pPr>
-            <w:r>
-              <w:rPr>
-                <w:rFonts w:ascii="Arial" w:hAnsi="Arial" w:cs="Arial"/>
-                <w:b/>
-                <w:bCs/>
-                <w:sz w:val="18"/>
-                <w:szCs w:val="18"/>
-                <w:u w:val="single"/>
-              </w:rPr>
-              <w:t>Comunicação com Recomendação</w:t>
-            </w:r>
-            <w:r>
-              <w:rPr>
-                <w:rFonts w:ascii="Arial" w:hAnsi="Arial" w:cs="Arial"/>
-                <w:sz w:val="18"/>
-                <w:szCs w:val="18"/>
-              </w:rPr>
-              <w:t xml:space="preserve"> para que avalie o posicionamento organizacional da área de TIC e adote, quando necessário, medidas para assegurar interlocução adequada com a alta administração e participação nas decisões estratégicas, orçamentárias, contratuais e de gestão de riscos relacionadas à tecnologia da informação [S1.3].</w:t>
-            </w:r>
-          </w:p>
-          <w:p>
-            <w:pPr>
-              <w:jc w:val="both"/>
-              <w:rPr>
-                <w:rFonts w:ascii="Arial" w:hAnsi="Arial" w:cs="Arial"/>
-                <w:sz w:val="18"/>
-                <w:szCs w:val="18"/>
-              </w:rPr>
-            </w:pPr>
-            <w:r>
-              <w:rPr>
-                <w:rFonts w:ascii="Arial" w:hAnsi="Arial" w:cs="Arial"/>
-                <w:b/>
-                <w:bCs/>
-                <w:sz w:val="18"/>
-                <w:szCs w:val="18"/>
-                <w:u w:val="single"/>
-              </w:rPr>
-              <w:t>Poder Executivo Estadual</w:t>
-            </w:r>
-            <w:r>
-              <w:rPr>
-                <w:rFonts w:ascii="Arial" w:hAnsi="Arial" w:cs="Arial"/>
-                <w:sz w:val="18"/>
-                <w:szCs w:val="18"/>
-              </w:rPr>
-              <w:t xml:space="preserve"> — Recomendação para que avalie o posicionamento organizacional da área de TIC e adote, quando necessário, medidas para assegurar interlocução adequada com a alta administração e participação nas decisões estratégicas, orçamentárias, contratuais e de gestão de riscos relacionadas à tecnologia da informação [S1.3].</w:t>
-            </w:r>
-          </w:p>
-          <w:p>
-            <w:pPr>
-              <w:jc w:val="both"/>
-              <w:rPr>
-                <w:rFonts w:ascii="Arial" w:hAnsi="Arial" w:cs="Arial"/>
-                <w:sz w:val="18"/>
-                <w:szCs w:val="18"/>
-              </w:rPr>
-            </w:pPr>
-            <w:r>
-              <w:rPr>
-                <w:rFonts w:ascii="Arial" w:hAnsi="Arial" w:cs="Arial"/>
-                <w:b/>
-                <w:bCs/>
-                <w:sz w:val="18"/>
-                <w:szCs w:val="18"/>
-                <w:u w:val="single"/>
-              </w:rPr>
-              <w:t>Poder Judiciário Estadual</w:t>
-            </w:r>
-            <w:r>
-              <w:rPr>
-                <w:rFonts w:ascii="Arial" w:hAnsi="Arial" w:cs="Arial"/>
-                <w:sz w:val="18"/>
-                <w:szCs w:val="18"/>
-              </w:rPr>
-              <w:t xml:space="preserve"> — Recomendação para que avalie o posicionamento organizacional da área de TIC e adote, quando necessário, medidas para assegurar interlocução adequada com a alta administração e participação nas decisões estratégicas, orçamentárias, contratuais e de gestão de riscos relacionadas à tecnologia da informação [S1.3].</w:t>
-            </w:r>
-          </w:p>
-          <w:p>
-            <w:pPr>
-              <w:jc w:val="both"/>
-              <w:rPr>
-                <w:rFonts w:ascii="Arial" w:hAnsi="Arial" w:cs="Arial"/>
-                <w:sz w:val="18"/>
-                <w:szCs w:val="18"/>
-              </w:rPr>
-            </w:pPr>
-            <w:r>
-              <w:rPr>
-                <w:rFonts w:ascii="Arial" w:hAnsi="Arial" w:cs="Arial"/>
-                <w:b/>
-                <w:bCs/>
-                <w:sz w:val="18"/>
-                <w:szCs w:val="18"/>
-                <w:u w:val="single"/>
-              </w:rPr>
-              <w:t>Ministério Público Estadual</w:t>
-            </w:r>
-            <w:r>
-              <w:rPr>
-                <w:rFonts w:ascii="Arial" w:hAnsi="Arial" w:cs="Arial"/>
-                <w:sz w:val="18"/>
-                <w:szCs w:val="18"/>
-              </w:rPr>
-              <w:t xml:space="preserve"> — Recomendação para que avalie o posicionamento organizacional da área de TIC e adote, quando necessário, medidas para assegurar interlocução adequada com a alta administração e participação nas decisões estratégicas, orçamentárias, contratuais e de gestão de riscos relacionadas à tecnologia da informação [S1.3].</w:t>
+              <w:t xml:space="preserve"> para que avalie o posicionamento organizacional da área de TIC e adote, quando necessário, medidas para assegurar interlocução adequada com a alta administração e participação nas decisões estratégicas, orçamentárias, contratuais e de gestão de riscos relacionadas à tecnologia da informação [S1.3, C3, C4, C6, C7, C8].</w:t>
             </w:r>
           </w:p>
         </w:tc>
@@ -1327,6 +1483,11 @@
           <w:b/>
         </w:rPr>
       </w:pPr>
+    </w:p>
+    <w:p>
+      <w:r>
+        <w:br w:type="page"/>
+      </w:r>
     </w:p>
     <w:tbl>
       <w:tblPr>
@@ -1373,7 +1534,6 @@
                 <w:sz w:val="16"/>
                 <w:szCs w:val="16"/>
               </w:rPr>
-              <w:pageBreakBefore/>
             </w:pPr>
             <w:r>
               <w:rPr>
@@ -1601,6 +1761,98 @@
               <w:t>Governança de TIC insuficiente para avaliar, dirigir e monitorar a tecnologia da informação</w:t>
             </w:r>
           </w:p>
+          <w:p>
+            <w:pPr>
+              <w:spacing w:after="60"/>
+              <w:jc w:val="both"/>
+              <w:rPr>
+                <w:rFonts w:ascii="Arial" w:hAnsi="Arial" w:cs="Arial"/>
+                <w:b/>
+                <w:bCs/>
+                <w:sz w:val="18"/>
+                <w:szCs w:val="18"/>
+              </w:rPr>
+            </w:pPr>
+          </w:p>
+          <w:p>
+            <w:pPr>
+              <w:spacing w:after="60"/>
+              <w:jc w:val="both"/>
+              <w:rPr>
+                <w:rFonts w:ascii="Arial" w:hAnsi="Arial" w:cs="Arial"/>
+                <w:sz w:val="18"/>
+                <w:szCs w:val="18"/>
+              </w:rPr>
+            </w:pPr>
+            <w:r>
+              <w:rPr>
+                <w:rFonts w:ascii="Arial" w:hAnsi="Arial" w:cs="Arial"/>
+                <w:sz w:val="18"/>
+                <w:szCs w:val="18"/>
+              </w:rPr>
+              <w:t>Achado composto pela ocorrência de alguma dessas situações:</w:t>
+            </w:r>
+          </w:p>
+          <w:p>
+            <w:pPr>
+              <w:spacing w:after="60"/>
+              <w:jc w:val="both"/>
+              <w:rPr>
+                <w:rFonts w:ascii="Arial" w:hAnsi="Arial" w:cs="Arial"/>
+                <w:sz w:val="18"/>
+                <w:szCs w:val="18"/>
+              </w:rPr>
+              <w:ind w:left="300" w:hanging="180"/>
+            </w:pPr>
+            <w:r>
+              <w:rPr>
+                <w:rFonts w:ascii="Arial" w:hAnsi="Arial" w:cs="Arial"/>
+                <w:sz w:val="18"/>
+                <w:szCs w:val="18"/>
+              </w:rPr>
+              <w:t>• S2.1 - Ausência de objetivos, indicadores ou metas para a gestão de TIC</w:t>
+            </w:r>
+          </w:p>
+          <w:p>
+            <w:pPr>
+              <w:spacing w:after="60"/>
+              <w:jc w:val="both"/>
+              <w:rPr>
+                <w:rFonts w:ascii="Arial" w:hAnsi="Arial" w:cs="Arial"/>
+                <w:sz w:val="18"/>
+                <w:szCs w:val="18"/>
+              </w:rPr>
+              <w:ind w:left="300" w:hanging="180"/>
+            </w:pPr>
+            <w:r>
+              <w:rPr>
+                <w:rFonts w:ascii="Arial" w:hAnsi="Arial" w:cs="Arial"/>
+                <w:sz w:val="18"/>
+                <w:szCs w:val="18"/>
+              </w:rPr>
+              <w:t>• S2.2 - Comitê de TIC ou instância equivalente não instituído formalmente ou sem representação de áreas relevantes da organização</w:t>
+            </w:r>
+          </w:p>
+          <w:p>
+            <w:pPr>
+              <w:spacing w:after="60"/>
+              <w:jc w:val="both"/>
+              <w:rPr>
+                <w:rFonts w:ascii="Arial" w:hAnsi="Arial" w:cs="Arial"/>
+                <w:sz w:val="18"/>
+                <w:szCs w:val="18"/>
+              </w:rPr>
+              <w:ind w:left="300" w:hanging="180"/>
+            </w:pPr>
+            <w:r>
+              <w:rPr>
+                <w:rFonts w:ascii="Arial" w:hAnsi="Arial" w:cs="Arial"/>
+                <w:sz w:val="18"/>
+                <w:szCs w:val="18"/>
+              </w:rPr>
+              <w:t>• S2.3 - Comitê de TIC ou instância equivalente sem atuação efetiva comprovada</w:t>
+            </w:r>
+          </w:p>
         </w:tc>
         <w:tc>
           <w:tcPr>
@@ -1623,15 +1875,15 @@
                 <w:sz w:val="18"/>
                 <w:szCs w:val="18"/>
               </w:rPr>
-              <w:t>COBIT 2019, MEA01.04 - Avaliar o desempenho:</w:t>
-            </w:r>
-            <w:r>
-              <w:rPr>
-                <w:rFonts w:ascii="Arial" w:hAnsi="Arial" w:cs="Arial"/>
-                <w:sz w:val="18"/>
-                <w:szCs w:val="18"/>
-              </w:rPr>
-              <w:t xml:space="preserve"> monitorar e avaliar periodicamente o desempenho e a conformidade da TI em relação a objetivos, indicadores, metas e expectativas das partes interessadas.</w:t>
+              <w:t>C1: COBIT 2019, EDM01.02</w:t>
+            </w:r>
+            <w:r>
+              <w:rPr>
+                <w:rFonts w:ascii="Arial" w:hAnsi="Arial" w:cs="Arial"/>
+                <w:sz w:val="18"/>
+                <w:szCs w:val="18"/>
+              </w:rPr>
+              <w:t xml:space="preserve"> - Dirigir o sistema de governança: orientar estruturas, princípios, processos e práticas de governança para assegurar que a TI apoie os objetivos organizacionais.</w:t>
             </w:r>
           </w:p>
           <w:p>
@@ -1663,15 +1915,15 @@
                 <w:sz w:val="18"/>
                 <w:szCs w:val="18"/>
               </w:rPr>
-              <w:t>COBIT 2019, EDM01.02 - Dirigir o sistema de governança:</w:t>
-            </w:r>
-            <w:r>
-              <w:rPr>
-                <w:rFonts w:ascii="Arial" w:hAnsi="Arial" w:cs="Arial"/>
-                <w:sz w:val="18"/>
-                <w:szCs w:val="18"/>
-              </w:rPr>
-              <w:t xml:space="preserve"> orientar estruturas, princípios, processos e práticas de governança para assegurar que a TI apoie os objetivos organizacionais.</w:t>
+              <w:t>C2: COBIT 2019, MEA01.04</w:t>
+            </w:r>
+            <w:r>
+              <w:rPr>
+                <w:rFonts w:ascii="Arial" w:hAnsi="Arial" w:cs="Arial"/>
+                <w:sz w:val="18"/>
+                <w:szCs w:val="18"/>
+              </w:rPr>
+              <w:t xml:space="preserve"> - Avaliar o desempenho: monitorar e avaliar periodicamente o desempenho e a conformidade da TI em relação a objetivos, indicadores, metas e expectativas das partes interessadas.</w:t>
             </w:r>
           </w:p>
           <w:p>
@@ -1703,15 +1955,15 @@
                 <w:sz w:val="18"/>
                 <w:szCs w:val="18"/>
               </w:rPr>
-              <w:t>Decreto nº 12.198/2024, arts. 5º e 6º, § 2º – Referência de governança digital:</w:t>
-            </w:r>
-            <w:r>
-              <w:rPr>
-                <w:rFonts w:ascii="Arial" w:hAnsi="Arial" w:cs="Arial"/>
-                <w:sz w:val="18"/>
-                <w:szCs w:val="18"/>
-              </w:rPr>
-              <w:t xml:space="preserve"> instituição, no âmbito da Administração Pública federal direta, autárquica e fundacional, de Comitê de Governança Digital ou colegiado equivalente com função deliberativa sobre ações de governo digital e uso de recursos de TIC, incluindo a aprovação dos instrumentos de planejamento previstos no Decreto.</w:t>
+              <w:t>C3: Decreto nº 12.198/2024, arts. 5º e 6º, § 2º</w:t>
+            </w:r>
+            <w:r>
+              <w:rPr>
+                <w:rFonts w:ascii="Arial" w:hAnsi="Arial" w:cs="Arial"/>
+                <w:sz w:val="18"/>
+                <w:szCs w:val="18"/>
+              </w:rPr>
+              <w:t xml:space="preserve"> – Referência de governança digital: instituição, no âmbito da Administração Pública federal direta, autárquica e fundacional, de Comitê de Governança Digital ou colegiado equivalente com função deliberativa sobre ações de governo digital e uso de recursos de TIC, incluindo a aprovação dos instrumentos de planejamento previstos no Decreto.</w:t>
             </w:r>
           </w:p>
           <w:p>
@@ -1743,15 +1995,15 @@
                 <w:sz w:val="18"/>
                 <w:szCs w:val="18"/>
               </w:rPr>
-              <w:t>Acórdão TCE-RJ nº 44.490/2024-PLEN, itens II.1, III.1 e V.1 – Precedente pela instituição e atuação efetiva de instância colegiada de governança de TIC, com responsabilidade pelo alinhamento das ações de TIC aos objetivos institucionais, priorização dos investimentos e monitoramento do desempenho da TIC.</w:t>
-            </w:r>
-            <w:r>
-              <w:rPr>
-                <w:rFonts w:ascii="Arial" w:hAnsi="Arial" w:cs="Arial"/>
-                <w:sz w:val="18"/>
-                <w:szCs w:val="18"/>
-              </w:rPr>
-              <w:t/>
+              <w:t>C4: Acórdão TCE-RJ nº 44.490/2024-PLEN, itens II.1, III.1 e V.1</w:t>
+            </w:r>
+            <w:r>
+              <w:rPr>
+                <w:rFonts w:ascii="Arial" w:hAnsi="Arial" w:cs="Arial"/>
+                <w:sz w:val="18"/>
+                <w:szCs w:val="18"/>
+              </w:rPr>
+              <w:t xml:space="preserve"> – Precedente pela instituição e atuação efetiva de instância colegiada de governança de TIC, com responsabilidade pelo alinhamento das ações de TIC aos objetivos institucionais, priorização dos investimentos e monitoramento do desempenho da TIC.</w:t>
             </w:r>
           </w:p>
           <w:p>
@@ -1803,15 +2055,15 @@
                 <w:sz w:val="18"/>
                 <w:szCs w:val="18"/>
               </w:rPr>
-              <w:t>C5:</w:t>
-            </w:r>
-            <w:r>
-              <w:rPr>
-                <w:rFonts w:ascii="Arial" w:hAnsi="Arial" w:cs="Arial"/>
-                <w:sz w:val="18"/>
-                <w:szCs w:val="18"/>
-              </w:rPr>
-              <w:t xml:space="preserve"> Portaria PRODERJ/PRE nº 825/2021, Anexo C, arts. 2º, 5º, 6º, 13 e 14 e Decreto Estadual nº 46.644/2019, arts. 3º e 4º — instituição obrigatória do Comitê Permanente do PEDTIC com composição multidisciplinar, definição de metas, indicadores e registros formais das deliberações no Poder Executivo Estadual.</w:t>
+              <w:t>C5: Portaria PRODERJ/PRE nº 825/2021, Anexo C, arts. 2º, 5º, 6º, 13 e 14 e Decreto Estadual nº 46.644/2019, arts. 3º e 4º</w:t>
+            </w:r>
+            <w:r>
+              <w:rPr>
+                <w:rFonts w:ascii="Arial" w:hAnsi="Arial" w:cs="Arial"/>
+                <w:sz w:val="18"/>
+                <w:szCs w:val="18"/>
+              </w:rPr>
+              <w:t xml:space="preserve"> — instituição obrigatória do Comitê Permanente do PEDTIC com composição multidisciplinar, definição de metas, indicadores e registros formais das deliberações no Poder Executivo Estadual.</w:t>
             </w:r>
           </w:p>
           <w:p>
@@ -1863,15 +2115,15 @@
                 <w:sz w:val="18"/>
                 <w:szCs w:val="18"/>
               </w:rPr>
-              <w:t>C6:</w:t>
-            </w:r>
-            <w:r>
-              <w:rPr>
-                <w:rFonts w:ascii="Arial" w:hAnsi="Arial" w:cs="Arial"/>
-                <w:sz w:val="18"/>
-                <w:szCs w:val="18"/>
-              </w:rPr>
-              <w:t xml:space="preserve"> Resolução CNJ nº 370/2021, arts. 7º, 8º, 42, 44, 46 e 48 e Atos Normativos TJ nº 27/2022 e nº 32/2023 — instituição obrigatória do Comitê de Governança de TIC (CGTIC), metas, indicadores estratégicos e reuniões periódicas no Poder Judiciário Estadual.</w:t>
+              <w:t>C6: Resolução CNJ nº 370/2021, arts. 7º, 8º, 42, 44, 46 e 48 e Atos Normativos TJ nº 27/2022 e nº 32/2023</w:t>
+            </w:r>
+            <w:r>
+              <w:rPr>
+                <w:rFonts w:ascii="Arial" w:hAnsi="Arial" w:cs="Arial"/>
+                <w:sz w:val="18"/>
+                <w:szCs w:val="18"/>
+              </w:rPr>
+              <w:t xml:space="preserve"> — instituição obrigatória do Comitê de Governança de TIC (CGTIC), metas, indicadores estratégicos e reuniões periódicas no Poder Judiciário Estadual.</w:t>
             </w:r>
           </w:p>
           <w:p>
@@ -1923,15 +2175,15 @@
                 <w:sz w:val="18"/>
                 <w:szCs w:val="18"/>
               </w:rPr>
-              <w:t>C7:</w:t>
-            </w:r>
-            <w:r>
-              <w:rPr>
-                <w:rFonts w:ascii="Arial" w:hAnsi="Arial" w:cs="Arial"/>
-                <w:sz w:val="18"/>
-                <w:szCs w:val="18"/>
-              </w:rPr>
-              <w:t xml:space="preserve"> Resolução CNMP nº 171/2017, arts. 11 a 14 e Resoluções GPGJ nº 2.540/2023 e nº 2.785/2026 — instituição obrigatória do Comitê Estratégico de TI (CETI), metas, reuniões trimestrais e relatório anual no Ministério Público Estadual.</w:t>
+              <w:t>C7: Resolução CNMP nº 171/2017, arts. 11 a 14 e Resoluções GPGJ nº 2.540/2023 e nº 2.785/2026</w:t>
+            </w:r>
+            <w:r>
+              <w:rPr>
+                <w:rFonts w:ascii="Arial" w:hAnsi="Arial" w:cs="Arial"/>
+                <w:sz w:val="18"/>
+                <w:szCs w:val="18"/>
+              </w:rPr>
+              <w:t xml:space="preserve"> — instituição obrigatória do Comitê Estratégico de TI (CETI), metas, reuniões trimestrais e relatório anual no Ministério Público Estadual.</w:t>
             </w:r>
           </w:p>
         </w:tc>
@@ -1985,15 +2237,7 @@
                 <w:sz w:val="18"/>
                 <w:szCs w:val="18"/>
               </w:rPr>
-              <w:t xml:space="preserve">a) S2.1 - Ausência de objetivos, indicadores ou metas para a gestão de TIC.: </w:t>
-            </w:r>
-            <w:r>
-              <w:rPr>
-                <w:rFonts w:ascii="Arial" w:hAnsi="Arial" w:cs="Arial"/>
-                <w:sz w:val="18"/>
-                <w:szCs w:val="18"/>
-              </w:rPr>
-              <w:t>resposta "Não" ou "N/A" em q1001ext[H]; resposta "Não conforme" em q1001ext[H], observada a composição lógica definida na Matriz de Procedimentos de Auditoria.</w:t>
+              <w:t>S2.1 - Ausência de objetivos, indicadores ou metas para a gestão de TIC</w:t>
             </w:r>
           </w:p>
           <w:p>
@@ -2009,19 +2253,10 @@
             <w:r>
               <w:rPr>
                 <w:rFonts w:ascii="Arial" w:hAnsi="Arial" w:cs="Arial"/>
-                <w:b/>
-                <w:sz w:val="18"/>
-                <w:szCs w:val="18"/>
-              </w:rPr>
-              <w:t xml:space="preserve">b) S2.2 - Comitê de TIC ou instância equivalente não instituído formalmente ou sem representação de áreas relevantes da organização.: </w:t>
-            </w:r>
-            <w:r>
-              <w:rPr>
-                <w:rFonts w:ascii="Arial" w:hAnsi="Arial" w:cs="Arial"/>
-                <w:sz w:val="18"/>
-                <w:szCs w:val="18"/>
-              </w:rPr>
-              <w:t>resposta "Não" ou "N/A" em q1001ext[E]; resposta "Não conforme" em q1001ext[E], observada a composição lógica definida na Matriz de Procedimentos de Auditoria.</w:t>
+                <w:sz w:val="18"/>
+                <w:szCs w:val="18"/>
+              </w:rPr>
+              <w:t>• resposta "Não" ou "N/A" em q1001ext[H].</w:t>
             </w:r>
           </w:p>
           <w:p>
@@ -2037,19 +2272,169 @@
             <w:r>
               <w:rPr>
                 <w:rFonts w:ascii="Arial" w:hAnsi="Arial" w:cs="Arial"/>
-                <w:b/>
-                <w:sz w:val="18"/>
-                <w:szCs w:val="18"/>
-              </w:rPr>
-              <w:t xml:space="preserve">c) S2.3 - Comitê de TIC ou instância equivalente sem atuação efetiva comprovada.: </w:t>
-            </w:r>
-            <w:r>
-              <w:rPr>
-                <w:rFonts w:ascii="Arial" w:hAnsi="Arial" w:cs="Arial"/>
-                <w:sz w:val="18"/>
-                <w:szCs w:val="18"/>
-              </w:rPr>
-              <w:t>resposta "Sim" em q1001ext[E]; resposta "Não conforme" em q1001ext[E] e q1001ext[F]; resposta "Não" ou "N/A" em q1001ext[F], observada a composição lógica definida na Matriz de Procedimentos de Auditoria.</w:t>
+                <w:sz w:val="18"/>
+                <w:szCs w:val="18"/>
+              </w:rPr>
+              <w:t>• resposta "Não conforme" em q1001ext[H].</w:t>
+            </w:r>
+          </w:p>
+          <w:p>
+            <w:pPr>
+              <w:jc w:val="both"/>
+              <w:rPr>
+                <w:rFonts w:ascii="Arial" w:eastAsia="Arial" w:hAnsi="Arial" w:cs="Arial"/>
+                <w:b/>
+                <w:bCs/>
+                <w:sz w:val="18"/>
+                <w:szCs w:val="18"/>
+              </w:rPr>
+            </w:pPr>
+          </w:p>
+          <w:p>
+            <w:pPr>
+              <w:spacing w:after="60"/>
+              <w:jc w:val="both"/>
+              <w:rPr>
+                <w:rFonts w:ascii="Arial" w:hAnsi="Arial" w:cs="Arial"/>
+                <w:sz w:val="18"/>
+                <w:szCs w:val="18"/>
+              </w:rPr>
+            </w:pPr>
+            <w:r>
+              <w:rPr>
+                <w:rFonts w:ascii="Arial" w:hAnsi="Arial" w:cs="Arial"/>
+                <w:b/>
+                <w:sz w:val="18"/>
+                <w:szCs w:val="18"/>
+              </w:rPr>
+              <w:t>S2.2 - Comitê de TIC ou instância equivalente não instituído formalmente ou sem representação de áreas relevantes da organização</w:t>
+            </w:r>
+          </w:p>
+          <w:p>
+            <w:pPr>
+              <w:spacing w:after="60"/>
+              <w:jc w:val="both"/>
+              <w:rPr>
+                <w:rFonts w:ascii="Arial" w:hAnsi="Arial" w:cs="Arial"/>
+                <w:sz w:val="18"/>
+                <w:szCs w:val="18"/>
+              </w:rPr>
+            </w:pPr>
+            <w:r>
+              <w:rPr>
+                <w:rFonts w:ascii="Arial" w:hAnsi="Arial" w:cs="Arial"/>
+                <w:sz w:val="18"/>
+                <w:szCs w:val="18"/>
+              </w:rPr>
+              <w:t>• resposta "Não" ou "N/A" em q1001ext[E].</w:t>
+            </w:r>
+          </w:p>
+          <w:p>
+            <w:pPr>
+              <w:spacing w:after="60"/>
+              <w:jc w:val="both"/>
+              <w:rPr>
+                <w:rFonts w:ascii="Arial" w:hAnsi="Arial" w:cs="Arial"/>
+                <w:sz w:val="18"/>
+                <w:szCs w:val="18"/>
+              </w:rPr>
+            </w:pPr>
+            <w:r>
+              <w:rPr>
+                <w:rFonts w:ascii="Arial" w:hAnsi="Arial" w:cs="Arial"/>
+                <w:sz w:val="18"/>
+                <w:szCs w:val="18"/>
+              </w:rPr>
+              <w:t>• resposta "Não conforme" em q1001ext[E].</w:t>
+            </w:r>
+          </w:p>
+          <w:p>
+            <w:pPr>
+              <w:jc w:val="both"/>
+              <w:rPr>
+                <w:rFonts w:ascii="Arial" w:eastAsia="Arial" w:hAnsi="Arial" w:cs="Arial"/>
+                <w:b/>
+                <w:bCs/>
+                <w:sz w:val="18"/>
+                <w:szCs w:val="18"/>
+              </w:rPr>
+            </w:pPr>
+          </w:p>
+          <w:p>
+            <w:pPr>
+              <w:spacing w:after="60"/>
+              <w:jc w:val="both"/>
+              <w:rPr>
+                <w:rFonts w:ascii="Arial" w:hAnsi="Arial" w:cs="Arial"/>
+                <w:sz w:val="18"/>
+                <w:szCs w:val="18"/>
+              </w:rPr>
+            </w:pPr>
+            <w:r>
+              <w:rPr>
+                <w:rFonts w:ascii="Arial" w:hAnsi="Arial" w:cs="Arial"/>
+                <w:b/>
+                <w:sz w:val="18"/>
+                <w:szCs w:val="18"/>
+              </w:rPr>
+              <w:t>S2.3 - Comitê de TIC ou instância equivalente sem atuação efetiva comprovada</w:t>
+            </w:r>
+          </w:p>
+          <w:p>
+            <w:pPr>
+              <w:spacing w:after="60"/>
+              <w:jc w:val="both"/>
+              <w:rPr>
+                <w:rFonts w:ascii="Arial" w:hAnsi="Arial" w:cs="Arial"/>
+                <w:sz w:val="18"/>
+                <w:szCs w:val="18"/>
+              </w:rPr>
+            </w:pPr>
+            <w:r>
+              <w:rPr>
+                <w:rFonts w:ascii="Arial" w:hAnsi="Arial" w:cs="Arial"/>
+                <w:sz w:val="18"/>
+                <w:szCs w:val="18"/>
+              </w:rPr>
+              <w:t>• resposta "Sim" em q1001ext[E].</w:t>
+            </w:r>
+          </w:p>
+          <w:p>
+            <w:pPr>
+              <w:spacing w:after="60"/>
+              <w:jc w:val="both"/>
+              <w:rPr>
+                <w:rFonts w:ascii="Arial" w:hAnsi="Arial" w:cs="Arial"/>
+                <w:sz w:val="18"/>
+                <w:szCs w:val="18"/>
+              </w:rPr>
+            </w:pPr>
+            <w:r>
+              <w:rPr>
+                <w:rFonts w:ascii="Arial" w:hAnsi="Arial" w:cs="Arial"/>
+                <w:sz w:val="18"/>
+                <w:szCs w:val="18"/>
+              </w:rPr>
+              <w:t>• resposta "Não conforme" em q1001ext[E] e q1001ext[F].</w:t>
+            </w:r>
+          </w:p>
+          <w:p>
+            <w:pPr>
+              <w:spacing w:after="60"/>
+              <w:jc w:val="both"/>
+              <w:rPr>
+                <w:rFonts w:ascii="Arial" w:hAnsi="Arial" w:cs="Arial"/>
+                <w:sz w:val="18"/>
+                <w:szCs w:val="18"/>
+              </w:rPr>
+            </w:pPr>
+            <w:r>
+              <w:rPr>
+                <w:rFonts w:ascii="Arial" w:hAnsi="Arial" w:cs="Arial"/>
+                <w:sz w:val="18"/>
+                <w:szCs w:val="18"/>
+              </w:rPr>
+              <w:t>• resposta "Não" ou "N/A" em q1001ext[F].</w:t>
             </w:r>
           </w:p>
         </w:tc>
@@ -2209,6 +2594,53 @@
               <w:rPr>
                 <w:rFonts w:ascii="Arial" w:hAnsi="Arial" w:cs="Arial"/>
                 <w:b/>
+                <w:sz w:val="18"/>
+                <w:szCs w:val="18"/>
+              </w:rPr>
+              <w:t>Ausência de objetivos, indicadores ou metas para a gestão de TIC</w:t>
+            </w:r>
+          </w:p>
+          <w:p>
+            <w:pPr>
+              <w:jc w:val="both"/>
+              <w:rPr>
+                <w:rFonts w:ascii="Arial" w:hAnsi="Arial" w:cs="Arial"/>
+                <w:sz w:val="18"/>
+                <w:szCs w:val="18"/>
+              </w:rPr>
+            </w:pPr>
+            <w:r>
+              <w:rPr>
+                <w:rFonts w:ascii="Arial" w:hAnsi="Arial" w:cs="Arial"/>
+                <w:b/>
+                <w:sz w:val="18"/>
+                <w:szCs w:val="18"/>
+              </w:rPr>
+              <w:t>Demais jurisdicionados e Poder Executivo Estadual</w:t>
+            </w:r>
+          </w:p>
+          <w:p>
+            <w:pPr>
+              <w:jc w:val="both"/>
+              <w:rPr>
+                <w:rFonts w:ascii="Arial" w:hAnsi="Arial" w:cs="Arial"/>
+                <w:sz w:val="18"/>
+                <w:szCs w:val="18"/>
+              </w:rPr>
+              <w:ind w:left="360" w:hanging="180"/>
+            </w:pPr>
+            <w:r>
+              <w:rPr>
+                <w:rFonts w:ascii="Arial" w:hAnsi="Arial" w:cs="Arial"/>
+                <w:sz w:val="18"/>
+                <w:szCs w:val="18"/>
+              </w:rPr>
+              <w:t xml:space="preserve">• </w:t>
+            </w:r>
+            <w:r>
+              <w:rPr>
+                <w:rFonts w:ascii="Arial" w:hAnsi="Arial" w:cs="Arial"/>
+                <w:b/>
                 <w:bCs/>
                 <w:sz w:val="18"/>
                 <w:szCs w:val="18"/>
@@ -2222,12 +2654,47 @@
                 <w:sz w:val="18"/>
                 <w:szCs w:val="18"/>
               </w:rPr>
-              <w:t xml:space="preserve"> para que estabeleça objetivos, indicadores e metas para a gestão de TIC, de modo a possibilitar o acompanhamento periódico do desempenho da TIC pela alta administração [S2.1].</w:t>
-            </w:r>
-          </w:p>
-          <w:p>
-            <w:pPr>
-              <w:jc w:val="both"/>
+              <w:t xml:space="preserve"> para que estabeleça objetivos, indicadores e metas para a gestão de TIC, de modo a possibilitar o acompanhamento periódico do desempenho da TIC pela alta administração [S2.1, C2, C5].</w:t>
+            </w:r>
+          </w:p>
+          <w:p>
+            <w:pPr>
+              <w:jc w:val="both"/>
+              <w:rPr>
+                <w:rFonts w:ascii="Arial" w:hAnsi="Arial" w:cs="Arial"/>
+                <w:sz w:val="18"/>
+                <w:szCs w:val="18"/>
+              </w:rPr>
+            </w:pPr>
+            <w:r>
+              <w:rPr>
+                <w:rFonts w:ascii="Arial" w:hAnsi="Arial" w:cs="Arial"/>
+                <w:b/>
+                <w:sz w:val="18"/>
+                <w:szCs w:val="18"/>
+              </w:rPr>
+              <w:t>Poder Judiciário Estadual e Ministério Público Estadual</w:t>
+            </w:r>
+          </w:p>
+          <w:p>
+            <w:pPr>
+              <w:jc w:val="both"/>
+              <w:rPr>
+                <w:rFonts w:ascii="Arial" w:hAnsi="Arial" w:cs="Arial"/>
+                <w:sz w:val="18"/>
+                <w:szCs w:val="18"/>
+              </w:rPr>
+              <w:ind w:left="360" w:hanging="180"/>
+            </w:pPr>
+            <w:r>
+              <w:rPr>
+                <w:rFonts w:ascii="Arial" w:hAnsi="Arial" w:cs="Arial"/>
+                <w:sz w:val="18"/>
+                <w:szCs w:val="18"/>
+              </w:rPr>
+              <w:t xml:space="preserve">• </w:t>
+            </w:r>
+            <w:r>
               <w:rPr>
                 <w:rFonts w:ascii="Arial" w:hAnsi="Arial" w:cs="Arial"/>
                 <w:b/>
@@ -2236,17 +2703,64 @@
                 <w:szCs w:val="18"/>
                 <w:u w:val="single"/>
               </w:rPr>
-            </w:pPr>
-          </w:p>
-          <w:p>
-            <w:pPr>
-              <w:jc w:val="both"/>
-              <w:rPr>
-                <w:rFonts w:ascii="Arial" w:hAnsi="Arial" w:cs="Arial"/>
-                <w:sz w:val="18"/>
-                <w:szCs w:val="18"/>
-              </w:rPr>
-            </w:pPr>
+              <w:t>Comunicação com Determinação</w:t>
+            </w:r>
+            <w:r>
+              <w:rPr>
+                <w:rFonts w:ascii="Arial" w:hAnsi="Arial" w:cs="Arial"/>
+                <w:sz w:val="18"/>
+                <w:szCs w:val="18"/>
+              </w:rPr>
+              <w:t xml:space="preserve"> para que estabeleça objetivos, indicadores e metas para a gestão de TIC, de modo a possibilitar o acompanhamento periódico do desempenho da TIC pela alta administração [S2.1, C2, C6, C7].</w:t>
+            </w:r>
+          </w:p>
+          <w:p>
+            <w:pPr>
+              <w:jc w:val="both"/>
+              <w:rPr>
+                <w:rFonts w:ascii="Arial" w:hAnsi="Arial" w:cs="Arial"/>
+                <w:sz w:val="18"/>
+                <w:szCs w:val="18"/>
+              </w:rPr>
+            </w:pPr>
+          </w:p>
+          <w:p>
+            <w:pPr>
+              <w:jc w:val="both"/>
+              <w:rPr>
+                <w:rFonts w:ascii="Arial" w:hAnsi="Arial" w:cs="Arial"/>
+                <w:sz w:val="18"/>
+                <w:szCs w:val="18"/>
+              </w:rPr>
+            </w:pPr>
+            <w:r>
+              <w:rPr>
+                <w:rFonts w:ascii="Arial" w:hAnsi="Arial" w:cs="Arial"/>
+                <w:b/>
+                <w:sz w:val="18"/>
+                <w:szCs w:val="18"/>
+              </w:rPr>
+              <w:t>Comitê de TIC ou instância equivalente não instituído formalmente ou sem representação de áreas relevantes da organização</w:t>
+            </w:r>
+          </w:p>
+          <w:p>
+            <w:pPr>
+              <w:jc w:val="both"/>
+              <w:rPr>
+                <w:rFonts w:ascii="Arial" w:hAnsi="Arial" w:cs="Arial"/>
+                <w:sz w:val="18"/>
+                <w:szCs w:val="18"/>
+              </w:rPr>
+              <w:ind w:left="360" w:hanging="180"/>
+            </w:pPr>
+            <w:r>
+              <w:rPr>
+                <w:rFonts w:ascii="Arial" w:hAnsi="Arial" w:cs="Arial"/>
+                <w:sz w:val="18"/>
+                <w:szCs w:val="18"/>
+              </w:rPr>
+              <w:t xml:space="preserve">• </w:t>
+            </w:r>
             <w:r>
               <w:rPr>
                 <w:rFonts w:ascii="Arial" w:hAnsi="Arial" w:cs="Arial"/>
@@ -2256,26 +2770,64 @@
                 <w:szCs w:val="18"/>
                 <w:u w:val="single"/>
               </w:rPr>
-              <w:t>Poder Executivo Estadual</w:t>
-            </w:r>
-            <w:r>
-              <w:rPr>
-                <w:rFonts w:ascii="Arial" w:hAnsi="Arial" w:cs="Arial"/>
-                <w:sz w:val="18"/>
-                <w:szCs w:val="18"/>
-              </w:rPr>
-              <w:t xml:space="preserve"> — Recomendação para que estabeleça objetivos, indicadores e metas para a gestão de TIC, de modo a possibilitar o acompanhamento periódico do desempenho da TIC pela alta administração [S2.1].</w:t>
-            </w:r>
-          </w:p>
-          <w:p>
-            <w:pPr>
-              <w:jc w:val="both"/>
-              <w:rPr>
-                <w:rFonts w:ascii="Arial" w:hAnsi="Arial" w:cs="Arial"/>
-                <w:sz w:val="18"/>
-                <w:szCs w:val="18"/>
-              </w:rPr>
-            </w:pPr>
+              <w:t>Comunicação com Determinação</w:t>
+            </w:r>
+            <w:r>
+              <w:rPr>
+                <w:rFonts w:ascii="Arial" w:hAnsi="Arial" w:cs="Arial"/>
+                <w:sz w:val="18"/>
+                <w:szCs w:val="18"/>
+              </w:rPr>
+              <w:t xml:space="preserve"> para que institua formalmente Comitê de TIC ou instância colegiada equivalente, compatível com o porte e a estrutura decisória da organização, definindo em seu ato constitutivo, minimamente, a participação de representantes de áreas relevantes da organização, suas competências, a periodicidade de reuniões, a forma de registro das deliberações e os mecanismos de acompanhamento dos encaminhamentos [S2.2, C1, C3, C4, C5, C6, C7].</w:t>
+            </w:r>
+          </w:p>
+          <w:p>
+            <w:pPr>
+              <w:jc w:val="both"/>
+              <w:rPr>
+                <w:rFonts w:ascii="Arial" w:hAnsi="Arial" w:cs="Arial"/>
+                <w:sz w:val="18"/>
+                <w:szCs w:val="18"/>
+              </w:rPr>
+            </w:pPr>
+          </w:p>
+          <w:p>
+            <w:pPr>
+              <w:jc w:val="both"/>
+              <w:rPr>
+                <w:rFonts w:ascii="Arial" w:hAnsi="Arial" w:cs="Arial"/>
+                <w:sz w:val="18"/>
+                <w:szCs w:val="18"/>
+              </w:rPr>
+            </w:pPr>
+            <w:r>
+              <w:rPr>
+                <w:rFonts w:ascii="Arial" w:hAnsi="Arial" w:cs="Arial"/>
+                <w:b/>
+                <w:sz w:val="18"/>
+                <w:szCs w:val="18"/>
+              </w:rPr>
+              <w:t>Comitê de TIC ou instância equivalente sem atuação efetiva comprovada</w:t>
+            </w:r>
+          </w:p>
+          <w:p>
+            <w:pPr>
+              <w:jc w:val="both"/>
+              <w:rPr>
+                <w:rFonts w:ascii="Arial" w:hAnsi="Arial" w:cs="Arial"/>
+                <w:sz w:val="18"/>
+                <w:szCs w:val="18"/>
+              </w:rPr>
+              <w:ind w:left="360" w:hanging="180"/>
+            </w:pPr>
+            <w:r>
+              <w:rPr>
+                <w:rFonts w:ascii="Arial" w:hAnsi="Arial" w:cs="Arial"/>
+                <w:sz w:val="18"/>
+                <w:szCs w:val="18"/>
+              </w:rPr>
+              <w:t xml:space="preserve">• </w:t>
+            </w:r>
             <w:r>
               <w:rPr>
                 <w:rFonts w:ascii="Arial" w:hAnsi="Arial" w:cs="Arial"/>
@@ -2285,64 +2837,6 @@
                 <w:szCs w:val="18"/>
                 <w:u w:val="single"/>
               </w:rPr>
-              <w:t>Poder Judiciário Estadual</w:t>
-            </w:r>
-            <w:r>
-              <w:rPr>
-                <w:rFonts w:ascii="Arial" w:hAnsi="Arial" w:cs="Arial"/>
-                <w:sz w:val="18"/>
-                <w:szCs w:val="18"/>
-              </w:rPr>
-              <w:t xml:space="preserve"> — Determinação para que estabeleça objetivos, indicadores e metas para a gestão de TIC, de modo a possibilitar o acompanhamento periódico do desempenho da TIC pela alta administração [S2.1].</w:t>
-            </w:r>
-          </w:p>
-          <w:p>
-            <w:pPr>
-              <w:jc w:val="both"/>
-              <w:rPr>
-                <w:rFonts w:ascii="Arial" w:hAnsi="Arial" w:cs="Arial"/>
-                <w:sz w:val="18"/>
-                <w:szCs w:val="18"/>
-              </w:rPr>
-            </w:pPr>
-            <w:r>
-              <w:rPr>
-                <w:rFonts w:ascii="Arial" w:hAnsi="Arial" w:cs="Arial"/>
-                <w:b/>
-                <w:bCs/>
-                <w:sz w:val="18"/>
-                <w:szCs w:val="18"/>
-                <w:u w:val="single"/>
-              </w:rPr>
-              <w:t>Ministério Público Estadual</w:t>
-            </w:r>
-            <w:r>
-              <w:rPr>
-                <w:rFonts w:ascii="Arial" w:hAnsi="Arial" w:cs="Arial"/>
-                <w:sz w:val="18"/>
-                <w:szCs w:val="18"/>
-              </w:rPr>
-              <w:t xml:space="preserve"> — Determinação para que estabeleça objetivos, indicadores e metas para a gestão de TIC, de modo a possibilitar o acompanhamento periódico do desempenho da TIC pela alta administração [S2.1].</w:t>
-            </w:r>
-          </w:p>
-          <w:p>
-            <w:pPr>
-              <w:jc w:val="both"/>
-              <w:rPr>
-                <w:rFonts w:ascii="Arial" w:hAnsi="Arial" w:cs="Arial"/>
-                <w:sz w:val="18"/>
-                <w:szCs w:val="18"/>
-              </w:rPr>
-            </w:pPr>
-            <w:r>
-              <w:rPr>
-                <w:rFonts w:ascii="Arial" w:hAnsi="Arial" w:cs="Arial"/>
-                <w:b/>
-                <w:bCs/>
-                <w:sz w:val="18"/>
-                <w:szCs w:val="18"/>
-                <w:u w:val="single"/>
-              </w:rPr>
               <w:t>Comunicação com Determinação</w:t>
             </w:r>
             <w:r>
@@ -2351,223 +2845,7 @@
                 <w:sz w:val="18"/>
                 <w:szCs w:val="18"/>
               </w:rPr>
-              <w:t xml:space="preserve"> para que institua formalmente Comitê de TIC ou instância colegiada equivalente, compatível com o porte e a estrutura decisória da organização, definindo em seu ato constitutivo, minimamente, a participação de representantes de áreas relevantes da organização, suas competências, a periodicidade de reuniões, a forma de registro das deliberações e os mecanismos de acompanhamento dos encaminhamentos [S2.2].</w:t>
-            </w:r>
-          </w:p>
-          <w:p>
-            <w:pPr>
-              <w:jc w:val="both"/>
-              <w:rPr>
-                <w:rFonts w:ascii="Arial" w:hAnsi="Arial" w:cs="Arial"/>
-                <w:b/>
-                <w:bCs/>
-                <w:sz w:val="18"/>
-                <w:szCs w:val="18"/>
-                <w:u w:val="single"/>
-              </w:rPr>
-            </w:pPr>
-          </w:p>
-          <w:p>
-            <w:pPr>
-              <w:jc w:val="both"/>
-              <w:rPr>
-                <w:rFonts w:ascii="Arial" w:hAnsi="Arial" w:cs="Arial"/>
-                <w:sz w:val="18"/>
-                <w:szCs w:val="18"/>
-              </w:rPr>
-            </w:pPr>
-            <w:r>
-              <w:rPr>
-                <w:rFonts w:ascii="Arial" w:hAnsi="Arial" w:cs="Arial"/>
-                <w:b/>
-                <w:bCs/>
-                <w:sz w:val="18"/>
-                <w:szCs w:val="18"/>
-                <w:u w:val="single"/>
-              </w:rPr>
-              <w:t>Poder Executivo Estadual</w:t>
-            </w:r>
-            <w:r>
-              <w:rPr>
-                <w:rFonts w:ascii="Arial" w:hAnsi="Arial" w:cs="Arial"/>
-                <w:sz w:val="18"/>
-                <w:szCs w:val="18"/>
-              </w:rPr>
-              <w:t xml:space="preserve"> — Determinação para que institua formalmente Comitê de TIC ou instância colegiada equivalente, compatível com o porte e a estrutura decisória da organização, definindo em seu ato constitutivo, minimamente, a participação de representantes de áreas relevantes da organização, suas competências, a periodicidade de reuniões, a forma de registro das deliberações e os mecanismos de acompanhamento dos encaminhamentos [S2.2].</w:t>
-            </w:r>
-          </w:p>
-          <w:p>
-            <w:pPr>
-              <w:jc w:val="both"/>
-              <w:rPr>
-                <w:rFonts w:ascii="Arial" w:hAnsi="Arial" w:cs="Arial"/>
-                <w:sz w:val="18"/>
-                <w:szCs w:val="18"/>
-              </w:rPr>
-            </w:pPr>
-            <w:r>
-              <w:rPr>
-                <w:rFonts w:ascii="Arial" w:hAnsi="Arial" w:cs="Arial"/>
-                <w:b/>
-                <w:bCs/>
-                <w:sz w:val="18"/>
-                <w:szCs w:val="18"/>
-                <w:u w:val="single"/>
-              </w:rPr>
-              <w:t>Poder Judiciário Estadual</w:t>
-            </w:r>
-            <w:r>
-              <w:rPr>
-                <w:rFonts w:ascii="Arial" w:hAnsi="Arial" w:cs="Arial"/>
-                <w:sz w:val="18"/>
-                <w:szCs w:val="18"/>
-              </w:rPr>
-              <w:t xml:space="preserve"> — Determinação para que institua formalmente Comitê de TIC ou instância colegiada equivalente, compatível com o porte e a estrutura decisória da organização, definindo em seu ato constitutivo, minimamente, a participação de representantes de áreas relevantes da organização, suas competências, a periodicidade de reuniões, a forma de registro das deliberações e os mecanismos de acompanhamento dos encaminhamentos [S2.2].</w:t>
-            </w:r>
-          </w:p>
-          <w:p>
-            <w:pPr>
-              <w:jc w:val="both"/>
-              <w:rPr>
-                <w:rFonts w:ascii="Arial" w:hAnsi="Arial" w:cs="Arial"/>
-                <w:sz w:val="18"/>
-                <w:szCs w:val="18"/>
-              </w:rPr>
-            </w:pPr>
-            <w:r>
-              <w:rPr>
-                <w:rFonts w:ascii="Arial" w:hAnsi="Arial" w:cs="Arial"/>
-                <w:b/>
-                <w:bCs/>
-                <w:sz w:val="18"/>
-                <w:szCs w:val="18"/>
-                <w:u w:val="single"/>
-              </w:rPr>
-              <w:t>Ministério Público Estadual</w:t>
-            </w:r>
-            <w:r>
-              <w:rPr>
-                <w:rFonts w:ascii="Arial" w:hAnsi="Arial" w:cs="Arial"/>
-                <w:sz w:val="18"/>
-                <w:szCs w:val="18"/>
-              </w:rPr>
-              <w:t xml:space="preserve"> — Determinação para que institua formalmente Comitê de TIC ou instância colegiada equivalente, compatível com o porte e a estrutura decisória da organização, definindo em seu ato constitutivo, minimamente, a participação de representantes de áreas relevantes da organização, suas competências, a periodicidade de reuniões, a forma de registro das deliberações e os mecanismos de acompanhamento dos encaminhamentos [S2.2].</w:t>
-            </w:r>
-          </w:p>
-          <w:p>
-            <w:pPr>
-              <w:jc w:val="both"/>
-              <w:rPr>
-                <w:rFonts w:ascii="Arial" w:hAnsi="Arial" w:cs="Arial"/>
-                <w:sz w:val="18"/>
-                <w:szCs w:val="18"/>
-              </w:rPr>
-            </w:pPr>
-            <w:r>
-              <w:rPr>
-                <w:rFonts w:ascii="Arial" w:hAnsi="Arial" w:cs="Arial"/>
-                <w:b/>
-                <w:bCs/>
-                <w:sz w:val="18"/>
-                <w:szCs w:val="18"/>
-                <w:u w:val="single"/>
-              </w:rPr>
-              <w:t>Comunicação com Determinação</w:t>
-            </w:r>
-            <w:r>
-              <w:rPr>
-                <w:rFonts w:ascii="Arial" w:hAnsi="Arial" w:cs="Arial"/>
-                <w:sz w:val="18"/>
-                <w:szCs w:val="18"/>
-              </w:rPr>
-              <w:t xml:space="preserve"> para que assegure o funcionamento efetivo do Comitê de TIC ou instância colegiada equivalente, mediante o exercício das competências previstas em seu ato constitutivo, com registro das deliberações e acompanhamento dos respectivos encaminhamentos [S2.3].</w:t>
-            </w:r>
-          </w:p>
-          <w:p>
-            <w:pPr>
-              <w:jc w:val="both"/>
-              <w:rPr>
-                <w:rFonts w:ascii="Arial" w:hAnsi="Arial" w:cs="Arial"/>
-                <w:sz w:val="18"/>
-                <w:szCs w:val="18"/>
-              </w:rPr>
-            </w:pPr>
-            <w:r>
-              <w:rPr>
-                <w:rFonts w:ascii="Arial" w:hAnsi="Arial" w:cs="Arial"/>
-                <w:b/>
-                <w:bCs/>
-                <w:sz w:val="18"/>
-                <w:szCs w:val="18"/>
-                <w:u w:val="single"/>
-              </w:rPr>
-              <w:t>Poder Executivo Estadual</w:t>
-            </w:r>
-            <w:r>
-              <w:rPr>
-                <w:rFonts w:ascii="Arial" w:hAnsi="Arial" w:cs="Arial"/>
-                <w:sz w:val="18"/>
-                <w:szCs w:val="18"/>
-              </w:rPr>
-              <w:t xml:space="preserve"> — Determinação para que assegure o funcionamento efetivo do Comitê de TIC ou instância colegiada equivalente, mediante o exercício das competências previstas em seu ato constitutivo, com registro das deliberações e acompanhamento dos respectivos encaminhamentos [S2.3].</w:t>
-            </w:r>
-          </w:p>
-          <w:p>
-            <w:pPr>
-              <w:jc w:val="both"/>
-              <w:rPr>
-                <w:rFonts w:ascii="Arial" w:hAnsi="Arial" w:cs="Arial"/>
-                <w:sz w:val="18"/>
-                <w:szCs w:val="18"/>
-              </w:rPr>
-            </w:pPr>
-            <w:r>
-              <w:rPr>
-                <w:rFonts w:ascii="Arial" w:hAnsi="Arial" w:cs="Arial"/>
-                <w:b/>
-                <w:bCs/>
-                <w:sz w:val="18"/>
-                <w:szCs w:val="18"/>
-                <w:u w:val="single"/>
-              </w:rPr>
-              <w:t>Poder Judiciário Estadual</w:t>
-            </w:r>
-            <w:r>
-              <w:rPr>
-                <w:rFonts w:ascii="Arial" w:hAnsi="Arial" w:cs="Arial"/>
-                <w:sz w:val="18"/>
-                <w:szCs w:val="18"/>
-              </w:rPr>
-              <w:t xml:space="preserve"> — Determinação para que assegure o funcionamento efetivo do Comitê de TIC ou instância colegiada equivalente, mediante o exercício das competências previstas em seu ato constitutivo, com registro das deliberações e acompanhamento dos respectivos encaminhamentos [S2.3].</w:t>
-            </w:r>
-          </w:p>
-          <w:p>
-            <w:pPr>
-              <w:jc w:val="both"/>
-              <w:rPr>
-                <w:rFonts w:ascii="Arial" w:hAnsi="Arial" w:cs="Arial"/>
-                <w:sz w:val="18"/>
-                <w:szCs w:val="18"/>
-              </w:rPr>
-            </w:pPr>
-            <w:r>
-              <w:rPr>
-                <w:rFonts w:ascii="Arial" w:hAnsi="Arial" w:cs="Arial"/>
-                <w:b/>
-                <w:bCs/>
-                <w:sz w:val="18"/>
-                <w:szCs w:val="18"/>
-                <w:u w:val="single"/>
-              </w:rPr>
-              <w:t>Ministério Público Estadual</w:t>
-            </w:r>
-            <w:r>
-              <w:rPr>
-                <w:rFonts w:ascii="Arial" w:hAnsi="Arial" w:cs="Arial"/>
-                <w:sz w:val="18"/>
-                <w:szCs w:val="18"/>
-              </w:rPr>
-              <w:t xml:space="preserve"> — Determinação para que assegure o funcionamento efetivo do Comitê de TIC ou instância colegiada equivalente, mediante o exercício das competências previstas em seu ato constitutivo, com registro das deliberações e acompanhamento dos respectivos encaminhamentos [S2.3].</w:t>
+              <w:t xml:space="preserve"> para que assegure o funcionamento efetivo do Comitê de TIC ou instância colegiada equivalente, mediante o exercício das competências previstas em seu ato constitutivo, com registro das deliberações e acompanhamento dos respectivos encaminhamentos [S2.3, C1, C3, C4, C5, C6, C7].</w:t>
             </w:r>
           </w:p>
         </w:tc>
@@ -2581,6 +2859,11 @@
           <w:b/>
         </w:rPr>
       </w:pPr>
+    </w:p>
+    <w:p>
+      <w:r>
+        <w:br w:type="page"/>
+      </w:r>
     </w:p>
     <w:tbl>
       <w:tblPr>
@@ -2627,7 +2910,6 @@
                 <w:sz w:val="16"/>
                 <w:szCs w:val="16"/>
               </w:rPr>
-              <w:pageBreakBefore/>
             </w:pPr>
             <w:r>
               <w:rPr>
@@ -2855,6 +3137,138 @@
               <w:t>Planejamento de TIC insuficiente para orientar a gestão, o orçamento e as contratações de TIC</w:t>
             </w:r>
           </w:p>
+          <w:p>
+            <w:pPr>
+              <w:spacing w:after="60"/>
+              <w:jc w:val="both"/>
+              <w:rPr>
+                <w:rFonts w:ascii="Arial" w:hAnsi="Arial" w:cs="Arial"/>
+                <w:b/>
+                <w:bCs/>
+                <w:sz w:val="18"/>
+                <w:szCs w:val="18"/>
+              </w:rPr>
+            </w:pPr>
+          </w:p>
+          <w:p>
+            <w:pPr>
+              <w:spacing w:after="60"/>
+              <w:jc w:val="both"/>
+              <w:rPr>
+                <w:rFonts w:ascii="Arial" w:hAnsi="Arial" w:cs="Arial"/>
+                <w:sz w:val="18"/>
+                <w:szCs w:val="18"/>
+              </w:rPr>
+            </w:pPr>
+            <w:r>
+              <w:rPr>
+                <w:rFonts w:ascii="Arial" w:hAnsi="Arial" w:cs="Arial"/>
+                <w:sz w:val="18"/>
+                <w:szCs w:val="18"/>
+              </w:rPr>
+              <w:t>Achado composto pela ocorrência de alguma dessas situações:</w:t>
+            </w:r>
+          </w:p>
+          <w:p>
+            <w:pPr>
+              <w:spacing w:after="60"/>
+              <w:jc w:val="both"/>
+              <w:rPr>
+                <w:rFonts w:ascii="Arial" w:hAnsi="Arial" w:cs="Arial"/>
+                <w:sz w:val="18"/>
+                <w:szCs w:val="18"/>
+              </w:rPr>
+              <w:ind w:left="300" w:hanging="180"/>
+            </w:pPr>
+            <w:r>
+              <w:rPr>
+                <w:rFonts w:ascii="Arial" w:hAnsi="Arial" w:cs="Arial"/>
+                <w:sz w:val="18"/>
+                <w:szCs w:val="18"/>
+              </w:rPr>
+              <w:t>• S3.1 - Inexistência ou insuficiência do processo de planejamento de TIC para produzir e manter plano de TIC adequado</w:t>
+            </w:r>
+          </w:p>
+          <w:p>
+            <w:pPr>
+              <w:spacing w:after="60"/>
+              <w:jc w:val="both"/>
+              <w:rPr>
+                <w:rFonts w:ascii="Arial" w:hAnsi="Arial" w:cs="Arial"/>
+                <w:sz w:val="18"/>
+                <w:szCs w:val="18"/>
+              </w:rPr>
+              <w:ind w:left="300" w:hanging="180"/>
+            </w:pPr>
+            <w:r>
+              <w:rPr>
+                <w:rFonts w:ascii="Arial" w:hAnsi="Arial" w:cs="Arial"/>
+                <w:sz w:val="18"/>
+                <w:szCs w:val="18"/>
+              </w:rPr>
+              <w:t>• S3.2 - Ausência de aprovação formal do plano de TIC</w:t>
+            </w:r>
+          </w:p>
+          <w:p>
+            <w:pPr>
+              <w:spacing w:after="60"/>
+              <w:jc w:val="both"/>
+              <w:rPr>
+                <w:rFonts w:ascii="Arial" w:hAnsi="Arial" w:cs="Arial"/>
+                <w:sz w:val="18"/>
+                <w:szCs w:val="18"/>
+              </w:rPr>
+              <w:ind w:left="300" w:hanging="180"/>
+            </w:pPr>
+            <w:r>
+              <w:rPr>
+                <w:rFonts w:ascii="Arial" w:hAnsi="Arial" w:cs="Arial"/>
+                <w:sz w:val="18"/>
+                <w:szCs w:val="18"/>
+              </w:rPr>
+              <w:t>• S3.4 - Plano de TIC sem alinhamento adequado ao planejamento institucional</w:t>
+            </w:r>
+          </w:p>
+          <w:p>
+            <w:pPr>
+              <w:spacing w:after="60"/>
+              <w:jc w:val="both"/>
+              <w:rPr>
+                <w:rFonts w:ascii="Arial" w:hAnsi="Arial" w:cs="Arial"/>
+                <w:sz w:val="18"/>
+                <w:szCs w:val="18"/>
+              </w:rPr>
+              <w:ind w:left="300" w:hanging="180"/>
+            </w:pPr>
+            <w:r>
+              <w:rPr>
+                <w:rFonts w:ascii="Arial" w:hAnsi="Arial" w:cs="Arial"/>
+                <w:sz w:val="18"/>
+                <w:szCs w:val="18"/>
+              </w:rPr>
+              <w:t>• S3.5 - Plano de TIC não utilizado como referência para a elaboração da proposta orçamentária e do plano de contratações</w:t>
+            </w:r>
+          </w:p>
+          <w:p>
+            <w:pPr>
+              <w:spacing w:after="60"/>
+              <w:jc w:val="both"/>
+              <w:rPr>
+                <w:rFonts w:ascii="Arial" w:hAnsi="Arial" w:cs="Arial"/>
+                <w:sz w:val="18"/>
+                <w:szCs w:val="18"/>
+              </w:rPr>
+              <w:ind w:left="300" w:hanging="180"/>
+            </w:pPr>
+            <w:r>
+              <w:rPr>
+                <w:rFonts w:ascii="Arial" w:hAnsi="Arial" w:cs="Arial"/>
+                <w:sz w:val="18"/>
+                <w:szCs w:val="18"/>
+              </w:rPr>
+              <w:t>• S3.6 - Ausência de acompanhamento da execução do plano de TIC</w:t>
+            </w:r>
+          </w:p>
         </w:tc>
         <w:tc>
           <w:tcPr>
@@ -2877,15 +3291,15 @@
                 <w:sz w:val="18"/>
                 <w:szCs w:val="18"/>
               </w:rPr>
-              <w:t>COBIT 2019, APO02.05 - Definir o plano e o roteiro estratégico:</w:t>
-            </w:r>
-            <w:r>
-              <w:rPr>
-                <w:rFonts w:ascii="Arial" w:hAnsi="Arial" w:cs="Arial"/>
-                <w:sz w:val="18"/>
-                <w:szCs w:val="18"/>
-              </w:rPr>
-              <w:t xml:space="preserve"> estabelecer plano e roteiro de TIC que traduzam a estratégia em iniciativas, prioridades, recursos, dependências, prazos e benefícios esperados.</w:t>
+              <w:t>C1: COBIT 2019, APO02.05</w:t>
+            </w:r>
+            <w:r>
+              <w:rPr>
+                <w:rFonts w:ascii="Arial" w:hAnsi="Arial" w:cs="Arial"/>
+                <w:sz w:val="18"/>
+                <w:szCs w:val="18"/>
+              </w:rPr>
+              <w:t xml:space="preserve"> - Definir o plano e o roteiro estratégico: estabelecer plano e roteiro de TIC que traduzam a estratégia em iniciativas, prioridades, recursos, dependências, prazos e benefícios esperados.</w:t>
             </w:r>
           </w:p>
           <w:p>
@@ -2917,15 +3331,15 @@
                 <w:sz w:val="18"/>
                 <w:szCs w:val="18"/>
               </w:rPr>
-              <w:t>Acórdão 1.411/2014-TCU-Plenário, item 9.1.6 e subitens 9.1.6.1 a 9.1.6.4:</w:t>
-            </w:r>
-            <w:r>
-              <w:rPr>
-                <w:rFonts w:ascii="Arial" w:hAnsi="Arial" w:cs="Arial"/>
-                <w:sz w:val="18"/>
-                <w:szCs w:val="18"/>
-              </w:rPr>
-              <w:t xml:space="preserve"> necessidade de instituir formalmente plano diretor de TI, contemplando desdobramento de diretrizes estratégicas, vinculação das ações de TI a indicadores e metas de negócio, vinculação das ações de TI a indicadores e metas de serviços ao cidadão e vinculação das ações priorizadas ao orçamento de TI.</w:t>
+              <w:t>C2: COBIT 2019, APO06.03</w:t>
+            </w:r>
+            <w:r>
+              <w:rPr>
+                <w:rFonts w:ascii="Arial" w:hAnsi="Arial" w:cs="Arial"/>
+                <w:sz w:val="18"/>
+                <w:szCs w:val="18"/>
+              </w:rPr>
+              <w:t xml:space="preserve"> - Criar e manter orçamentos: elaborar e manter orçamento de TIC alinhado ao portfólio, ao planejamento e às prioridades aprovadas.</w:t>
             </w:r>
           </w:p>
           <w:p>
@@ -2957,15 +3371,15 @@
                 <w:sz w:val="18"/>
                 <w:szCs w:val="18"/>
               </w:rPr>
-              <w:t>Acórdão TCE-RJ nº 44.490/2024-PLEN, itens II.3 e III.3 e respectivos subitens – Precedentes quanto ao estabelecimento formal de processo estruturado de planejamento de TIC, com participação das áreas relevantes, elaboração, manutenção e revisão periódica de PDTI, contemplando objetivos, indicadores e metas alinhados aos objetivos institucionais, riscos, projetos, aquisições, recursos necessários e ações de monitoramento após aprovação pela alta administração.</w:t>
-            </w:r>
-            <w:r>
-              <w:rPr>
-                <w:rFonts w:ascii="Arial" w:hAnsi="Arial" w:cs="Arial"/>
-                <w:sz w:val="18"/>
-                <w:szCs w:val="18"/>
-              </w:rPr>
-              <w:t/>
+              <w:t>C3: Acórdão 1.411/2014-TCU-Plenário, item 9.1.6 e subitens 9.1.6.1 a 9.1.6.4</w:t>
+            </w:r>
+            <w:r>
+              <w:rPr>
+                <w:rFonts w:ascii="Arial" w:hAnsi="Arial" w:cs="Arial"/>
+                <w:sz w:val="18"/>
+                <w:szCs w:val="18"/>
+              </w:rPr>
+              <w:t>: necessidade de instituir formalmente plano diretor de TI, contemplando desdobramento de diretrizes estratégicas, vinculação das ações de TI a indicadores e metas de negócio, vinculação das ações de TI a indicadores e metas de serviços ao cidadão e vinculação das ações priorizadas ao orçamento de TI.</w:t>
             </w:r>
           </w:p>
           <w:p>
@@ -2997,15 +3411,15 @@
                 <w:sz w:val="18"/>
                 <w:szCs w:val="18"/>
               </w:rPr>
-              <w:t>COBIT 2019, APO06.03 - Criar e manter orçamentos:</w:t>
-            </w:r>
-            <w:r>
-              <w:rPr>
-                <w:rFonts w:ascii="Arial" w:hAnsi="Arial" w:cs="Arial"/>
-                <w:sz w:val="18"/>
-                <w:szCs w:val="18"/>
-              </w:rPr>
-              <w:t xml:space="preserve"> elaborar e manter orçamento de TIC alinhado ao portfólio, ao planejamento e às prioridades aprovadas.</w:t>
+              <w:t>C4: Acórdão TCE-RJ nº 44.490/2024-PLEN, itens II.3 e III.3 e respectivos subitens</w:t>
+            </w:r>
+            <w:r>
+              <w:rPr>
+                <w:rFonts w:ascii="Arial" w:hAnsi="Arial" w:cs="Arial"/>
+                <w:sz w:val="18"/>
+                <w:szCs w:val="18"/>
+              </w:rPr>
+              <w:t xml:space="preserve"> – Precedentes quanto ao estabelecimento formal de processo estruturado de planejamento de TIC, com participação das áreas relevantes, elaboração, manutenção e revisão periódica de PDTI, contemplando objetivos, indicadores e metas alinhados aos objetivos institucionais, riscos, projetos, aquisições, recursos necessários e ações de monitoramento após aprovação pela alta administração.</w:t>
             </w:r>
           </w:p>
           <w:p>
@@ -3057,15 +3471,15 @@
                 <w:sz w:val="18"/>
                 <w:szCs w:val="18"/>
               </w:rPr>
-              <w:t>C5:</w:t>
-            </w:r>
-            <w:r>
-              <w:rPr>
-                <w:rFonts w:ascii="Arial" w:hAnsi="Arial" w:cs="Arial"/>
-                <w:sz w:val="18"/>
-                <w:szCs w:val="18"/>
-              </w:rPr>
-              <w:t xml:space="preserve"> Portaria PRODERJ/PRE nº 825/2021, arts. 1º a 5º e Anexo C, arts. 1º a 14, e IN PRODERJ/PRE nº 05/2024, art. 5º — obrigatoriedade de elaboração, alinhamento institucional, aprovação pela autoridade máxima, integração com orçamento/PCA e revisão periódica do PEDTIC no Poder Executivo Estadual.</w:t>
+              <w:t>C5: Portaria PRODERJ/PRE nº 825/2021, arts. 1º a 5º e Anexo C, arts. 1º a 14, e IN PRODERJ/PRE nº 05/2024, art. 5º</w:t>
+            </w:r>
+            <w:r>
+              <w:rPr>
+                <w:rFonts w:ascii="Arial" w:hAnsi="Arial" w:cs="Arial"/>
+                <w:sz w:val="18"/>
+                <w:szCs w:val="18"/>
+              </w:rPr>
+              <w:t xml:space="preserve"> — obrigatoriedade de elaboração, alinhamento institucional, aprovação pela autoridade máxima, integração com orçamento/PCA e revisão periódica do PEDTIC no Poder Executivo Estadual.</w:t>
             </w:r>
           </w:p>
           <w:p>
@@ -3117,15 +3531,15 @@
                 <w:sz w:val="18"/>
                 <w:szCs w:val="18"/>
               </w:rPr>
-              <w:t>C6:</w:t>
-            </w:r>
-            <w:r>
-              <w:rPr>
-                <w:rFonts w:ascii="Arial" w:hAnsi="Arial" w:cs="Arial"/>
-                <w:sz w:val="18"/>
-                <w:szCs w:val="18"/>
-              </w:rPr>
-              <w:t xml:space="preserve"> Resolução CNJ nº 370/2021, arts. 6º a 8º, 42, 46 e 48 e Atos Normativos TJ nº 32/2023 e nº 27/2022 — rito de elaboração, alinhamento, aprovação pela Presidência, integração orçamentária e acompanhamento do PDTIC no Poder Judiciário Estadual.</w:t>
+              <w:t>C6: Resolução CNJ nº 370/2021, arts. 6º a 8º, 42, 46 e 48 e Atos Normativos TJ nº 32/2023 e nº 27/2022</w:t>
+            </w:r>
+            <w:r>
+              <w:rPr>
+                <w:rFonts w:ascii="Arial" w:hAnsi="Arial" w:cs="Arial"/>
+                <w:sz w:val="18"/>
+                <w:szCs w:val="18"/>
+              </w:rPr>
+              <w:t xml:space="preserve"> — rito de elaboração, alinhamento, aprovação pela Presidência, integração orçamentária e acompanhamento do PDTIC no Poder Judiciário Estadual.</w:t>
             </w:r>
           </w:p>
           <w:p>
@@ -3177,15 +3591,15 @@
                 <w:sz w:val="18"/>
                 <w:szCs w:val="18"/>
               </w:rPr>
-              <w:t>C7:</w:t>
-            </w:r>
-            <w:r>
-              <w:rPr>
-                <w:rFonts w:ascii="Arial" w:hAnsi="Arial" w:cs="Arial"/>
-                <w:sz w:val="18"/>
-                <w:szCs w:val="18"/>
-              </w:rPr>
-              <w:t xml:space="preserve"> Resolução CNMP nº 171/2017, arts. 9º, 11, 12, 14 e 16, Resolução CNMP nº 283/2024, arts. 4º a 6º e Resoluções GPGJ nº 2.785/2026 e nº 2.540/2023 — rito de elaboração, alinhamento institucional, aprovação pelo PGJ, integração orçamentária/PAC e acompanhamento do PETI/PDTI no Ministério Público Estadual.</w:t>
+              <w:t>C7: Resolução CNMP nº 171/2017, arts. 9º, 11, 12, 14 e 16, Resolução CNMP nº 283/2024, arts. 4º a 6º e Resoluções GPGJ nº 2.785/2026 e nº 2.540/2023</w:t>
+            </w:r>
+            <w:r>
+              <w:rPr>
+                <w:rFonts w:ascii="Arial" w:hAnsi="Arial" w:cs="Arial"/>
+                <w:sz w:val="18"/>
+                <w:szCs w:val="18"/>
+              </w:rPr>
+              <w:t xml:space="preserve"> — rito de elaboração, alinhamento institucional, aprovação pelo PGJ, integração orçamentária/PAC e acompanhamento do PETI/PDTI no Ministério Público Estadual.</w:t>
             </w:r>
           </w:p>
         </w:tc>
@@ -3239,15 +3653,7 @@
                 <w:sz w:val="18"/>
                 <w:szCs w:val="18"/>
               </w:rPr>
-              <w:t xml:space="preserve">a) S3.1 - Inexistência ou insuficiência do processo de planejamento de TIC para produzir e manter plano de TIC adequado.: </w:t>
-            </w:r>
-            <w:r>
-              <w:rPr>
-                <w:rFonts w:ascii="Arial" w:hAnsi="Arial" w:cs="Arial"/>
-                <w:sz w:val="18"/>
-                <w:szCs w:val="18"/>
-              </w:rPr>
-              <w:t>resposta "Não" ou "N/A" em q2101ext[A] e q2101ext[D]; resposta "Não conforme" em q2101ext[A] e q2101ext[D]; resposta "False" em existe_plano_ti, observada a composição lógica definida na Matriz de Procedimentos de Auditoria.</w:t>
+              <w:t>S3.1 - Inexistência ou insuficiência do processo de planejamento de TIC para produzir e manter plano de TIC adequado</w:t>
             </w:r>
           </w:p>
           <w:p>
@@ -3263,19 +3669,10 @@
             <w:r>
               <w:rPr>
                 <w:rFonts w:ascii="Arial" w:hAnsi="Arial" w:cs="Arial"/>
-                <w:b/>
-                <w:sz w:val="18"/>
-                <w:szCs w:val="18"/>
-              </w:rPr>
-              <w:t xml:space="preserve">b) S3.2 - Ausência de aprovação formal do plano de TIC.: </w:t>
-            </w:r>
-            <w:r>
-              <w:rPr>
-                <w:rFonts w:ascii="Arial" w:hAnsi="Arial" w:cs="Arial"/>
-                <w:sz w:val="18"/>
-                <w:szCs w:val="18"/>
-              </w:rPr>
-              <w:t>resposta "Não" ou "N/A" em q2102ext[A]; resposta "Não conforme" em q2102ext[A], observada a composição lógica definida na Matriz de Procedimentos de Auditoria.</w:t>
+                <w:sz w:val="18"/>
+                <w:szCs w:val="18"/>
+              </w:rPr>
+              <w:t>• resposta "Não" ou "N/A" em q2101ext[A] e q2101ext[D].</w:t>
             </w:r>
           </w:p>
           <w:p>
@@ -3291,19 +3688,10 @@
             <w:r>
               <w:rPr>
                 <w:rFonts w:ascii="Arial" w:hAnsi="Arial" w:cs="Arial"/>
-                <w:b/>
-                <w:sz w:val="18"/>
-                <w:szCs w:val="18"/>
-              </w:rPr>
-              <w:t xml:space="preserve">c) S3.4 - Plano de TIC sem alinhamento adequado ao planejamento institucional.: </w:t>
-            </w:r>
-            <w:r>
-              <w:rPr>
-                <w:rFonts w:ascii="Arial" w:hAnsi="Arial" w:cs="Arial"/>
-                <w:sz w:val="18"/>
-                <w:szCs w:val="18"/>
-              </w:rPr>
-              <w:t>resposta "Não" ou "N/A" em q2102ext[D]; resposta "Não conforme" em q2102ext[D], observada a composição lógica definida na Matriz de Procedimentos de Auditoria.</w:t>
+                <w:sz w:val="18"/>
+                <w:szCs w:val="18"/>
+              </w:rPr>
+              <w:t>• resposta "Não conforme" em q2101ext[A] e q2101ext[D].</w:t>
             </w:r>
           </w:p>
           <w:p>
@@ -3319,20 +3707,23 @@
             <w:r>
               <w:rPr>
                 <w:rFonts w:ascii="Arial" w:hAnsi="Arial" w:cs="Arial"/>
-                <w:b/>
-                <w:sz w:val="18"/>
-                <w:szCs w:val="18"/>
-              </w:rPr>
-              <w:t xml:space="preserve">d) S3.5 - Plano de TIC não utilizado como referência para a elaboração da proposta orçamentária e do plano de contratações.: </w:t>
-            </w:r>
-            <w:r>
-              <w:rPr>
-                <w:rFonts w:ascii="Arial" w:hAnsi="Arial" w:cs="Arial"/>
-                <w:sz w:val="18"/>
-                <w:szCs w:val="18"/>
-              </w:rPr>
-              <w:t>resposta "Não" ou "N/A" em q2102ext[C]; resposta "Não conforme" em q2102ext[C], observada a composição lógica definida na Matriz de Procedimentos de Auditoria.</w:t>
-            </w:r>
+                <w:sz w:val="18"/>
+                <w:szCs w:val="18"/>
+              </w:rPr>
+              <w:t>• resposta "False" em existe_plano_ti.</w:t>
+            </w:r>
+          </w:p>
+          <w:p>
+            <w:pPr>
+              <w:jc w:val="both"/>
+              <w:rPr>
+                <w:rFonts w:ascii="Arial" w:eastAsia="Arial" w:hAnsi="Arial" w:cs="Arial"/>
+                <w:b/>
+                <w:bCs/>
+                <w:sz w:val="18"/>
+                <w:szCs w:val="18"/>
+              </w:rPr>
+            </w:pPr>
           </w:p>
           <w:p>
             <w:pPr>
@@ -3351,15 +3742,255 @@
                 <w:sz w:val="18"/>
                 <w:szCs w:val="18"/>
               </w:rPr>
-              <w:t xml:space="preserve">e) S3.6 - Ausência de acompanhamento da execução do plano de TIC.: </w:t>
-            </w:r>
-            <w:r>
-              <w:rPr>
-                <w:rFonts w:ascii="Arial" w:hAnsi="Arial" w:cs="Arial"/>
-                <w:sz w:val="18"/>
-                <w:szCs w:val="18"/>
-              </w:rPr>
-              <w:t>resposta "Não" ou "N/A" em q2102ext[E]; resposta "Não conforme" em q2102ext[E], observada a composição lógica definida na Matriz de Procedimentos de Auditoria.</w:t>
+              <w:t>S3.2 - Ausência de aprovação formal do plano de TIC</w:t>
+            </w:r>
+          </w:p>
+          <w:p>
+            <w:pPr>
+              <w:spacing w:after="60"/>
+              <w:jc w:val="both"/>
+              <w:rPr>
+                <w:rFonts w:ascii="Arial" w:hAnsi="Arial" w:cs="Arial"/>
+                <w:sz w:val="18"/>
+                <w:szCs w:val="18"/>
+              </w:rPr>
+            </w:pPr>
+            <w:r>
+              <w:rPr>
+                <w:rFonts w:ascii="Arial" w:hAnsi="Arial" w:cs="Arial"/>
+                <w:sz w:val="18"/>
+                <w:szCs w:val="18"/>
+              </w:rPr>
+              <w:t>• resposta "Não" ou "N/A" em q2102ext[A].</w:t>
+            </w:r>
+          </w:p>
+          <w:p>
+            <w:pPr>
+              <w:spacing w:after="60"/>
+              <w:jc w:val="both"/>
+              <w:rPr>
+                <w:rFonts w:ascii="Arial" w:hAnsi="Arial" w:cs="Arial"/>
+                <w:sz w:val="18"/>
+                <w:szCs w:val="18"/>
+              </w:rPr>
+            </w:pPr>
+            <w:r>
+              <w:rPr>
+                <w:rFonts w:ascii="Arial" w:hAnsi="Arial" w:cs="Arial"/>
+                <w:sz w:val="18"/>
+                <w:szCs w:val="18"/>
+              </w:rPr>
+              <w:t>• resposta "Não conforme" em q2102ext[A].</w:t>
+            </w:r>
+          </w:p>
+          <w:p>
+            <w:pPr>
+              <w:jc w:val="both"/>
+              <w:rPr>
+                <w:rFonts w:ascii="Arial" w:eastAsia="Arial" w:hAnsi="Arial" w:cs="Arial"/>
+                <w:b/>
+                <w:bCs/>
+                <w:sz w:val="18"/>
+                <w:szCs w:val="18"/>
+              </w:rPr>
+            </w:pPr>
+          </w:p>
+          <w:p>
+            <w:pPr>
+              <w:spacing w:after="60"/>
+              <w:jc w:val="both"/>
+              <w:rPr>
+                <w:rFonts w:ascii="Arial" w:hAnsi="Arial" w:cs="Arial"/>
+                <w:sz w:val="18"/>
+                <w:szCs w:val="18"/>
+              </w:rPr>
+            </w:pPr>
+            <w:r>
+              <w:rPr>
+                <w:rFonts w:ascii="Arial" w:hAnsi="Arial" w:cs="Arial"/>
+                <w:b/>
+                <w:sz w:val="18"/>
+                <w:szCs w:val="18"/>
+              </w:rPr>
+              <w:t>S3.4 - Plano de TIC sem alinhamento adequado ao planejamento institucional</w:t>
+            </w:r>
+          </w:p>
+          <w:p>
+            <w:pPr>
+              <w:spacing w:after="60"/>
+              <w:jc w:val="both"/>
+              <w:rPr>
+                <w:rFonts w:ascii="Arial" w:hAnsi="Arial" w:cs="Arial"/>
+                <w:sz w:val="18"/>
+                <w:szCs w:val="18"/>
+              </w:rPr>
+            </w:pPr>
+            <w:r>
+              <w:rPr>
+                <w:rFonts w:ascii="Arial" w:hAnsi="Arial" w:cs="Arial"/>
+                <w:sz w:val="18"/>
+                <w:szCs w:val="18"/>
+              </w:rPr>
+              <w:t>• resposta "Não" ou "N/A" em q2102ext[D].</w:t>
+            </w:r>
+          </w:p>
+          <w:p>
+            <w:pPr>
+              <w:spacing w:after="60"/>
+              <w:jc w:val="both"/>
+              <w:rPr>
+                <w:rFonts w:ascii="Arial" w:hAnsi="Arial" w:cs="Arial"/>
+                <w:sz w:val="18"/>
+                <w:szCs w:val="18"/>
+              </w:rPr>
+            </w:pPr>
+            <w:r>
+              <w:rPr>
+                <w:rFonts w:ascii="Arial" w:hAnsi="Arial" w:cs="Arial"/>
+                <w:sz w:val="18"/>
+                <w:szCs w:val="18"/>
+              </w:rPr>
+              <w:t>• resposta "Não conforme" em q2102ext[D].</w:t>
+            </w:r>
+          </w:p>
+          <w:p>
+            <w:pPr>
+              <w:jc w:val="both"/>
+              <w:rPr>
+                <w:rFonts w:ascii="Arial" w:eastAsia="Arial" w:hAnsi="Arial" w:cs="Arial"/>
+                <w:b/>
+                <w:bCs/>
+                <w:sz w:val="18"/>
+                <w:szCs w:val="18"/>
+              </w:rPr>
+            </w:pPr>
+          </w:p>
+          <w:p>
+            <w:pPr>
+              <w:spacing w:after="60"/>
+              <w:jc w:val="both"/>
+              <w:rPr>
+                <w:rFonts w:ascii="Arial" w:hAnsi="Arial" w:cs="Arial"/>
+                <w:sz w:val="18"/>
+                <w:szCs w:val="18"/>
+              </w:rPr>
+            </w:pPr>
+            <w:r>
+              <w:rPr>
+                <w:rFonts w:ascii="Arial" w:hAnsi="Arial" w:cs="Arial"/>
+                <w:b/>
+                <w:sz w:val="18"/>
+                <w:szCs w:val="18"/>
+              </w:rPr>
+              <w:t>S3.5 - Plano de TIC não utilizado como referência para a elaboração da proposta orçamentária e do plano de contratações</w:t>
+            </w:r>
+          </w:p>
+          <w:p>
+            <w:pPr>
+              <w:spacing w:after="60"/>
+              <w:jc w:val="both"/>
+              <w:rPr>
+                <w:rFonts w:ascii="Arial" w:hAnsi="Arial" w:cs="Arial"/>
+                <w:sz w:val="18"/>
+                <w:szCs w:val="18"/>
+              </w:rPr>
+            </w:pPr>
+            <w:r>
+              <w:rPr>
+                <w:rFonts w:ascii="Arial" w:hAnsi="Arial" w:cs="Arial"/>
+                <w:sz w:val="18"/>
+                <w:szCs w:val="18"/>
+              </w:rPr>
+              <w:t>• resposta "Não" ou "N/A" em q2102ext[C].</w:t>
+            </w:r>
+          </w:p>
+          <w:p>
+            <w:pPr>
+              <w:spacing w:after="60"/>
+              <w:jc w:val="both"/>
+              <w:rPr>
+                <w:rFonts w:ascii="Arial" w:hAnsi="Arial" w:cs="Arial"/>
+                <w:sz w:val="18"/>
+                <w:szCs w:val="18"/>
+              </w:rPr>
+            </w:pPr>
+            <w:r>
+              <w:rPr>
+                <w:rFonts w:ascii="Arial" w:hAnsi="Arial" w:cs="Arial"/>
+                <w:sz w:val="18"/>
+                <w:szCs w:val="18"/>
+              </w:rPr>
+              <w:t>• resposta "Não conforme" em q2102ext[C].</w:t>
+            </w:r>
+          </w:p>
+          <w:p>
+            <w:pPr>
+              <w:jc w:val="both"/>
+              <w:rPr>
+                <w:rFonts w:ascii="Arial" w:eastAsia="Arial" w:hAnsi="Arial" w:cs="Arial"/>
+                <w:b/>
+                <w:bCs/>
+                <w:sz w:val="18"/>
+                <w:szCs w:val="18"/>
+              </w:rPr>
+            </w:pPr>
+          </w:p>
+          <w:p>
+            <w:pPr>
+              <w:spacing w:after="60"/>
+              <w:jc w:val="both"/>
+              <w:rPr>
+                <w:rFonts w:ascii="Arial" w:hAnsi="Arial" w:cs="Arial"/>
+                <w:sz w:val="18"/>
+                <w:szCs w:val="18"/>
+              </w:rPr>
+            </w:pPr>
+            <w:r>
+              <w:rPr>
+                <w:rFonts w:ascii="Arial" w:hAnsi="Arial" w:cs="Arial"/>
+                <w:b/>
+                <w:sz w:val="18"/>
+                <w:szCs w:val="18"/>
+              </w:rPr>
+              <w:t>S3.6 - Ausência de acompanhamento da execução do plano de TIC</w:t>
+            </w:r>
+          </w:p>
+          <w:p>
+            <w:pPr>
+              <w:spacing w:after="60"/>
+              <w:jc w:val="both"/>
+              <w:rPr>
+                <w:rFonts w:ascii="Arial" w:hAnsi="Arial" w:cs="Arial"/>
+                <w:sz w:val="18"/>
+                <w:szCs w:val="18"/>
+              </w:rPr>
+            </w:pPr>
+            <w:r>
+              <w:rPr>
+                <w:rFonts w:ascii="Arial" w:hAnsi="Arial" w:cs="Arial"/>
+                <w:sz w:val="18"/>
+                <w:szCs w:val="18"/>
+              </w:rPr>
+              <w:t>• resposta "Não" ou "N/A" em q2102ext[E].</w:t>
+            </w:r>
+          </w:p>
+          <w:p>
+            <w:pPr>
+              <w:spacing w:after="60"/>
+              <w:jc w:val="both"/>
+              <w:rPr>
+                <w:rFonts w:ascii="Arial" w:hAnsi="Arial" w:cs="Arial"/>
+                <w:sz w:val="18"/>
+                <w:szCs w:val="18"/>
+              </w:rPr>
+            </w:pPr>
+            <w:r>
+              <w:rPr>
+                <w:rFonts w:ascii="Arial" w:hAnsi="Arial" w:cs="Arial"/>
+                <w:sz w:val="18"/>
+                <w:szCs w:val="18"/>
+              </w:rPr>
+              <w:t>• resposta "Não conforme" em q2102ext[E].</w:t>
             </w:r>
           </w:p>
         </w:tc>
@@ -3599,6 +4230,34 @@
               <w:rPr>
                 <w:rFonts w:ascii="Arial" w:hAnsi="Arial" w:cs="Arial"/>
                 <w:b/>
+                <w:sz w:val="18"/>
+                <w:szCs w:val="18"/>
+              </w:rPr>
+              <w:t>Inexistência ou insuficiência do processo de planejamento de TIC para produzir e manter plano de TIC adequado</w:t>
+            </w:r>
+          </w:p>
+          <w:p>
+            <w:pPr>
+              <w:jc w:val="both"/>
+              <w:rPr>
+                <w:rFonts w:ascii="Arial" w:hAnsi="Arial" w:cs="Arial"/>
+                <w:sz w:val="18"/>
+                <w:szCs w:val="18"/>
+              </w:rPr>
+              <w:ind w:left="360" w:hanging="180"/>
+            </w:pPr>
+            <w:r>
+              <w:rPr>
+                <w:rFonts w:ascii="Arial" w:hAnsi="Arial" w:cs="Arial"/>
+                <w:sz w:val="18"/>
+                <w:szCs w:val="18"/>
+              </w:rPr>
+              <w:t xml:space="preserve">• </w:t>
+            </w:r>
+            <w:r>
+              <w:rPr>
+                <w:rFonts w:ascii="Arial" w:hAnsi="Arial" w:cs="Arial"/>
+                <w:b/>
                 <w:bCs/>
                 <w:sz w:val="18"/>
                 <w:szCs w:val="18"/>
@@ -3612,12 +4271,57 @@
                 <w:sz w:val="18"/>
                 <w:szCs w:val="18"/>
               </w:rPr>
-              <w:t xml:space="preserve"> para que institua processo formal de planejamento de TIC, compatível com o porte e a complexidade da organização, que assegure a elaboração e manutenção de plano de TIC, atentando-se, minimamente, em definir etapas, responsabilidades e participação das áreas demandantes [S3.1].</w:t>
-            </w:r>
-          </w:p>
-          <w:p>
-            <w:pPr>
-              <w:jc w:val="both"/>
+              <w:t xml:space="preserve"> para que institua processo formal de planejamento de TIC, compatível com o porte e a complexidade da organização, que assegure a elaboração e manutenção de plano de TIC, atentando-se, minimamente, em definir etapas, responsabilidades e participação das áreas demandantes [S3.1, C1, C3, C4, C5, C6, C7].</w:t>
+            </w:r>
+          </w:p>
+          <w:p>
+            <w:pPr>
+              <w:jc w:val="both"/>
+              <w:rPr>
+                <w:rFonts w:ascii="Arial" w:hAnsi="Arial" w:cs="Arial"/>
+                <w:sz w:val="18"/>
+                <w:szCs w:val="18"/>
+              </w:rPr>
+            </w:pPr>
+          </w:p>
+          <w:p>
+            <w:pPr>
+              <w:jc w:val="both"/>
+              <w:rPr>
+                <w:rFonts w:ascii="Arial" w:hAnsi="Arial" w:cs="Arial"/>
+                <w:sz w:val="18"/>
+                <w:szCs w:val="18"/>
+              </w:rPr>
+            </w:pPr>
+            <w:r>
+              <w:rPr>
+                <w:rFonts w:ascii="Arial" w:hAnsi="Arial" w:cs="Arial"/>
+                <w:b/>
+                <w:sz w:val="18"/>
+                <w:szCs w:val="18"/>
+              </w:rPr>
+              <w:t>Ausência de aprovação formal do plano de TIC</w:t>
+            </w:r>
+          </w:p>
+          <w:p>
+            <w:pPr>
+              <w:jc w:val="both"/>
+              <w:rPr>
+                <w:rFonts w:ascii="Arial" w:hAnsi="Arial" w:cs="Arial"/>
+                <w:sz w:val="18"/>
+                <w:szCs w:val="18"/>
+              </w:rPr>
+              <w:ind w:left="360" w:hanging="180"/>
+            </w:pPr>
+            <w:r>
+              <w:rPr>
+                <w:rFonts w:ascii="Arial" w:hAnsi="Arial" w:cs="Arial"/>
+                <w:sz w:val="18"/>
+                <w:szCs w:val="18"/>
+              </w:rPr>
+              <w:t xml:space="preserve">• </w:t>
+            </w:r>
+            <w:r>
               <w:rPr>
                 <w:rFonts w:ascii="Arial" w:hAnsi="Arial" w:cs="Arial"/>
                 <w:b/>
@@ -3626,17 +4330,64 @@
                 <w:szCs w:val="18"/>
                 <w:u w:val="single"/>
               </w:rPr>
-            </w:pPr>
-          </w:p>
-          <w:p>
-            <w:pPr>
-              <w:jc w:val="both"/>
-              <w:rPr>
-                <w:rFonts w:ascii="Arial" w:hAnsi="Arial" w:cs="Arial"/>
-                <w:sz w:val="18"/>
-                <w:szCs w:val="18"/>
-              </w:rPr>
-            </w:pPr>
+              <w:t>Comunicação com Determinação</w:t>
+            </w:r>
+            <w:r>
+              <w:rPr>
+                <w:rFonts w:ascii="Arial" w:hAnsi="Arial" w:cs="Arial"/>
+                <w:sz w:val="18"/>
+                <w:szCs w:val="18"/>
+              </w:rPr>
+              <w:t xml:space="preserve"> para que submeta o plano de TIC à aprovação formal do dirigente máximo ou de instância competente da alta administração, mantendo registro do respectivo ato de aprovação [S3.2, C3, C4, C5, C6, C7].</w:t>
+            </w:r>
+          </w:p>
+          <w:p>
+            <w:pPr>
+              <w:jc w:val="both"/>
+              <w:rPr>
+                <w:rFonts w:ascii="Arial" w:hAnsi="Arial" w:cs="Arial"/>
+                <w:sz w:val="18"/>
+                <w:szCs w:val="18"/>
+              </w:rPr>
+            </w:pPr>
+          </w:p>
+          <w:p>
+            <w:pPr>
+              <w:jc w:val="both"/>
+              <w:rPr>
+                <w:rFonts w:ascii="Arial" w:hAnsi="Arial" w:cs="Arial"/>
+                <w:sz w:val="18"/>
+                <w:szCs w:val="18"/>
+              </w:rPr>
+            </w:pPr>
+            <w:r>
+              <w:rPr>
+                <w:rFonts w:ascii="Arial" w:hAnsi="Arial" w:cs="Arial"/>
+                <w:b/>
+                <w:sz w:val="18"/>
+                <w:szCs w:val="18"/>
+              </w:rPr>
+              <w:t>Plano de TIC sem alinhamento adequado ao planejamento institucional</w:t>
+            </w:r>
+          </w:p>
+          <w:p>
+            <w:pPr>
+              <w:jc w:val="both"/>
+              <w:rPr>
+                <w:rFonts w:ascii="Arial" w:hAnsi="Arial" w:cs="Arial"/>
+                <w:sz w:val="18"/>
+                <w:szCs w:val="18"/>
+              </w:rPr>
+              <w:ind w:left="360" w:hanging="180"/>
+            </w:pPr>
+            <w:r>
+              <w:rPr>
+                <w:rFonts w:ascii="Arial" w:hAnsi="Arial" w:cs="Arial"/>
+                <w:sz w:val="18"/>
+                <w:szCs w:val="18"/>
+              </w:rPr>
+              <w:t xml:space="preserve">• </w:t>
+            </w:r>
             <w:r>
               <w:rPr>
                 <w:rFonts w:ascii="Arial" w:hAnsi="Arial" w:cs="Arial"/>
@@ -3646,26 +4397,64 @@
                 <w:szCs w:val="18"/>
                 <w:u w:val="single"/>
               </w:rPr>
-              <w:t>Poder Executivo Estadual</w:t>
-            </w:r>
-            <w:r>
-              <w:rPr>
-                <w:rFonts w:ascii="Arial" w:hAnsi="Arial" w:cs="Arial"/>
-                <w:sz w:val="18"/>
-                <w:szCs w:val="18"/>
-              </w:rPr>
-              <w:t xml:space="preserve"> — Determinação para que institua processo formal de planejamento de TIC, compatível com o porte e a complexidade da organização, que assegure a elaboração e manutenção de plano de TIC, atentando-se, minimamente, em definir etapas, responsabilidades e participação das áreas demandantes [S3.1].</w:t>
-            </w:r>
-          </w:p>
-          <w:p>
-            <w:pPr>
-              <w:jc w:val="both"/>
-              <w:rPr>
-                <w:rFonts w:ascii="Arial" w:hAnsi="Arial" w:cs="Arial"/>
-                <w:sz w:val="18"/>
-                <w:szCs w:val="18"/>
-              </w:rPr>
-            </w:pPr>
+              <w:t>Comunicação com Determinação</w:t>
+            </w:r>
+            <w:r>
+              <w:rPr>
+                <w:rFonts w:ascii="Arial" w:hAnsi="Arial" w:cs="Arial"/>
+                <w:sz w:val="18"/>
+                <w:szCs w:val="18"/>
+              </w:rPr>
+              <w:t xml:space="preserve"> para que revise o plano de TIC para explicitar seu alinhamento ao planejamento institucional, às diretrizes superiores e às necessidades das áreas finalísticas e administrativas, relacionando objetivos, iniciativas, indicadores e metas de TIC aos resultados institucionais pretendidos [S3.4, C1, C3, C4, C5, C6, C7].</w:t>
+            </w:r>
+          </w:p>
+          <w:p>
+            <w:pPr>
+              <w:jc w:val="both"/>
+              <w:rPr>
+                <w:rFonts w:ascii="Arial" w:hAnsi="Arial" w:cs="Arial"/>
+                <w:sz w:val="18"/>
+                <w:szCs w:val="18"/>
+              </w:rPr>
+            </w:pPr>
+          </w:p>
+          <w:p>
+            <w:pPr>
+              <w:jc w:val="both"/>
+              <w:rPr>
+                <w:rFonts w:ascii="Arial" w:hAnsi="Arial" w:cs="Arial"/>
+                <w:sz w:val="18"/>
+                <w:szCs w:val="18"/>
+              </w:rPr>
+            </w:pPr>
+            <w:r>
+              <w:rPr>
+                <w:rFonts w:ascii="Arial" w:hAnsi="Arial" w:cs="Arial"/>
+                <w:b/>
+                <w:sz w:val="18"/>
+                <w:szCs w:val="18"/>
+              </w:rPr>
+              <w:t>Plano de TIC não utilizado como referência para a elaboração da proposta orçamentária e do plano de contratações</w:t>
+            </w:r>
+          </w:p>
+          <w:p>
+            <w:pPr>
+              <w:jc w:val="both"/>
+              <w:rPr>
+                <w:rFonts w:ascii="Arial" w:hAnsi="Arial" w:cs="Arial"/>
+                <w:sz w:val="18"/>
+                <w:szCs w:val="18"/>
+              </w:rPr>
+              <w:ind w:left="360" w:hanging="180"/>
+            </w:pPr>
+            <w:r>
+              <w:rPr>
+                <w:rFonts w:ascii="Arial" w:hAnsi="Arial" w:cs="Arial"/>
+                <w:sz w:val="18"/>
+                <w:szCs w:val="18"/>
+              </w:rPr>
+              <w:t xml:space="preserve">• </w:t>
+            </w:r>
             <w:r>
               <w:rPr>
                 <w:rFonts w:ascii="Arial" w:hAnsi="Arial" w:cs="Arial"/>
@@ -3675,26 +4464,64 @@
                 <w:szCs w:val="18"/>
                 <w:u w:val="single"/>
               </w:rPr>
-              <w:t>Poder Judiciário Estadual</w:t>
-            </w:r>
-            <w:r>
-              <w:rPr>
-                <w:rFonts w:ascii="Arial" w:hAnsi="Arial" w:cs="Arial"/>
-                <w:sz w:val="18"/>
-                <w:szCs w:val="18"/>
-              </w:rPr>
-              <w:t xml:space="preserve"> — Determinação para que institua processo formal de planejamento de TIC, compatível com o porte e a complexidade da organização, que assegure a elaboração e manutenção de plano de TIC, atentando-se, minimamente, em definir etapas, responsabilidades e participação das áreas demandantes [S3.1].</w:t>
-            </w:r>
-          </w:p>
-          <w:p>
-            <w:pPr>
-              <w:jc w:val="both"/>
-              <w:rPr>
-                <w:rFonts w:ascii="Arial" w:hAnsi="Arial" w:cs="Arial"/>
-                <w:sz w:val="18"/>
-                <w:szCs w:val="18"/>
-              </w:rPr>
-            </w:pPr>
+              <w:t>Comunicação com Determinação</w:t>
+            </w:r>
+            <w:r>
+              <w:rPr>
+                <w:rFonts w:ascii="Arial" w:hAnsi="Arial" w:cs="Arial"/>
+                <w:sz w:val="18"/>
+                <w:szCs w:val="18"/>
+              </w:rPr>
+              <w:t xml:space="preserve"> para que integre o plano de TIC à elaboração da proposta orçamentária e do plano de contratações, de maneira proporcional ao porte, à estrutura e à capacidade de planejamento da organização [S3.5, C2, C4, C5, C6, C7].</w:t>
+            </w:r>
+          </w:p>
+          <w:p>
+            <w:pPr>
+              <w:jc w:val="both"/>
+              <w:rPr>
+                <w:rFonts w:ascii="Arial" w:hAnsi="Arial" w:cs="Arial"/>
+                <w:sz w:val="18"/>
+                <w:szCs w:val="18"/>
+              </w:rPr>
+            </w:pPr>
+          </w:p>
+          <w:p>
+            <w:pPr>
+              <w:jc w:val="both"/>
+              <w:rPr>
+                <w:rFonts w:ascii="Arial" w:hAnsi="Arial" w:cs="Arial"/>
+                <w:sz w:val="18"/>
+                <w:szCs w:val="18"/>
+              </w:rPr>
+            </w:pPr>
+            <w:r>
+              <w:rPr>
+                <w:rFonts w:ascii="Arial" w:hAnsi="Arial" w:cs="Arial"/>
+                <w:b/>
+                <w:sz w:val="18"/>
+                <w:szCs w:val="18"/>
+              </w:rPr>
+              <w:t>Ausência de acompanhamento da execução do plano de TIC</w:t>
+            </w:r>
+          </w:p>
+          <w:p>
+            <w:pPr>
+              <w:jc w:val="both"/>
+              <w:rPr>
+                <w:rFonts w:ascii="Arial" w:hAnsi="Arial" w:cs="Arial"/>
+                <w:sz w:val="18"/>
+                <w:szCs w:val="18"/>
+              </w:rPr>
+              <w:ind w:left="360" w:hanging="180"/>
+            </w:pPr>
+            <w:r>
+              <w:rPr>
+                <w:rFonts w:ascii="Arial" w:hAnsi="Arial" w:cs="Arial"/>
+                <w:sz w:val="18"/>
+                <w:szCs w:val="18"/>
+              </w:rPr>
+              <w:t xml:space="preserve">• </w:t>
+            </w:r>
             <w:r>
               <w:rPr>
                 <w:rFonts w:ascii="Arial" w:hAnsi="Arial" w:cs="Arial"/>
@@ -3704,35 +4531,6 @@
                 <w:szCs w:val="18"/>
                 <w:u w:val="single"/>
               </w:rPr>
-              <w:t>Ministério Público Estadual</w:t>
-            </w:r>
-            <w:r>
-              <w:rPr>
-                <w:rFonts w:ascii="Arial" w:hAnsi="Arial" w:cs="Arial"/>
-                <w:sz w:val="18"/>
-                <w:szCs w:val="18"/>
-              </w:rPr>
-              <w:t xml:space="preserve"> — Determinação para que institua processo formal de planejamento de TIC, compatível com o porte e a complexidade da organização, que assegure a elaboração e manutenção de plano de TIC, atentando-se, minimamente, em definir etapas, responsabilidades e participação das áreas demandantes [S3.1].</w:t>
-            </w:r>
-          </w:p>
-          <w:p>
-            <w:pPr>
-              <w:jc w:val="both"/>
-              <w:rPr>
-                <w:rFonts w:ascii="Arial" w:hAnsi="Arial" w:cs="Arial"/>
-                <w:sz w:val="18"/>
-                <w:szCs w:val="18"/>
-              </w:rPr>
-            </w:pPr>
-            <w:r>
-              <w:rPr>
-                <w:rFonts w:ascii="Arial" w:hAnsi="Arial" w:cs="Arial"/>
-                <w:b/>
-                <w:bCs/>
-                <w:sz w:val="18"/>
-                <w:szCs w:val="18"/>
-                <w:u w:val="single"/>
-              </w:rPr>
               <w:t>Comunicação com Determinação</w:t>
             </w:r>
             <w:r>
@@ -3741,481 +4539,7 @@
                 <w:sz w:val="18"/>
                 <w:szCs w:val="18"/>
               </w:rPr>
-              <w:t xml:space="preserve"> para que submeta o plano de TIC à aprovação formal do dirigente máximo ou de instância competente da alta administração, mantendo registro do respectivo ato de aprovação [S3.2].</w:t>
-            </w:r>
-          </w:p>
-          <w:p>
-            <w:pPr>
-              <w:jc w:val="both"/>
-              <w:rPr>
-                <w:rFonts w:ascii="Arial" w:hAnsi="Arial" w:cs="Arial"/>
-                <w:b/>
-                <w:bCs/>
-                <w:sz w:val="18"/>
-                <w:szCs w:val="18"/>
-                <w:u w:val="single"/>
-              </w:rPr>
-            </w:pPr>
-          </w:p>
-          <w:p>
-            <w:pPr>
-              <w:jc w:val="both"/>
-              <w:rPr>
-                <w:rFonts w:ascii="Arial" w:hAnsi="Arial" w:cs="Arial"/>
-                <w:sz w:val="18"/>
-                <w:szCs w:val="18"/>
-              </w:rPr>
-            </w:pPr>
-            <w:r>
-              <w:rPr>
-                <w:rFonts w:ascii="Arial" w:hAnsi="Arial" w:cs="Arial"/>
-                <w:b/>
-                <w:bCs/>
-                <w:sz w:val="18"/>
-                <w:szCs w:val="18"/>
-                <w:u w:val="single"/>
-              </w:rPr>
-              <w:t>Poder Executivo Estadual</w:t>
-            </w:r>
-            <w:r>
-              <w:rPr>
-                <w:rFonts w:ascii="Arial" w:hAnsi="Arial" w:cs="Arial"/>
-                <w:sz w:val="18"/>
-                <w:szCs w:val="18"/>
-              </w:rPr>
-              <w:t xml:space="preserve"> — Determinação para que submeta o plano de TIC à aprovação formal do dirigente máximo ou de instância competente da alta administração, mantendo registro do respectivo ato de aprovação [S3.2].</w:t>
-            </w:r>
-          </w:p>
-          <w:p>
-            <w:pPr>
-              <w:jc w:val="both"/>
-              <w:rPr>
-                <w:rFonts w:ascii="Arial" w:hAnsi="Arial" w:cs="Arial"/>
-                <w:sz w:val="18"/>
-                <w:szCs w:val="18"/>
-              </w:rPr>
-            </w:pPr>
-            <w:r>
-              <w:rPr>
-                <w:rFonts w:ascii="Arial" w:hAnsi="Arial" w:cs="Arial"/>
-                <w:b/>
-                <w:bCs/>
-                <w:sz w:val="18"/>
-                <w:szCs w:val="18"/>
-                <w:u w:val="single"/>
-              </w:rPr>
-              <w:t>Poder Judiciário Estadual</w:t>
-            </w:r>
-            <w:r>
-              <w:rPr>
-                <w:rFonts w:ascii="Arial" w:hAnsi="Arial" w:cs="Arial"/>
-                <w:sz w:val="18"/>
-                <w:szCs w:val="18"/>
-              </w:rPr>
-              <w:t xml:space="preserve"> — Determinação para que submeta o plano de TIC à aprovação formal do dirigente máximo ou de instância competente da alta administração, mantendo registro do respectivo ato de aprovação [S3.2].</w:t>
-            </w:r>
-          </w:p>
-          <w:p>
-            <w:pPr>
-              <w:jc w:val="both"/>
-              <w:rPr>
-                <w:rFonts w:ascii="Arial" w:hAnsi="Arial" w:cs="Arial"/>
-                <w:sz w:val="18"/>
-                <w:szCs w:val="18"/>
-              </w:rPr>
-            </w:pPr>
-            <w:r>
-              <w:rPr>
-                <w:rFonts w:ascii="Arial" w:hAnsi="Arial" w:cs="Arial"/>
-                <w:b/>
-                <w:bCs/>
-                <w:sz w:val="18"/>
-                <w:szCs w:val="18"/>
-                <w:u w:val="single"/>
-              </w:rPr>
-              <w:t>Ministério Público Estadual</w:t>
-            </w:r>
-            <w:r>
-              <w:rPr>
-                <w:rFonts w:ascii="Arial" w:hAnsi="Arial" w:cs="Arial"/>
-                <w:sz w:val="18"/>
-                <w:szCs w:val="18"/>
-              </w:rPr>
-              <w:t xml:space="preserve"> — Determinação para que submeta o plano de TIC à aprovação formal do dirigente máximo ou de instância competente da alta administração, mantendo registro do respectivo ato de aprovação [S3.2].</w:t>
-            </w:r>
-          </w:p>
-          <w:p>
-            <w:pPr>
-              <w:jc w:val="both"/>
-              <w:rPr>
-                <w:rFonts w:ascii="Arial" w:hAnsi="Arial" w:cs="Arial"/>
-                <w:sz w:val="18"/>
-                <w:szCs w:val="18"/>
-              </w:rPr>
-            </w:pPr>
-            <w:r>
-              <w:rPr>
-                <w:rFonts w:ascii="Arial" w:hAnsi="Arial" w:cs="Arial"/>
-                <w:b/>
-                <w:bCs/>
-                <w:sz w:val="18"/>
-                <w:szCs w:val="18"/>
-                <w:u w:val="single"/>
-              </w:rPr>
-              <w:t>Comunicação com Determinação</w:t>
-            </w:r>
-            <w:r>
-              <w:rPr>
-                <w:rFonts w:ascii="Arial" w:hAnsi="Arial" w:cs="Arial"/>
-                <w:sz w:val="18"/>
-                <w:szCs w:val="18"/>
-              </w:rPr>
-              <w:t xml:space="preserve"> para que revise o plano de TIC para explicitar seu alinhamento ao planejamento institucional, às diretrizes superiores e às necessidades das áreas finalísticas e administrativas, relacionando objetivos, iniciativas, indicadores e metas de TIC aos resultados institucionais pretendidos [S3.4].</w:t>
-            </w:r>
-          </w:p>
-          <w:p>
-            <w:pPr>
-              <w:jc w:val="both"/>
-              <w:rPr>
-                <w:rFonts w:ascii="Arial" w:hAnsi="Arial" w:cs="Arial"/>
-                <w:b/>
-                <w:bCs/>
-                <w:sz w:val="18"/>
-                <w:szCs w:val="18"/>
-                <w:u w:val="single"/>
-              </w:rPr>
-            </w:pPr>
-          </w:p>
-          <w:p>
-            <w:pPr>
-              <w:jc w:val="both"/>
-              <w:rPr>
-                <w:rFonts w:ascii="Arial" w:hAnsi="Arial" w:cs="Arial"/>
-                <w:sz w:val="18"/>
-                <w:szCs w:val="18"/>
-              </w:rPr>
-            </w:pPr>
-            <w:r>
-              <w:rPr>
-                <w:rFonts w:ascii="Arial" w:hAnsi="Arial" w:cs="Arial"/>
-                <w:b/>
-                <w:bCs/>
-                <w:sz w:val="18"/>
-                <w:szCs w:val="18"/>
-                <w:u w:val="single"/>
-              </w:rPr>
-              <w:t>Poder Executivo Estadual</w:t>
-            </w:r>
-            <w:r>
-              <w:rPr>
-                <w:rFonts w:ascii="Arial" w:hAnsi="Arial" w:cs="Arial"/>
-                <w:sz w:val="18"/>
-                <w:szCs w:val="18"/>
-              </w:rPr>
-              <w:t xml:space="preserve"> — Determinação para que revise o plano de TIC para explicitar seu alinhamento ao planejamento institucional, às diretrizes superiores e às necessidades das áreas finalísticas e administrativas, relacionando objetivos, iniciativas, indicadores e metas de TIC aos resultados institucionais pretendidos [S3.4].</w:t>
-            </w:r>
-          </w:p>
-          <w:p>
-            <w:pPr>
-              <w:jc w:val="both"/>
-              <w:rPr>
-                <w:rFonts w:ascii="Arial" w:hAnsi="Arial" w:cs="Arial"/>
-                <w:sz w:val="18"/>
-                <w:szCs w:val="18"/>
-              </w:rPr>
-            </w:pPr>
-            <w:r>
-              <w:rPr>
-                <w:rFonts w:ascii="Arial" w:hAnsi="Arial" w:cs="Arial"/>
-                <w:b/>
-                <w:bCs/>
-                <w:sz w:val="18"/>
-                <w:szCs w:val="18"/>
-                <w:u w:val="single"/>
-              </w:rPr>
-              <w:t>Poder Judiciário Estadual</w:t>
-            </w:r>
-            <w:r>
-              <w:rPr>
-                <w:rFonts w:ascii="Arial" w:hAnsi="Arial" w:cs="Arial"/>
-                <w:sz w:val="18"/>
-                <w:szCs w:val="18"/>
-              </w:rPr>
-              <w:t xml:space="preserve"> — Determinação para que revise o plano de TIC para explicitar seu alinhamento ao planejamento institucional, às diretrizes superiores e às necessidades das áreas finalísticas e administrativas, relacionando objetivos, iniciativas, indicadores e metas de TIC aos resultados institucionais pretendidos [S3.4].</w:t>
-            </w:r>
-          </w:p>
-          <w:p>
-            <w:pPr>
-              <w:jc w:val="both"/>
-              <w:rPr>
-                <w:rFonts w:ascii="Arial" w:hAnsi="Arial" w:cs="Arial"/>
-                <w:sz w:val="18"/>
-                <w:szCs w:val="18"/>
-              </w:rPr>
-            </w:pPr>
-            <w:r>
-              <w:rPr>
-                <w:rFonts w:ascii="Arial" w:hAnsi="Arial" w:cs="Arial"/>
-                <w:b/>
-                <w:bCs/>
-                <w:sz w:val="18"/>
-                <w:szCs w:val="18"/>
-                <w:u w:val="single"/>
-              </w:rPr>
-              <w:t>Ministério Público Estadual</w:t>
-            </w:r>
-            <w:r>
-              <w:rPr>
-                <w:rFonts w:ascii="Arial" w:hAnsi="Arial" w:cs="Arial"/>
-                <w:sz w:val="18"/>
-                <w:szCs w:val="18"/>
-              </w:rPr>
-              <w:t xml:space="preserve"> — Determinação para que revise o plano de TIC para explicitar seu alinhamento ao planejamento institucional, às diretrizes superiores e às necessidades das áreas finalísticas e administrativas, relacionando objetivos, iniciativas, indicadores e metas de TIC aos resultados institucionais pretendidos [S3.4].</w:t>
-            </w:r>
-          </w:p>
-          <w:p>
-            <w:pPr>
-              <w:jc w:val="both"/>
-              <w:rPr>
-                <w:rFonts w:ascii="Arial" w:hAnsi="Arial" w:cs="Arial"/>
-                <w:sz w:val="18"/>
-                <w:szCs w:val="18"/>
-              </w:rPr>
-            </w:pPr>
-            <w:r>
-              <w:rPr>
-                <w:rFonts w:ascii="Arial" w:hAnsi="Arial" w:cs="Arial"/>
-                <w:b/>
-                <w:bCs/>
-                <w:sz w:val="18"/>
-                <w:szCs w:val="18"/>
-                <w:u w:val="single"/>
-              </w:rPr>
-              <w:t>Comunicação com Determinação</w:t>
-            </w:r>
-            <w:r>
-              <w:rPr>
-                <w:rFonts w:ascii="Arial" w:hAnsi="Arial" w:cs="Arial"/>
-                <w:sz w:val="18"/>
-                <w:szCs w:val="18"/>
-              </w:rPr>
-              <w:t xml:space="preserve"> para que integre o plano de TIC à elaboração da proposta orçamentária e do plano de contratações, de maneira proporcional ao porte, à estrutura e à capacidade de planejamento da organização [S3.5].</w:t>
-            </w:r>
-          </w:p>
-          <w:p>
-            <w:pPr>
-              <w:jc w:val="both"/>
-              <w:rPr>
-                <w:rFonts w:ascii="Arial" w:hAnsi="Arial" w:cs="Arial"/>
-                <w:b/>
-                <w:bCs/>
-                <w:sz w:val="18"/>
-                <w:szCs w:val="18"/>
-                <w:u w:val="single"/>
-              </w:rPr>
-            </w:pPr>
-          </w:p>
-          <w:p>
-            <w:pPr>
-              <w:jc w:val="both"/>
-              <w:rPr>
-                <w:rFonts w:ascii="Arial" w:hAnsi="Arial" w:cs="Arial"/>
-                <w:sz w:val="18"/>
-                <w:szCs w:val="18"/>
-              </w:rPr>
-            </w:pPr>
-            <w:r>
-              <w:rPr>
-                <w:rFonts w:ascii="Arial" w:hAnsi="Arial" w:cs="Arial"/>
-                <w:b/>
-                <w:bCs/>
-                <w:sz w:val="18"/>
-                <w:szCs w:val="18"/>
-                <w:u w:val="single"/>
-              </w:rPr>
-              <w:t>Poder Executivo Estadual</w:t>
-            </w:r>
-            <w:r>
-              <w:rPr>
-                <w:rFonts w:ascii="Arial" w:hAnsi="Arial" w:cs="Arial"/>
-                <w:sz w:val="18"/>
-                <w:szCs w:val="18"/>
-              </w:rPr>
-              <w:t xml:space="preserve"> — Determinação para que integre o plano de TIC à elaboração da proposta orçamentária e do plano de contratações, de maneira proporcional ao porte, à estrutura e à capacidade de planejamento da organização [S3.5].</w:t>
-            </w:r>
-          </w:p>
-          <w:p>
-            <w:pPr>
-              <w:jc w:val="both"/>
-              <w:rPr>
-                <w:rFonts w:ascii="Arial" w:hAnsi="Arial" w:cs="Arial"/>
-                <w:sz w:val="18"/>
-                <w:szCs w:val="18"/>
-              </w:rPr>
-            </w:pPr>
-            <w:r>
-              <w:rPr>
-                <w:rFonts w:ascii="Arial" w:hAnsi="Arial" w:cs="Arial"/>
-                <w:b/>
-                <w:bCs/>
-                <w:sz w:val="18"/>
-                <w:szCs w:val="18"/>
-                <w:u w:val="single"/>
-              </w:rPr>
-              <w:t>Poder Judiciário Estadual</w:t>
-            </w:r>
-            <w:r>
-              <w:rPr>
-                <w:rFonts w:ascii="Arial" w:hAnsi="Arial" w:cs="Arial"/>
-                <w:sz w:val="18"/>
-                <w:szCs w:val="18"/>
-              </w:rPr>
-              <w:t xml:space="preserve"> — Determinação para que integre o plano de TIC à elaboração da proposta orçamentária e do plano de contratações, de maneira proporcional ao porte, à estrutura e à capacidade de planejamento da organização [S3.5].</w:t>
-            </w:r>
-          </w:p>
-          <w:p>
-            <w:pPr>
-              <w:jc w:val="both"/>
-              <w:rPr>
-                <w:rFonts w:ascii="Arial" w:hAnsi="Arial" w:cs="Arial"/>
-                <w:sz w:val="18"/>
-                <w:szCs w:val="18"/>
-              </w:rPr>
-            </w:pPr>
-            <w:r>
-              <w:rPr>
-                <w:rFonts w:ascii="Arial" w:hAnsi="Arial" w:cs="Arial"/>
-                <w:b/>
-                <w:bCs/>
-                <w:sz w:val="18"/>
-                <w:szCs w:val="18"/>
-                <w:u w:val="single"/>
-              </w:rPr>
-              <w:t>Ministério Público Estadual</w:t>
-            </w:r>
-            <w:r>
-              <w:rPr>
-                <w:rFonts w:ascii="Arial" w:hAnsi="Arial" w:cs="Arial"/>
-                <w:sz w:val="18"/>
-                <w:szCs w:val="18"/>
-              </w:rPr>
-              <w:t xml:space="preserve"> — Determinação para que integre o plano de TIC à elaboração da proposta orçamentária e do plano de contratações, de maneira proporcional ao porte, à estrutura e à capacidade de planejamento da organização [S3.5].</w:t>
-            </w:r>
-          </w:p>
-          <w:p>
-            <w:pPr>
-              <w:jc w:val="both"/>
-              <w:rPr>
-                <w:rFonts w:ascii="Arial" w:hAnsi="Arial" w:cs="Arial"/>
-                <w:sz w:val="18"/>
-                <w:szCs w:val="18"/>
-              </w:rPr>
-            </w:pPr>
-            <w:r>
-              <w:rPr>
-                <w:rFonts w:ascii="Arial" w:hAnsi="Arial" w:cs="Arial"/>
-                <w:b/>
-                <w:bCs/>
-                <w:sz w:val="18"/>
-                <w:szCs w:val="18"/>
-                <w:u w:val="single"/>
-              </w:rPr>
-              <w:t>Comunicação com Determinação</w:t>
-            </w:r>
-            <w:r>
-              <w:rPr>
-                <w:rFonts w:ascii="Arial" w:hAnsi="Arial" w:cs="Arial"/>
-                <w:sz w:val="18"/>
-                <w:szCs w:val="18"/>
-              </w:rPr>
-              <w:t xml:space="preserve"> para que estabeleça e execute rotina periódica de acompanhamento da execução do plano de TIC, promovendo sua revisão periódica e os ajustes ou atualizações necessários, com registro das principais decisões e reprogramações [S3.6].</w:t>
-            </w:r>
-          </w:p>
-          <w:p>
-            <w:pPr>
-              <w:jc w:val="both"/>
-              <w:rPr>
-                <w:rFonts w:ascii="Arial" w:hAnsi="Arial" w:cs="Arial"/>
-                <w:sz w:val="18"/>
-                <w:szCs w:val="18"/>
-              </w:rPr>
-            </w:pPr>
-            <w:r>
-              <w:rPr>
-                <w:rFonts w:ascii="Arial" w:hAnsi="Arial" w:cs="Arial"/>
-                <w:b/>
-                <w:bCs/>
-                <w:sz w:val="18"/>
-                <w:szCs w:val="18"/>
-                <w:u w:val="single"/>
-              </w:rPr>
-              <w:t>Poder Executivo Estadual</w:t>
-            </w:r>
-            <w:r>
-              <w:rPr>
-                <w:rFonts w:ascii="Arial" w:hAnsi="Arial" w:cs="Arial"/>
-                <w:sz w:val="18"/>
-                <w:szCs w:val="18"/>
-              </w:rPr>
-              <w:t xml:space="preserve"> — Determinação para que estabeleça e execute rotina periódica de acompanhamento da execução do plano de TIC, promovendo sua revisão periódica e os ajustes ou atualizações necessários, com registro das principais decisões e reprogramações [S3.6].</w:t>
-            </w:r>
-          </w:p>
-          <w:p>
-            <w:pPr>
-              <w:jc w:val="both"/>
-              <w:rPr>
-                <w:rFonts w:ascii="Arial" w:hAnsi="Arial" w:cs="Arial"/>
-                <w:sz w:val="18"/>
-                <w:szCs w:val="18"/>
-              </w:rPr>
-            </w:pPr>
-            <w:r>
-              <w:rPr>
-                <w:rFonts w:ascii="Arial" w:hAnsi="Arial" w:cs="Arial"/>
-                <w:b/>
-                <w:bCs/>
-                <w:sz w:val="18"/>
-                <w:szCs w:val="18"/>
-                <w:u w:val="single"/>
-              </w:rPr>
-              <w:t>Poder Judiciário Estadual</w:t>
-            </w:r>
-            <w:r>
-              <w:rPr>
-                <w:rFonts w:ascii="Arial" w:hAnsi="Arial" w:cs="Arial"/>
-                <w:sz w:val="18"/>
-                <w:szCs w:val="18"/>
-              </w:rPr>
-              <w:t xml:space="preserve"> — Determinação para que estabeleça e execute rotina periódica de acompanhamento da execução do plano de TIC, promovendo sua revisão periódica e os ajustes ou atualizações necessários, com registro das principais decisões e reprogramações [S3.6].</w:t>
-            </w:r>
-          </w:p>
-          <w:p>
-            <w:pPr>
-              <w:jc w:val="both"/>
-              <w:rPr>
-                <w:rFonts w:ascii="Arial" w:hAnsi="Arial" w:cs="Arial"/>
-                <w:sz w:val="18"/>
-                <w:szCs w:val="18"/>
-              </w:rPr>
-            </w:pPr>
-            <w:r>
-              <w:rPr>
-                <w:rFonts w:ascii="Arial" w:hAnsi="Arial" w:cs="Arial"/>
-                <w:b/>
-                <w:bCs/>
-                <w:sz w:val="18"/>
-                <w:szCs w:val="18"/>
-                <w:u w:val="single"/>
-              </w:rPr>
-              <w:t>Ministério Público Estadual</w:t>
-            </w:r>
-            <w:r>
-              <w:rPr>
-                <w:rFonts w:ascii="Arial" w:hAnsi="Arial" w:cs="Arial"/>
-                <w:sz w:val="18"/>
-                <w:szCs w:val="18"/>
-              </w:rPr>
-              <w:t xml:space="preserve"> — Determinação para que estabeleça e execute rotina periódica de acompanhamento da execução do plano de TIC, promovendo sua revisão periódica e os ajustes ou atualizações necessários, com registro das principais decisões e reprogramações [S3.6].</w:t>
+              <w:t xml:space="preserve"> para que estabeleça e execute rotina periódica de acompanhamento da execução do plano de TIC, promovendo sua revisão periódica e os ajustes ou atualizações necessários, com registro das principais decisões e reprogramações [S3.6, C4, C5, C6, C7].</w:t>
             </w:r>
           </w:p>
         </w:tc>
@@ -4229,6 +4553,11 @@
           <w:b/>
         </w:rPr>
       </w:pPr>
+    </w:p>
+    <w:p>
+      <w:r>
+        <w:br w:type="page"/>
+      </w:r>
     </w:p>
     <w:tbl>
       <w:tblPr>
@@ -4275,7 +4604,6 @@
                 <w:sz w:val="16"/>
                 <w:szCs w:val="16"/>
               </w:rPr>
-              <w:pageBreakBefore/>
             </w:pPr>
             <w:r>
               <w:rPr>
@@ -4503,6 +4831,118 @@
               <w:t>Capacidade institucional de pessoal de TIC e segurança da informação insuficientemente estruturada ou dimensionada</w:t>
             </w:r>
           </w:p>
+          <w:p>
+            <w:pPr>
+              <w:spacing w:after="60"/>
+              <w:jc w:val="both"/>
+              <w:rPr>
+                <w:rFonts w:ascii="Arial" w:hAnsi="Arial" w:cs="Arial"/>
+                <w:b/>
+                <w:bCs/>
+                <w:sz w:val="18"/>
+                <w:szCs w:val="18"/>
+              </w:rPr>
+            </w:pPr>
+          </w:p>
+          <w:p>
+            <w:pPr>
+              <w:spacing w:after="60"/>
+              <w:jc w:val="both"/>
+              <w:rPr>
+                <w:rFonts w:ascii="Arial" w:hAnsi="Arial" w:cs="Arial"/>
+                <w:sz w:val="18"/>
+                <w:szCs w:val="18"/>
+              </w:rPr>
+            </w:pPr>
+            <w:r>
+              <w:rPr>
+                <w:rFonts w:ascii="Arial" w:hAnsi="Arial" w:cs="Arial"/>
+                <w:sz w:val="18"/>
+                <w:szCs w:val="18"/>
+              </w:rPr>
+              <w:t>Achado composto pela ocorrência de alguma dessas situações:</w:t>
+            </w:r>
+          </w:p>
+          <w:p>
+            <w:pPr>
+              <w:spacing w:after="60"/>
+              <w:jc w:val="both"/>
+              <w:rPr>
+                <w:rFonts w:ascii="Arial" w:hAnsi="Arial" w:cs="Arial"/>
+                <w:sz w:val="18"/>
+                <w:szCs w:val="18"/>
+              </w:rPr>
+              <w:ind w:left="300" w:hanging="180"/>
+            </w:pPr>
+            <w:r>
+              <w:rPr>
+                <w:rFonts w:ascii="Arial" w:hAnsi="Arial" w:cs="Arial"/>
+                <w:sz w:val="18"/>
+                <w:szCs w:val="18"/>
+              </w:rPr>
+              <w:t>• S4.1 - Ausência de força de trabalho dedicada à TIC</w:t>
+            </w:r>
+          </w:p>
+          <w:p>
+            <w:pPr>
+              <w:spacing w:after="60"/>
+              <w:jc w:val="both"/>
+              <w:rPr>
+                <w:rFonts w:ascii="Arial" w:hAnsi="Arial" w:cs="Arial"/>
+                <w:sz w:val="18"/>
+                <w:szCs w:val="18"/>
+              </w:rPr>
+              <w:ind w:left="300" w:hanging="180"/>
+            </w:pPr>
+            <w:r>
+              <w:rPr>
+                <w:rFonts w:ascii="Arial" w:hAnsi="Arial" w:cs="Arial"/>
+                <w:sz w:val="18"/>
+                <w:szCs w:val="18"/>
+              </w:rPr>
+              <w:t>• S4.2 - Ausência ou insuficiência de definição documentada do quantitativo necessário de pessoal de TIC e segurança da informação</w:t>
+            </w:r>
+          </w:p>
+          <w:p>
+            <w:pPr>
+              <w:spacing w:after="60"/>
+              <w:jc w:val="both"/>
+              <w:rPr>
+                <w:rFonts w:ascii="Arial" w:hAnsi="Arial" w:cs="Arial"/>
+                <w:sz w:val="18"/>
+                <w:szCs w:val="18"/>
+              </w:rPr>
+              <w:ind w:left="300" w:hanging="180"/>
+            </w:pPr>
+            <w:r>
+              <w:rPr>
+                <w:rFonts w:ascii="Arial" w:hAnsi="Arial" w:cs="Arial"/>
+                <w:sz w:val="18"/>
+                <w:szCs w:val="18"/>
+              </w:rPr>
+              <w:t>• S4.3 - Ausência de cargos ou funções formalmente atribuídos à TIC ou à segurança da informação</w:t>
+            </w:r>
+          </w:p>
+          <w:p>
+            <w:pPr>
+              <w:spacing w:after="60"/>
+              <w:jc w:val="both"/>
+              <w:rPr>
+                <w:rFonts w:ascii="Arial" w:hAnsi="Arial" w:cs="Arial"/>
+                <w:sz w:val="18"/>
+                <w:szCs w:val="18"/>
+              </w:rPr>
+              <w:ind w:left="300" w:hanging="180"/>
+            </w:pPr>
+            <w:r>
+              <w:rPr>
+                <w:rFonts w:ascii="Arial" w:hAnsi="Arial" w:cs="Arial"/>
+                <w:sz w:val="18"/>
+                <w:szCs w:val="18"/>
+              </w:rPr>
+              <w:t>• S4.6 - Operação de TIC predominantemente terceirizada sem profissionais internos de TIC</w:t>
+            </w:r>
+          </w:p>
         </w:tc>
         <w:tc>
           <w:tcPr>
@@ -4525,15 +4965,15 @@
                 <w:sz w:val="18"/>
                 <w:szCs w:val="18"/>
               </w:rPr>
-              <w:t>COBIT 2019, APO07.01 - Adquirir e manter pessoal adequado e apropriado:</w:t>
-            </w:r>
-            <w:r>
-              <w:rPr>
-                <w:rFonts w:ascii="Arial" w:hAnsi="Arial" w:cs="Arial"/>
-                <w:sz w:val="18"/>
-                <w:szCs w:val="18"/>
-              </w:rPr>
-              <w:t xml:space="preserve"> assegurar quantidade e perfil de profissionais compatíveis com as necessidades de TIC.</w:t>
+              <w:t>C1: COBIT 2019, APO01.05</w:t>
+            </w:r>
+            <w:r>
+              <w:rPr>
+                <w:rFonts w:ascii="Arial" w:hAnsi="Arial" w:cs="Arial"/>
+                <w:sz w:val="18"/>
+                <w:szCs w:val="18"/>
+              </w:rPr>
+              <w:t xml:space="preserve"> - Estabelecer papéis e responsabilidades: definir, comunicar e manter papéis e responsabilidades relacionados à governança e gestão de TIC.</w:t>
             </w:r>
           </w:p>
           <w:p>
@@ -4565,15 +5005,15 @@
                 <w:sz w:val="18"/>
                 <w:szCs w:val="18"/>
               </w:rPr>
-              <w:t>Acórdão 1.411/2014-TCU-Plenário, item 9.1.7 - A organização deve adotar providências para dotar o setor de TI de quantitativo adequado às necessidades de trabalho em TI, consideradas as necessidades das demais áreas.</w:t>
-            </w:r>
-            <w:r>
-              <w:rPr>
-                <w:rFonts w:ascii="Arial" w:hAnsi="Arial" w:cs="Arial"/>
-                <w:sz w:val="18"/>
-                <w:szCs w:val="18"/>
-              </w:rPr>
-              <w:t/>
+              <w:t>C2: COBIT 2019, APO07.01</w:t>
+            </w:r>
+            <w:r>
+              <w:rPr>
+                <w:rFonts w:ascii="Arial" w:hAnsi="Arial" w:cs="Arial"/>
+                <w:sz w:val="18"/>
+                <w:szCs w:val="18"/>
+              </w:rPr>
+              <w:t xml:space="preserve"> - Adquirir e manter pessoal adequado e apropriado: assegurar quantidade e perfil de profissionais compatíveis com as necessidades de TIC.</w:t>
             </w:r>
           </w:p>
           <w:p>
@@ -4605,15 +5045,15 @@
                 <w:sz w:val="18"/>
                 <w:szCs w:val="18"/>
               </w:rPr>
-              <w:t>COBIT 2019, APO07.05 - Planejar e monitorar o uso de recursos humanos de TI e de negócio:</w:t>
-            </w:r>
-            <w:r>
-              <w:rPr>
-                <w:rFonts w:ascii="Arial" w:hAnsi="Arial" w:cs="Arial"/>
-                <w:sz w:val="18"/>
-                <w:szCs w:val="18"/>
-              </w:rPr>
-              <w:t xml:space="preserve"> planejar, alocar e acompanhar capacidade de pessoal para iniciativas, operações e serviços de TIC.</w:t>
+              <w:t>C3: COBIT 2019, APO07.05</w:t>
+            </w:r>
+            <w:r>
+              <w:rPr>
+                <w:rFonts w:ascii="Arial" w:hAnsi="Arial" w:cs="Arial"/>
+                <w:sz w:val="18"/>
+                <w:szCs w:val="18"/>
+              </w:rPr>
+              <w:t xml:space="preserve"> - Planejar e monitorar o uso de recursos humanos de TI e de negócio: planejar, alocar e acompanhar capacidade de pessoal para iniciativas, operações e serviços de TIC.</w:t>
             </w:r>
           </w:p>
           <w:p>
@@ -4645,15 +5085,15 @@
                 <w:sz w:val="18"/>
                 <w:szCs w:val="18"/>
               </w:rPr>
-              <w:t>Acórdão 1.411/2014-TCU-Plenário, item 9.1.6.5 - O PDTI deve contemplar o quantitativo necessário ou ideal para a força de trabalho em TI.</w:t>
-            </w:r>
-            <w:r>
-              <w:rPr>
-                <w:rFonts w:ascii="Arial" w:hAnsi="Arial" w:cs="Arial"/>
-                <w:sz w:val="18"/>
-                <w:szCs w:val="18"/>
-              </w:rPr>
-              <w:t/>
+              <w:t>C4: COBIT 2019, APO07.06</w:t>
+            </w:r>
+            <w:r>
+              <w:rPr>
+                <w:rFonts w:ascii="Arial" w:hAnsi="Arial" w:cs="Arial"/>
+                <w:sz w:val="18"/>
+                <w:szCs w:val="18"/>
+              </w:rPr>
+              <w:t xml:space="preserve"> - Gerenciar pessoal contratado: controlar o uso de pessoal terceirizado ou externo, preservando responsabilização, supervisão e retenção de conhecimento.</w:t>
             </w:r>
           </w:p>
           <w:p>
@@ -4685,15 +5125,15 @@
                 <w:sz w:val="18"/>
                 <w:szCs w:val="18"/>
               </w:rPr>
-              <w:t>COBIT 2019, APO01.05 - Estabelecer papéis e responsabilidades:</w:t>
-            </w:r>
-            <w:r>
-              <w:rPr>
-                <w:rFonts w:ascii="Arial" w:hAnsi="Arial" w:cs="Arial"/>
-                <w:sz w:val="18"/>
-                <w:szCs w:val="18"/>
-              </w:rPr>
-              <w:t xml:space="preserve"> definir, comunicar e manter papéis e responsabilidades relacionados à governança e gestão de TIC.</w:t>
+              <w:t>C5: Acórdão 1.411/2014-TCU-Plenário, item 9.1.6.5</w:t>
+            </w:r>
+            <w:r>
+              <w:rPr>
+                <w:rFonts w:ascii="Arial" w:hAnsi="Arial" w:cs="Arial"/>
+                <w:sz w:val="18"/>
+                <w:szCs w:val="18"/>
+              </w:rPr>
+              <w:t xml:space="preserve"> - O PDTI deve contemplar o quantitativo necessário ou ideal para a força de trabalho em TI.</w:t>
             </w:r>
           </w:p>
           <w:p>
@@ -4725,15 +5165,15 @@
                 <w:sz w:val="18"/>
                 <w:szCs w:val="18"/>
               </w:rPr>
-              <w:t>COBIT 2019, APO07.06 - Gerenciar pessoal contratado:</w:t>
-            </w:r>
-            <w:r>
-              <w:rPr>
-                <w:rFonts w:ascii="Arial" w:hAnsi="Arial" w:cs="Arial"/>
-                <w:sz w:val="18"/>
-                <w:szCs w:val="18"/>
-              </w:rPr>
-              <w:t xml:space="preserve"> controlar o uso de pessoal terceirizado ou externo, preservando responsabilização, supervisão e retenção de conhecimento.</w:t>
+              <w:t>C6: Acórdão 1.411/2014-TCU-Plenário, item 9.1.7</w:t>
+            </w:r>
+            <w:r>
+              <w:rPr>
+                <w:rFonts w:ascii="Arial" w:hAnsi="Arial" w:cs="Arial"/>
+                <w:sz w:val="18"/>
+                <w:szCs w:val="18"/>
+              </w:rPr>
+              <w:t xml:space="preserve"> - A organização deve adotar providências para dotar o setor de TI de quantitativo adequado às necessidades de trabalho em TI, consideradas as necessidades das demais áreas.</w:t>
             </w:r>
           </w:p>
           <w:p>
@@ -4765,15 +5205,15 @@
                 <w:sz w:val="18"/>
                 <w:szCs w:val="18"/>
               </w:rPr>
-              <w:t>Acórdão TCE-RJ nº 44.490/2024-PLEN, itens I.10.11, III.9.11 e IV.11.3 – Referência para avaliação da estrutura de recursos humanos de TIC quanto à suficiência quantitativa e qualitativa e à preservação de capacidade interna em atividades de planejamento, coordenação, fiscalização e controle.</w:t>
-            </w:r>
-            <w:r>
-              <w:rPr>
-                <w:rFonts w:ascii="Arial" w:hAnsi="Arial" w:cs="Arial"/>
-                <w:sz w:val="18"/>
-                <w:szCs w:val="18"/>
-              </w:rPr>
-              <w:t/>
+              <w:t>C7: Acórdão TCE-RJ nº 44.490/2024-PLEN, itens I.10.11, III.9.11 e IV.11.3</w:t>
+            </w:r>
+            <w:r>
+              <w:rPr>
+                <w:rFonts w:ascii="Arial" w:hAnsi="Arial" w:cs="Arial"/>
+                <w:sz w:val="18"/>
+                <w:szCs w:val="18"/>
+              </w:rPr>
+              <w:t xml:space="preserve"> – Referência para avaliação da estrutura de recursos humanos de TIC quanto à suficiência quantitativa e qualitativa e à preservação de capacidade interna em atividades de planejamento, coordenação, fiscalização e controle.</w:t>
             </w:r>
           </w:p>
           <w:p>
@@ -4825,15 +5265,15 @@
                 <w:sz w:val="18"/>
                 <w:szCs w:val="18"/>
               </w:rPr>
-              <w:t>C15:</w:t>
-            </w:r>
-            <w:r>
-              <w:rPr>
-                <w:rFonts w:ascii="Arial" w:hAnsi="Arial" w:cs="Arial"/>
-                <w:sz w:val="18"/>
-                <w:szCs w:val="18"/>
-              </w:rPr>
-              <w:t xml:space="preserve"> Decreto Estadual nº 47.278/2020, arts. 4º e 6º e IN PRODERJ/PRE nº 07/2025, arts. 11, 17 e 18 — capacidade técnica da área de TIC e designação formal obrigatória de Gestor de Segurança da Informação e responsável por incidentes no Poder Executivo Estadual.</w:t>
+              <w:t>C8: Decreto Estadual nº 47.278/2020, arts. 4º e 6º e IN PRODERJ/PRE nº 07/2025, arts. 11, 17 e 18</w:t>
+            </w:r>
+            <w:r>
+              <w:rPr>
+                <w:rFonts w:ascii="Arial" w:hAnsi="Arial" w:cs="Arial"/>
+                <w:sz w:val="18"/>
+                <w:szCs w:val="18"/>
+              </w:rPr>
+              <w:t xml:space="preserve"> — capacidade técnica da área de TIC e designação formal obrigatória de Gestor de Segurança da Informação e responsável por incidentes no Poder Executivo Estadual.</w:t>
             </w:r>
           </w:p>
           <w:p>
@@ -4885,15 +5325,15 @@
                 <w:sz w:val="18"/>
                 <w:szCs w:val="18"/>
               </w:rPr>
-              <w:t>C16:</w:t>
-            </w:r>
-            <w:r>
-              <w:rPr>
-                <w:rFonts w:ascii="Arial" w:hAnsi="Arial" w:cs="Arial"/>
-                <w:sz w:val="18"/>
-                <w:szCs w:val="18"/>
-              </w:rPr>
-              <w:t xml:space="preserve"> Resolução CNJ nº 370/2021, art. 24, caput e §§ 1º a 3º, Resolução CNJ nº 468/2022, art. 8º, § 1º e Resolução CNJ nº 396/2021, art. 7º — exigência de quadro permanente e exclusivo de servidores de TIC, dimensionamento documentado por guia técnico, vedação de terceirização de gestão e papéis formais de cibersegurança no Poder Judiciário Estadual.</w:t>
+              <w:t>C9: Resolução CNJ nº 370/2021, art. 24, caput e §§ 1º a 3º, Resolução CNJ nº 468/2022, art. 8º, § 1º e Resolução CNJ nº 396/2021, art. 7º</w:t>
+            </w:r>
+            <w:r>
+              <w:rPr>
+                <w:rFonts w:ascii="Arial" w:hAnsi="Arial" w:cs="Arial"/>
+                <w:sz w:val="18"/>
+                <w:szCs w:val="18"/>
+              </w:rPr>
+              <w:t xml:space="preserve"> — exigência de quadro permanente e exclusivo de servidores de TIC, dimensionamento documentado por guia técnico, vedação de terceirização de gestão e papéis formais de cibersegurança no Poder Judiciário Estadual.</w:t>
             </w:r>
           </w:p>
           <w:p>
@@ -4945,15 +5385,15 @@
                 <w:sz w:val="18"/>
                 <w:szCs w:val="18"/>
               </w:rPr>
-              <w:t>C17:</w:t>
-            </w:r>
-            <w:r>
-              <w:rPr>
-                <w:rFonts w:ascii="Arial" w:hAnsi="Arial" w:cs="Arial"/>
-                <w:sz w:val="18"/>
-                <w:szCs w:val="18"/>
-              </w:rPr>
-              <w:t xml:space="preserve"> Resolução CNMP nº 171/2017, arts. 16 e 33, Resolução CNMP nº 283/2024, art. 9º, § 2º e art. 33 e Resoluções GPGJ nº 2.675/2025 e nº 2.757/2025 — quadro próprio de TIC, vedação de terceirização de atividades exclusivas e atribuição de funções formais de TIC e segurança no Ministério Público Estadual.</w:t>
+              <w:t>C10: Resolução CNMP nº 171/2017, arts. 16 e 33, Resolução CNMP nº 283/2024, art. 9º, § 2º e art. 33 e Resoluções GPGJ nº 2.675/2025 e nº 2.757/2025</w:t>
+            </w:r>
+            <w:r>
+              <w:rPr>
+                <w:rFonts w:ascii="Arial" w:hAnsi="Arial" w:cs="Arial"/>
+                <w:sz w:val="18"/>
+                <w:szCs w:val="18"/>
+              </w:rPr>
+              <w:t xml:space="preserve"> — quadro próprio de TIC, vedação de terceirização de atividades exclusivas e atribuição de funções formais de TIC e segurança no Ministério Público Estadual.</w:t>
             </w:r>
           </w:p>
         </w:tc>
@@ -5007,15 +5447,7 @@
                 <w:sz w:val="18"/>
                 <w:szCs w:val="18"/>
               </w:rPr>
-              <w:t xml:space="preserve">a) S4.1 - Ausência de força de trabalho dedicada à TIC.: </w:t>
-            </w:r>
-            <w:r>
-              <w:rPr>
-                <w:rFonts w:ascii="Arial" w:hAnsi="Arial" w:cs="Arial"/>
-                <w:sz w:val="18"/>
-                <w:szCs w:val="18"/>
-              </w:rPr>
-              <w:t>uma das alternativas a), b), d), e) em q0101; valor igual a zero em total_TI, observada a composição lógica definida na Matriz de Procedimentos de Auditoria.</w:t>
+              <w:t>S4.1 - Ausência de força de trabalho dedicada à TIC</w:t>
             </w:r>
           </w:p>
           <w:p>
@@ -5031,19 +5463,10 @@
             <w:r>
               <w:rPr>
                 <w:rFonts w:ascii="Arial" w:hAnsi="Arial" w:cs="Arial"/>
-                <w:b/>
-                <w:sz w:val="18"/>
-                <w:szCs w:val="18"/>
-              </w:rPr>
-              <w:t xml:space="preserve">b) S4.2 - Ausência ou insuficiência de definição documentada do quantitativo necessário de pessoal de TIC e segurança da informação.: </w:t>
-            </w:r>
-            <w:r>
-              <w:rPr>
-                <w:rFonts w:ascii="Arial" w:hAnsi="Arial" w:cs="Arial"/>
-                <w:sz w:val="18"/>
-                <w:szCs w:val="18"/>
-              </w:rPr>
-              <w:t>resposta "Não" ou "N/A" em q2703ext[C]; resposta "Não conforme" em q2703ext[C], observada a composição lógica definida na Matriz de Procedimentos de Auditoria.</w:t>
+                <w:sz w:val="18"/>
+                <w:szCs w:val="18"/>
+              </w:rPr>
+              <w:t>• uma das alternativas a), b), d), e) em q0101.</w:t>
             </w:r>
           </w:p>
           <w:p>
@@ -5059,20 +5482,23 @@
             <w:r>
               <w:rPr>
                 <w:rFonts w:ascii="Arial" w:hAnsi="Arial" w:cs="Arial"/>
-                <w:b/>
-                <w:sz w:val="18"/>
-                <w:szCs w:val="18"/>
-              </w:rPr>
-              <w:t xml:space="preserve">c) S4.3 - Ausência de cargos ou funções formalmente atribuídos à TIC ou à segurança da informação.: </w:t>
-            </w:r>
-            <w:r>
-              <w:rPr>
-                <w:rFonts w:ascii="Arial" w:hAnsi="Arial" w:cs="Arial"/>
-                <w:sz w:val="18"/>
-                <w:szCs w:val="18"/>
-              </w:rPr>
-              <w:t>resposta "Não" em q2708[B] e q2708[D]; resposta "Não conforme" em q2708[B] e q2708[D], observada a composição lógica definida na Matriz de Procedimentos de Auditoria.</w:t>
-            </w:r>
+                <w:sz w:val="18"/>
+                <w:szCs w:val="18"/>
+              </w:rPr>
+              <w:t>• valor igual a zero em total_TI.</w:t>
+            </w:r>
+          </w:p>
+          <w:p>
+            <w:pPr>
+              <w:jc w:val="both"/>
+              <w:rPr>
+                <w:rFonts w:ascii="Arial" w:eastAsia="Arial" w:hAnsi="Arial" w:cs="Arial"/>
+                <w:b/>
+                <w:bCs/>
+                <w:sz w:val="18"/>
+                <w:szCs w:val="18"/>
+              </w:rPr>
+            </w:pPr>
           </w:p>
           <w:p>
             <w:pPr>
@@ -5091,15 +5517,185 @@
                 <w:sz w:val="18"/>
                 <w:szCs w:val="18"/>
               </w:rPr>
-              <w:t xml:space="preserve">d) S4.6 - Operação de TIC predominantemente terceirizada sem profissionais internos de TIC.: </w:t>
-            </w:r>
-            <w:r>
-              <w:rPr>
-                <w:rFonts w:ascii="Arial" w:hAnsi="Arial" w:cs="Arial"/>
-                <w:sz w:val="18"/>
-                <w:szCs w:val="18"/>
-              </w:rPr>
-              <w:t>alternativa b) em q0101; valor igual a zero em total_TI_interno, observada a composição lógica definida na Matriz de Procedimentos de Auditoria.</w:t>
+              <w:t>S4.2 - Ausência ou insuficiência de definição documentada do quantitativo necessário de pessoal de TIC e segurança da informação</w:t>
+            </w:r>
+          </w:p>
+          <w:p>
+            <w:pPr>
+              <w:spacing w:after="60"/>
+              <w:jc w:val="both"/>
+              <w:rPr>
+                <w:rFonts w:ascii="Arial" w:hAnsi="Arial" w:cs="Arial"/>
+                <w:sz w:val="18"/>
+                <w:szCs w:val="18"/>
+              </w:rPr>
+            </w:pPr>
+            <w:r>
+              <w:rPr>
+                <w:rFonts w:ascii="Arial" w:hAnsi="Arial" w:cs="Arial"/>
+                <w:sz w:val="18"/>
+                <w:szCs w:val="18"/>
+              </w:rPr>
+              <w:t>• resposta "Não" ou "N/A" em q2703ext[C].</w:t>
+            </w:r>
+          </w:p>
+          <w:p>
+            <w:pPr>
+              <w:spacing w:after="60"/>
+              <w:jc w:val="both"/>
+              <w:rPr>
+                <w:rFonts w:ascii="Arial" w:hAnsi="Arial" w:cs="Arial"/>
+                <w:sz w:val="18"/>
+                <w:szCs w:val="18"/>
+              </w:rPr>
+            </w:pPr>
+            <w:r>
+              <w:rPr>
+                <w:rFonts w:ascii="Arial" w:hAnsi="Arial" w:cs="Arial"/>
+                <w:sz w:val="18"/>
+                <w:szCs w:val="18"/>
+              </w:rPr>
+              <w:t>• resposta "Não conforme" em q2703ext[C].</w:t>
+            </w:r>
+          </w:p>
+          <w:p>
+            <w:pPr>
+              <w:jc w:val="both"/>
+              <w:rPr>
+                <w:rFonts w:ascii="Arial" w:eastAsia="Arial" w:hAnsi="Arial" w:cs="Arial"/>
+                <w:b/>
+                <w:bCs/>
+                <w:sz w:val="18"/>
+                <w:szCs w:val="18"/>
+              </w:rPr>
+            </w:pPr>
+          </w:p>
+          <w:p>
+            <w:pPr>
+              <w:spacing w:after="60"/>
+              <w:jc w:val="both"/>
+              <w:rPr>
+                <w:rFonts w:ascii="Arial" w:hAnsi="Arial" w:cs="Arial"/>
+                <w:sz w:val="18"/>
+                <w:szCs w:val="18"/>
+              </w:rPr>
+            </w:pPr>
+            <w:r>
+              <w:rPr>
+                <w:rFonts w:ascii="Arial" w:hAnsi="Arial" w:cs="Arial"/>
+                <w:b/>
+                <w:sz w:val="18"/>
+                <w:szCs w:val="18"/>
+              </w:rPr>
+              <w:t>S4.3 - Ausência de cargos ou funções formalmente atribuídos à TIC ou à segurança da informação</w:t>
+            </w:r>
+          </w:p>
+          <w:p>
+            <w:pPr>
+              <w:spacing w:after="60"/>
+              <w:jc w:val="both"/>
+              <w:rPr>
+                <w:rFonts w:ascii="Arial" w:hAnsi="Arial" w:cs="Arial"/>
+                <w:sz w:val="18"/>
+                <w:szCs w:val="18"/>
+              </w:rPr>
+            </w:pPr>
+            <w:r>
+              <w:rPr>
+                <w:rFonts w:ascii="Arial" w:hAnsi="Arial" w:cs="Arial"/>
+                <w:sz w:val="18"/>
+                <w:szCs w:val="18"/>
+              </w:rPr>
+              <w:t>• resposta "Não" em q2708[B] e q2708[D].</w:t>
+            </w:r>
+          </w:p>
+          <w:p>
+            <w:pPr>
+              <w:spacing w:after="60"/>
+              <w:jc w:val="both"/>
+              <w:rPr>
+                <w:rFonts w:ascii="Arial" w:hAnsi="Arial" w:cs="Arial"/>
+                <w:sz w:val="18"/>
+                <w:szCs w:val="18"/>
+              </w:rPr>
+            </w:pPr>
+            <w:r>
+              <w:rPr>
+                <w:rFonts w:ascii="Arial" w:hAnsi="Arial" w:cs="Arial"/>
+                <w:sz w:val="18"/>
+                <w:szCs w:val="18"/>
+              </w:rPr>
+              <w:t>• resposta "Não conforme" em q2708[B] e q2708[D].</w:t>
+            </w:r>
+          </w:p>
+          <w:p>
+            <w:pPr>
+              <w:jc w:val="both"/>
+              <w:rPr>
+                <w:rFonts w:ascii="Arial" w:eastAsia="Arial" w:hAnsi="Arial" w:cs="Arial"/>
+                <w:b/>
+                <w:bCs/>
+                <w:sz w:val="18"/>
+                <w:szCs w:val="18"/>
+              </w:rPr>
+            </w:pPr>
+          </w:p>
+          <w:p>
+            <w:pPr>
+              <w:spacing w:after="60"/>
+              <w:jc w:val="both"/>
+              <w:rPr>
+                <w:rFonts w:ascii="Arial" w:hAnsi="Arial" w:cs="Arial"/>
+                <w:sz w:val="18"/>
+                <w:szCs w:val="18"/>
+              </w:rPr>
+            </w:pPr>
+            <w:r>
+              <w:rPr>
+                <w:rFonts w:ascii="Arial" w:hAnsi="Arial" w:cs="Arial"/>
+                <w:b/>
+                <w:sz w:val="18"/>
+                <w:szCs w:val="18"/>
+              </w:rPr>
+              <w:t>S4.6 - Operação de TIC predominantemente terceirizada sem profissionais internos de TIC</w:t>
+            </w:r>
+          </w:p>
+          <w:p>
+            <w:pPr>
+              <w:spacing w:after="60"/>
+              <w:jc w:val="both"/>
+              <w:rPr>
+                <w:rFonts w:ascii="Arial" w:hAnsi="Arial" w:cs="Arial"/>
+                <w:sz w:val="18"/>
+                <w:szCs w:val="18"/>
+              </w:rPr>
+            </w:pPr>
+            <w:r>
+              <w:rPr>
+                <w:rFonts w:ascii="Arial" w:hAnsi="Arial" w:cs="Arial"/>
+                <w:sz w:val="18"/>
+                <w:szCs w:val="18"/>
+              </w:rPr>
+              <w:t>• alternativa b) em q0101.</w:t>
+            </w:r>
+          </w:p>
+          <w:p>
+            <w:pPr>
+              <w:spacing w:after="60"/>
+              <w:jc w:val="both"/>
+              <w:rPr>
+                <w:rFonts w:ascii="Arial" w:hAnsi="Arial" w:cs="Arial"/>
+                <w:sz w:val="18"/>
+                <w:szCs w:val="18"/>
+              </w:rPr>
+            </w:pPr>
+            <w:r>
+              <w:rPr>
+                <w:rFonts w:ascii="Arial" w:hAnsi="Arial" w:cs="Arial"/>
+                <w:sz w:val="18"/>
+                <w:szCs w:val="18"/>
+              </w:rPr>
+              <w:t>• valor igual a zero em total_TI_interno.</w:t>
             </w:r>
           </w:p>
         </w:tc>
@@ -5299,6 +5895,53 @@
               <w:rPr>
                 <w:rFonts w:ascii="Arial" w:hAnsi="Arial" w:cs="Arial"/>
                 <w:b/>
+                <w:sz w:val="18"/>
+                <w:szCs w:val="18"/>
+              </w:rPr>
+              <w:t>Ausência de força de trabalho dedicada à TIC</w:t>
+            </w:r>
+          </w:p>
+          <w:p>
+            <w:pPr>
+              <w:jc w:val="both"/>
+              <w:rPr>
+                <w:rFonts w:ascii="Arial" w:hAnsi="Arial" w:cs="Arial"/>
+                <w:sz w:val="18"/>
+                <w:szCs w:val="18"/>
+              </w:rPr>
+            </w:pPr>
+            <w:r>
+              <w:rPr>
+                <w:rFonts w:ascii="Arial" w:hAnsi="Arial" w:cs="Arial"/>
+                <w:b/>
+                <w:sz w:val="18"/>
+                <w:szCs w:val="18"/>
+              </w:rPr>
+              <w:t>Demais jurisdicionados, Poder Executivo Estadual e Ministério Público Estadual</w:t>
+            </w:r>
+          </w:p>
+          <w:p>
+            <w:pPr>
+              <w:jc w:val="both"/>
+              <w:rPr>
+                <w:rFonts w:ascii="Arial" w:hAnsi="Arial" w:cs="Arial"/>
+                <w:sz w:val="18"/>
+                <w:szCs w:val="18"/>
+              </w:rPr>
+              <w:ind w:left="360" w:hanging="180"/>
+            </w:pPr>
+            <w:r>
+              <w:rPr>
+                <w:rFonts w:ascii="Arial" w:hAnsi="Arial" w:cs="Arial"/>
+                <w:sz w:val="18"/>
+                <w:szCs w:val="18"/>
+              </w:rPr>
+              <w:t xml:space="preserve">• </w:t>
+            </w:r>
+            <w:r>
+              <w:rPr>
+                <w:rFonts w:ascii="Arial" w:hAnsi="Arial" w:cs="Arial"/>
+                <w:b/>
                 <w:bCs/>
                 <w:sz w:val="18"/>
                 <w:szCs w:val="18"/>
@@ -5312,12 +5955,47 @@
                 <w:sz w:val="18"/>
                 <w:szCs w:val="18"/>
               </w:rPr>
-              <w:t xml:space="preserve"> para que avalie a força de trabalho dedicada à TIC e adote medidas proporcionais para assegurar capacidade mínima de planejamento, gestão, proteção, contratação, fiscalização e sustentação dos serviços e ativos de TIC [S4.1].</w:t>
-            </w:r>
-          </w:p>
-          <w:p>
-            <w:pPr>
-              <w:jc w:val="both"/>
+              <w:t xml:space="preserve"> para que avalie a força de trabalho dedicada à TIC e adote medidas proporcionais para assegurar capacidade mínima de planejamento, gestão, proteção, contratação, fiscalização e sustentação dos serviços e ativos de TIC [S4.1, C2, C6, C8, C10].</w:t>
+            </w:r>
+          </w:p>
+          <w:p>
+            <w:pPr>
+              <w:jc w:val="both"/>
+              <w:rPr>
+                <w:rFonts w:ascii="Arial" w:hAnsi="Arial" w:cs="Arial"/>
+                <w:sz w:val="18"/>
+                <w:szCs w:val="18"/>
+              </w:rPr>
+            </w:pPr>
+            <w:r>
+              <w:rPr>
+                <w:rFonts w:ascii="Arial" w:hAnsi="Arial" w:cs="Arial"/>
+                <w:b/>
+                <w:sz w:val="18"/>
+                <w:szCs w:val="18"/>
+              </w:rPr>
+              <w:t>Poder Judiciário Estadual</w:t>
+            </w:r>
+          </w:p>
+          <w:p>
+            <w:pPr>
+              <w:jc w:val="both"/>
+              <w:rPr>
+                <w:rFonts w:ascii="Arial" w:hAnsi="Arial" w:cs="Arial"/>
+                <w:sz w:val="18"/>
+                <w:szCs w:val="18"/>
+              </w:rPr>
+              <w:ind w:left="360" w:hanging="180"/>
+            </w:pPr>
+            <w:r>
+              <w:rPr>
+                <w:rFonts w:ascii="Arial" w:hAnsi="Arial" w:cs="Arial"/>
+                <w:sz w:val="18"/>
+                <w:szCs w:val="18"/>
+              </w:rPr>
+              <w:t xml:space="preserve">• </w:t>
+            </w:r>
+            <w:r>
               <w:rPr>
                 <w:rFonts w:ascii="Arial" w:hAnsi="Arial" w:cs="Arial"/>
                 <w:b/>
@@ -5326,17 +6004,83 @@
                 <w:szCs w:val="18"/>
                 <w:u w:val="single"/>
               </w:rPr>
-            </w:pPr>
-          </w:p>
-          <w:p>
-            <w:pPr>
-              <w:jc w:val="both"/>
-              <w:rPr>
-                <w:rFonts w:ascii="Arial" w:hAnsi="Arial" w:cs="Arial"/>
-                <w:sz w:val="18"/>
-                <w:szCs w:val="18"/>
-              </w:rPr>
-            </w:pPr>
+              <w:t>Comunicação com Determinação</w:t>
+            </w:r>
+            <w:r>
+              <w:rPr>
+                <w:rFonts w:ascii="Arial" w:hAnsi="Arial" w:cs="Arial"/>
+                <w:sz w:val="18"/>
+                <w:szCs w:val="18"/>
+              </w:rPr>
+              <w:t xml:space="preserve"> para que avalie a força de trabalho dedicada à TIC e adote medidas proporcionais para assegurar capacidade mínima de planejamento, gestão, proteção, contratação, fiscalização e sustentação dos serviços e ativos de TIC [S4.1, C2, C9].</w:t>
+            </w:r>
+          </w:p>
+          <w:p>
+            <w:pPr>
+              <w:jc w:val="both"/>
+              <w:rPr>
+                <w:rFonts w:ascii="Arial" w:hAnsi="Arial" w:cs="Arial"/>
+                <w:sz w:val="18"/>
+                <w:szCs w:val="18"/>
+              </w:rPr>
+            </w:pPr>
+          </w:p>
+          <w:p>
+            <w:pPr>
+              <w:jc w:val="both"/>
+              <w:rPr>
+                <w:rFonts w:ascii="Arial" w:hAnsi="Arial" w:cs="Arial"/>
+                <w:sz w:val="18"/>
+                <w:szCs w:val="18"/>
+              </w:rPr>
+            </w:pPr>
+            <w:r>
+              <w:rPr>
+                <w:rFonts w:ascii="Arial" w:hAnsi="Arial" w:cs="Arial"/>
+                <w:b/>
+                <w:sz w:val="18"/>
+                <w:szCs w:val="18"/>
+              </w:rPr>
+              <w:t>Ausência ou insuficiência de definição documentada do quantitativo necessário de pessoal de TIC e segurança da informação</w:t>
+            </w:r>
+          </w:p>
+          <w:p>
+            <w:pPr>
+              <w:jc w:val="both"/>
+              <w:rPr>
+                <w:rFonts w:ascii="Arial" w:hAnsi="Arial" w:cs="Arial"/>
+                <w:sz w:val="18"/>
+                <w:szCs w:val="18"/>
+              </w:rPr>
+            </w:pPr>
+            <w:r>
+              <w:rPr>
+                <w:rFonts w:ascii="Arial" w:hAnsi="Arial" w:cs="Arial"/>
+                <w:b/>
+                <w:sz w:val="18"/>
+                <w:szCs w:val="18"/>
+              </w:rPr>
+              <w:t>Demais jurisdicionados, Poder Executivo Estadual e Ministério Público Estadual</w:t>
+            </w:r>
+          </w:p>
+          <w:p>
+            <w:pPr>
+              <w:jc w:val="both"/>
+              <w:rPr>
+                <w:rFonts w:ascii="Arial" w:hAnsi="Arial" w:cs="Arial"/>
+                <w:sz w:val="18"/>
+                <w:szCs w:val="18"/>
+              </w:rPr>
+              <w:ind w:left="360" w:hanging="180"/>
+            </w:pPr>
+            <w:r>
+              <w:rPr>
+                <w:rFonts w:ascii="Arial" w:hAnsi="Arial" w:cs="Arial"/>
+                <w:sz w:val="18"/>
+                <w:szCs w:val="18"/>
+              </w:rPr>
+              <w:t xml:space="preserve">• </w:t>
+            </w:r>
             <w:r>
               <w:rPr>
                 <w:rFonts w:ascii="Arial" w:hAnsi="Arial" w:cs="Arial"/>
@@ -5346,26 +6090,54 @@
                 <w:szCs w:val="18"/>
                 <w:u w:val="single"/>
               </w:rPr>
-              <w:t>Poder Executivo Estadual</w:t>
-            </w:r>
-            <w:r>
-              <w:rPr>
-                <w:rFonts w:ascii="Arial" w:hAnsi="Arial" w:cs="Arial"/>
-                <w:sz w:val="18"/>
-                <w:szCs w:val="18"/>
-              </w:rPr>
-              <w:t xml:space="preserve"> — Recomendação para que avalie a força de trabalho dedicada à TIC e adote medidas proporcionais para assegurar capacidade mínima de planejamento, gestão, proteção, contratação, fiscalização e sustentação dos serviços e ativos de TIC [S4.1].</w:t>
-            </w:r>
-          </w:p>
-          <w:p>
-            <w:pPr>
-              <w:jc w:val="both"/>
-              <w:rPr>
-                <w:rFonts w:ascii="Arial" w:hAnsi="Arial" w:cs="Arial"/>
-                <w:sz w:val="18"/>
-                <w:szCs w:val="18"/>
-              </w:rPr>
-            </w:pPr>
+              <w:t>Comunicação com Recomendação</w:t>
+            </w:r>
+            <w:r>
+              <w:rPr>
+                <w:rFonts w:ascii="Arial" w:hAnsi="Arial" w:cs="Arial"/>
+                <w:sz w:val="18"/>
+                <w:szCs w:val="18"/>
+              </w:rPr>
+              <w:t xml:space="preserve"> para que estime e mantenha atualizado o quantitativo necessário de pessoal de TIC e segurança da informação, considerando o porte e a complexidade da organização, os serviços críticos, os sistemas mantidos, as contratações vigentes e os riscos relevantes [S4.2, C3, C5, C8, C10].</w:t>
+            </w:r>
+          </w:p>
+          <w:p>
+            <w:pPr>
+              <w:jc w:val="both"/>
+              <w:rPr>
+                <w:rFonts w:ascii="Arial" w:hAnsi="Arial" w:cs="Arial"/>
+                <w:sz w:val="18"/>
+                <w:szCs w:val="18"/>
+              </w:rPr>
+            </w:pPr>
+            <w:r>
+              <w:rPr>
+                <w:rFonts w:ascii="Arial" w:hAnsi="Arial" w:cs="Arial"/>
+                <w:b/>
+                <w:sz w:val="18"/>
+                <w:szCs w:val="18"/>
+              </w:rPr>
+              <w:t>Poder Judiciário Estadual</w:t>
+            </w:r>
+          </w:p>
+          <w:p>
+            <w:pPr>
+              <w:jc w:val="both"/>
+              <w:rPr>
+                <w:rFonts w:ascii="Arial" w:hAnsi="Arial" w:cs="Arial"/>
+                <w:sz w:val="18"/>
+                <w:szCs w:val="18"/>
+              </w:rPr>
+              <w:ind w:left="360" w:hanging="180"/>
+            </w:pPr>
+            <w:r>
+              <w:rPr>
+                <w:rFonts w:ascii="Arial" w:hAnsi="Arial" w:cs="Arial"/>
+                <w:sz w:val="18"/>
+                <w:szCs w:val="18"/>
+              </w:rPr>
+              <w:t xml:space="preserve">• </w:t>
+            </w:r>
             <w:r>
               <w:rPr>
                 <w:rFonts w:ascii="Arial" w:hAnsi="Arial" w:cs="Arial"/>
@@ -5375,26 +6147,64 @@
                 <w:szCs w:val="18"/>
                 <w:u w:val="single"/>
               </w:rPr>
-              <w:t>Poder Judiciário Estadual</w:t>
-            </w:r>
-            <w:r>
-              <w:rPr>
-                <w:rFonts w:ascii="Arial" w:hAnsi="Arial" w:cs="Arial"/>
-                <w:sz w:val="18"/>
-                <w:szCs w:val="18"/>
-              </w:rPr>
-              <w:t xml:space="preserve"> — Determinação para que avalie a força de trabalho dedicada à TIC e adote medidas proporcionais para assegurar capacidade mínima de planejamento, gestão, proteção, contratação, fiscalização e sustentação dos serviços e ativos de TIC [S4.1].</w:t>
-            </w:r>
-          </w:p>
-          <w:p>
-            <w:pPr>
-              <w:jc w:val="both"/>
-              <w:rPr>
-                <w:rFonts w:ascii="Arial" w:hAnsi="Arial" w:cs="Arial"/>
-                <w:sz w:val="18"/>
-                <w:szCs w:val="18"/>
-              </w:rPr>
-            </w:pPr>
+              <w:t>Comunicação com Determinação</w:t>
+            </w:r>
+            <w:r>
+              <w:rPr>
+                <w:rFonts w:ascii="Arial" w:hAnsi="Arial" w:cs="Arial"/>
+                <w:sz w:val="18"/>
+                <w:szCs w:val="18"/>
+              </w:rPr>
+              <w:t xml:space="preserve"> para que estime e mantenha atualizado o quantitativo necessário de pessoal de TIC e segurança da informação, considerando o porte e a complexidade da organização, os serviços críticos, os sistemas mantidos, as contratações vigentes e os riscos relevantes [S4.2, C3, C9].</w:t>
+            </w:r>
+          </w:p>
+          <w:p>
+            <w:pPr>
+              <w:jc w:val="both"/>
+              <w:rPr>
+                <w:rFonts w:ascii="Arial" w:hAnsi="Arial" w:cs="Arial"/>
+                <w:sz w:val="18"/>
+                <w:szCs w:val="18"/>
+              </w:rPr>
+            </w:pPr>
+          </w:p>
+          <w:p>
+            <w:pPr>
+              <w:jc w:val="both"/>
+              <w:rPr>
+                <w:rFonts w:ascii="Arial" w:hAnsi="Arial" w:cs="Arial"/>
+                <w:sz w:val="18"/>
+                <w:szCs w:val="18"/>
+              </w:rPr>
+            </w:pPr>
+            <w:r>
+              <w:rPr>
+                <w:rFonts w:ascii="Arial" w:hAnsi="Arial" w:cs="Arial"/>
+                <w:b/>
+                <w:sz w:val="18"/>
+                <w:szCs w:val="18"/>
+              </w:rPr>
+              <w:t>Ausência de cargos ou funções formalmente atribuídos à TIC ou à segurança da informação</w:t>
+            </w:r>
+          </w:p>
+          <w:p>
+            <w:pPr>
+              <w:jc w:val="both"/>
+              <w:rPr>
+                <w:rFonts w:ascii="Arial" w:hAnsi="Arial" w:cs="Arial"/>
+                <w:sz w:val="18"/>
+                <w:szCs w:val="18"/>
+              </w:rPr>
+              <w:ind w:left="360" w:hanging="180"/>
+            </w:pPr>
+            <w:r>
+              <w:rPr>
+                <w:rFonts w:ascii="Arial" w:hAnsi="Arial" w:cs="Arial"/>
+                <w:sz w:val="18"/>
+                <w:szCs w:val="18"/>
+              </w:rPr>
+              <w:t xml:space="preserve">• </w:t>
+            </w:r>
             <w:r>
               <w:rPr>
                 <w:rFonts w:ascii="Arial" w:hAnsi="Arial" w:cs="Arial"/>
@@ -5404,26 +6214,83 @@
                 <w:szCs w:val="18"/>
                 <w:u w:val="single"/>
               </w:rPr>
-              <w:t>Ministério Público Estadual</w:t>
-            </w:r>
-            <w:r>
-              <w:rPr>
-                <w:rFonts w:ascii="Arial" w:hAnsi="Arial" w:cs="Arial"/>
-                <w:sz w:val="18"/>
-                <w:szCs w:val="18"/>
-              </w:rPr>
-              <w:t xml:space="preserve"> — Recomendação para que avalie a força de trabalho dedicada à TIC e adote medidas proporcionais para assegurar capacidade mínima de planejamento, gestão, proteção, contratação, fiscalização e sustentação dos serviços e ativos de TIC [S4.1].</w:t>
-            </w:r>
-          </w:p>
-          <w:p>
-            <w:pPr>
-              <w:jc w:val="both"/>
-              <w:rPr>
-                <w:rFonts w:ascii="Arial" w:hAnsi="Arial" w:cs="Arial"/>
-                <w:sz w:val="18"/>
-                <w:szCs w:val="18"/>
-              </w:rPr>
-            </w:pPr>
+              <w:t>Comunicação com Recomendação</w:t>
+            </w:r>
+            <w:r>
+              <w:rPr>
+                <w:rFonts w:ascii="Arial" w:hAnsi="Arial" w:cs="Arial"/>
+                <w:sz w:val="18"/>
+                <w:szCs w:val="18"/>
+              </w:rPr>
+              <w:t xml:space="preserve"> para que avalie a necessidade de formalizar a atribuição de cargos ou funções à TIC e à segurança da informação e adote solução compatível com as necessidades institucionais e a capacidade administrativa da organização [S4.3, C1, C2, C8, C9, C10].</w:t>
+            </w:r>
+          </w:p>
+          <w:p>
+            <w:pPr>
+              <w:jc w:val="both"/>
+              <w:rPr>
+                <w:rFonts w:ascii="Arial" w:hAnsi="Arial" w:cs="Arial"/>
+                <w:sz w:val="18"/>
+                <w:szCs w:val="18"/>
+              </w:rPr>
+            </w:pPr>
+          </w:p>
+          <w:p>
+            <w:pPr>
+              <w:jc w:val="both"/>
+              <w:rPr>
+                <w:rFonts w:ascii="Arial" w:hAnsi="Arial" w:cs="Arial"/>
+                <w:sz w:val="18"/>
+                <w:szCs w:val="18"/>
+              </w:rPr>
+            </w:pPr>
+            <w:r>
+              <w:rPr>
+                <w:rFonts w:ascii="Arial" w:hAnsi="Arial" w:cs="Arial"/>
+                <w:b/>
+                <w:sz w:val="18"/>
+                <w:szCs w:val="18"/>
+              </w:rPr>
+              <w:t>Operação de TIC predominantemente terceirizada sem profissionais internos de TIC</w:t>
+            </w:r>
+          </w:p>
+          <w:p>
+            <w:pPr>
+              <w:jc w:val="both"/>
+              <w:rPr>
+                <w:rFonts w:ascii="Arial" w:hAnsi="Arial" w:cs="Arial"/>
+                <w:sz w:val="18"/>
+                <w:szCs w:val="18"/>
+              </w:rPr>
+            </w:pPr>
+            <w:r>
+              <w:rPr>
+                <w:rFonts w:ascii="Arial" w:hAnsi="Arial" w:cs="Arial"/>
+                <w:b/>
+                <w:sz w:val="18"/>
+                <w:szCs w:val="18"/>
+              </w:rPr>
+              <w:t>Demais jurisdicionados e Poder Executivo Estadual</w:t>
+            </w:r>
+          </w:p>
+          <w:p>
+            <w:pPr>
+              <w:jc w:val="both"/>
+              <w:rPr>
+                <w:rFonts w:ascii="Arial" w:hAnsi="Arial" w:cs="Arial"/>
+                <w:sz w:val="18"/>
+                <w:szCs w:val="18"/>
+              </w:rPr>
+              <w:ind w:left="360" w:hanging="180"/>
+            </w:pPr>
+            <w:r>
+              <w:rPr>
+                <w:rFonts w:ascii="Arial" w:hAnsi="Arial" w:cs="Arial"/>
+                <w:sz w:val="18"/>
+                <w:szCs w:val="18"/>
+              </w:rPr>
+              <w:t xml:space="preserve">• </w:t>
+            </w:r>
             <w:r>
               <w:rPr>
                 <w:rFonts w:ascii="Arial" w:hAnsi="Arial" w:cs="Arial"/>
@@ -5441,12 +6308,47 @@
                 <w:sz w:val="18"/>
                 <w:szCs w:val="18"/>
               </w:rPr>
-              <w:t xml:space="preserve"> para que estime e mantenha atualizado o quantitativo necessário de pessoal de TIC e segurança da informação, considerando o porte e a complexidade da organização, os serviços críticos, os sistemas mantidos, as contratações vigentes e os riscos relevantes [S4.2].</w:t>
-            </w:r>
-          </w:p>
-          <w:p>
-            <w:pPr>
-              <w:jc w:val="both"/>
+              <w:t xml:space="preserve"> para que avalie o modelo de operação de TIC e adote medidas proporcionais para assegurar capacidade interna suficiente para coordenar, supervisionar e fiscalizar as atividades e os contratos de TIC executados predominantemente por terceiros, preservando responsabilização e retenção de conhecimento [S4.6, C4, C7, C8].</w:t>
+            </w:r>
+          </w:p>
+          <w:p>
+            <w:pPr>
+              <w:jc w:val="both"/>
+              <w:rPr>
+                <w:rFonts w:ascii="Arial" w:hAnsi="Arial" w:cs="Arial"/>
+                <w:sz w:val="18"/>
+                <w:szCs w:val="18"/>
+              </w:rPr>
+            </w:pPr>
+            <w:r>
+              <w:rPr>
+                <w:rFonts w:ascii="Arial" w:hAnsi="Arial" w:cs="Arial"/>
+                <w:b/>
+                <w:sz w:val="18"/>
+                <w:szCs w:val="18"/>
+              </w:rPr>
+              <w:t>Poder Judiciário Estadual e Ministério Público Estadual</w:t>
+            </w:r>
+          </w:p>
+          <w:p>
+            <w:pPr>
+              <w:jc w:val="both"/>
+              <w:rPr>
+                <w:rFonts w:ascii="Arial" w:hAnsi="Arial" w:cs="Arial"/>
+                <w:sz w:val="18"/>
+                <w:szCs w:val="18"/>
+              </w:rPr>
+              <w:ind w:left="360" w:hanging="180"/>
+            </w:pPr>
+            <w:r>
+              <w:rPr>
+                <w:rFonts w:ascii="Arial" w:hAnsi="Arial" w:cs="Arial"/>
+                <w:sz w:val="18"/>
+                <w:szCs w:val="18"/>
+              </w:rPr>
+              <w:t xml:space="preserve">• </w:t>
+            </w:r>
+            <w:r>
               <w:rPr>
                 <w:rFonts w:ascii="Arial" w:hAnsi="Arial" w:cs="Arial"/>
                 <w:b/>
@@ -5455,338 +6357,15 @@
                 <w:szCs w:val="18"/>
                 <w:u w:val="single"/>
               </w:rPr>
-            </w:pPr>
-          </w:p>
-          <w:p>
-            <w:pPr>
-              <w:jc w:val="both"/>
-              <w:rPr>
-                <w:rFonts w:ascii="Arial" w:hAnsi="Arial" w:cs="Arial"/>
-                <w:sz w:val="18"/>
-                <w:szCs w:val="18"/>
-              </w:rPr>
-            </w:pPr>
-            <w:r>
-              <w:rPr>
-                <w:rFonts w:ascii="Arial" w:hAnsi="Arial" w:cs="Arial"/>
-                <w:b/>
-                <w:bCs/>
-                <w:sz w:val="18"/>
-                <w:szCs w:val="18"/>
-                <w:u w:val="single"/>
-              </w:rPr>
-              <w:t>Poder Executivo Estadual</w:t>
-            </w:r>
-            <w:r>
-              <w:rPr>
-                <w:rFonts w:ascii="Arial" w:hAnsi="Arial" w:cs="Arial"/>
-                <w:sz w:val="18"/>
-                <w:szCs w:val="18"/>
-              </w:rPr>
-              <w:t xml:space="preserve"> — Recomendação para que estime e mantenha atualizado o quantitativo necessário de pessoal de TIC e segurança da informação, considerando o porte e a complexidade da organização, os serviços críticos, os sistemas mantidos, as contratações vigentes e os riscos relevantes [S4.2].</w:t>
-            </w:r>
-          </w:p>
-          <w:p>
-            <w:pPr>
-              <w:jc w:val="both"/>
-              <w:rPr>
-                <w:rFonts w:ascii="Arial" w:hAnsi="Arial" w:cs="Arial"/>
-                <w:sz w:val="18"/>
-                <w:szCs w:val="18"/>
-              </w:rPr>
-            </w:pPr>
-            <w:r>
-              <w:rPr>
-                <w:rFonts w:ascii="Arial" w:hAnsi="Arial" w:cs="Arial"/>
-                <w:b/>
-                <w:bCs/>
-                <w:sz w:val="18"/>
-                <w:szCs w:val="18"/>
-                <w:u w:val="single"/>
-              </w:rPr>
-              <w:t>Poder Judiciário Estadual</w:t>
-            </w:r>
-            <w:r>
-              <w:rPr>
-                <w:rFonts w:ascii="Arial" w:hAnsi="Arial" w:cs="Arial"/>
-                <w:sz w:val="18"/>
-                <w:szCs w:val="18"/>
-              </w:rPr>
-              <w:t xml:space="preserve"> — Determinação para que estime e mantenha atualizado o quantitativo necessário de pessoal de TIC e segurança da informação, considerando o porte e a complexidade da organização, os serviços críticos, os sistemas mantidos, as contratações vigentes e os riscos relevantes [S4.2].</w:t>
-            </w:r>
-          </w:p>
-          <w:p>
-            <w:pPr>
-              <w:jc w:val="both"/>
-              <w:rPr>
-                <w:rFonts w:ascii="Arial" w:hAnsi="Arial" w:cs="Arial"/>
-                <w:sz w:val="18"/>
-                <w:szCs w:val="18"/>
-              </w:rPr>
-            </w:pPr>
-            <w:r>
-              <w:rPr>
-                <w:rFonts w:ascii="Arial" w:hAnsi="Arial" w:cs="Arial"/>
-                <w:b/>
-                <w:bCs/>
-                <w:sz w:val="18"/>
-                <w:szCs w:val="18"/>
-                <w:u w:val="single"/>
-              </w:rPr>
-              <w:t>Ministério Público Estadual</w:t>
-            </w:r>
-            <w:r>
-              <w:rPr>
-                <w:rFonts w:ascii="Arial" w:hAnsi="Arial" w:cs="Arial"/>
-                <w:sz w:val="18"/>
-                <w:szCs w:val="18"/>
-              </w:rPr>
-              <w:t xml:space="preserve"> — Recomendação para que estime e mantenha atualizado o quantitativo necessário de pessoal de TIC e segurança da informação, considerando o porte e a complexidade da organização, os serviços críticos, os sistemas mantidos, as contratações vigentes e os riscos relevantes [S4.2].</w:t>
-            </w:r>
-          </w:p>
-          <w:p>
-            <w:pPr>
-              <w:jc w:val="both"/>
-              <w:rPr>
-                <w:rFonts w:ascii="Arial" w:hAnsi="Arial" w:cs="Arial"/>
-                <w:sz w:val="18"/>
-                <w:szCs w:val="18"/>
-              </w:rPr>
-            </w:pPr>
-            <w:r>
-              <w:rPr>
-                <w:rFonts w:ascii="Arial" w:hAnsi="Arial" w:cs="Arial"/>
-                <w:b/>
-                <w:bCs/>
-                <w:sz w:val="18"/>
-                <w:szCs w:val="18"/>
-                <w:u w:val="single"/>
-              </w:rPr>
-              <w:t>Comunicação com Recomendação</w:t>
-            </w:r>
-            <w:r>
-              <w:rPr>
-                <w:rFonts w:ascii="Arial" w:hAnsi="Arial" w:cs="Arial"/>
-                <w:sz w:val="18"/>
-                <w:szCs w:val="18"/>
-              </w:rPr>
-              <w:t xml:space="preserve"> para que avalie a necessidade de formalizar a atribuição de cargos ou funções à TIC e à segurança da informação e adote solução compatível com as necessidades institucionais e a capacidade administrativa da organização [S4.3].</w:t>
-            </w:r>
-          </w:p>
-          <w:p>
-            <w:pPr>
-              <w:jc w:val="both"/>
-              <w:rPr>
-                <w:rFonts w:ascii="Arial" w:hAnsi="Arial" w:cs="Arial"/>
-                <w:b/>
-                <w:bCs/>
-                <w:sz w:val="18"/>
-                <w:szCs w:val="18"/>
-                <w:u w:val="single"/>
-              </w:rPr>
-            </w:pPr>
-          </w:p>
-          <w:p>
-            <w:pPr>
-              <w:jc w:val="both"/>
-              <w:rPr>
-                <w:rFonts w:ascii="Arial" w:hAnsi="Arial" w:cs="Arial"/>
-                <w:sz w:val="18"/>
-                <w:szCs w:val="18"/>
-              </w:rPr>
-            </w:pPr>
-            <w:r>
-              <w:rPr>
-                <w:rFonts w:ascii="Arial" w:hAnsi="Arial" w:cs="Arial"/>
-                <w:b/>
-                <w:bCs/>
-                <w:sz w:val="18"/>
-                <w:szCs w:val="18"/>
-                <w:u w:val="single"/>
-              </w:rPr>
-              <w:t>Poder Executivo Estadual</w:t>
-            </w:r>
-            <w:r>
-              <w:rPr>
-                <w:rFonts w:ascii="Arial" w:hAnsi="Arial" w:cs="Arial"/>
-                <w:sz w:val="18"/>
-                <w:szCs w:val="18"/>
-              </w:rPr>
-              <w:t xml:space="preserve"> — Recomendação para que avalie a necessidade de formalizar a atribuição de cargos ou funções à TIC e à segurança da informação e adote solução compatível com as necessidades institucionais e a capacidade administrativa da organização [S4.3].</w:t>
-            </w:r>
-          </w:p>
-          <w:p>
-            <w:pPr>
-              <w:jc w:val="both"/>
-              <w:rPr>
-                <w:rFonts w:ascii="Arial" w:hAnsi="Arial" w:cs="Arial"/>
-                <w:sz w:val="18"/>
-                <w:szCs w:val="18"/>
-              </w:rPr>
-            </w:pPr>
-            <w:r>
-              <w:rPr>
-                <w:rFonts w:ascii="Arial" w:hAnsi="Arial" w:cs="Arial"/>
-                <w:b/>
-                <w:bCs/>
-                <w:sz w:val="18"/>
-                <w:szCs w:val="18"/>
-                <w:u w:val="single"/>
-              </w:rPr>
-              <w:t>Poder Judiciário Estadual</w:t>
-            </w:r>
-            <w:r>
-              <w:rPr>
-                <w:rFonts w:ascii="Arial" w:hAnsi="Arial" w:cs="Arial"/>
-                <w:sz w:val="18"/>
-                <w:szCs w:val="18"/>
-              </w:rPr>
-              <w:t xml:space="preserve"> — Recomendação para que avalie a necessidade de formalizar a atribuição de cargos ou funções à TIC e à segurança da informação e adote solução compatível com as necessidades institucionais e a capacidade administrativa da organização [S4.3].</w:t>
-            </w:r>
-          </w:p>
-          <w:p>
-            <w:pPr>
-              <w:jc w:val="both"/>
-              <w:rPr>
-                <w:rFonts w:ascii="Arial" w:hAnsi="Arial" w:cs="Arial"/>
-                <w:sz w:val="18"/>
-                <w:szCs w:val="18"/>
-              </w:rPr>
-            </w:pPr>
-            <w:r>
-              <w:rPr>
-                <w:rFonts w:ascii="Arial" w:hAnsi="Arial" w:cs="Arial"/>
-                <w:b/>
-                <w:bCs/>
-                <w:sz w:val="18"/>
-                <w:szCs w:val="18"/>
-                <w:u w:val="single"/>
-              </w:rPr>
-              <w:t>Ministério Público Estadual</w:t>
-            </w:r>
-            <w:r>
-              <w:rPr>
-                <w:rFonts w:ascii="Arial" w:hAnsi="Arial" w:cs="Arial"/>
-                <w:sz w:val="18"/>
-                <w:szCs w:val="18"/>
-              </w:rPr>
-              <w:t xml:space="preserve"> — Recomendação para que avalie a necessidade de formalizar a atribuição de cargos ou funções à TIC e à segurança da informação e adote solução compatível com as necessidades institucionais e a capacidade administrativa da organização [S4.3].</w:t>
-            </w:r>
-          </w:p>
-          <w:p>
-            <w:pPr>
-              <w:jc w:val="both"/>
-              <w:rPr>
-                <w:rFonts w:ascii="Arial" w:hAnsi="Arial" w:cs="Arial"/>
-                <w:sz w:val="18"/>
-                <w:szCs w:val="18"/>
-              </w:rPr>
-            </w:pPr>
-            <w:r>
-              <w:rPr>
-                <w:rFonts w:ascii="Arial" w:hAnsi="Arial" w:cs="Arial"/>
-                <w:b/>
-                <w:bCs/>
-                <w:sz w:val="18"/>
-                <w:szCs w:val="18"/>
-                <w:u w:val="single"/>
-              </w:rPr>
-              <w:t>Comunicação com Recomendação</w:t>
-            </w:r>
-            <w:r>
-              <w:rPr>
-                <w:rFonts w:ascii="Arial" w:hAnsi="Arial" w:cs="Arial"/>
-                <w:sz w:val="18"/>
-                <w:szCs w:val="18"/>
-              </w:rPr>
-              <w:t xml:space="preserve"> para que avalie o modelo de operação de TIC e adote medidas proporcionais para assegurar capacidade interna suficiente para coordenar, supervisionar e fiscalizar as atividades e os contratos de TIC executados predominantemente por terceiros, preservando responsabilização e retenção de conhecimento [S4.6].</w:t>
-            </w:r>
-          </w:p>
-          <w:p>
-            <w:pPr>
-              <w:jc w:val="both"/>
-              <w:rPr>
-                <w:rFonts w:ascii="Arial" w:hAnsi="Arial" w:cs="Arial"/>
-                <w:sz w:val="18"/>
-                <w:szCs w:val="18"/>
-              </w:rPr>
-            </w:pPr>
-            <w:r>
-              <w:rPr>
-                <w:rFonts w:ascii="Arial" w:hAnsi="Arial" w:cs="Arial"/>
-                <w:b/>
-                <w:bCs/>
-                <w:sz w:val="18"/>
-                <w:szCs w:val="18"/>
-                <w:u w:val="single"/>
-              </w:rPr>
-              <w:t>Poder Executivo Estadual</w:t>
-            </w:r>
-            <w:r>
-              <w:rPr>
-                <w:rFonts w:ascii="Arial" w:hAnsi="Arial" w:cs="Arial"/>
-                <w:sz w:val="18"/>
-                <w:szCs w:val="18"/>
-              </w:rPr>
-              <w:t xml:space="preserve"> — Recomendação para que avalie o modelo de operação de TIC e adote medidas proporcionais para assegurar capacidade interna suficiente para coordenar, supervisionar e fiscalizar as atividades e os contratos de TIC executados predominantemente por terceiros, preservando responsabilização e retenção de conhecimento [S4.6].</w:t>
-            </w:r>
-          </w:p>
-          <w:p>
-            <w:pPr>
-              <w:jc w:val="both"/>
-              <w:rPr>
-                <w:rFonts w:ascii="Arial" w:hAnsi="Arial" w:cs="Arial"/>
-                <w:sz w:val="18"/>
-                <w:szCs w:val="18"/>
-              </w:rPr>
-            </w:pPr>
-            <w:r>
-              <w:rPr>
-                <w:rFonts w:ascii="Arial" w:hAnsi="Arial" w:cs="Arial"/>
-                <w:b/>
-                <w:bCs/>
-                <w:sz w:val="18"/>
-                <w:szCs w:val="18"/>
-                <w:u w:val="single"/>
-              </w:rPr>
-              <w:t>Poder Judiciário Estadual</w:t>
-            </w:r>
-            <w:r>
-              <w:rPr>
-                <w:rFonts w:ascii="Arial" w:hAnsi="Arial" w:cs="Arial"/>
-                <w:sz w:val="18"/>
-                <w:szCs w:val="18"/>
-              </w:rPr>
-              <w:t xml:space="preserve"> — Determinação para que avalie o modelo de operação de TIC e adote medidas proporcionais para assegurar capacidade interna suficiente para coordenar, supervisionar e fiscalizar as atividades e os contratos de TIC executados predominantemente por terceiros, preservando responsabilização e retenção de conhecimento [S4.6].</w:t>
-            </w:r>
-          </w:p>
-          <w:p>
-            <w:pPr>
-              <w:jc w:val="both"/>
-              <w:rPr>
-                <w:rFonts w:ascii="Arial" w:hAnsi="Arial" w:cs="Arial"/>
-                <w:sz w:val="18"/>
-                <w:szCs w:val="18"/>
-              </w:rPr>
-            </w:pPr>
-            <w:r>
-              <w:rPr>
-                <w:rFonts w:ascii="Arial" w:hAnsi="Arial" w:cs="Arial"/>
-                <w:b/>
-                <w:bCs/>
-                <w:sz w:val="18"/>
-                <w:szCs w:val="18"/>
-                <w:u w:val="single"/>
-              </w:rPr>
-              <w:t>Ministério Público Estadual</w:t>
-            </w:r>
-            <w:r>
-              <w:rPr>
-                <w:rFonts w:ascii="Arial" w:hAnsi="Arial" w:cs="Arial"/>
-                <w:sz w:val="18"/>
-                <w:szCs w:val="18"/>
-              </w:rPr>
-              <w:t xml:space="preserve"> — Determinação para que avalie o modelo de operação de TIC e adote medidas proporcionais para assegurar capacidade interna suficiente para coordenar, supervisionar e fiscalizar as atividades e os contratos de TIC executados predominantemente por terceiros, preservando responsabilização e retenção de conhecimento [S4.6].</w:t>
+              <w:t>Comunicação com Determinação</w:t>
+            </w:r>
+            <w:r>
+              <w:rPr>
+                <w:rFonts w:ascii="Arial" w:hAnsi="Arial" w:cs="Arial"/>
+                <w:sz w:val="18"/>
+                <w:szCs w:val="18"/>
+              </w:rPr>
+              <w:t xml:space="preserve"> para que avalie o modelo de operação de TIC e adote medidas proporcionais para assegurar capacidade interna suficiente para coordenar, supervisionar e fiscalizar as atividades e os contratos de TIC executados predominantemente por terceiros, preservando responsabilização e retenção de conhecimento [S4.6, C4, C7, C9, C10].</w:t>
             </w:r>
           </w:p>
         </w:tc>
@@ -5800,6 +6379,11 @@
           <w:b/>
         </w:rPr>
       </w:pPr>
+    </w:p>
+    <w:p>
+      <w:r>
+        <w:br w:type="page"/>
+      </w:r>
     </w:p>
     <w:tbl>
       <w:tblPr>
@@ -5846,7 +6430,6 @@
                 <w:sz w:val="16"/>
                 <w:szCs w:val="16"/>
               </w:rPr>
-              <w:pageBreakBefore/>
             </w:pPr>
             <w:r>
               <w:rPr>
@@ -6074,6 +6657,138 @@
               <w:t>Gestão de serviços de TIC insuficiente para assegurar controle sobre serviços, ativos e incidentes</w:t>
             </w:r>
           </w:p>
+          <w:p>
+            <w:pPr>
+              <w:spacing w:after="60"/>
+              <w:jc w:val="both"/>
+              <w:rPr>
+                <w:rFonts w:ascii="Arial" w:hAnsi="Arial" w:cs="Arial"/>
+                <w:b/>
+                <w:bCs/>
+                <w:sz w:val="18"/>
+                <w:szCs w:val="18"/>
+              </w:rPr>
+            </w:pPr>
+          </w:p>
+          <w:p>
+            <w:pPr>
+              <w:spacing w:after="60"/>
+              <w:jc w:val="both"/>
+              <w:rPr>
+                <w:rFonts w:ascii="Arial" w:hAnsi="Arial" w:cs="Arial"/>
+                <w:sz w:val="18"/>
+                <w:szCs w:val="18"/>
+              </w:rPr>
+            </w:pPr>
+            <w:r>
+              <w:rPr>
+                <w:rFonts w:ascii="Arial" w:hAnsi="Arial" w:cs="Arial"/>
+                <w:sz w:val="18"/>
+                <w:szCs w:val="18"/>
+              </w:rPr>
+              <w:t>Achado composto pela ocorrência de alguma dessas situações:</w:t>
+            </w:r>
+          </w:p>
+          <w:p>
+            <w:pPr>
+              <w:spacing w:after="60"/>
+              <w:jc w:val="both"/>
+              <w:rPr>
+                <w:rFonts w:ascii="Arial" w:hAnsi="Arial" w:cs="Arial"/>
+                <w:sz w:val="18"/>
+                <w:szCs w:val="18"/>
+              </w:rPr>
+              <w:ind w:left="300" w:hanging="180"/>
+            </w:pPr>
+            <w:r>
+              <w:rPr>
+                <w:rFonts w:ascii="Arial" w:hAnsi="Arial" w:cs="Arial"/>
+                <w:sz w:val="18"/>
+                <w:szCs w:val="18"/>
+              </w:rPr>
+              <w:t>• S5.1 - Inexistência ou insuficiência do catálogo de serviços de TIC</w:t>
+            </w:r>
+          </w:p>
+          <w:p>
+            <w:pPr>
+              <w:spacing w:after="60"/>
+              <w:jc w:val="both"/>
+              <w:rPr>
+                <w:rFonts w:ascii="Arial" w:hAnsi="Arial" w:cs="Arial"/>
+                <w:sz w:val="18"/>
+                <w:szCs w:val="18"/>
+              </w:rPr>
+              <w:ind w:left="300" w:hanging="180"/>
+            </w:pPr>
+            <w:r>
+              <w:rPr>
+                <w:rFonts w:ascii="Arial" w:hAnsi="Arial" w:cs="Arial"/>
+                <w:sz w:val="18"/>
+                <w:szCs w:val="18"/>
+              </w:rPr>
+              <w:t>• S5.2 - Ausência ou fragilidade na definição e no monitoramento de níveis mínimos de serviço de TIC</w:t>
+            </w:r>
+          </w:p>
+          <w:p>
+            <w:pPr>
+              <w:spacing w:after="60"/>
+              <w:jc w:val="both"/>
+              <w:rPr>
+                <w:rFonts w:ascii="Arial" w:hAnsi="Arial" w:cs="Arial"/>
+                <w:sz w:val="18"/>
+                <w:szCs w:val="18"/>
+              </w:rPr>
+              <w:ind w:left="300" w:hanging="180"/>
+            </w:pPr>
+            <w:r>
+              <w:rPr>
+                <w:rFonts w:ascii="Arial" w:hAnsi="Arial" w:cs="Arial"/>
+                <w:sz w:val="18"/>
+                <w:szCs w:val="18"/>
+              </w:rPr>
+              <w:t>• S5.3 - Inventário e controle de dispositivos e softwares de TIC inexistente ou insuficiente</w:t>
+            </w:r>
+          </w:p>
+          <w:p>
+            <w:pPr>
+              <w:spacing w:after="60"/>
+              <w:jc w:val="both"/>
+              <w:rPr>
+                <w:rFonts w:ascii="Arial" w:hAnsi="Arial" w:cs="Arial"/>
+                <w:sz w:val="18"/>
+                <w:szCs w:val="18"/>
+              </w:rPr>
+              <w:ind w:left="300" w:hanging="180"/>
+            </w:pPr>
+            <w:r>
+              <w:rPr>
+                <w:rFonts w:ascii="Arial" w:hAnsi="Arial" w:cs="Arial"/>
+                <w:sz w:val="18"/>
+                <w:szCs w:val="18"/>
+              </w:rPr>
+              <w:t>• S5.4 - Ausência ou fragilidade do processo de gestão de configuração</w:t>
+            </w:r>
+          </w:p>
+          <w:p>
+            <w:pPr>
+              <w:spacing w:after="60"/>
+              <w:jc w:val="both"/>
+              <w:rPr>
+                <w:rFonts w:ascii="Arial" w:hAnsi="Arial" w:cs="Arial"/>
+                <w:sz w:val="18"/>
+                <w:szCs w:val="18"/>
+              </w:rPr>
+              <w:ind w:left="300" w:hanging="180"/>
+            </w:pPr>
+            <w:r>
+              <w:rPr>
+                <w:rFonts w:ascii="Arial" w:hAnsi="Arial" w:cs="Arial"/>
+                <w:sz w:val="18"/>
+                <w:szCs w:val="18"/>
+              </w:rPr>
+              <w:t>• S5.5 - Inexistência ou fragilidade do processo de gestão de incidentes de TIC</w:t>
+            </w:r>
+          </w:p>
         </w:tc>
         <w:tc>
           <w:tcPr>
@@ -6096,15 +6811,15 @@
                 <w:sz w:val="18"/>
                 <w:szCs w:val="18"/>
               </w:rPr>
-              <w:t>COBIT 2019, APO09.02 - Catalogar serviços facilitados por TI:</w:t>
-            </w:r>
-            <w:r>
-              <w:rPr>
-                <w:rFonts w:ascii="Arial" w:hAnsi="Arial" w:cs="Arial"/>
-                <w:sz w:val="18"/>
-                <w:szCs w:val="18"/>
-              </w:rPr>
-              <w:t xml:space="preserve"> definir, manter e comunicar catálogo de serviços, incluindo serviços prestados, características, requisitos e níveis de serviço esperados.</w:t>
+              <w:t>C1: COBIT 2019, APO09.02</w:t>
+            </w:r>
+            <w:r>
+              <w:rPr>
+                <w:rFonts w:ascii="Arial" w:hAnsi="Arial" w:cs="Arial"/>
+                <w:sz w:val="18"/>
+                <w:szCs w:val="18"/>
+              </w:rPr>
+              <w:t xml:space="preserve"> - Catalogar serviços facilitados por TI: definir, manter e comunicar catálogo de serviços, incluindo serviços prestados, características, requisitos e níveis de serviço esperados.</w:t>
             </w:r>
           </w:p>
           <w:p>
@@ -6136,15 +6851,15 @@
                 <w:sz w:val="18"/>
                 <w:szCs w:val="18"/>
               </w:rPr>
-              <w:t>Acórdão TCE-RJ nº 44.490/2024-PLEN, itens II.7.4, III.9.4 e V.6.1 – Recomendações quanto à estruturação do catálogo de serviços de TIC, incluindo descrição dos serviços, metas, formas de acesso e disponibilidade aos usuários.</w:t>
-            </w:r>
-            <w:r>
-              <w:rPr>
-                <w:rFonts w:ascii="Arial" w:hAnsi="Arial" w:cs="Arial"/>
-                <w:sz w:val="18"/>
-                <w:szCs w:val="18"/>
-              </w:rPr>
-              <w:t/>
+              <w:t>C2: ITIL 4, prática de gerenciamento de nível de serviço</w:t>
+            </w:r>
+            <w:r>
+              <w:rPr>
+                <w:rFonts w:ascii="Arial" w:hAnsi="Arial" w:cs="Arial"/>
+                <w:sz w:val="18"/>
+                <w:szCs w:val="18"/>
+              </w:rPr>
+              <w:t>: definir, acordar, monitorar, avaliar e reportar metas e níveis de serviço alinhados às necessidades das áreas usuárias.</w:t>
             </w:r>
           </w:p>
           <w:p>
@@ -6176,15 +6891,15 @@
                 <w:sz w:val="18"/>
                 <w:szCs w:val="18"/>
               </w:rPr>
-              <w:t>ABNT NBR ISO/IEC 20000-2:</w:t>
-            </w:r>
-            <w:r>
-              <w:rPr>
-                <w:rFonts w:ascii="Arial" w:hAnsi="Arial" w:cs="Arial"/>
-                <w:sz w:val="18"/>
-                <w:szCs w:val="18"/>
-              </w:rPr>
-              <w:t>2021, item 8.2.4 – Gerenciamento de catálogo de serviço: orienta que o catálogo descreva os serviços e seus resultados pretendidos, contenha informações relevantes para sua utilização e seja disponibilizado às partes interessadas que necessitem acessá-lo.</w:t>
+              <w:t>C3: ITIL 4, prática de gerenciamento de ativos de TI</w:t>
+            </w:r>
+            <w:r>
+              <w:rPr>
+                <w:rFonts w:ascii="Arial" w:hAnsi="Arial" w:cs="Arial"/>
+                <w:sz w:val="18"/>
+                <w:szCs w:val="18"/>
+              </w:rPr>
+              <w:t>: planejar e gerenciar o ciclo de vida dos ativos de TI, mantendo informações suficientes para apoiar controle, custo, risco, valor e tomada de decisão.</w:t>
             </w:r>
           </w:p>
           <w:p>
@@ -6216,15 +6931,15 @@
                 <w:sz w:val="18"/>
                 <w:szCs w:val="18"/>
               </w:rPr>
-              <w:t>ITIL 4, prática de gerenciamento de nível de serviço:</w:t>
-            </w:r>
-            <w:r>
-              <w:rPr>
-                <w:rFonts w:ascii="Arial" w:hAnsi="Arial" w:cs="Arial"/>
-                <w:sz w:val="18"/>
-                <w:szCs w:val="18"/>
-              </w:rPr>
-              <w:t xml:space="preserve"> definir, acordar, monitorar, avaliar e reportar metas e níveis de serviço alinhados às necessidades das áreas usuárias.</w:t>
+              <w:t>C4: COBIT 2019, BAI10.01</w:t>
+            </w:r>
+            <w:r>
+              <w:rPr>
+                <w:rFonts w:ascii="Arial" w:hAnsi="Arial" w:cs="Arial"/>
+                <w:sz w:val="18"/>
+                <w:szCs w:val="18"/>
+              </w:rPr>
+              <w:t xml:space="preserve"> - Estabelecer e manter um modelo de configuração: definir escopo, granularidade, atributos, relacionamentos e responsáveis pela base de configuração.</w:t>
             </w:r>
           </w:p>
           <w:p>
@@ -6256,15 +6971,15 @@
                 <w:sz w:val="18"/>
                 <w:szCs w:val="18"/>
               </w:rPr>
-              <w:t>Acórdão TCE-RJ nº 44.490/2024-PLEN, itens II.7.7, III.9.7 e V.6.4 – Recomendações quanto à definição, pactuação e monitoramento de níveis de serviço.</w:t>
-            </w:r>
-            <w:r>
-              <w:rPr>
-                <w:rFonts w:ascii="Arial" w:hAnsi="Arial" w:cs="Arial"/>
-                <w:sz w:val="18"/>
-                <w:szCs w:val="18"/>
-              </w:rPr>
-              <w:t/>
+              <w:t>C5: COBIT 2019, DSS02.02, DSS02.04 e DSS02.07</w:t>
+            </w:r>
+            <w:r>
+              <w:rPr>
+                <w:rFonts w:ascii="Arial" w:hAnsi="Arial" w:cs="Arial"/>
+                <w:sz w:val="18"/>
+                <w:szCs w:val="18"/>
+              </w:rPr>
+              <w:t xml:space="preserve"> - Requisições de serviço e incidentes gerenciados: registrar, classificar, priorizar, investigar, diagnosticar, resolver, acompanhar e reportar incidentes e requisições de serviço.</w:t>
             </w:r>
           </w:p>
           <w:p>
@@ -6296,15 +7011,15 @@
                 <w:sz w:val="18"/>
                 <w:szCs w:val="18"/>
               </w:rPr>
-              <w:t>ITIL 4, prática de gerenciamento de ativos de TI:</w:t>
-            </w:r>
-            <w:r>
-              <w:rPr>
-                <w:rFonts w:ascii="Arial" w:hAnsi="Arial" w:cs="Arial"/>
-                <w:sz w:val="18"/>
-                <w:szCs w:val="18"/>
-              </w:rPr>
-              <w:t xml:space="preserve"> planejar e gerenciar o ciclo de vida dos ativos de TI, mantendo informações suficientes para apoiar controle, custo, risco, valor e tomada de decisão.</w:t>
+              <w:t>C6: Acórdão TCE-RJ nº 44.490/2024-PLEN, itens II.7.4, III.9.4 e V.6.1</w:t>
+            </w:r>
+            <w:r>
+              <w:rPr>
+                <w:rFonts w:ascii="Arial" w:hAnsi="Arial" w:cs="Arial"/>
+                <w:sz w:val="18"/>
+                <w:szCs w:val="18"/>
+              </w:rPr>
+              <w:t xml:space="preserve"> – Recomendações quanto à estruturação do catálogo de serviços de TIC, incluindo descrição dos serviços, metas, formas de acesso e disponibilidade aos usuários.</w:t>
             </w:r>
           </w:p>
           <w:p>
@@ -6336,15 +7051,15 @@
                 <w:sz w:val="18"/>
                 <w:szCs w:val="18"/>
               </w:rPr>
-              <w:t>Acórdão TCE-RJ nº 44.490/2024-PLEN, itens II.7.5, III.9.5 e V.6.2 – Recomendações quanto à gestão de configuração e ativos de TIC, incluindo formalização do processo e manutenção de base consolidada de ativos e itens de configuração.</w:t>
-            </w:r>
-            <w:r>
-              <w:rPr>
-                <w:rFonts w:ascii="Arial" w:hAnsi="Arial" w:cs="Arial"/>
-                <w:sz w:val="18"/>
-                <w:szCs w:val="18"/>
-              </w:rPr>
-              <w:t/>
+              <w:t>C7: Acórdão TCE-RJ nº 44.490/2024-PLEN, itens II.7.5, III.9.5 e V.6.2</w:t>
+            </w:r>
+            <w:r>
+              <w:rPr>
+                <w:rFonts w:ascii="Arial" w:hAnsi="Arial" w:cs="Arial"/>
+                <w:sz w:val="18"/>
+                <w:szCs w:val="18"/>
+              </w:rPr>
+              <w:t xml:space="preserve"> – Recomendações quanto à gestão de configuração e ativos de TIC, incluindo formalização do processo e manutenção de base consolidada de ativos e itens de configuração.</w:t>
             </w:r>
           </w:p>
           <w:p>
@@ -6376,15 +7091,15 @@
                 <w:sz w:val="18"/>
                 <w:szCs w:val="18"/>
               </w:rPr>
-              <w:t>COBIT 2019, BAI10.01 - Estabelecer e manter um modelo de configuração:</w:t>
-            </w:r>
-            <w:r>
-              <w:rPr>
-                <w:rFonts w:ascii="Arial" w:hAnsi="Arial" w:cs="Arial"/>
-                <w:sz w:val="18"/>
-                <w:szCs w:val="18"/>
-              </w:rPr>
-              <w:t xml:space="preserve"> definir escopo, granularidade, atributos, relacionamentos e responsáveis pela base de configuração.</w:t>
+              <w:t>C8: Acórdão TCE-RJ nº 44.490/2024-PLEN, itens II.7.6, III.9.6 e V.6.3</w:t>
+            </w:r>
+            <w:r>
+              <w:rPr>
+                <w:rFonts w:ascii="Arial" w:hAnsi="Arial" w:cs="Arial"/>
+                <w:sz w:val="18"/>
+                <w:szCs w:val="18"/>
+              </w:rPr>
+              <w:t xml:space="preserve"> – Recomendações quanto à formalização e execução do processo de gestão de incidentes, incluindo registros, classificação, escalamento e tratamento.</w:t>
             </w:r>
           </w:p>
           <w:p>
@@ -6416,15 +7131,15 @@
                 <w:sz w:val="18"/>
                 <w:szCs w:val="18"/>
               </w:rPr>
-              <w:t>ABNT NBR ISO/IEC 20000-2:</w:t>
-            </w:r>
-            <w:r>
-              <w:rPr>
-                <w:rFonts w:ascii="Arial" w:hAnsi="Arial" w:cs="Arial"/>
-                <w:sz w:val="18"/>
-                <w:szCs w:val="18"/>
-              </w:rPr>
-              <w:t>2021, item 8.2.6 – Gerenciamento de configuração: orienta a identificação, o registro, o controle, o rastreamento e a verificação dos itens de configuração, bem como a manutenção de informações de configuração precisas relacionadas aos serviços.</w:t>
+              <w:t>C9: Acórdão TCE-RJ nº 44.490/2024-PLEN, itens II.7.7, III.9.7 e V.6.4</w:t>
+            </w:r>
+            <w:r>
+              <w:rPr>
+                <w:rFonts w:ascii="Arial" w:hAnsi="Arial" w:cs="Arial"/>
+                <w:sz w:val="18"/>
+                <w:szCs w:val="18"/>
+              </w:rPr>
+              <w:t xml:space="preserve"> – Recomendações quanto à definição, pactuação e monitoramento de níveis de serviço.</w:t>
             </w:r>
           </w:p>
           <w:p>
@@ -6456,15 +7171,15 @@
                 <w:sz w:val="18"/>
                 <w:szCs w:val="18"/>
               </w:rPr>
-              <w:t>COBIT 2019, DSS02.02, DSS02.04 e DSS02.07 - Requisições de serviço e incidentes gerenciados:</w:t>
-            </w:r>
-            <w:r>
-              <w:rPr>
-                <w:rFonts w:ascii="Arial" w:hAnsi="Arial" w:cs="Arial"/>
-                <w:sz w:val="18"/>
-                <w:szCs w:val="18"/>
-              </w:rPr>
-              <w:t xml:space="preserve"> registrar, classificar, priorizar, investigar, diagnosticar, resolver, acompanhar e reportar incidentes e requisições de serviço.</w:t>
+              <w:t>C10: ABNT NBR ISO/IEC 20000-2:2021, item 8.2.4</w:t>
+            </w:r>
+            <w:r>
+              <w:rPr>
+                <w:rFonts w:ascii="Arial" w:hAnsi="Arial" w:cs="Arial"/>
+                <w:sz w:val="18"/>
+                <w:szCs w:val="18"/>
+              </w:rPr>
+              <w:t xml:space="preserve"> – Gerenciamento de catálogo de serviço: orienta que o catálogo descreva os serviços e seus resultados pretendidos, contenha informações relevantes para sua utilização e seja disponibilizado às partes interessadas que necessitem acessá-lo.</w:t>
             </w:r>
           </w:p>
           <w:p>
@@ -6496,15 +7211,15 @@
                 <w:sz w:val="18"/>
                 <w:szCs w:val="18"/>
               </w:rPr>
-              <w:t>Acórdão TCE-RJ nº 44.490/2024-PLEN, itens II.7.6, III.9.6 e V.6.3 – Recomendações quanto à formalização e execução do processo de gestão de incidentes, incluindo registros, classificação, escalamento e tratamento.</w:t>
-            </w:r>
-            <w:r>
-              <w:rPr>
-                <w:rFonts w:ascii="Arial" w:hAnsi="Arial" w:cs="Arial"/>
-                <w:sz w:val="18"/>
-                <w:szCs w:val="18"/>
-              </w:rPr>
-              <w:t/>
+              <w:t>C11: ABNT NBR ISO/IEC 20000-2:2021, item 8.2.6</w:t>
+            </w:r>
+            <w:r>
+              <w:rPr>
+                <w:rFonts w:ascii="Arial" w:hAnsi="Arial" w:cs="Arial"/>
+                <w:sz w:val="18"/>
+                <w:szCs w:val="18"/>
+              </w:rPr>
+              <w:t xml:space="preserve"> – Gerenciamento de configuração: orienta a identificação, o registro, o controle, o rastreamento e a verificação dos itens de configuração, bem como a manutenção de informações de configuração precisas relacionadas aos serviços.</w:t>
             </w:r>
           </w:p>
           <w:p>
@@ -6536,15 +7251,15 @@
                 <w:sz w:val="18"/>
                 <w:szCs w:val="18"/>
               </w:rPr>
-              <w:t>ABNT NBR ISO/IEC 20000-2:</w:t>
-            </w:r>
-            <w:r>
-              <w:rPr>
-                <w:rFonts w:ascii="Arial" w:hAnsi="Arial" w:cs="Arial"/>
-                <w:sz w:val="18"/>
-                <w:szCs w:val="18"/>
-              </w:rPr>
-              <w:t>2021, item 8.6.1 – Gerenciamento de incidente: orienta que os incidentes sejam registrados, classificados e priorizados, que as ações adotadas para sua resolução sejam registradas e rastreáveis e que sejam definidas responsabilidades para seu tratamento, incluindo procedimento documentado para incidentes graves.</w:t>
+              <w:t>C12: ABNT NBR ISO/IEC 20000-2:2021, item 8.6.1</w:t>
+            </w:r>
+            <w:r>
+              <w:rPr>
+                <w:rFonts w:ascii="Arial" w:hAnsi="Arial" w:cs="Arial"/>
+                <w:sz w:val="18"/>
+                <w:szCs w:val="18"/>
+              </w:rPr>
+              <w:t xml:space="preserve"> – Gerenciamento de incidente: orienta que os incidentes sejam registrados, classificados e priorizados, que as ações adotadas para sua resolução sejam registradas e rastreáveis e que sejam definidas responsabilidades para seu tratamento, incluindo procedimento documentado para incidentes graves.</w:t>
             </w:r>
           </w:p>
           <w:p>
@@ -6596,15 +7311,15 @@
                 <w:sz w:val="18"/>
                 <w:szCs w:val="18"/>
               </w:rPr>
-              <w:t>C18:</w:t>
-            </w:r>
-            <w:r>
-              <w:rPr>
-                <w:rFonts w:ascii="Arial" w:hAnsi="Arial" w:cs="Arial"/>
-                <w:sz w:val="18"/>
-                <w:szCs w:val="18"/>
-              </w:rPr>
-              <w:t xml:space="preserve"> Decreto Estadual nº 47.278/2020, arts. 5º, XI e 6º, V e IN PRODERJ/PRE nº 07/2025, arts. 11 a 13, 17 e 18 e Anexo (itens 7.1, 8.1, 8.9.2.1, 8.14) — obrigatoriedade de inventário permanente de ativos e licenças, gestão de incidentes de segurança e SLA contratual no Poder Executivo Estadual.</w:t>
+              <w:t>C13: Decreto Estadual nº 47.278/2020, arts. 5º, XI e 6º, V e IN PRODERJ/PRE nº 07/2025, arts. 11 a 13, 17 e 18 e Anexo (itens 7.1, 8.1, 8.9.2.1, 8.14)</w:t>
+            </w:r>
+            <w:r>
+              <w:rPr>
+                <w:rFonts w:ascii="Arial" w:hAnsi="Arial" w:cs="Arial"/>
+                <w:sz w:val="18"/>
+                <w:szCs w:val="18"/>
+              </w:rPr>
+              <w:t xml:space="preserve"> — obrigatoriedade de inventário permanente de ativos e licenças, gestão de incidentes de segurança e SLA contratual no Poder Executivo Estadual.</w:t>
             </w:r>
           </w:p>
           <w:p>
@@ -6656,15 +7371,15 @@
                 <w:sz w:val="18"/>
                 <w:szCs w:val="18"/>
               </w:rPr>
-              <w:t>C19:</w:t>
-            </w:r>
-            <w:r>
-              <w:rPr>
-                <w:rFonts w:ascii="Arial" w:hAnsi="Arial" w:cs="Arial"/>
-                <w:sz w:val="18"/>
-                <w:szCs w:val="18"/>
-              </w:rPr>
-              <w:t xml:space="preserve"> Resolução CNJ nº 370/2021, arts. 18 a 21, 23 e 34, Resolução CNJ nº 396/2021, arts. 6º a 8º e Ato Normativo TJ nº 28/2022 — obrigatoriedade de catálogo de serviços de TIC, acordos de níveis de serviço com metas operacionais, inventário de ativos e gestão de incidentes no Poder Judiciário Estadual.</w:t>
+              <w:t>C14: Resolução CNJ nº 370/2021, arts. 18 a 21, 23 e 34, Resolução CNJ nº 396/2021, arts. 6º a 8º e Ato Normativo TJ nº 28/2022</w:t>
+            </w:r>
+            <w:r>
+              <w:rPr>
+                <w:rFonts w:ascii="Arial" w:hAnsi="Arial" w:cs="Arial"/>
+                <w:sz w:val="18"/>
+                <w:szCs w:val="18"/>
+              </w:rPr>
+              <w:t xml:space="preserve"> — obrigatoriedade de catálogo de serviços de TIC, acordos de níveis de serviço com metas operacionais, inventário de ativos e gestão de incidentes no Poder Judiciário Estadual.</w:t>
             </w:r>
           </w:p>
           <w:p>
@@ -6716,15 +7431,15 @@
                 <w:sz w:val="18"/>
                 <w:szCs w:val="18"/>
               </w:rPr>
-              <w:t>C20:</w:t>
-            </w:r>
-            <w:r>
-              <w:rPr>
-                <w:rFonts w:ascii="Arial" w:hAnsi="Arial" w:cs="Arial"/>
-                <w:sz w:val="18"/>
-                <w:szCs w:val="18"/>
-              </w:rPr>
-              <w:t xml:space="preserve"> Resolução CNMP nº 171/2017, arts. 14, 23, 26, 27 e 28, Resolução CNMP nº 294/2024 e Resoluções GPGJ nº 2.785/2026 e nº 2.757/2025 — obrigatoriedade de catálogo de serviços, ANS, inventário permanente de ativos e gestão de incidentes de serviços e segurança no Ministério Público Estadual.</w:t>
+              <w:t>C15: Resolução CNMP nº 171/2017, arts. 14, 23, 26, 27 e 28, Resolução CNMP nº 294/2024 e Resoluções GPGJ nº 2.785/2026 e nº 2.757/2025</w:t>
+            </w:r>
+            <w:r>
+              <w:rPr>
+                <w:rFonts w:ascii="Arial" w:hAnsi="Arial" w:cs="Arial"/>
+                <w:sz w:val="18"/>
+                <w:szCs w:val="18"/>
+              </w:rPr>
+              <w:t xml:space="preserve"> — obrigatoriedade de catálogo de serviços, ANS, inventário permanente de ativos e gestão de incidentes de serviços e segurança no Ministério Público Estadual.</w:t>
             </w:r>
           </w:p>
         </w:tc>
@@ -6778,15 +7493,7 @@
                 <w:sz w:val="18"/>
                 <w:szCs w:val="18"/>
               </w:rPr>
-              <w:t xml:space="preserve">a) S5.1 - Inexistência ou insuficiência do catálogo de serviços de TIC.: </w:t>
-            </w:r>
-            <w:r>
-              <w:rPr>
-                <w:rFonts w:ascii="Arial" w:hAnsi="Arial" w:cs="Arial"/>
-                <w:sz w:val="18"/>
-                <w:szCs w:val="18"/>
-              </w:rPr>
-              <w:t>resposta "Não" ou "N/A" em q2201ext[B] e q2201ext[C]; resposta "Não conforme" em q2201ext[B] e q2201ext[C], observada a composição lógica definida na Matriz de Procedimentos de Auditoria.</w:t>
+              <w:t>S5.1 - Inexistência ou insuficiência do catálogo de serviços de TIC</w:t>
             </w:r>
           </w:p>
           <w:p>
@@ -6802,19 +7509,10 @@
             <w:r>
               <w:rPr>
                 <w:rFonts w:ascii="Arial" w:hAnsi="Arial" w:cs="Arial"/>
-                <w:b/>
-                <w:sz w:val="18"/>
-                <w:szCs w:val="18"/>
-              </w:rPr>
-              <w:t xml:space="preserve">b) S5.2 - Ausência ou fragilidade na definição e no monitoramento de níveis mínimos de serviço de TIC.: </w:t>
-            </w:r>
-            <w:r>
-              <w:rPr>
-                <w:rFonts w:ascii="Arial" w:hAnsi="Arial" w:cs="Arial"/>
-                <w:sz w:val="18"/>
-                <w:szCs w:val="18"/>
-              </w:rPr>
-              <w:t>resposta "Não" ou "N/A" em q2201ext[A], q2201ext[D] e q2201ext[E]; resposta "Não conforme" em q2201ext[A], q2201ext[D] e q2201ext[E], observada a composição lógica definida na Matriz de Procedimentos de Auditoria.</w:t>
+                <w:sz w:val="18"/>
+                <w:szCs w:val="18"/>
+              </w:rPr>
+              <w:t>• resposta "Não" ou "N/A" em q2201ext[B] e q2201ext[C].</w:t>
             </w:r>
           </w:p>
           <w:p>
@@ -6830,20 +7528,23 @@
             <w:r>
               <w:rPr>
                 <w:rFonts w:ascii="Arial" w:hAnsi="Arial" w:cs="Arial"/>
-                <w:b/>
-                <w:sz w:val="18"/>
-                <w:szCs w:val="18"/>
-              </w:rPr>
-              <w:t xml:space="preserve">c) S5.3 - Inventário e controle de dispositivos e softwares de TIC inexistente ou insuficiente.: </w:t>
-            </w:r>
-            <w:r>
-              <w:rPr>
-                <w:rFonts w:ascii="Arial" w:hAnsi="Arial" w:cs="Arial"/>
-                <w:sz w:val="18"/>
-                <w:szCs w:val="18"/>
-              </w:rPr>
-              <w:t>resposta "Não" ou "N/A" em q2504ext[A] e q2504ext[B]; resposta "Não conforme" em q2504ext[A] e q2504ext[B], observada a composição lógica definida na Matriz de Procedimentos de Auditoria.</w:t>
-            </w:r>
+                <w:sz w:val="18"/>
+                <w:szCs w:val="18"/>
+              </w:rPr>
+              <w:t>• resposta "Não conforme" em q2201ext[B] e q2201ext[C].</w:t>
+            </w:r>
+          </w:p>
+          <w:p>
+            <w:pPr>
+              <w:jc w:val="both"/>
+              <w:rPr>
+                <w:rFonts w:ascii="Arial" w:eastAsia="Arial" w:hAnsi="Arial" w:cs="Arial"/>
+                <w:b/>
+                <w:bCs/>
+                <w:sz w:val="18"/>
+                <w:szCs w:val="18"/>
+              </w:rPr>
+            </w:pPr>
           </w:p>
           <w:p>
             <w:pPr>
@@ -6862,15 +7563,7 @@
                 <w:sz w:val="18"/>
                 <w:szCs w:val="18"/>
               </w:rPr>
-              <w:t xml:space="preserve">d) S5.4 - Ausência ou fragilidade do processo de gestão de configuração.: </w:t>
-            </w:r>
-            <w:r>
-              <w:rPr>
-                <w:rFonts w:ascii="Arial" w:hAnsi="Arial" w:cs="Arial"/>
-                <w:sz w:val="18"/>
-                <w:szCs w:val="18"/>
-              </w:rPr>
-              <w:t>resposta "Não" ou "N/A" em q2203ext[A] e q2203ext[C]; resposta "Não conforme" em q2203ext[A] e q2203ext[C], observada a composição lógica definida na Matriz de Procedimentos de Auditoria.</w:t>
+              <w:t>S5.2 - Ausência ou fragilidade na definição e no monitoramento de níveis mínimos de serviço de TIC</w:t>
             </w:r>
           </w:p>
           <w:p>
@@ -6886,19 +7579,239 @@
             <w:r>
               <w:rPr>
                 <w:rFonts w:ascii="Arial" w:hAnsi="Arial" w:cs="Arial"/>
-                <w:b/>
-                <w:sz w:val="18"/>
-                <w:szCs w:val="18"/>
-              </w:rPr>
-              <w:t xml:space="preserve">e) S5.5 - Inexistência ou fragilidade do processo de gestão de incidentes de TIC.: </w:t>
-            </w:r>
-            <w:r>
-              <w:rPr>
-                <w:rFonts w:ascii="Arial" w:hAnsi="Arial" w:cs="Arial"/>
-                <w:sz w:val="18"/>
-                <w:szCs w:val="18"/>
-              </w:rPr>
-              <w:t>resposta "Não" ou "N/A" em q2204ext[A], q2204ext[D] e q2204ext[E]; resposta "Não conforme" em q2204ext[A], q2204ext[D] e q2204ext[E], observada a composição lógica definida na Matriz de Procedimentos de Auditoria.</w:t>
+                <w:sz w:val="18"/>
+                <w:szCs w:val="18"/>
+              </w:rPr>
+              <w:t>• resposta "Não" ou "N/A" em q2201ext[A], q2201ext[D] e q2201ext[E].</w:t>
+            </w:r>
+          </w:p>
+          <w:p>
+            <w:pPr>
+              <w:spacing w:after="60"/>
+              <w:jc w:val="both"/>
+              <w:rPr>
+                <w:rFonts w:ascii="Arial" w:hAnsi="Arial" w:cs="Arial"/>
+                <w:sz w:val="18"/>
+                <w:szCs w:val="18"/>
+              </w:rPr>
+            </w:pPr>
+            <w:r>
+              <w:rPr>
+                <w:rFonts w:ascii="Arial" w:hAnsi="Arial" w:cs="Arial"/>
+                <w:sz w:val="18"/>
+                <w:szCs w:val="18"/>
+              </w:rPr>
+              <w:t>• resposta "Não conforme" em q2201ext[A], q2201ext[D] e q2201ext[E].</w:t>
+            </w:r>
+          </w:p>
+          <w:p>
+            <w:pPr>
+              <w:jc w:val="both"/>
+              <w:rPr>
+                <w:rFonts w:ascii="Arial" w:eastAsia="Arial" w:hAnsi="Arial" w:cs="Arial"/>
+                <w:b/>
+                <w:bCs/>
+                <w:sz w:val="18"/>
+                <w:szCs w:val="18"/>
+              </w:rPr>
+            </w:pPr>
+          </w:p>
+          <w:p>
+            <w:pPr>
+              <w:spacing w:after="60"/>
+              <w:jc w:val="both"/>
+              <w:rPr>
+                <w:rFonts w:ascii="Arial" w:hAnsi="Arial" w:cs="Arial"/>
+                <w:sz w:val="18"/>
+                <w:szCs w:val="18"/>
+              </w:rPr>
+            </w:pPr>
+            <w:r>
+              <w:rPr>
+                <w:rFonts w:ascii="Arial" w:hAnsi="Arial" w:cs="Arial"/>
+                <w:b/>
+                <w:sz w:val="18"/>
+                <w:szCs w:val="18"/>
+              </w:rPr>
+              <w:t>S5.3 - Inventário e controle de dispositivos e softwares de TIC inexistente ou insuficiente</w:t>
+            </w:r>
+          </w:p>
+          <w:p>
+            <w:pPr>
+              <w:spacing w:after="60"/>
+              <w:jc w:val="both"/>
+              <w:rPr>
+                <w:rFonts w:ascii="Arial" w:hAnsi="Arial" w:cs="Arial"/>
+                <w:sz w:val="18"/>
+                <w:szCs w:val="18"/>
+              </w:rPr>
+            </w:pPr>
+            <w:r>
+              <w:rPr>
+                <w:rFonts w:ascii="Arial" w:hAnsi="Arial" w:cs="Arial"/>
+                <w:sz w:val="18"/>
+                <w:szCs w:val="18"/>
+              </w:rPr>
+              <w:t>• resposta "Não" ou "N/A" em q2504ext[A] e q2504ext[B].</w:t>
+            </w:r>
+          </w:p>
+          <w:p>
+            <w:pPr>
+              <w:spacing w:after="60"/>
+              <w:jc w:val="both"/>
+              <w:rPr>
+                <w:rFonts w:ascii="Arial" w:hAnsi="Arial" w:cs="Arial"/>
+                <w:sz w:val="18"/>
+                <w:szCs w:val="18"/>
+              </w:rPr>
+            </w:pPr>
+            <w:r>
+              <w:rPr>
+                <w:rFonts w:ascii="Arial" w:hAnsi="Arial" w:cs="Arial"/>
+                <w:sz w:val="18"/>
+                <w:szCs w:val="18"/>
+              </w:rPr>
+              <w:t>• resposta "Não conforme" em q2504ext[A] e q2504ext[B].</w:t>
+            </w:r>
+          </w:p>
+          <w:p>
+            <w:pPr>
+              <w:jc w:val="both"/>
+              <w:rPr>
+                <w:rFonts w:ascii="Arial" w:eastAsia="Arial" w:hAnsi="Arial" w:cs="Arial"/>
+                <w:b/>
+                <w:bCs/>
+                <w:sz w:val="18"/>
+                <w:szCs w:val="18"/>
+              </w:rPr>
+            </w:pPr>
+          </w:p>
+          <w:p>
+            <w:pPr>
+              <w:spacing w:after="60"/>
+              <w:jc w:val="both"/>
+              <w:rPr>
+                <w:rFonts w:ascii="Arial" w:hAnsi="Arial" w:cs="Arial"/>
+                <w:sz w:val="18"/>
+                <w:szCs w:val="18"/>
+              </w:rPr>
+            </w:pPr>
+            <w:r>
+              <w:rPr>
+                <w:rFonts w:ascii="Arial" w:hAnsi="Arial" w:cs="Arial"/>
+                <w:b/>
+                <w:sz w:val="18"/>
+                <w:szCs w:val="18"/>
+              </w:rPr>
+              <w:t>S5.4 - Ausência ou fragilidade do processo de gestão de configuração</w:t>
+            </w:r>
+          </w:p>
+          <w:p>
+            <w:pPr>
+              <w:spacing w:after="60"/>
+              <w:jc w:val="both"/>
+              <w:rPr>
+                <w:rFonts w:ascii="Arial" w:hAnsi="Arial" w:cs="Arial"/>
+                <w:sz w:val="18"/>
+                <w:szCs w:val="18"/>
+              </w:rPr>
+            </w:pPr>
+            <w:r>
+              <w:rPr>
+                <w:rFonts w:ascii="Arial" w:hAnsi="Arial" w:cs="Arial"/>
+                <w:sz w:val="18"/>
+                <w:szCs w:val="18"/>
+              </w:rPr>
+              <w:t>• resposta "Não" ou "N/A" em q2203ext[A] e q2203ext[C].</w:t>
+            </w:r>
+          </w:p>
+          <w:p>
+            <w:pPr>
+              <w:spacing w:after="60"/>
+              <w:jc w:val="both"/>
+              <w:rPr>
+                <w:rFonts w:ascii="Arial" w:hAnsi="Arial" w:cs="Arial"/>
+                <w:sz w:val="18"/>
+                <w:szCs w:val="18"/>
+              </w:rPr>
+            </w:pPr>
+            <w:r>
+              <w:rPr>
+                <w:rFonts w:ascii="Arial" w:hAnsi="Arial" w:cs="Arial"/>
+                <w:sz w:val="18"/>
+                <w:szCs w:val="18"/>
+              </w:rPr>
+              <w:t>• resposta "Não conforme" em q2203ext[A] e q2203ext[C].</w:t>
+            </w:r>
+          </w:p>
+          <w:p>
+            <w:pPr>
+              <w:jc w:val="both"/>
+              <w:rPr>
+                <w:rFonts w:ascii="Arial" w:eastAsia="Arial" w:hAnsi="Arial" w:cs="Arial"/>
+                <w:b/>
+                <w:bCs/>
+                <w:sz w:val="18"/>
+                <w:szCs w:val="18"/>
+              </w:rPr>
+            </w:pPr>
+          </w:p>
+          <w:p>
+            <w:pPr>
+              <w:spacing w:after="60"/>
+              <w:jc w:val="both"/>
+              <w:rPr>
+                <w:rFonts w:ascii="Arial" w:hAnsi="Arial" w:cs="Arial"/>
+                <w:sz w:val="18"/>
+                <w:szCs w:val="18"/>
+              </w:rPr>
+            </w:pPr>
+            <w:r>
+              <w:rPr>
+                <w:rFonts w:ascii="Arial" w:hAnsi="Arial" w:cs="Arial"/>
+                <w:b/>
+                <w:sz w:val="18"/>
+                <w:szCs w:val="18"/>
+              </w:rPr>
+              <w:t>S5.5 - Inexistência ou fragilidade do processo de gestão de incidentes de TIC</w:t>
+            </w:r>
+          </w:p>
+          <w:p>
+            <w:pPr>
+              <w:spacing w:after="60"/>
+              <w:jc w:val="both"/>
+              <w:rPr>
+                <w:rFonts w:ascii="Arial" w:hAnsi="Arial" w:cs="Arial"/>
+                <w:sz w:val="18"/>
+                <w:szCs w:val="18"/>
+              </w:rPr>
+            </w:pPr>
+            <w:r>
+              <w:rPr>
+                <w:rFonts w:ascii="Arial" w:hAnsi="Arial" w:cs="Arial"/>
+                <w:sz w:val="18"/>
+                <w:szCs w:val="18"/>
+              </w:rPr>
+              <w:t>• resposta "Não" ou "N/A" em q2204ext[A], q2204ext[D] e q2204ext[E].</w:t>
+            </w:r>
+          </w:p>
+          <w:p>
+            <w:pPr>
+              <w:spacing w:after="60"/>
+              <w:jc w:val="both"/>
+              <w:rPr>
+                <w:rFonts w:ascii="Arial" w:hAnsi="Arial" w:cs="Arial"/>
+                <w:sz w:val="18"/>
+                <w:szCs w:val="18"/>
+              </w:rPr>
+            </w:pPr>
+            <w:r>
+              <w:rPr>
+                <w:rFonts w:ascii="Arial" w:hAnsi="Arial" w:cs="Arial"/>
+                <w:sz w:val="18"/>
+                <w:szCs w:val="18"/>
+              </w:rPr>
+              <w:t>• resposta "Não conforme" em q2204ext[A], q2204ext[D] e q2204ext[E].</w:t>
             </w:r>
           </w:p>
         </w:tc>
@@ -7098,6 +8011,53 @@
               <w:rPr>
                 <w:rFonts w:ascii="Arial" w:hAnsi="Arial" w:cs="Arial"/>
                 <w:b/>
+                <w:sz w:val="18"/>
+                <w:szCs w:val="18"/>
+              </w:rPr>
+              <w:t>Inexistência ou insuficiência do catálogo de serviços de TIC</w:t>
+            </w:r>
+          </w:p>
+          <w:p>
+            <w:pPr>
+              <w:jc w:val="both"/>
+              <w:rPr>
+                <w:rFonts w:ascii="Arial" w:hAnsi="Arial" w:cs="Arial"/>
+                <w:sz w:val="18"/>
+                <w:szCs w:val="18"/>
+              </w:rPr>
+            </w:pPr>
+            <w:r>
+              <w:rPr>
+                <w:rFonts w:ascii="Arial" w:hAnsi="Arial" w:cs="Arial"/>
+                <w:b/>
+                <w:sz w:val="18"/>
+                <w:szCs w:val="18"/>
+              </w:rPr>
+              <w:t>Demais jurisdicionados e Poder Executivo Estadual</w:t>
+            </w:r>
+          </w:p>
+          <w:p>
+            <w:pPr>
+              <w:jc w:val="both"/>
+              <w:rPr>
+                <w:rFonts w:ascii="Arial" w:hAnsi="Arial" w:cs="Arial"/>
+                <w:sz w:val="18"/>
+                <w:szCs w:val="18"/>
+              </w:rPr>
+              <w:ind w:left="360" w:hanging="180"/>
+            </w:pPr>
+            <w:r>
+              <w:rPr>
+                <w:rFonts w:ascii="Arial" w:hAnsi="Arial" w:cs="Arial"/>
+                <w:sz w:val="18"/>
+                <w:szCs w:val="18"/>
+              </w:rPr>
+              <w:t xml:space="preserve">• </w:t>
+            </w:r>
+            <w:r>
+              <w:rPr>
+                <w:rFonts w:ascii="Arial" w:hAnsi="Arial" w:cs="Arial"/>
+                <w:b/>
                 <w:bCs/>
                 <w:sz w:val="18"/>
                 <w:szCs w:val="18"/>
@@ -7111,12 +8071,47 @@
                 <w:sz w:val="18"/>
                 <w:szCs w:val="18"/>
               </w:rPr>
-              <w:t xml:space="preserve"> para que institua e mantenha atualizado catálogo de serviços de TIC, atentando-se, minimamente, em identificar os serviços efetivamente prestados, seus responsáveis, usuários, condições de acesso e informações necessárias ao atendimento das áreas demandantes [S5.1].</w:t>
-            </w:r>
-          </w:p>
-          <w:p>
-            <w:pPr>
-              <w:jc w:val="both"/>
+              <w:t xml:space="preserve"> para que institua e mantenha atualizado catálogo de serviços de TIC, atentando-se, minimamente, em identificar os serviços efetivamente prestados, seus responsáveis, usuários, condições de acesso e informações necessárias ao atendimento das áreas demandantes [S5.1, C1, C6, C10, C13].</w:t>
+            </w:r>
+          </w:p>
+          <w:p>
+            <w:pPr>
+              <w:jc w:val="both"/>
+              <w:rPr>
+                <w:rFonts w:ascii="Arial" w:hAnsi="Arial" w:cs="Arial"/>
+                <w:sz w:val="18"/>
+                <w:szCs w:val="18"/>
+              </w:rPr>
+            </w:pPr>
+            <w:r>
+              <w:rPr>
+                <w:rFonts w:ascii="Arial" w:hAnsi="Arial" w:cs="Arial"/>
+                <w:b/>
+                <w:sz w:val="18"/>
+                <w:szCs w:val="18"/>
+              </w:rPr>
+              <w:t>Poder Judiciário Estadual e Ministério Público Estadual</w:t>
+            </w:r>
+          </w:p>
+          <w:p>
+            <w:pPr>
+              <w:jc w:val="both"/>
+              <w:rPr>
+                <w:rFonts w:ascii="Arial" w:hAnsi="Arial" w:cs="Arial"/>
+                <w:sz w:val="18"/>
+                <w:szCs w:val="18"/>
+              </w:rPr>
+              <w:ind w:left="360" w:hanging="180"/>
+            </w:pPr>
+            <w:r>
+              <w:rPr>
+                <w:rFonts w:ascii="Arial" w:hAnsi="Arial" w:cs="Arial"/>
+                <w:sz w:val="18"/>
+                <w:szCs w:val="18"/>
+              </w:rPr>
+              <w:t xml:space="preserve">• </w:t>
+            </w:r>
+            <w:r>
               <w:rPr>
                 <w:rFonts w:ascii="Arial" w:hAnsi="Arial" w:cs="Arial"/>
                 <w:b/>
@@ -7125,17 +8120,83 @@
                 <w:szCs w:val="18"/>
                 <w:u w:val="single"/>
               </w:rPr>
-            </w:pPr>
-          </w:p>
-          <w:p>
-            <w:pPr>
-              <w:jc w:val="both"/>
-              <w:rPr>
-                <w:rFonts w:ascii="Arial" w:hAnsi="Arial" w:cs="Arial"/>
-                <w:sz w:val="18"/>
-                <w:szCs w:val="18"/>
-              </w:rPr>
-            </w:pPr>
+              <w:t>Comunicação com Determinação</w:t>
+            </w:r>
+            <w:r>
+              <w:rPr>
+                <w:rFonts w:ascii="Arial" w:hAnsi="Arial" w:cs="Arial"/>
+                <w:sz w:val="18"/>
+                <w:szCs w:val="18"/>
+              </w:rPr>
+              <w:t xml:space="preserve"> para que institua e mantenha atualizado catálogo de serviços de TIC, atentando-se, minimamente, em identificar os serviços efetivamente prestados, seus responsáveis, usuários, condições de acesso e informações necessárias ao atendimento das áreas demandantes [S5.1, C1, C10, C14, C15].</w:t>
+            </w:r>
+          </w:p>
+          <w:p>
+            <w:pPr>
+              <w:jc w:val="both"/>
+              <w:rPr>
+                <w:rFonts w:ascii="Arial" w:hAnsi="Arial" w:cs="Arial"/>
+                <w:sz w:val="18"/>
+                <w:szCs w:val="18"/>
+              </w:rPr>
+            </w:pPr>
+          </w:p>
+          <w:p>
+            <w:pPr>
+              <w:jc w:val="both"/>
+              <w:rPr>
+                <w:rFonts w:ascii="Arial" w:hAnsi="Arial" w:cs="Arial"/>
+                <w:sz w:val="18"/>
+                <w:szCs w:val="18"/>
+              </w:rPr>
+            </w:pPr>
+            <w:r>
+              <w:rPr>
+                <w:rFonts w:ascii="Arial" w:hAnsi="Arial" w:cs="Arial"/>
+                <w:b/>
+                <w:sz w:val="18"/>
+                <w:szCs w:val="18"/>
+              </w:rPr>
+              <w:t>Ausência ou fragilidade na definição e no monitoramento de níveis mínimos de serviço de TIC</w:t>
+            </w:r>
+          </w:p>
+          <w:p>
+            <w:pPr>
+              <w:jc w:val="both"/>
+              <w:rPr>
+                <w:rFonts w:ascii="Arial" w:hAnsi="Arial" w:cs="Arial"/>
+                <w:sz w:val="18"/>
+                <w:szCs w:val="18"/>
+              </w:rPr>
+            </w:pPr>
+            <w:r>
+              <w:rPr>
+                <w:rFonts w:ascii="Arial" w:hAnsi="Arial" w:cs="Arial"/>
+                <w:b/>
+                <w:sz w:val="18"/>
+                <w:szCs w:val="18"/>
+              </w:rPr>
+              <w:t>Demais jurisdicionados e Poder Executivo Estadual</w:t>
+            </w:r>
+          </w:p>
+          <w:p>
+            <w:pPr>
+              <w:jc w:val="both"/>
+              <w:rPr>
+                <w:rFonts w:ascii="Arial" w:hAnsi="Arial" w:cs="Arial"/>
+                <w:sz w:val="18"/>
+                <w:szCs w:val="18"/>
+              </w:rPr>
+              <w:ind w:left="360" w:hanging="180"/>
+            </w:pPr>
+            <w:r>
+              <w:rPr>
+                <w:rFonts w:ascii="Arial" w:hAnsi="Arial" w:cs="Arial"/>
+                <w:sz w:val="18"/>
+                <w:szCs w:val="18"/>
+              </w:rPr>
+              <w:t xml:space="preserve">• </w:t>
+            </w:r>
             <w:r>
               <w:rPr>
                 <w:rFonts w:ascii="Arial" w:hAnsi="Arial" w:cs="Arial"/>
@@ -7145,26 +8206,54 @@
                 <w:szCs w:val="18"/>
                 <w:u w:val="single"/>
               </w:rPr>
-              <w:t>Poder Executivo Estadual</w:t>
-            </w:r>
-            <w:r>
-              <w:rPr>
-                <w:rFonts w:ascii="Arial" w:hAnsi="Arial" w:cs="Arial"/>
-                <w:sz w:val="18"/>
-                <w:szCs w:val="18"/>
-              </w:rPr>
-              <w:t xml:space="preserve"> — Recomendação para que institua e mantenha atualizado catálogo de serviços de TIC, atentando-se, minimamente, em identificar os serviços efetivamente prestados, seus responsáveis, usuários, condições de acesso e informações necessárias ao atendimento das áreas demandantes [S5.1].</w:t>
-            </w:r>
-          </w:p>
-          <w:p>
-            <w:pPr>
-              <w:jc w:val="both"/>
-              <w:rPr>
-                <w:rFonts w:ascii="Arial" w:hAnsi="Arial" w:cs="Arial"/>
-                <w:sz w:val="18"/>
-                <w:szCs w:val="18"/>
-              </w:rPr>
-            </w:pPr>
+              <w:t>Comunicação com Recomendação</w:t>
+            </w:r>
+            <w:r>
+              <w:rPr>
+                <w:rFonts w:ascii="Arial" w:hAnsi="Arial" w:cs="Arial"/>
+                <w:sz w:val="18"/>
+                <w:szCs w:val="18"/>
+              </w:rPr>
+              <w:t xml:space="preserve"> para que defina, acorde e monitore níveis de serviço para os serviços de TIC relevantes, estabelecendo metas e mecanismos de acompanhamento de seu cumprimento [S5.2, C2, C9, C13].</w:t>
+            </w:r>
+          </w:p>
+          <w:p>
+            <w:pPr>
+              <w:jc w:val="both"/>
+              <w:rPr>
+                <w:rFonts w:ascii="Arial" w:hAnsi="Arial" w:cs="Arial"/>
+                <w:sz w:val="18"/>
+                <w:szCs w:val="18"/>
+              </w:rPr>
+            </w:pPr>
+            <w:r>
+              <w:rPr>
+                <w:rFonts w:ascii="Arial" w:hAnsi="Arial" w:cs="Arial"/>
+                <w:b/>
+                <w:sz w:val="18"/>
+                <w:szCs w:val="18"/>
+              </w:rPr>
+              <w:t>Poder Judiciário Estadual e Ministério Público Estadual</w:t>
+            </w:r>
+          </w:p>
+          <w:p>
+            <w:pPr>
+              <w:jc w:val="both"/>
+              <w:rPr>
+                <w:rFonts w:ascii="Arial" w:hAnsi="Arial" w:cs="Arial"/>
+                <w:sz w:val="18"/>
+                <w:szCs w:val="18"/>
+              </w:rPr>
+              <w:ind w:left="360" w:hanging="180"/>
+            </w:pPr>
+            <w:r>
+              <w:rPr>
+                <w:rFonts w:ascii="Arial" w:hAnsi="Arial" w:cs="Arial"/>
+                <w:sz w:val="18"/>
+                <w:szCs w:val="18"/>
+              </w:rPr>
+              <w:t xml:space="preserve">• </w:t>
+            </w:r>
             <w:r>
               <w:rPr>
                 <w:rFonts w:ascii="Arial" w:hAnsi="Arial" w:cs="Arial"/>
@@ -7174,26 +8263,64 @@
                 <w:szCs w:val="18"/>
                 <w:u w:val="single"/>
               </w:rPr>
-              <w:t>Poder Judiciário Estadual</w:t>
-            </w:r>
-            <w:r>
-              <w:rPr>
-                <w:rFonts w:ascii="Arial" w:hAnsi="Arial" w:cs="Arial"/>
-                <w:sz w:val="18"/>
-                <w:szCs w:val="18"/>
-              </w:rPr>
-              <w:t xml:space="preserve"> — Determinação para que institua e mantenha atualizado catálogo de serviços de TIC, atentando-se, minimamente, em identificar os serviços efetivamente prestados, seus responsáveis, usuários, condições de acesso e informações necessárias ao atendimento das áreas demandantes [S5.1].</w:t>
-            </w:r>
-          </w:p>
-          <w:p>
-            <w:pPr>
-              <w:jc w:val="both"/>
-              <w:rPr>
-                <w:rFonts w:ascii="Arial" w:hAnsi="Arial" w:cs="Arial"/>
-                <w:sz w:val="18"/>
-                <w:szCs w:val="18"/>
-              </w:rPr>
-            </w:pPr>
+              <w:t>Comunicação com Determinação</w:t>
+            </w:r>
+            <w:r>
+              <w:rPr>
+                <w:rFonts w:ascii="Arial" w:hAnsi="Arial" w:cs="Arial"/>
+                <w:sz w:val="18"/>
+                <w:szCs w:val="18"/>
+              </w:rPr>
+              <w:t xml:space="preserve"> para que defina, acorde e monitore níveis de serviço para os serviços de TIC relevantes, estabelecendo metas e mecanismos de acompanhamento de seu cumprimento [S5.2, C2, C14, C15].</w:t>
+            </w:r>
+          </w:p>
+          <w:p>
+            <w:pPr>
+              <w:jc w:val="both"/>
+              <w:rPr>
+                <w:rFonts w:ascii="Arial" w:hAnsi="Arial" w:cs="Arial"/>
+                <w:sz w:val="18"/>
+                <w:szCs w:val="18"/>
+              </w:rPr>
+            </w:pPr>
+          </w:p>
+          <w:p>
+            <w:pPr>
+              <w:jc w:val="both"/>
+              <w:rPr>
+                <w:rFonts w:ascii="Arial" w:hAnsi="Arial" w:cs="Arial"/>
+                <w:sz w:val="18"/>
+                <w:szCs w:val="18"/>
+              </w:rPr>
+            </w:pPr>
+            <w:r>
+              <w:rPr>
+                <w:rFonts w:ascii="Arial" w:hAnsi="Arial" w:cs="Arial"/>
+                <w:b/>
+                <w:sz w:val="18"/>
+                <w:szCs w:val="18"/>
+              </w:rPr>
+              <w:t>Inventário e controle de dispositivos e softwares de TIC inexistente ou insuficiente</w:t>
+            </w:r>
+          </w:p>
+          <w:p>
+            <w:pPr>
+              <w:jc w:val="both"/>
+              <w:rPr>
+                <w:rFonts w:ascii="Arial" w:hAnsi="Arial" w:cs="Arial"/>
+                <w:sz w:val="18"/>
+                <w:szCs w:val="18"/>
+              </w:rPr>
+              <w:ind w:left="360" w:hanging="180"/>
+            </w:pPr>
+            <w:r>
+              <w:rPr>
+                <w:rFonts w:ascii="Arial" w:hAnsi="Arial" w:cs="Arial"/>
+                <w:sz w:val="18"/>
+                <w:szCs w:val="18"/>
+              </w:rPr>
+              <w:t xml:space="preserve">• </w:t>
+            </w:r>
             <w:r>
               <w:rPr>
                 <w:rFonts w:ascii="Arial" w:hAnsi="Arial" w:cs="Arial"/>
@@ -7203,26 +8330,54 @@
                 <w:szCs w:val="18"/>
                 <w:u w:val="single"/>
               </w:rPr>
-              <w:t>Ministério Público Estadual</w:t>
-            </w:r>
-            <w:r>
-              <w:rPr>
-                <w:rFonts w:ascii="Arial" w:hAnsi="Arial" w:cs="Arial"/>
-                <w:sz w:val="18"/>
-                <w:szCs w:val="18"/>
-              </w:rPr>
-              <w:t xml:space="preserve"> — Determinação para que institua e mantenha atualizado catálogo de serviços de TIC, atentando-se, minimamente, em identificar os serviços efetivamente prestados, seus responsáveis, usuários, condições de acesso e informações necessárias ao atendimento das áreas demandantes [S5.1].</w:t>
-            </w:r>
-          </w:p>
-          <w:p>
-            <w:pPr>
-              <w:jc w:val="both"/>
-              <w:rPr>
-                <w:rFonts w:ascii="Arial" w:hAnsi="Arial" w:cs="Arial"/>
-                <w:sz w:val="18"/>
-                <w:szCs w:val="18"/>
-              </w:rPr>
-            </w:pPr>
+              <w:t>Comunicação com Recomendação</w:t>
+            </w:r>
+            <w:r>
+              <w:rPr>
+                <w:rFonts w:ascii="Arial" w:hAnsi="Arial" w:cs="Arial"/>
+                <w:sz w:val="18"/>
+                <w:szCs w:val="18"/>
+              </w:rPr>
+              <w:t xml:space="preserve"> para que estabeleça e mantenha inventário atualizado dos ativos tecnológicos sob gestão da organização, contemplando, minimamente, os dispositivos e softwares utilizados, com informações suficientes para sua identificação e controle [S5.3, C3, C7].</w:t>
+            </w:r>
+          </w:p>
+          <w:p>
+            <w:pPr>
+              <w:jc w:val="both"/>
+              <w:rPr>
+                <w:rFonts w:ascii="Arial" w:hAnsi="Arial" w:cs="Arial"/>
+                <w:sz w:val="18"/>
+                <w:szCs w:val="18"/>
+              </w:rPr>
+            </w:pPr>
+            <w:r>
+              <w:rPr>
+                <w:rFonts w:ascii="Arial" w:hAnsi="Arial" w:cs="Arial"/>
+                <w:b/>
+                <w:sz w:val="18"/>
+                <w:szCs w:val="18"/>
+              </w:rPr>
+              <w:t>Poder Executivo Estadual, Poder Judiciário Estadual e Ministério Público Estadual</w:t>
+            </w:r>
+          </w:p>
+          <w:p>
+            <w:pPr>
+              <w:jc w:val="both"/>
+              <w:rPr>
+                <w:rFonts w:ascii="Arial" w:hAnsi="Arial" w:cs="Arial"/>
+                <w:sz w:val="18"/>
+                <w:szCs w:val="18"/>
+              </w:rPr>
+              <w:ind w:left="360" w:hanging="180"/>
+            </w:pPr>
+            <w:r>
+              <w:rPr>
+                <w:rFonts w:ascii="Arial" w:hAnsi="Arial" w:cs="Arial"/>
+                <w:sz w:val="18"/>
+                <w:szCs w:val="18"/>
+              </w:rPr>
+              <w:t xml:space="preserve">• </w:t>
+            </w:r>
             <w:r>
               <w:rPr>
                 <w:rFonts w:ascii="Arial" w:hAnsi="Arial" w:cs="Arial"/>
@@ -7232,6 +8387,73 @@
                 <w:szCs w:val="18"/>
                 <w:u w:val="single"/>
               </w:rPr>
+              <w:t>Comunicação com Determinação</w:t>
+            </w:r>
+            <w:r>
+              <w:rPr>
+                <w:rFonts w:ascii="Arial" w:hAnsi="Arial" w:cs="Arial"/>
+                <w:sz w:val="18"/>
+                <w:szCs w:val="18"/>
+              </w:rPr>
+              <w:t xml:space="preserve"> para que estabeleça e mantenha inventário atualizado dos ativos tecnológicos sob gestão da organização, contemplando, minimamente, os dispositivos e softwares utilizados, com informações suficientes para sua identificação e controle [S5.3, C3, C13, C14, C15].</w:t>
+            </w:r>
+          </w:p>
+          <w:p>
+            <w:pPr>
+              <w:jc w:val="both"/>
+              <w:rPr>
+                <w:rFonts w:ascii="Arial" w:hAnsi="Arial" w:cs="Arial"/>
+                <w:sz w:val="18"/>
+                <w:szCs w:val="18"/>
+              </w:rPr>
+            </w:pPr>
+          </w:p>
+          <w:p>
+            <w:pPr>
+              <w:jc w:val="both"/>
+              <w:rPr>
+                <w:rFonts w:ascii="Arial" w:hAnsi="Arial" w:cs="Arial"/>
+                <w:sz w:val="18"/>
+                <w:szCs w:val="18"/>
+              </w:rPr>
+            </w:pPr>
+            <w:r>
+              <w:rPr>
+                <w:rFonts w:ascii="Arial" w:hAnsi="Arial" w:cs="Arial"/>
+                <w:b/>
+                <w:sz w:val="18"/>
+                <w:szCs w:val="18"/>
+              </w:rPr>
+              <w:t>Ausência ou fragilidade do processo de gestão de configuração</w:t>
+            </w:r>
+          </w:p>
+          <w:p>
+            <w:pPr>
+              <w:jc w:val="both"/>
+              <w:rPr>
+                <w:rFonts w:ascii="Arial" w:hAnsi="Arial" w:cs="Arial"/>
+                <w:sz w:val="18"/>
+                <w:szCs w:val="18"/>
+              </w:rPr>
+              <w:ind w:left="360" w:hanging="180"/>
+            </w:pPr>
+            <w:r>
+              <w:rPr>
+                <w:rFonts w:ascii="Arial" w:hAnsi="Arial" w:cs="Arial"/>
+                <w:sz w:val="18"/>
+                <w:szCs w:val="18"/>
+              </w:rPr>
+              <w:t xml:space="preserve">• </w:t>
+            </w:r>
+            <w:r>
+              <w:rPr>
+                <w:rFonts w:ascii="Arial" w:hAnsi="Arial" w:cs="Arial"/>
+                <w:b/>
+                <w:bCs/>
+                <w:sz w:val="18"/>
+                <w:szCs w:val="18"/>
+                <w:u w:val="single"/>
+              </w:rPr>
               <w:t>Comunicação com Recomendação</w:t>
             </w:r>
             <w:r>
@@ -7240,12 +8462,57 @@
                 <w:sz w:val="18"/>
                 <w:szCs w:val="18"/>
               </w:rPr>
-              <w:t xml:space="preserve"> para que defina, acorde e monitore níveis de serviço para os serviços de TIC relevantes, estabelecendo metas e mecanismos de acompanhamento de seu cumprimento [S5.2].</w:t>
-            </w:r>
-          </w:p>
-          <w:p>
-            <w:pPr>
-              <w:jc w:val="both"/>
+              <w:t xml:space="preserve"> para que formalize e execute processo de gestão de configuração, atentando-se, minimamente, em manter base, ferramenta ou registro equivalente com os itens de configuração relevantes, seus responsáveis e os relacionamentos entre ativos [S5.4, C4, C7, C11, C13, C14, C15].</w:t>
+            </w:r>
+          </w:p>
+          <w:p>
+            <w:pPr>
+              <w:jc w:val="both"/>
+              <w:rPr>
+                <w:rFonts w:ascii="Arial" w:hAnsi="Arial" w:cs="Arial"/>
+                <w:sz w:val="18"/>
+                <w:szCs w:val="18"/>
+              </w:rPr>
+            </w:pPr>
+          </w:p>
+          <w:p>
+            <w:pPr>
+              <w:jc w:val="both"/>
+              <w:rPr>
+                <w:rFonts w:ascii="Arial" w:hAnsi="Arial" w:cs="Arial"/>
+                <w:sz w:val="18"/>
+                <w:szCs w:val="18"/>
+              </w:rPr>
+            </w:pPr>
+            <w:r>
+              <w:rPr>
+                <w:rFonts w:ascii="Arial" w:hAnsi="Arial" w:cs="Arial"/>
+                <w:b/>
+                <w:sz w:val="18"/>
+                <w:szCs w:val="18"/>
+              </w:rPr>
+              <w:t>Inexistência ou fragilidade do processo de gestão de incidentes de TIC</w:t>
+            </w:r>
+          </w:p>
+          <w:p>
+            <w:pPr>
+              <w:jc w:val="both"/>
+              <w:rPr>
+                <w:rFonts w:ascii="Arial" w:hAnsi="Arial" w:cs="Arial"/>
+                <w:sz w:val="18"/>
+                <w:szCs w:val="18"/>
+              </w:rPr>
+              <w:ind w:left="360" w:hanging="180"/>
+            </w:pPr>
+            <w:r>
+              <w:rPr>
+                <w:rFonts w:ascii="Arial" w:hAnsi="Arial" w:cs="Arial"/>
+                <w:sz w:val="18"/>
+                <w:szCs w:val="18"/>
+              </w:rPr>
+              <w:t xml:space="preserve">• </w:t>
+            </w:r>
+            <w:r>
               <w:rPr>
                 <w:rFonts w:ascii="Arial" w:hAnsi="Arial" w:cs="Arial"/>
                 <w:b/>
@@ -7254,17 +8521,54 @@
                 <w:szCs w:val="18"/>
                 <w:u w:val="single"/>
               </w:rPr>
-            </w:pPr>
-          </w:p>
-          <w:p>
-            <w:pPr>
-              <w:jc w:val="both"/>
-              <w:rPr>
-                <w:rFonts w:ascii="Arial" w:hAnsi="Arial" w:cs="Arial"/>
-                <w:sz w:val="18"/>
-                <w:szCs w:val="18"/>
-              </w:rPr>
-            </w:pPr>
+              <w:t>Comunicação com Recomendação</w:t>
+            </w:r>
+            <w:r>
+              <w:rPr>
+                <w:rFonts w:ascii="Arial" w:hAnsi="Arial" w:cs="Arial"/>
+                <w:sz w:val="18"/>
+                <w:szCs w:val="18"/>
+              </w:rPr>
+              <w:t xml:space="preserve"> para que formalize e execute processo de gestão de incidentes de TIC, atentando-se, minimamente, em definir papéis, critérios de priorização e escalamento, tratamento de incidentes de serviços e de segurança da informação e registro sistemático e rastreável das ocorrências [S5.5, C5, C8, C12].</w:t>
+            </w:r>
+          </w:p>
+          <w:p>
+            <w:pPr>
+              <w:jc w:val="both"/>
+              <w:rPr>
+                <w:rFonts w:ascii="Arial" w:hAnsi="Arial" w:cs="Arial"/>
+                <w:sz w:val="18"/>
+                <w:szCs w:val="18"/>
+              </w:rPr>
+            </w:pPr>
+            <w:r>
+              <w:rPr>
+                <w:rFonts w:ascii="Arial" w:hAnsi="Arial" w:cs="Arial"/>
+                <w:b/>
+                <w:sz w:val="18"/>
+                <w:szCs w:val="18"/>
+              </w:rPr>
+              <w:t>Poder Executivo Estadual, Poder Judiciário Estadual e Ministério Público Estadual</w:t>
+            </w:r>
+          </w:p>
+          <w:p>
+            <w:pPr>
+              <w:jc w:val="both"/>
+              <w:rPr>
+                <w:rFonts w:ascii="Arial" w:hAnsi="Arial" w:cs="Arial"/>
+                <w:sz w:val="18"/>
+                <w:szCs w:val="18"/>
+              </w:rPr>
+              <w:ind w:left="360" w:hanging="180"/>
+            </w:pPr>
+            <w:r>
+              <w:rPr>
+                <w:rFonts w:ascii="Arial" w:hAnsi="Arial" w:cs="Arial"/>
+                <w:sz w:val="18"/>
+                <w:szCs w:val="18"/>
+              </w:rPr>
+              <w:t xml:space="preserve">• </w:t>
+            </w:r>
             <w:r>
               <w:rPr>
                 <w:rFonts w:ascii="Arial" w:hAnsi="Arial" w:cs="Arial"/>
@@ -7274,447 +8578,15 @@
                 <w:szCs w:val="18"/>
                 <w:u w:val="single"/>
               </w:rPr>
-              <w:t>Poder Executivo Estadual</w:t>
-            </w:r>
-            <w:r>
-              <w:rPr>
-                <w:rFonts w:ascii="Arial" w:hAnsi="Arial" w:cs="Arial"/>
-                <w:sz w:val="18"/>
-                <w:szCs w:val="18"/>
-              </w:rPr>
-              <w:t xml:space="preserve"> — Recomendação para que defina, acorde e monitore níveis de serviço para os serviços de TIC relevantes, estabelecendo metas e mecanismos de acompanhamento de seu cumprimento [S5.2].</w:t>
-            </w:r>
-          </w:p>
-          <w:p>
-            <w:pPr>
-              <w:jc w:val="both"/>
-              <w:rPr>
-                <w:rFonts w:ascii="Arial" w:hAnsi="Arial" w:cs="Arial"/>
-                <w:sz w:val="18"/>
-                <w:szCs w:val="18"/>
-              </w:rPr>
-            </w:pPr>
-            <w:r>
-              <w:rPr>
-                <w:rFonts w:ascii="Arial" w:hAnsi="Arial" w:cs="Arial"/>
-                <w:b/>
-                <w:bCs/>
-                <w:sz w:val="18"/>
-                <w:szCs w:val="18"/>
-                <w:u w:val="single"/>
-              </w:rPr>
-              <w:t>Poder Judiciário Estadual</w:t>
-            </w:r>
-            <w:r>
-              <w:rPr>
-                <w:rFonts w:ascii="Arial" w:hAnsi="Arial" w:cs="Arial"/>
-                <w:sz w:val="18"/>
-                <w:szCs w:val="18"/>
-              </w:rPr>
-              <w:t xml:space="preserve"> — Determinação para que defina, acorde e monitore níveis de serviço para os serviços de TIC relevantes, estabelecendo metas e mecanismos de acompanhamento de seu cumprimento [S5.2].</w:t>
-            </w:r>
-          </w:p>
-          <w:p>
-            <w:pPr>
-              <w:jc w:val="both"/>
-              <w:rPr>
-                <w:rFonts w:ascii="Arial" w:hAnsi="Arial" w:cs="Arial"/>
-                <w:sz w:val="18"/>
-                <w:szCs w:val="18"/>
-              </w:rPr>
-            </w:pPr>
-            <w:r>
-              <w:rPr>
-                <w:rFonts w:ascii="Arial" w:hAnsi="Arial" w:cs="Arial"/>
-                <w:b/>
-                <w:bCs/>
-                <w:sz w:val="18"/>
-                <w:szCs w:val="18"/>
-                <w:u w:val="single"/>
-              </w:rPr>
-              <w:t>Ministério Público Estadual</w:t>
-            </w:r>
-            <w:r>
-              <w:rPr>
-                <w:rFonts w:ascii="Arial" w:hAnsi="Arial" w:cs="Arial"/>
-                <w:sz w:val="18"/>
-                <w:szCs w:val="18"/>
-              </w:rPr>
-              <w:t xml:space="preserve"> — Determinação para que defina, acorde e monitore níveis de serviço para os serviços de TIC relevantes, estabelecendo metas e mecanismos de acompanhamento de seu cumprimento [S5.2].</w:t>
-            </w:r>
-          </w:p>
-          <w:p>
-            <w:pPr>
-              <w:jc w:val="both"/>
-              <w:rPr>
-                <w:rFonts w:ascii="Arial" w:hAnsi="Arial" w:cs="Arial"/>
-                <w:sz w:val="18"/>
-                <w:szCs w:val="18"/>
-              </w:rPr>
-            </w:pPr>
-            <w:r>
-              <w:rPr>
-                <w:rFonts w:ascii="Arial" w:hAnsi="Arial" w:cs="Arial"/>
-                <w:b/>
-                <w:bCs/>
-                <w:sz w:val="18"/>
-                <w:szCs w:val="18"/>
-                <w:u w:val="single"/>
-              </w:rPr>
-              <w:t>Comunicação com Recomendação</w:t>
-            </w:r>
-            <w:r>
-              <w:rPr>
-                <w:rFonts w:ascii="Arial" w:hAnsi="Arial" w:cs="Arial"/>
-                <w:sz w:val="18"/>
-                <w:szCs w:val="18"/>
-              </w:rPr>
-              <w:t xml:space="preserve"> para que estabeleça e mantenha inventário atualizado dos ativos tecnológicos sob gestão da organização, contemplando, minimamente, os dispositivos e softwares utilizados, com informações suficientes para sua identificação e controle [S5.3].</w:t>
-            </w:r>
-          </w:p>
-          <w:p>
-            <w:pPr>
-              <w:jc w:val="both"/>
-              <w:rPr>
-                <w:rFonts w:ascii="Arial" w:hAnsi="Arial" w:cs="Arial"/>
-                <w:b/>
-                <w:bCs/>
-                <w:sz w:val="18"/>
-                <w:szCs w:val="18"/>
-                <w:u w:val="single"/>
-              </w:rPr>
-            </w:pPr>
-          </w:p>
-          <w:p>
-            <w:pPr>
-              <w:jc w:val="both"/>
-              <w:rPr>
-                <w:rFonts w:ascii="Arial" w:hAnsi="Arial" w:cs="Arial"/>
-                <w:sz w:val="18"/>
-                <w:szCs w:val="18"/>
-              </w:rPr>
-            </w:pPr>
-            <w:r>
-              <w:rPr>
-                <w:rFonts w:ascii="Arial" w:hAnsi="Arial" w:cs="Arial"/>
-                <w:b/>
-                <w:bCs/>
-                <w:sz w:val="18"/>
-                <w:szCs w:val="18"/>
-                <w:u w:val="single"/>
-              </w:rPr>
-              <w:t>Poder Executivo Estadual</w:t>
-            </w:r>
-            <w:r>
-              <w:rPr>
-                <w:rFonts w:ascii="Arial" w:hAnsi="Arial" w:cs="Arial"/>
-                <w:sz w:val="18"/>
-                <w:szCs w:val="18"/>
-              </w:rPr>
-              <w:t xml:space="preserve"> — Determinação para que estabeleça e mantenha inventário atualizado dos ativos tecnológicos sob gestão da organização, contemplando, minimamente, os dispositivos e softwares utilizados, com informações suficientes para sua identificação e controle [S5.3].</w:t>
-            </w:r>
-          </w:p>
-          <w:p>
-            <w:pPr>
-              <w:jc w:val="both"/>
-              <w:rPr>
-                <w:rFonts w:ascii="Arial" w:hAnsi="Arial" w:cs="Arial"/>
-                <w:sz w:val="18"/>
-                <w:szCs w:val="18"/>
-              </w:rPr>
-            </w:pPr>
-            <w:r>
-              <w:rPr>
-                <w:rFonts w:ascii="Arial" w:hAnsi="Arial" w:cs="Arial"/>
-                <w:b/>
-                <w:bCs/>
-                <w:sz w:val="18"/>
-                <w:szCs w:val="18"/>
-                <w:u w:val="single"/>
-              </w:rPr>
-              <w:t>Poder Judiciário Estadual</w:t>
-            </w:r>
-            <w:r>
-              <w:rPr>
-                <w:rFonts w:ascii="Arial" w:hAnsi="Arial" w:cs="Arial"/>
-                <w:sz w:val="18"/>
-                <w:szCs w:val="18"/>
-              </w:rPr>
-              <w:t xml:space="preserve"> — Determinação para que estabeleça e mantenha inventário atualizado dos ativos tecnológicos sob gestão da organização, contemplando, minimamente, os dispositivos e softwares utilizados, com informações suficientes para sua identificação e controle [S5.3].</w:t>
-            </w:r>
-          </w:p>
-          <w:p>
-            <w:pPr>
-              <w:jc w:val="both"/>
-              <w:rPr>
-                <w:rFonts w:ascii="Arial" w:hAnsi="Arial" w:cs="Arial"/>
-                <w:sz w:val="18"/>
-                <w:szCs w:val="18"/>
-              </w:rPr>
-            </w:pPr>
-            <w:r>
-              <w:rPr>
-                <w:rFonts w:ascii="Arial" w:hAnsi="Arial" w:cs="Arial"/>
-                <w:b/>
-                <w:bCs/>
-                <w:sz w:val="18"/>
-                <w:szCs w:val="18"/>
-                <w:u w:val="single"/>
-              </w:rPr>
-              <w:t>Ministério Público Estadual</w:t>
-            </w:r>
-            <w:r>
-              <w:rPr>
-                <w:rFonts w:ascii="Arial" w:hAnsi="Arial" w:cs="Arial"/>
-                <w:sz w:val="18"/>
-                <w:szCs w:val="18"/>
-              </w:rPr>
-              <w:t xml:space="preserve"> — Determinação para que estabeleça e mantenha inventário atualizado dos ativos tecnológicos sob gestão da organização, contemplando, minimamente, os dispositivos e softwares utilizados, com informações suficientes para sua identificação e controle [S5.3].</w:t>
-            </w:r>
-          </w:p>
-          <w:p>
-            <w:pPr>
-              <w:jc w:val="both"/>
-              <w:rPr>
-                <w:rFonts w:ascii="Arial" w:hAnsi="Arial" w:cs="Arial"/>
-                <w:sz w:val="18"/>
-                <w:szCs w:val="18"/>
-              </w:rPr>
-            </w:pPr>
-            <w:r>
-              <w:rPr>
-                <w:rFonts w:ascii="Arial" w:hAnsi="Arial" w:cs="Arial"/>
-                <w:b/>
-                <w:bCs/>
-                <w:sz w:val="18"/>
-                <w:szCs w:val="18"/>
-                <w:u w:val="single"/>
-              </w:rPr>
-              <w:t>Comunicação com Recomendação</w:t>
-            </w:r>
-            <w:r>
-              <w:rPr>
-                <w:rFonts w:ascii="Arial" w:hAnsi="Arial" w:cs="Arial"/>
-                <w:sz w:val="18"/>
-                <w:szCs w:val="18"/>
-              </w:rPr>
-              <w:t xml:space="preserve"> para que formalize e execute processo de gestão de configuração, atentando-se, minimamente, em manter base, ferramenta ou registro equivalente com os itens de configuração relevantes, seus responsáveis e os relacionamentos entre ativos [S5.4].</w:t>
-            </w:r>
-          </w:p>
-          <w:p>
-            <w:pPr>
-              <w:jc w:val="both"/>
-              <w:rPr>
-                <w:rFonts w:ascii="Arial" w:hAnsi="Arial" w:cs="Arial"/>
-                <w:b/>
-                <w:bCs/>
-                <w:sz w:val="18"/>
-                <w:szCs w:val="18"/>
-                <w:u w:val="single"/>
-              </w:rPr>
-            </w:pPr>
-          </w:p>
-          <w:p>
-            <w:pPr>
-              <w:jc w:val="both"/>
-              <w:rPr>
-                <w:rFonts w:ascii="Arial" w:hAnsi="Arial" w:cs="Arial"/>
-                <w:sz w:val="18"/>
-                <w:szCs w:val="18"/>
-              </w:rPr>
-            </w:pPr>
-            <w:r>
-              <w:rPr>
-                <w:rFonts w:ascii="Arial" w:hAnsi="Arial" w:cs="Arial"/>
-                <w:b/>
-                <w:bCs/>
-                <w:sz w:val="18"/>
-                <w:szCs w:val="18"/>
-                <w:u w:val="single"/>
-              </w:rPr>
-              <w:t>Poder Executivo Estadual</w:t>
-            </w:r>
-            <w:r>
-              <w:rPr>
-                <w:rFonts w:ascii="Arial" w:hAnsi="Arial" w:cs="Arial"/>
-                <w:sz w:val="18"/>
-                <w:szCs w:val="18"/>
-              </w:rPr>
-              <w:t xml:space="preserve"> — Recomendação para que formalize e execute processo de gestão de configuração, atentando-se, minimamente, em manter base, ferramenta ou registro equivalente com os itens de configuração relevantes, seus responsáveis e os relacionamentos entre ativos [S5.4].</w:t>
-            </w:r>
-          </w:p>
-          <w:p>
-            <w:pPr>
-              <w:jc w:val="both"/>
-              <w:rPr>
-                <w:rFonts w:ascii="Arial" w:hAnsi="Arial" w:cs="Arial"/>
-                <w:sz w:val="18"/>
-                <w:szCs w:val="18"/>
-              </w:rPr>
-            </w:pPr>
-            <w:r>
-              <w:rPr>
-                <w:rFonts w:ascii="Arial" w:hAnsi="Arial" w:cs="Arial"/>
-                <w:b/>
-                <w:bCs/>
-                <w:sz w:val="18"/>
-                <w:szCs w:val="18"/>
-                <w:u w:val="single"/>
-              </w:rPr>
-              <w:t>Poder Judiciário Estadual</w:t>
-            </w:r>
-            <w:r>
-              <w:rPr>
-                <w:rFonts w:ascii="Arial" w:hAnsi="Arial" w:cs="Arial"/>
-                <w:sz w:val="18"/>
-                <w:szCs w:val="18"/>
-              </w:rPr>
-              <w:t xml:space="preserve"> — Recomendação para que formalize e execute processo de gestão de configuração, atentando-se, minimamente, em manter base, ferramenta ou registro equivalente com os itens de configuração relevantes, seus responsáveis e os relacionamentos entre ativos [S5.4].</w:t>
-            </w:r>
-          </w:p>
-          <w:p>
-            <w:pPr>
-              <w:jc w:val="both"/>
-              <w:rPr>
-                <w:rFonts w:ascii="Arial" w:hAnsi="Arial" w:cs="Arial"/>
-                <w:sz w:val="18"/>
-                <w:szCs w:val="18"/>
-              </w:rPr>
-            </w:pPr>
-            <w:r>
-              <w:rPr>
-                <w:rFonts w:ascii="Arial" w:hAnsi="Arial" w:cs="Arial"/>
-                <w:b/>
-                <w:bCs/>
-                <w:sz w:val="18"/>
-                <w:szCs w:val="18"/>
-                <w:u w:val="single"/>
-              </w:rPr>
-              <w:t>Ministério Público Estadual</w:t>
-            </w:r>
-            <w:r>
-              <w:rPr>
-                <w:rFonts w:ascii="Arial" w:hAnsi="Arial" w:cs="Arial"/>
-                <w:sz w:val="18"/>
-                <w:szCs w:val="18"/>
-              </w:rPr>
-              <w:t xml:space="preserve"> — Recomendação para que formalize e execute processo de gestão de configuração, atentando-se, minimamente, em manter base, ferramenta ou registro equivalente com os itens de configuração relevantes, seus responsáveis e os relacionamentos entre ativos [S5.4].</w:t>
-            </w:r>
-          </w:p>
-          <w:p>
-            <w:pPr>
-              <w:jc w:val="both"/>
-              <w:rPr>
-                <w:rFonts w:ascii="Arial" w:hAnsi="Arial" w:cs="Arial"/>
-                <w:sz w:val="18"/>
-                <w:szCs w:val="18"/>
-              </w:rPr>
-            </w:pPr>
-            <w:r>
-              <w:rPr>
-                <w:rFonts w:ascii="Arial" w:hAnsi="Arial" w:cs="Arial"/>
-                <w:b/>
-                <w:bCs/>
-                <w:sz w:val="18"/>
-                <w:szCs w:val="18"/>
-                <w:u w:val="single"/>
-              </w:rPr>
-              <w:t>Comunicação com Recomendação</w:t>
-            </w:r>
-            <w:r>
-              <w:rPr>
-                <w:rFonts w:ascii="Arial" w:hAnsi="Arial" w:cs="Arial"/>
-                <w:sz w:val="18"/>
-                <w:szCs w:val="18"/>
-              </w:rPr>
-              <w:t xml:space="preserve"> para que formalize e execute processo de gestão de incidentes de TIC, atentando-se, minimamente, em definir papéis, critérios de priorização e escalamento, tratamento de incidentes de serviços e de segurança da informação e registro sistemático e rastreável das ocorrências [S5.5].</w:t>
-            </w:r>
-          </w:p>
-          <w:p>
-            <w:pPr>
-              <w:jc w:val="both"/>
-              <w:rPr>
-                <w:rFonts w:ascii="Arial" w:hAnsi="Arial" w:cs="Arial"/>
-                <w:sz w:val="18"/>
-                <w:szCs w:val="18"/>
-              </w:rPr>
-            </w:pPr>
-            <w:r>
-              <w:rPr>
-                <w:rFonts w:ascii="Arial" w:hAnsi="Arial" w:cs="Arial"/>
-                <w:b/>
-                <w:bCs/>
-                <w:sz w:val="18"/>
-                <w:szCs w:val="18"/>
-                <w:u w:val="single"/>
-              </w:rPr>
-              <w:t>Poder Executivo Estadual</w:t>
-            </w:r>
-            <w:r>
-              <w:rPr>
-                <w:rFonts w:ascii="Arial" w:hAnsi="Arial" w:cs="Arial"/>
-                <w:sz w:val="18"/>
-                <w:szCs w:val="18"/>
-              </w:rPr>
-              <w:t xml:space="preserve"> — Determinação para que formalize e execute processo de gestão de incidentes de TIC, atentando-se, minimamente, em definir papéis, critérios de priorização e escalamento, tratamento de incidentes de serviços e de segurança da informação e registro sistemático e rastreável das ocorrências [S5.5].</w:t>
-            </w:r>
-          </w:p>
-          <w:p>
-            <w:pPr>
-              <w:jc w:val="both"/>
-              <w:rPr>
-                <w:rFonts w:ascii="Arial" w:hAnsi="Arial" w:cs="Arial"/>
-                <w:sz w:val="18"/>
-                <w:szCs w:val="18"/>
-              </w:rPr>
-            </w:pPr>
-            <w:r>
-              <w:rPr>
-                <w:rFonts w:ascii="Arial" w:hAnsi="Arial" w:cs="Arial"/>
-                <w:b/>
-                <w:bCs/>
-                <w:sz w:val="18"/>
-                <w:szCs w:val="18"/>
-                <w:u w:val="single"/>
-              </w:rPr>
-              <w:t>Poder Judiciário Estadual</w:t>
-            </w:r>
-            <w:r>
-              <w:rPr>
-                <w:rFonts w:ascii="Arial" w:hAnsi="Arial" w:cs="Arial"/>
-                <w:sz w:val="18"/>
-                <w:szCs w:val="18"/>
-              </w:rPr>
-              <w:t xml:space="preserve"> — Determinação para que formalize e execute processo de gestão de incidentes de TIC, atentando-se, minimamente, em definir papéis, critérios de priorização e escalamento, tratamento de incidentes de serviços e de segurança da informação e registro sistemático e rastreável das ocorrências [S5.5].</w:t>
-            </w:r>
-          </w:p>
-          <w:p>
-            <w:pPr>
-              <w:jc w:val="both"/>
-              <w:rPr>
-                <w:rFonts w:ascii="Arial" w:hAnsi="Arial" w:cs="Arial"/>
-                <w:sz w:val="18"/>
-                <w:szCs w:val="18"/>
-              </w:rPr>
-            </w:pPr>
-            <w:r>
-              <w:rPr>
-                <w:rFonts w:ascii="Arial" w:hAnsi="Arial" w:cs="Arial"/>
-                <w:b/>
-                <w:bCs/>
-                <w:sz w:val="18"/>
-                <w:szCs w:val="18"/>
-                <w:u w:val="single"/>
-              </w:rPr>
-              <w:t>Ministério Público Estadual</w:t>
-            </w:r>
-            <w:r>
-              <w:rPr>
-                <w:rFonts w:ascii="Arial" w:hAnsi="Arial" w:cs="Arial"/>
-                <w:sz w:val="18"/>
-                <w:szCs w:val="18"/>
-              </w:rPr>
-              <w:t xml:space="preserve"> — Determinação para que formalize e execute processo de gestão de incidentes de TIC, atentando-se, minimamente, em definir papéis, critérios de priorização e escalamento, tratamento de incidentes de serviços e de segurança da informação e registro sistemático e rastreável das ocorrências [S5.5].</w:t>
+              <w:t>Comunicação com Determinação</w:t>
+            </w:r>
+            <w:r>
+              <w:rPr>
+                <w:rFonts w:ascii="Arial" w:hAnsi="Arial" w:cs="Arial"/>
+                <w:sz w:val="18"/>
+                <w:szCs w:val="18"/>
+              </w:rPr>
+              <w:t xml:space="preserve"> para que formalize e execute processo de gestão de incidentes de TIC, atentando-se, minimamente, em definir papéis, critérios de priorização e escalamento, tratamento de incidentes de serviços e de segurança da informação e registro sistemático e rastreável das ocorrências [S5.5, C5, C12, C13, C14, C15].</w:t>
             </w:r>
           </w:p>
         </w:tc>
@@ -7728,6 +8600,11 @@
           <w:b/>
         </w:rPr>
       </w:pPr>
+    </w:p>
+    <w:p>
+      <w:r>
+        <w:br w:type="page"/>
+      </w:r>
     </w:p>
     <w:tbl>
       <w:tblPr>
@@ -7774,7 +8651,6 @@
                 <w:sz w:val="16"/>
                 <w:szCs w:val="16"/>
               </w:rPr>
-              <w:pageBreakBefore/>
             </w:pPr>
             <w:r>
               <w:rPr>
@@ -8002,6 +8878,118 @@
               <w:t>Fragilidades na governança técnica da fase preparatória das contratações de TIC</w:t>
             </w:r>
           </w:p>
+          <w:p>
+            <w:pPr>
+              <w:spacing w:after="60"/>
+              <w:jc w:val="both"/>
+              <w:rPr>
+                <w:rFonts w:ascii="Arial" w:hAnsi="Arial" w:cs="Arial"/>
+                <w:b/>
+                <w:bCs/>
+                <w:sz w:val="18"/>
+                <w:szCs w:val="18"/>
+              </w:rPr>
+            </w:pPr>
+          </w:p>
+          <w:p>
+            <w:pPr>
+              <w:spacing w:after="60"/>
+              <w:jc w:val="both"/>
+              <w:rPr>
+                <w:rFonts w:ascii="Arial" w:hAnsi="Arial" w:cs="Arial"/>
+                <w:sz w:val="18"/>
+                <w:szCs w:val="18"/>
+              </w:rPr>
+            </w:pPr>
+            <w:r>
+              <w:rPr>
+                <w:rFonts w:ascii="Arial" w:hAnsi="Arial" w:cs="Arial"/>
+                <w:sz w:val="18"/>
+                <w:szCs w:val="18"/>
+              </w:rPr>
+              <w:t>Achado composto pela ocorrência de alguma dessas situações:</w:t>
+            </w:r>
+          </w:p>
+          <w:p>
+            <w:pPr>
+              <w:spacing w:after="60"/>
+              <w:jc w:val="both"/>
+              <w:rPr>
+                <w:rFonts w:ascii="Arial" w:hAnsi="Arial" w:cs="Arial"/>
+                <w:sz w:val="18"/>
+                <w:szCs w:val="18"/>
+              </w:rPr>
+              <w:ind w:left="300" w:hanging="180"/>
+            </w:pPr>
+            <w:r>
+              <w:rPr>
+                <w:rFonts w:ascii="Arial" w:hAnsi="Arial" w:cs="Arial"/>
+                <w:sz w:val="18"/>
+                <w:szCs w:val="18"/>
+              </w:rPr>
+              <w:t>• S6.1 - Inexistência ou fragilidade de processo formal e padronizado para o planejamento das contratações de TIC</w:t>
+            </w:r>
+          </w:p>
+          <w:p>
+            <w:pPr>
+              <w:spacing w:after="60"/>
+              <w:jc w:val="both"/>
+              <w:rPr>
+                <w:rFonts w:ascii="Arial" w:hAnsi="Arial" w:cs="Arial"/>
+                <w:sz w:val="18"/>
+                <w:szCs w:val="18"/>
+              </w:rPr>
+              <w:ind w:left="300" w:hanging="180"/>
+            </w:pPr>
+            <w:r>
+              <w:rPr>
+                <w:rFonts w:ascii="Arial" w:hAnsi="Arial" w:cs="Arial"/>
+                <w:sz w:val="18"/>
+                <w:szCs w:val="18"/>
+              </w:rPr>
+              <w:t>• S6.2 - Contratações de TIC sem análise prévia e aprovação técnica da área de TIC</w:t>
+            </w:r>
+          </w:p>
+          <w:p>
+            <w:pPr>
+              <w:spacing w:after="60"/>
+              <w:jc w:val="both"/>
+              <w:rPr>
+                <w:rFonts w:ascii="Arial" w:hAnsi="Arial" w:cs="Arial"/>
+                <w:sz w:val="18"/>
+                <w:szCs w:val="18"/>
+              </w:rPr>
+              <w:ind w:left="300" w:hanging="180"/>
+            </w:pPr>
+            <w:r>
+              <w:rPr>
+                <w:rFonts w:ascii="Arial" w:hAnsi="Arial" w:cs="Arial"/>
+                <w:sz w:val="18"/>
+                <w:szCs w:val="18"/>
+              </w:rPr>
+              <w:t>• S6.3 - Contratações de TIC sem alinhamento ao planejamento de TIC e ao Plano de Contratações Anual</w:t>
+            </w:r>
+          </w:p>
+          <w:p>
+            <w:pPr>
+              <w:spacing w:after="60"/>
+              <w:jc w:val="both"/>
+              <w:rPr>
+                <w:rFonts w:ascii="Arial" w:hAnsi="Arial" w:cs="Arial"/>
+                <w:sz w:val="18"/>
+                <w:szCs w:val="18"/>
+              </w:rPr>
+              <w:ind w:left="300" w:hanging="180"/>
+            </w:pPr>
+            <w:r>
+              <w:rPr>
+                <w:rFonts w:ascii="Arial" w:hAnsi="Arial" w:cs="Arial"/>
+                <w:sz w:val="18"/>
+                <w:szCs w:val="18"/>
+              </w:rPr>
+              <w:t>• S6.4 - Contratações de TIC sem designação de equipe de planejamento com integrante técnico da área de TIC</w:t>
+            </w:r>
+          </w:p>
         </w:tc>
         <w:tc>
           <w:tcPr>
@@ -8024,15 +9012,15 @@
                 <w:sz w:val="18"/>
                 <w:szCs w:val="18"/>
               </w:rPr>
-              <w:t>Lei nº 14.133/2021, art. 11, parágrafo único:</w:t>
-            </w:r>
-            <w:r>
-              <w:rPr>
-                <w:rFonts w:ascii="Arial" w:hAnsi="Arial" w:cs="Arial"/>
-                <w:sz w:val="18"/>
-                <w:szCs w:val="18"/>
-              </w:rPr>
-              <w:t xml:space="preserve"> responsabilidade da alta administração pela governança das contratações, com processos, estruturas, gestão de riscos e controles internos.</w:t>
+              <w:t>C1: Lei nº 14.133/2021, art. 11, parágrafo único</w:t>
+            </w:r>
+            <w:r>
+              <w:rPr>
+                <w:rFonts w:ascii="Arial" w:hAnsi="Arial" w:cs="Arial"/>
+                <w:sz w:val="18"/>
+                <w:szCs w:val="18"/>
+              </w:rPr>
+              <w:t>: responsabilidade da alta administração pela governança das contratações, com processos, estruturas, gestão de riscos e controles internos.</w:t>
             </w:r>
           </w:p>
           <w:p>
@@ -8064,15 +9052,15 @@
                 <w:sz w:val="18"/>
                 <w:szCs w:val="18"/>
               </w:rPr>
-              <w:t>Lei nº 14.133/2021, art. 19, inciso IV:</w:t>
-            </w:r>
-            <w:r>
-              <w:rPr>
-                <w:rFonts w:ascii="Arial" w:hAnsi="Arial" w:cs="Arial"/>
-                <w:sz w:val="18"/>
-                <w:szCs w:val="18"/>
-              </w:rPr>
-              <w:t xml:space="preserve"> instituição de modelos de minutas de editais, termos de referência, contratos padronizados e demais documentos.</w:t>
+              <w:t>C2: Lei nº 14.133/2021, arts. 12, VII e §1º, e 18, caput e §1º, II</w:t>
+            </w:r>
+            <w:r>
+              <w:rPr>
+                <w:rFonts w:ascii="Arial" w:hAnsi="Arial" w:cs="Arial"/>
+                <w:sz w:val="18"/>
+                <w:szCs w:val="18"/>
+              </w:rPr>
+              <w:t xml:space="preserve"> – a fase preparatória deve compatibilizar-se com o Plano de Contratações Anual, quando elaborado, e deve ser demonstrado o alinhamento da contratação com o planejamento da Administração.</w:t>
             </w:r>
           </w:p>
           <w:p>
@@ -8104,15 +9092,15 @@
                 <w:sz w:val="18"/>
                 <w:szCs w:val="18"/>
               </w:rPr>
-              <w:t>Acórdão nº 2.342/2016-TCU-Plenário, item 9.1.7 – Precedente quanto à definição, aprovação e formalização de processo de trabalho para o planejamento de cada contratação, com controles internos mínimos.</w:t>
-            </w:r>
-            <w:r>
-              <w:rPr>
-                <w:rFonts w:ascii="Arial" w:hAnsi="Arial" w:cs="Arial"/>
-                <w:sz w:val="18"/>
-                <w:szCs w:val="18"/>
-              </w:rPr>
-              <w:t/>
+              <w:t>C3: Lei nº 14.133/2021, art. 19, inciso IV</w:t>
+            </w:r>
+            <w:r>
+              <w:rPr>
+                <w:rFonts w:ascii="Arial" w:hAnsi="Arial" w:cs="Arial"/>
+                <w:sz w:val="18"/>
+                <w:szCs w:val="18"/>
+              </w:rPr>
+              <w:t>: instituição de modelos de minutas de editais, termos de referência, contratos padronizados e demais documentos.</w:t>
             </w:r>
           </w:p>
           <w:p>
@@ -8144,15 +9132,15 @@
                 <w:sz w:val="18"/>
                 <w:szCs w:val="18"/>
               </w:rPr>
-              <w:t>COBIT 2019, BAI02.04 - Obter aprovação dos requisitos da solução:</w:t>
-            </w:r>
-            <w:r>
-              <w:rPr>
-                <w:rFonts w:ascii="Arial" w:hAnsi="Arial" w:cs="Arial"/>
-                <w:sz w:val="18"/>
-                <w:szCs w:val="18"/>
-              </w:rPr>
-              <w:t xml:space="preserve"> obter aprovação formal dos requisitos funcionais, técnicos, de segurança e de conformidade antes de prosseguir com a solução.</w:t>
+              <w:t>C4: Lei nº 14.133/2021, art. 7º, caput, incisos I a III e §1º</w:t>
+            </w:r>
+            <w:r>
+              <w:rPr>
+                <w:rFonts w:ascii="Arial" w:hAnsi="Arial" w:cs="Arial"/>
+                <w:sz w:val="18"/>
+                <w:szCs w:val="18"/>
+              </w:rPr>
+              <w:t>: designação de agentes públicos para funções essenciais, observados atribuições, formação, segregação de funções e inexistência de vínculos que comprometam a atuação.</w:t>
             </w:r>
           </w:p>
           <w:p>
@@ -8184,15 +9172,15 @@
                 <w:sz w:val="18"/>
                 <w:szCs w:val="18"/>
               </w:rPr>
-              <w:t>Instrução Normativa SGD/ME nº 94/2022, arts. 2º, IV, 9º, 10, 11 e 12, §6º – referência de boa prática para estruturação da fase de planejamento das contratações de TIC, instituição da Equipe de Planejamento da Contratação e participação do integrante técnico da área de TIC, observada sua aplicação direta aos integrantes do SISP e as hipóteses de simplificação de procedimentos previstas na norma.</w:t>
-            </w:r>
-            <w:r>
-              <w:rPr>
-                <w:rFonts w:ascii="Arial" w:hAnsi="Arial" w:cs="Arial"/>
-                <w:sz w:val="18"/>
-                <w:szCs w:val="18"/>
-              </w:rPr>
-              <w:t/>
+              <w:t>C5: COBIT 2019, BAI02.04</w:t>
+            </w:r>
+            <w:r>
+              <w:rPr>
+                <w:rFonts w:ascii="Arial" w:hAnsi="Arial" w:cs="Arial"/>
+                <w:sz w:val="18"/>
+                <w:szCs w:val="18"/>
+              </w:rPr>
+              <w:t xml:space="preserve"> - Obter aprovação dos requisitos da solução: obter aprovação formal dos requisitos funcionais, técnicos, de segurança e de conformidade antes de prosseguir com a solução.</w:t>
             </w:r>
           </w:p>
           <w:p>
@@ -8224,15 +9212,15 @@
                 <w:sz w:val="18"/>
                 <w:szCs w:val="18"/>
               </w:rPr>
-              <w:t>Lei nº 14.133/2021, arts. 12, VII e §1º, e 18, caput e §1º, II – a fase preparatória deve compatibilizar-se com o Plano de Contratações Anual, quando elaborado, e deve ser demonstrado o alinhamento da contratação com o planejamento da Administração.</w:t>
-            </w:r>
-            <w:r>
-              <w:rPr>
-                <w:rFonts w:ascii="Arial" w:hAnsi="Arial" w:cs="Arial"/>
-                <w:sz w:val="18"/>
-                <w:szCs w:val="18"/>
-              </w:rPr>
-              <w:t/>
+              <w:t>C6: Instrução Normativa SGD/ME nº 94/2022, arts. 2º, IV, 9º, 10, 11 e 12, §6º</w:t>
+            </w:r>
+            <w:r>
+              <w:rPr>
+                <w:rFonts w:ascii="Arial" w:hAnsi="Arial" w:cs="Arial"/>
+                <w:sz w:val="18"/>
+                <w:szCs w:val="18"/>
+              </w:rPr>
+              <w:t xml:space="preserve"> – referência de boa prática para estruturação da fase de planejamento das contratações de TIC, instituição da Equipe de Planejamento da Contratação e participação do integrante técnico da área de TIC, observada sua aplicação direta aos integrantes do SISP e as hipóteses de simplificação de procedimentos previstas na norma.</w:t>
             </w:r>
           </w:p>
           <w:p>
@@ -8264,15 +9252,15 @@
                 <w:sz w:val="18"/>
                 <w:szCs w:val="18"/>
               </w:rPr>
-              <w:t>Acórdão TCE-RJ nº 44.490/2024-PLEN, itens III.7 e IV.9 – Determinações para estruturação do processo de planejamento anual das contratações, contemplando consolidação das demandas, participação das áreas, aprovação e publicidade do plano.</w:t>
-            </w:r>
-            <w:r>
-              <w:rPr>
-                <w:rFonts w:ascii="Arial" w:hAnsi="Arial" w:cs="Arial"/>
-                <w:sz w:val="18"/>
-                <w:szCs w:val="18"/>
-              </w:rPr>
-              <w:t/>
+              <w:t>C7: Acórdão TCE-RJ nº 44.490/2024-PLEN, itens III.7 e IV.9</w:t>
+            </w:r>
+            <w:r>
+              <w:rPr>
+                <w:rFonts w:ascii="Arial" w:hAnsi="Arial" w:cs="Arial"/>
+                <w:sz w:val="18"/>
+                <w:szCs w:val="18"/>
+              </w:rPr>
+              <w:t xml:space="preserve"> – Determinações para estruturação do processo de planejamento anual das contratações, contemplando consolidação das demandas, participação das áreas, aprovação e publicidade do plano.</w:t>
             </w:r>
           </w:p>
           <w:p>
@@ -8304,15 +9292,15 @@
                 <w:sz w:val="18"/>
                 <w:szCs w:val="18"/>
               </w:rPr>
-              <w:t>Lei nº 14.133/2021, art. 7º, caput, incisos I a III e §1º:</w:t>
-            </w:r>
-            <w:r>
-              <w:rPr>
-                <w:rFonts w:ascii="Arial" w:hAnsi="Arial" w:cs="Arial"/>
-                <w:sz w:val="18"/>
-                <w:szCs w:val="18"/>
-              </w:rPr>
-              <w:t xml:space="preserve"> designação de agentes públicos para funções essenciais, observados atribuições, formação, segregação de funções e inexistência de vínculos que comprometam a atuação.</w:t>
+              <w:t>C8: Acórdão nº 2.342/2016-TCU-Plenário, item 9.1.7</w:t>
+            </w:r>
+            <w:r>
+              <w:rPr>
+                <w:rFonts w:ascii="Arial" w:hAnsi="Arial" w:cs="Arial"/>
+                <w:sz w:val="18"/>
+                <w:szCs w:val="18"/>
+              </w:rPr>
+              <w:t xml:space="preserve"> – Precedente quanto à definição, aprovação e formalização de processo de trabalho para o planejamento de cada contratação, com controles internos mínimos.</w:t>
             </w:r>
           </w:p>
           <w:p>
@@ -8364,16 +9352,28 @@
                 <w:sz w:val="18"/>
                 <w:szCs w:val="18"/>
               </w:rPr>
-              <w:t>C11:</w:t>
-            </w:r>
-            <w:r>
-              <w:rPr>
-                <w:rFonts w:ascii="Arial" w:hAnsi="Arial" w:cs="Arial"/>
-                <w:sz w:val="18"/>
-                <w:szCs w:val="18"/>
-              </w:rPr>
-              <w:t xml:space="preserve"> Decreto Estadual nº 48.816/2023, no âmbito de aplicação do ato — referência específica para a fase preparatória das contratações; não é considerado, isoladamente, fundamento suficiente para determinar a composição mínima da equipe de planejamento.</w:t>
-            </w:r>
+              <w:t>C9: Decreto Estadual nº 48.816/2023, no âmbito de aplicação do ato</w:t>
+            </w:r>
+            <w:r>
+              <w:rPr>
+                <w:rFonts w:ascii="Arial" w:hAnsi="Arial" w:cs="Arial"/>
+                <w:sz w:val="18"/>
+                <w:szCs w:val="18"/>
+              </w:rPr>
+              <w:t xml:space="preserve"> — referência específica para a fase preparatória das contratações; não é considerado, isoladamente, fundamento suficiente para determinar a composição mínima da equipe de planejamento.</w:t>
+            </w:r>
+          </w:p>
+          <w:p>
+            <w:pPr>
+              <w:jc w:val="both"/>
+              <w:rPr>
+                <w:rFonts w:ascii="Arial" w:eastAsia="Arial" w:hAnsi="Arial" w:cs="Arial"/>
+                <w:b/>
+                <w:bCs/>
+                <w:sz w:val="18"/>
+                <w:szCs w:val="18"/>
+              </w:rPr>
+            </w:pPr>
           </w:p>
           <w:p>
             <w:pPr>
@@ -8392,15 +9392,15 @@
                 <w:sz w:val="18"/>
                 <w:szCs w:val="18"/>
               </w:rPr>
-              <w:t>C14:</w:t>
-            </w:r>
-            <w:r>
-              <w:rPr>
-                <w:rFonts w:ascii="Arial" w:hAnsi="Arial" w:cs="Arial"/>
-                <w:sz w:val="18"/>
-                <w:szCs w:val="18"/>
-              </w:rPr>
-              <w:t xml:space="preserve"> IN PRODERJ/PRE nº 05/2024, arts. 1º, 4º a 8º, 11 e 28, Decreto Estadual nº 47.278/2020, art. 7º e Decreto Estadual nº 48.749/2023 — rito de planejamento com DOD, ETP, Riscos e TR, aprovação prévia técnica da área de TIC, anuência do PRODERJ e vedação de contratação fora do PEDTIC e PCA no Poder Executivo Estadual.</w:t>
+              <w:t>C12: IN PRODERJ/PRE nº 05/2024, arts. 1º, 4º a 8º, 11 e 28, Decreto Estadual nº 47.278/2020, art. 7º e Decreto Estadual nº 48.749/2023</w:t>
+            </w:r>
+            <w:r>
+              <w:rPr>
+                <w:rFonts w:ascii="Arial" w:hAnsi="Arial" w:cs="Arial"/>
+                <w:sz w:val="18"/>
+                <w:szCs w:val="18"/>
+              </w:rPr>
+              <w:t xml:space="preserve"> — rito de planejamento com DOD, ETP, Riscos e TR, aprovação prévia técnica da área de TIC, anuência do PRODERJ e vedação de contratação fora do PEDTIC e PCA no Poder Executivo Estadual.</w:t>
             </w:r>
           </w:p>
           <w:p>
@@ -8452,16 +9452,28 @@
                 <w:sz w:val="18"/>
                 <w:szCs w:val="18"/>
               </w:rPr>
-              <w:t>C12:</w:t>
-            </w:r>
-            <w:r>
-              <w:rPr>
-                <w:rFonts w:ascii="Arial" w:hAnsi="Arial" w:cs="Arial"/>
-                <w:sz w:val="18"/>
-                <w:szCs w:val="18"/>
-              </w:rPr>
-              <w:t xml:space="preserve"> Resolução CNJ nº 468/2022, art. 7º — a equipe de planejamento da contratação de solução de TIC deve ser formalmente instituída e conter integrantes demandante, técnico e administrativo.</w:t>
-            </w:r>
+              <w:t>C10: Resolução CNJ nº 468/2022, art. 7º</w:t>
+            </w:r>
+            <w:r>
+              <w:rPr>
+                <w:rFonts w:ascii="Arial" w:hAnsi="Arial" w:cs="Arial"/>
+                <w:sz w:val="18"/>
+                <w:szCs w:val="18"/>
+              </w:rPr>
+              <w:t xml:space="preserve"> — a equipe de planejamento da contratação de solução de TIC deve ser formalmente instituída e conter integrantes demandante, técnico e administrativo.</w:t>
+            </w:r>
+          </w:p>
+          <w:p>
+            <w:pPr>
+              <w:jc w:val="both"/>
+              <w:rPr>
+                <w:rFonts w:ascii="Arial" w:eastAsia="Arial" w:hAnsi="Arial" w:cs="Arial"/>
+                <w:b/>
+                <w:bCs/>
+                <w:sz w:val="18"/>
+                <w:szCs w:val="18"/>
+              </w:rPr>
+            </w:pPr>
           </w:p>
           <w:p>
             <w:pPr>
@@ -8480,15 +9492,15 @@
                 <w:sz w:val="18"/>
                 <w:szCs w:val="18"/>
               </w:rPr>
-              <w:t>C15:</w:t>
-            </w:r>
-            <w:r>
-              <w:rPr>
-                <w:rFonts w:ascii="Arial" w:hAnsi="Arial" w:cs="Arial"/>
-                <w:sz w:val="18"/>
-                <w:szCs w:val="18"/>
-              </w:rPr>
-              <w:t xml:space="preserve"> Resolução CNJ nº 468/2022, arts. 4º a 7º, 10, 11, 14, 15 e 29 e Ato Normativo TJ nº 27/2022, arts. 5º e 6º — rito de planejamento das contratações de TIC, alinhamento ao PDTIC/PAC e assinatura técnica obrigatória da área de TIC no Poder Judiciário Estadual.</w:t>
+              <w:t>C13: Resolução CNJ nº 468/2022, arts. 4º a 7º, 10, 11, 14, 15 e 29 e Ato Normativo TJ nº 27/2022, arts. 5º e 6º</w:t>
+            </w:r>
+            <w:r>
+              <w:rPr>
+                <w:rFonts w:ascii="Arial" w:hAnsi="Arial" w:cs="Arial"/>
+                <w:sz w:val="18"/>
+                <w:szCs w:val="18"/>
+              </w:rPr>
+              <w:t xml:space="preserve"> — rito de planejamento das contratações de TIC, alinhamento ao PDTIC/PAC e assinatura técnica obrigatória da área de TIC no Poder Judiciário Estadual.</w:t>
             </w:r>
           </w:p>
           <w:p>
@@ -8540,16 +9552,28 @@
                 <w:sz w:val="18"/>
                 <w:szCs w:val="18"/>
               </w:rPr>
-              <w:t>C13:</w:t>
-            </w:r>
-            <w:r>
-              <w:rPr>
-                <w:rFonts w:ascii="Arial" w:hAnsi="Arial" w:cs="Arial"/>
-                <w:sz w:val="18"/>
-                <w:szCs w:val="18"/>
-              </w:rPr>
-              <w:t xml:space="preserve"> Resolução CNMP nº 283/2024, arts. 8º e 9º — a equipe de planejamento da contratação de solução de TIC deve ser instituída com integrante técnico, integrante requisitante e integrante administrativo.</w:t>
-            </w:r>
+              <w:t>C11: Resolução CNMP nº 283/2024, arts. 8º e 9º</w:t>
+            </w:r>
+            <w:r>
+              <w:rPr>
+                <w:rFonts w:ascii="Arial" w:hAnsi="Arial" w:cs="Arial"/>
+                <w:sz w:val="18"/>
+                <w:szCs w:val="18"/>
+              </w:rPr>
+              <w:t xml:space="preserve"> — a equipe de planejamento da contratação de solução de TIC deve ser instituída com integrante técnico, integrante requisitante e integrante administrativo.</w:t>
+            </w:r>
+          </w:p>
+          <w:p>
+            <w:pPr>
+              <w:jc w:val="both"/>
+              <w:rPr>
+                <w:rFonts w:ascii="Arial" w:eastAsia="Arial" w:hAnsi="Arial" w:cs="Arial"/>
+                <w:b/>
+                <w:bCs/>
+                <w:sz w:val="18"/>
+                <w:szCs w:val="18"/>
+              </w:rPr>
+            </w:pPr>
           </w:p>
           <w:p>
             <w:pPr>
@@ -8568,15 +9592,15 @@
                 <w:sz w:val="18"/>
                 <w:szCs w:val="18"/>
               </w:rPr>
-              <w:t>C16:</w:t>
-            </w:r>
-            <w:r>
-              <w:rPr>
-                <w:rFonts w:ascii="Arial" w:hAnsi="Arial" w:cs="Arial"/>
-                <w:sz w:val="18"/>
-                <w:szCs w:val="18"/>
-              </w:rPr>
-              <w:t xml:space="preserve"> Resolução CNMP nº 283/2024, arts. 2º, 4º a 6º, 8º a 10, 16, 17, 20 e 33 e Resolução GPGJ nº 2.785/2026, art. 13, III — rito padronizado de contratação de TI, alinhamento ao PDTI/PAC e validação/subscrição técnica compulsória no Ministério Público Estadual.</w:t>
+              <w:t>C14: Resolução CNMP nº 283/2024, arts. 2º, 4º a 6º, 8º a 10, 16, 17, 20 e 33 e Resolução GPGJ nº 2.785/2026, art. 13, III</w:t>
+            </w:r>
+            <w:r>
+              <w:rPr>
+                <w:rFonts w:ascii="Arial" w:hAnsi="Arial" w:cs="Arial"/>
+                <w:sz w:val="18"/>
+                <w:szCs w:val="18"/>
+              </w:rPr>
+              <w:t xml:space="preserve"> — rito padronizado de contratação de TI, alinhamento ao PDTI/PAC e validação/subscrição técnica compulsória no Ministério Público Estadual.</w:t>
             </w:r>
           </w:p>
         </w:tc>
@@ -8630,15 +9654,7 @@
                 <w:sz w:val="18"/>
                 <w:szCs w:val="18"/>
               </w:rPr>
-              <w:t xml:space="preserve">a) S6.1 - Inexistência ou fragilidade de processo formal e padronizado para o planejamento das contratações de TIC.: </w:t>
-            </w:r>
-            <w:r>
-              <w:rPr>
-                <w:rFonts w:ascii="Arial" w:hAnsi="Arial" w:cs="Arial"/>
-                <w:sz w:val="18"/>
-                <w:szCs w:val="18"/>
-              </w:rPr>
-              <w:t>resposta "Não" ou "N/A" em q2801ext[A] e q2801ext[B]; resposta "Não conforme" em q2801ext[A] e q2801ext[B], observada a composição lógica definida na Matriz de Procedimentos de Auditoria.</w:t>
+              <w:t>S6.1 - Inexistência ou fragilidade de processo formal e padronizado para o planejamento das contratações de TIC</w:t>
             </w:r>
           </w:p>
           <w:p>
@@ -8654,19 +9670,10 @@
             <w:r>
               <w:rPr>
                 <w:rFonts w:ascii="Arial" w:hAnsi="Arial" w:cs="Arial"/>
-                <w:b/>
-                <w:sz w:val="18"/>
-                <w:szCs w:val="18"/>
-              </w:rPr>
-              <w:t xml:space="preserve">b) S6.2 - Contratações de TIC sem análise prévia e aprovação técnica da área de TIC.: </w:t>
-            </w:r>
-            <w:r>
-              <w:rPr>
-                <w:rFonts w:ascii="Arial" w:hAnsi="Arial" w:cs="Arial"/>
-                <w:sz w:val="18"/>
-                <w:szCs w:val="18"/>
-              </w:rPr>
-              <w:t>resposta "Não" em q2804[A]; resposta "Não conforme" em q2804[A], observada a composição lógica definida na Matriz de Procedimentos de Auditoria.</w:t>
+                <w:sz w:val="18"/>
+                <w:szCs w:val="18"/>
+              </w:rPr>
+              <w:t>• resposta "Não" ou "N/A" em q2801ext[A] e q2801ext[B].</w:t>
             </w:r>
           </w:p>
           <w:p>
@@ -8682,20 +9689,23 @@
             <w:r>
               <w:rPr>
                 <w:rFonts w:ascii="Arial" w:hAnsi="Arial" w:cs="Arial"/>
-                <w:b/>
-                <w:sz w:val="18"/>
-                <w:szCs w:val="18"/>
-              </w:rPr>
-              <w:t xml:space="preserve">c) S6.3 - Contratações de TIC sem alinhamento ao planejamento de TIC e ao Plano de Contratações Anual.: </w:t>
-            </w:r>
-            <w:r>
-              <w:rPr>
-                <w:rFonts w:ascii="Arial" w:hAnsi="Arial" w:cs="Arial"/>
-                <w:sz w:val="18"/>
-                <w:szCs w:val="18"/>
-              </w:rPr>
-              <w:t>resposta "Não" em q2804[B], observada a composição lógica definida na Matriz de Procedimentos de Auditoria.</w:t>
-            </w:r>
+                <w:sz w:val="18"/>
+                <w:szCs w:val="18"/>
+              </w:rPr>
+              <w:t>• resposta "Não conforme" em q2801ext[A] e q2801ext[B].</w:t>
+            </w:r>
+          </w:p>
+          <w:p>
+            <w:pPr>
+              <w:jc w:val="both"/>
+              <w:rPr>
+                <w:rFonts w:ascii="Arial" w:eastAsia="Arial" w:hAnsi="Arial" w:cs="Arial"/>
+                <w:b/>
+                <w:bCs/>
+                <w:sz w:val="18"/>
+                <w:szCs w:val="18"/>
+              </w:rPr>
+            </w:pPr>
           </w:p>
           <w:p>
             <w:pPr>
@@ -8714,15 +9724,147 @@
                 <w:sz w:val="18"/>
                 <w:szCs w:val="18"/>
               </w:rPr>
-              <w:t xml:space="preserve">d) S6.4 - Contratações de TIC sem designação de equipe de planejamento com integrante técnico da área de TIC.: </w:t>
-            </w:r>
-            <w:r>
-              <w:rPr>
-                <w:rFonts w:ascii="Arial" w:hAnsi="Arial" w:cs="Arial"/>
-                <w:sz w:val="18"/>
-                <w:szCs w:val="18"/>
-              </w:rPr>
-              <w:t>resposta "Não" em q2804[C], observada a composição lógica definida na Matriz de Procedimentos de Auditoria.</w:t>
+              <w:t>S6.2 - Contratações de TIC sem análise prévia e aprovação técnica da área de TIC</w:t>
+            </w:r>
+          </w:p>
+          <w:p>
+            <w:pPr>
+              <w:spacing w:after="60"/>
+              <w:jc w:val="both"/>
+              <w:rPr>
+                <w:rFonts w:ascii="Arial" w:hAnsi="Arial" w:cs="Arial"/>
+                <w:sz w:val="18"/>
+                <w:szCs w:val="18"/>
+              </w:rPr>
+            </w:pPr>
+            <w:r>
+              <w:rPr>
+                <w:rFonts w:ascii="Arial" w:hAnsi="Arial" w:cs="Arial"/>
+                <w:sz w:val="18"/>
+                <w:szCs w:val="18"/>
+              </w:rPr>
+              <w:t>• resposta "Não" em q2804[A].</w:t>
+            </w:r>
+          </w:p>
+          <w:p>
+            <w:pPr>
+              <w:spacing w:after="60"/>
+              <w:jc w:val="both"/>
+              <w:rPr>
+                <w:rFonts w:ascii="Arial" w:hAnsi="Arial" w:cs="Arial"/>
+                <w:sz w:val="18"/>
+                <w:szCs w:val="18"/>
+              </w:rPr>
+            </w:pPr>
+            <w:r>
+              <w:rPr>
+                <w:rFonts w:ascii="Arial" w:hAnsi="Arial" w:cs="Arial"/>
+                <w:sz w:val="18"/>
+                <w:szCs w:val="18"/>
+              </w:rPr>
+              <w:t>• resposta "Não conforme" em q2804[A].</w:t>
+            </w:r>
+          </w:p>
+          <w:p>
+            <w:pPr>
+              <w:jc w:val="both"/>
+              <w:rPr>
+                <w:rFonts w:ascii="Arial" w:eastAsia="Arial" w:hAnsi="Arial" w:cs="Arial"/>
+                <w:b/>
+                <w:bCs/>
+                <w:sz w:val="18"/>
+                <w:szCs w:val="18"/>
+              </w:rPr>
+            </w:pPr>
+          </w:p>
+          <w:p>
+            <w:pPr>
+              <w:spacing w:after="60"/>
+              <w:jc w:val="both"/>
+              <w:rPr>
+                <w:rFonts w:ascii="Arial" w:hAnsi="Arial" w:cs="Arial"/>
+                <w:sz w:val="18"/>
+                <w:szCs w:val="18"/>
+              </w:rPr>
+            </w:pPr>
+            <w:r>
+              <w:rPr>
+                <w:rFonts w:ascii="Arial" w:hAnsi="Arial" w:cs="Arial"/>
+                <w:b/>
+                <w:sz w:val="18"/>
+                <w:szCs w:val="18"/>
+              </w:rPr>
+              <w:t>S6.3 - Contratações de TIC sem alinhamento ao planejamento de TIC e ao Plano de Contratações Anual</w:t>
+            </w:r>
+          </w:p>
+          <w:p>
+            <w:pPr>
+              <w:spacing w:after="60"/>
+              <w:jc w:val="both"/>
+              <w:rPr>
+                <w:rFonts w:ascii="Arial" w:hAnsi="Arial" w:cs="Arial"/>
+                <w:sz w:val="18"/>
+                <w:szCs w:val="18"/>
+              </w:rPr>
+            </w:pPr>
+            <w:r>
+              <w:rPr>
+                <w:rFonts w:ascii="Arial" w:hAnsi="Arial" w:cs="Arial"/>
+                <w:sz w:val="18"/>
+                <w:szCs w:val="18"/>
+              </w:rPr>
+              <w:t>• resposta "Não" em q2804[B].</w:t>
+            </w:r>
+          </w:p>
+          <w:p>
+            <w:pPr>
+              <w:jc w:val="both"/>
+              <w:rPr>
+                <w:rFonts w:ascii="Arial" w:eastAsia="Arial" w:hAnsi="Arial" w:cs="Arial"/>
+                <w:b/>
+                <w:bCs/>
+                <w:sz w:val="18"/>
+                <w:szCs w:val="18"/>
+              </w:rPr>
+            </w:pPr>
+          </w:p>
+          <w:p>
+            <w:pPr>
+              <w:spacing w:after="60"/>
+              <w:jc w:val="both"/>
+              <w:rPr>
+                <w:rFonts w:ascii="Arial" w:hAnsi="Arial" w:cs="Arial"/>
+                <w:sz w:val="18"/>
+                <w:szCs w:val="18"/>
+              </w:rPr>
+            </w:pPr>
+            <w:r>
+              <w:rPr>
+                <w:rFonts w:ascii="Arial" w:hAnsi="Arial" w:cs="Arial"/>
+                <w:b/>
+                <w:sz w:val="18"/>
+                <w:szCs w:val="18"/>
+              </w:rPr>
+              <w:t>S6.4 - Contratações de TIC sem designação de equipe de planejamento com integrante técnico da área de TIC</w:t>
+            </w:r>
+          </w:p>
+          <w:p>
+            <w:pPr>
+              <w:spacing w:after="60"/>
+              <w:jc w:val="both"/>
+              <w:rPr>
+                <w:rFonts w:ascii="Arial" w:hAnsi="Arial" w:cs="Arial"/>
+                <w:sz w:val="18"/>
+                <w:szCs w:val="18"/>
+              </w:rPr>
+            </w:pPr>
+            <w:r>
+              <w:rPr>
+                <w:rFonts w:ascii="Arial" w:hAnsi="Arial" w:cs="Arial"/>
+                <w:sz w:val="18"/>
+                <w:szCs w:val="18"/>
+              </w:rPr>
+              <w:t>• resposta "Não" em q2804[C].</w:t>
             </w:r>
           </w:p>
         </w:tc>
@@ -8882,6 +10024,34 @@
               <w:rPr>
                 <w:rFonts w:ascii="Arial" w:hAnsi="Arial" w:cs="Arial"/>
                 <w:b/>
+                <w:sz w:val="18"/>
+                <w:szCs w:val="18"/>
+              </w:rPr>
+              <w:t>Inexistência ou fragilidade de processo formal e padronizado para o planejamento das contratações de TIC</w:t>
+            </w:r>
+          </w:p>
+          <w:p>
+            <w:pPr>
+              <w:jc w:val="both"/>
+              <w:rPr>
+                <w:rFonts w:ascii="Arial" w:hAnsi="Arial" w:cs="Arial"/>
+                <w:sz w:val="18"/>
+                <w:szCs w:val="18"/>
+              </w:rPr>
+              <w:ind w:left="360" w:hanging="180"/>
+            </w:pPr>
+            <w:r>
+              <w:rPr>
+                <w:rFonts w:ascii="Arial" w:hAnsi="Arial" w:cs="Arial"/>
+                <w:sz w:val="18"/>
+                <w:szCs w:val="18"/>
+              </w:rPr>
+              <w:t xml:space="preserve">• </w:t>
+            </w:r>
+            <w:r>
+              <w:rPr>
+                <w:rFonts w:ascii="Arial" w:hAnsi="Arial" w:cs="Arial"/>
+                <w:b/>
                 <w:bCs/>
                 <w:sz w:val="18"/>
                 <w:szCs w:val="18"/>
@@ -8895,12 +10065,47 @@
                 <w:sz w:val="18"/>
                 <w:szCs w:val="18"/>
               </w:rPr>
-              <w:t xml:space="preserve"> para que formalize e padronize o processo de planejamento das contratações de TIC, definindo etapas, responsabilidades e artefatos aplicáveis, podendo adotar modelos institucionais ou centralizados já existentes e prevendo fluxos proporcionais à natureza, complexidade e risco da contratação [S6.1].</w:t>
-            </w:r>
-          </w:p>
-          <w:p>
-            <w:pPr>
-              <w:jc w:val="both"/>
+              <w:t xml:space="preserve"> para que formalize e padronize o processo de planejamento das contratações de TIC, definindo etapas, responsabilidades e artefatos aplicáveis, podendo adotar modelos institucionais ou centralizados já existentes e prevendo fluxos proporcionais à natureza, complexidade e risco da contratação [S6.1, C1, C3, C8].</w:t>
+            </w:r>
+          </w:p>
+          <w:p>
+            <w:pPr>
+              <w:jc w:val="both"/>
+              <w:rPr>
+                <w:rFonts w:ascii="Arial" w:hAnsi="Arial" w:cs="Arial"/>
+                <w:sz w:val="18"/>
+                <w:szCs w:val="18"/>
+              </w:rPr>
+            </w:pPr>
+            <w:r>
+              <w:rPr>
+                <w:rFonts w:ascii="Arial" w:hAnsi="Arial" w:cs="Arial"/>
+                <w:b/>
+                <w:sz w:val="18"/>
+                <w:szCs w:val="18"/>
+              </w:rPr>
+              <w:t>Poder Executivo Estadual, Poder Judiciário Estadual e Ministério Público Estadual</w:t>
+            </w:r>
+          </w:p>
+          <w:p>
+            <w:pPr>
+              <w:jc w:val="both"/>
+              <w:rPr>
+                <w:rFonts w:ascii="Arial" w:hAnsi="Arial" w:cs="Arial"/>
+                <w:sz w:val="18"/>
+                <w:szCs w:val="18"/>
+              </w:rPr>
+              <w:ind w:left="360" w:hanging="180"/>
+            </w:pPr>
+            <w:r>
+              <w:rPr>
+                <w:rFonts w:ascii="Arial" w:hAnsi="Arial" w:cs="Arial"/>
+                <w:sz w:val="18"/>
+                <w:szCs w:val="18"/>
+              </w:rPr>
+              <w:t xml:space="preserve">• </w:t>
+            </w:r>
+            <w:r>
               <w:rPr>
                 <w:rFonts w:ascii="Arial" w:hAnsi="Arial" w:cs="Arial"/>
                 <w:b/>
@@ -8909,17 +10114,64 @@
                 <w:szCs w:val="18"/>
                 <w:u w:val="single"/>
               </w:rPr>
-            </w:pPr>
-          </w:p>
-          <w:p>
-            <w:pPr>
-              <w:jc w:val="both"/>
-              <w:rPr>
-                <w:rFonts w:ascii="Arial" w:hAnsi="Arial" w:cs="Arial"/>
-                <w:sz w:val="18"/>
-                <w:szCs w:val="18"/>
-              </w:rPr>
-            </w:pPr>
+              <w:t>Comunicação com Determinação</w:t>
+            </w:r>
+            <w:r>
+              <w:rPr>
+                <w:rFonts w:ascii="Arial" w:hAnsi="Arial" w:cs="Arial"/>
+                <w:sz w:val="18"/>
+                <w:szCs w:val="18"/>
+              </w:rPr>
+              <w:t xml:space="preserve"> para que formalize e padronize o processo de planejamento das contratações de TIC, definindo etapas, responsabilidades e artefatos aplicáveis, podendo adotar modelos institucionais ou centralizados já existentes e prevendo fluxos proporcionais à natureza, complexidade e risco da contratação [S6.1, C1, C3, C12, C13, C14].</w:t>
+            </w:r>
+          </w:p>
+          <w:p>
+            <w:pPr>
+              <w:jc w:val="both"/>
+              <w:rPr>
+                <w:rFonts w:ascii="Arial" w:hAnsi="Arial" w:cs="Arial"/>
+                <w:sz w:val="18"/>
+                <w:szCs w:val="18"/>
+              </w:rPr>
+            </w:pPr>
+          </w:p>
+          <w:p>
+            <w:pPr>
+              <w:jc w:val="both"/>
+              <w:rPr>
+                <w:rFonts w:ascii="Arial" w:hAnsi="Arial" w:cs="Arial"/>
+                <w:sz w:val="18"/>
+                <w:szCs w:val="18"/>
+              </w:rPr>
+            </w:pPr>
+            <w:r>
+              <w:rPr>
+                <w:rFonts w:ascii="Arial" w:hAnsi="Arial" w:cs="Arial"/>
+                <w:b/>
+                <w:sz w:val="18"/>
+                <w:szCs w:val="18"/>
+              </w:rPr>
+              <w:t>Contratações de TIC sem análise prévia e aprovação técnica da área de TIC</w:t>
+            </w:r>
+          </w:p>
+          <w:p>
+            <w:pPr>
+              <w:jc w:val="both"/>
+              <w:rPr>
+                <w:rFonts w:ascii="Arial" w:hAnsi="Arial" w:cs="Arial"/>
+                <w:sz w:val="18"/>
+                <w:szCs w:val="18"/>
+              </w:rPr>
+              <w:ind w:left="360" w:hanging="180"/>
+            </w:pPr>
+            <w:r>
+              <w:rPr>
+                <w:rFonts w:ascii="Arial" w:hAnsi="Arial" w:cs="Arial"/>
+                <w:sz w:val="18"/>
+                <w:szCs w:val="18"/>
+              </w:rPr>
+              <w:t xml:space="preserve">• </w:t>
+            </w:r>
             <w:r>
               <w:rPr>
                 <w:rFonts w:ascii="Arial" w:hAnsi="Arial" w:cs="Arial"/>
@@ -8929,26 +10181,54 @@
                 <w:szCs w:val="18"/>
                 <w:u w:val="single"/>
               </w:rPr>
-              <w:t>Poder Executivo Estadual</w:t>
-            </w:r>
-            <w:r>
-              <w:rPr>
-                <w:rFonts w:ascii="Arial" w:hAnsi="Arial" w:cs="Arial"/>
-                <w:sz w:val="18"/>
-                <w:szCs w:val="18"/>
-              </w:rPr>
-              <w:t xml:space="preserve"> — Determinação para que formalize e padronize o processo de planejamento das contratações de TIC, definindo etapas, responsabilidades e artefatos aplicáveis, podendo adotar modelos institucionais ou centralizados já existentes e prevendo fluxos proporcionais à natureza, complexidade e risco da contratação [S6.1].</w:t>
-            </w:r>
-          </w:p>
-          <w:p>
-            <w:pPr>
-              <w:jc w:val="both"/>
-              <w:rPr>
-                <w:rFonts w:ascii="Arial" w:hAnsi="Arial" w:cs="Arial"/>
-                <w:sz w:val="18"/>
-                <w:szCs w:val="18"/>
-              </w:rPr>
-            </w:pPr>
+              <w:t>Comunicação com Recomendação</w:t>
+            </w:r>
+            <w:r>
+              <w:rPr>
+                <w:rFonts w:ascii="Arial" w:hAnsi="Arial" w:cs="Arial"/>
+                <w:sz w:val="18"/>
+                <w:szCs w:val="18"/>
+              </w:rPr>
+              <w:t xml:space="preserve"> para que estabeleça a submissão das contratações de TIC à análise prévia da área de TIC, de modo a verificar a compatibilidade da solução com os padrões tecnológicos, os requisitos institucionais e a arquitetura existente, admitindo procedimentos simplificados e proporcionais à natureza, ao risco e ao valor da contratação, preservada análise técnica compatível [S6.2, C1, C5, C6].</w:t>
+            </w:r>
+          </w:p>
+          <w:p>
+            <w:pPr>
+              <w:jc w:val="both"/>
+              <w:rPr>
+                <w:rFonts w:ascii="Arial" w:hAnsi="Arial" w:cs="Arial"/>
+                <w:sz w:val="18"/>
+                <w:szCs w:val="18"/>
+              </w:rPr>
+            </w:pPr>
+            <w:r>
+              <w:rPr>
+                <w:rFonts w:ascii="Arial" w:hAnsi="Arial" w:cs="Arial"/>
+                <w:b/>
+                <w:sz w:val="18"/>
+                <w:szCs w:val="18"/>
+              </w:rPr>
+              <w:t>Poder Executivo Estadual, Poder Judiciário Estadual e Ministério Público Estadual</w:t>
+            </w:r>
+          </w:p>
+          <w:p>
+            <w:pPr>
+              <w:jc w:val="both"/>
+              <w:rPr>
+                <w:rFonts w:ascii="Arial" w:hAnsi="Arial" w:cs="Arial"/>
+                <w:sz w:val="18"/>
+                <w:szCs w:val="18"/>
+              </w:rPr>
+              <w:ind w:left="360" w:hanging="180"/>
+            </w:pPr>
+            <w:r>
+              <w:rPr>
+                <w:rFonts w:ascii="Arial" w:hAnsi="Arial" w:cs="Arial"/>
+                <w:sz w:val="18"/>
+                <w:szCs w:val="18"/>
+              </w:rPr>
+              <w:t xml:space="preserve">• </w:t>
+            </w:r>
             <w:r>
               <w:rPr>
                 <w:rFonts w:ascii="Arial" w:hAnsi="Arial" w:cs="Arial"/>
@@ -8958,26 +10238,64 @@
                 <w:szCs w:val="18"/>
                 <w:u w:val="single"/>
               </w:rPr>
-              <w:t>Poder Judiciário Estadual</w:t>
-            </w:r>
-            <w:r>
-              <w:rPr>
-                <w:rFonts w:ascii="Arial" w:hAnsi="Arial" w:cs="Arial"/>
-                <w:sz w:val="18"/>
-                <w:szCs w:val="18"/>
-              </w:rPr>
-              <w:t xml:space="preserve"> — Determinação para que formalize e padronize o processo de planejamento das contratações de TIC, definindo etapas, responsabilidades e artefatos aplicáveis, podendo adotar modelos institucionais ou centralizados já existentes e prevendo fluxos proporcionais à natureza, complexidade e risco da contratação [S6.1].</w:t>
-            </w:r>
-          </w:p>
-          <w:p>
-            <w:pPr>
-              <w:jc w:val="both"/>
-              <w:rPr>
-                <w:rFonts w:ascii="Arial" w:hAnsi="Arial" w:cs="Arial"/>
-                <w:sz w:val="18"/>
-                <w:szCs w:val="18"/>
-              </w:rPr>
-            </w:pPr>
+              <w:t>Comunicação com Determinação</w:t>
+            </w:r>
+            <w:r>
+              <w:rPr>
+                <w:rFonts w:ascii="Arial" w:hAnsi="Arial" w:cs="Arial"/>
+                <w:sz w:val="18"/>
+                <w:szCs w:val="18"/>
+              </w:rPr>
+              <w:t xml:space="preserve"> para que estabeleça a submissão das contratações de TIC à análise prévia da área de TIC, de modo a verificar a compatibilidade da solução com os padrões tecnológicos, os requisitos institucionais e a arquitetura existente, admitindo procedimentos simplificados e proporcionais à natureza, ao risco e ao valor da contratação, preservada análise técnica compatível [S6.2, C1, C12, C13, C14].</w:t>
+            </w:r>
+          </w:p>
+          <w:p>
+            <w:pPr>
+              <w:jc w:val="both"/>
+              <w:rPr>
+                <w:rFonts w:ascii="Arial" w:hAnsi="Arial" w:cs="Arial"/>
+                <w:sz w:val="18"/>
+                <w:szCs w:val="18"/>
+              </w:rPr>
+            </w:pPr>
+          </w:p>
+          <w:p>
+            <w:pPr>
+              <w:jc w:val="both"/>
+              <w:rPr>
+                <w:rFonts w:ascii="Arial" w:hAnsi="Arial" w:cs="Arial"/>
+                <w:sz w:val="18"/>
+                <w:szCs w:val="18"/>
+              </w:rPr>
+            </w:pPr>
+            <w:r>
+              <w:rPr>
+                <w:rFonts w:ascii="Arial" w:hAnsi="Arial" w:cs="Arial"/>
+                <w:b/>
+                <w:sz w:val="18"/>
+                <w:szCs w:val="18"/>
+              </w:rPr>
+              <w:t>Contratações de TIC sem alinhamento ao planejamento de TIC e ao Plano de Contratações Anual</w:t>
+            </w:r>
+          </w:p>
+          <w:p>
+            <w:pPr>
+              <w:jc w:val="both"/>
+              <w:rPr>
+                <w:rFonts w:ascii="Arial" w:hAnsi="Arial" w:cs="Arial"/>
+                <w:sz w:val="18"/>
+                <w:szCs w:val="18"/>
+              </w:rPr>
+              <w:ind w:left="360" w:hanging="180"/>
+            </w:pPr>
+            <w:r>
+              <w:rPr>
+                <w:rFonts w:ascii="Arial" w:hAnsi="Arial" w:cs="Arial"/>
+                <w:sz w:val="18"/>
+                <w:szCs w:val="18"/>
+              </w:rPr>
+              <w:t xml:space="preserve">• </w:t>
+            </w:r>
             <w:r>
               <w:rPr>
                 <w:rFonts w:ascii="Arial" w:hAnsi="Arial" w:cs="Arial"/>
@@ -8987,26 +10305,83 @@
                 <w:szCs w:val="18"/>
                 <w:u w:val="single"/>
               </w:rPr>
-              <w:t>Ministério Público Estadual</w:t>
-            </w:r>
-            <w:r>
-              <w:rPr>
-                <w:rFonts w:ascii="Arial" w:hAnsi="Arial" w:cs="Arial"/>
-                <w:sz w:val="18"/>
-                <w:szCs w:val="18"/>
-              </w:rPr>
-              <w:t xml:space="preserve"> — Determinação para que formalize e padronize o processo de planejamento das contratações de TIC, definindo etapas, responsabilidades e artefatos aplicáveis, podendo adotar modelos institucionais ou centralizados já existentes e prevendo fluxos proporcionais à natureza, complexidade e risco da contratação [S6.1].</w:t>
-            </w:r>
-          </w:p>
-          <w:p>
-            <w:pPr>
-              <w:jc w:val="both"/>
-              <w:rPr>
-                <w:rFonts w:ascii="Arial" w:hAnsi="Arial" w:cs="Arial"/>
-                <w:sz w:val="18"/>
-                <w:szCs w:val="18"/>
-              </w:rPr>
-            </w:pPr>
+              <w:t>Comunicação com Determinação</w:t>
+            </w:r>
+            <w:r>
+              <w:rPr>
+                <w:rFonts w:ascii="Arial" w:hAnsi="Arial" w:cs="Arial"/>
+                <w:sz w:val="18"/>
+                <w:szCs w:val="18"/>
+              </w:rPr>
+              <w:t xml:space="preserve"> para que assegure que as contratações de TIC sejam compatíveis com os instrumentos de planejamento de TIC e, quando elaborado, com o Plano de Contratações Anual, promovendo os ajustes ou justificativas cabíveis nos casos excepcionais [S6.3, C1, C2, C7, C12, C13, C14].</w:t>
+            </w:r>
+          </w:p>
+          <w:p>
+            <w:pPr>
+              <w:jc w:val="both"/>
+              <w:rPr>
+                <w:rFonts w:ascii="Arial" w:hAnsi="Arial" w:cs="Arial"/>
+                <w:sz w:val="18"/>
+                <w:szCs w:val="18"/>
+              </w:rPr>
+            </w:pPr>
+          </w:p>
+          <w:p>
+            <w:pPr>
+              <w:jc w:val="both"/>
+              <w:rPr>
+                <w:rFonts w:ascii="Arial" w:hAnsi="Arial" w:cs="Arial"/>
+                <w:sz w:val="18"/>
+                <w:szCs w:val="18"/>
+              </w:rPr>
+            </w:pPr>
+            <w:r>
+              <w:rPr>
+                <w:rFonts w:ascii="Arial" w:hAnsi="Arial" w:cs="Arial"/>
+                <w:b/>
+                <w:sz w:val="18"/>
+                <w:szCs w:val="18"/>
+              </w:rPr>
+              <w:t>Contratações de TIC sem designação de equipe de planejamento com integrante técnico da área de TIC</w:t>
+            </w:r>
+          </w:p>
+          <w:p>
+            <w:pPr>
+              <w:jc w:val="both"/>
+              <w:rPr>
+                <w:rFonts w:ascii="Arial" w:hAnsi="Arial" w:cs="Arial"/>
+                <w:sz w:val="18"/>
+                <w:szCs w:val="18"/>
+              </w:rPr>
+            </w:pPr>
+            <w:r>
+              <w:rPr>
+                <w:rFonts w:ascii="Arial" w:hAnsi="Arial" w:cs="Arial"/>
+                <w:b/>
+                <w:sz w:val="18"/>
+                <w:szCs w:val="18"/>
+              </w:rPr>
+              <w:t>Demais jurisdicionados e Poder Executivo Estadual</w:t>
+            </w:r>
+          </w:p>
+          <w:p>
+            <w:pPr>
+              <w:jc w:val="both"/>
+              <w:rPr>
+                <w:rFonts w:ascii="Arial" w:hAnsi="Arial" w:cs="Arial"/>
+                <w:sz w:val="18"/>
+                <w:szCs w:val="18"/>
+              </w:rPr>
+              <w:ind w:left="360" w:hanging="180"/>
+            </w:pPr>
+            <w:r>
+              <w:rPr>
+                <w:rFonts w:ascii="Arial" w:hAnsi="Arial" w:cs="Arial"/>
+                <w:sz w:val="18"/>
+                <w:szCs w:val="18"/>
+              </w:rPr>
+              <w:t xml:space="preserve">• </w:t>
+            </w:r>
             <w:r>
               <w:rPr>
                 <w:rFonts w:ascii="Arial" w:hAnsi="Arial" w:cs="Arial"/>
@@ -9024,12 +10399,47 @@
                 <w:sz w:val="18"/>
                 <w:szCs w:val="18"/>
               </w:rPr>
-              <w:t xml:space="preserve"> para que estabeleça a submissão das contratações de TIC à análise prévia da área de TIC, de modo a verificar a compatibilidade da solução com os padrões tecnológicos, os requisitos institucionais e a arquitetura existente, admitindo procedimentos simplificados e proporcionais à natureza, ao risco e ao valor da contratação, preservada análise técnica compatível [S6.2].</w:t>
-            </w:r>
-          </w:p>
-          <w:p>
-            <w:pPr>
-              <w:jc w:val="both"/>
+              <w:t xml:space="preserve"> para que designe formalmente equipe de planejamento para as contratações de TIC, atentando-se, minimamente, em assegurar a participação de integrante da área requisitante e da área técnica de TIC, com definição das responsabilidades de seus integrantes [S6.4, C1, C4, C6, C9].</w:t>
+            </w:r>
+          </w:p>
+          <w:p>
+            <w:pPr>
+              <w:jc w:val="both"/>
+              <w:rPr>
+                <w:rFonts w:ascii="Arial" w:hAnsi="Arial" w:cs="Arial"/>
+                <w:sz w:val="18"/>
+                <w:szCs w:val="18"/>
+              </w:rPr>
+            </w:pPr>
+            <w:r>
+              <w:rPr>
+                <w:rFonts w:ascii="Arial" w:hAnsi="Arial" w:cs="Arial"/>
+                <w:b/>
+                <w:sz w:val="18"/>
+                <w:szCs w:val="18"/>
+              </w:rPr>
+              <w:t>Poder Judiciário Estadual e Ministério Público Estadual</w:t>
+            </w:r>
+          </w:p>
+          <w:p>
+            <w:pPr>
+              <w:jc w:val="both"/>
+              <w:rPr>
+                <w:rFonts w:ascii="Arial" w:hAnsi="Arial" w:cs="Arial"/>
+                <w:sz w:val="18"/>
+                <w:szCs w:val="18"/>
+              </w:rPr>
+              <w:ind w:left="360" w:hanging="180"/>
+            </w:pPr>
+            <w:r>
+              <w:rPr>
+                <w:rFonts w:ascii="Arial" w:hAnsi="Arial" w:cs="Arial"/>
+                <w:sz w:val="18"/>
+                <w:szCs w:val="18"/>
+              </w:rPr>
+              <w:t xml:space="preserve">• </w:t>
+            </w:r>
+            <w:r>
               <w:rPr>
                 <w:rFonts w:ascii="Arial" w:hAnsi="Arial" w:cs="Arial"/>
                 <w:b/>
@@ -9038,113 +10448,6 @@
                 <w:szCs w:val="18"/>
                 <w:u w:val="single"/>
               </w:rPr>
-            </w:pPr>
-          </w:p>
-          <w:p>
-            <w:pPr>
-              <w:jc w:val="both"/>
-              <w:rPr>
-                <w:rFonts w:ascii="Arial" w:hAnsi="Arial" w:cs="Arial"/>
-                <w:sz w:val="18"/>
-                <w:szCs w:val="18"/>
-              </w:rPr>
-            </w:pPr>
-            <w:r>
-              <w:rPr>
-                <w:rFonts w:ascii="Arial" w:hAnsi="Arial" w:cs="Arial"/>
-                <w:b/>
-                <w:bCs/>
-                <w:sz w:val="18"/>
-                <w:szCs w:val="18"/>
-                <w:u w:val="single"/>
-              </w:rPr>
-              <w:t>Poder Executivo Estadual</w:t>
-            </w:r>
-            <w:r>
-              <w:rPr>
-                <w:rFonts w:ascii="Arial" w:hAnsi="Arial" w:cs="Arial"/>
-                <w:sz w:val="18"/>
-                <w:szCs w:val="18"/>
-              </w:rPr>
-              <w:t xml:space="preserve"> — Determinação para que estabeleça a submissão das contratações de TIC à análise prévia da área de TIC, de modo a verificar a compatibilidade da solução com os padrões tecnológicos, os requisitos institucionais e a arquitetura existente, admitindo procedimentos simplificados e proporcionais à natureza, ao risco e ao valor da contratação, preservada análise técnica compatível [S6.2].</w:t>
-            </w:r>
-          </w:p>
-          <w:p>
-            <w:pPr>
-              <w:jc w:val="both"/>
-              <w:rPr>
-                <w:rFonts w:ascii="Arial" w:hAnsi="Arial" w:cs="Arial"/>
-                <w:sz w:val="18"/>
-                <w:szCs w:val="18"/>
-              </w:rPr>
-            </w:pPr>
-            <w:r>
-              <w:rPr>
-                <w:rFonts w:ascii="Arial" w:hAnsi="Arial" w:cs="Arial"/>
-                <w:b/>
-                <w:bCs/>
-                <w:sz w:val="18"/>
-                <w:szCs w:val="18"/>
-                <w:u w:val="single"/>
-              </w:rPr>
-              <w:t>Poder Judiciário Estadual</w:t>
-            </w:r>
-            <w:r>
-              <w:rPr>
-                <w:rFonts w:ascii="Arial" w:hAnsi="Arial" w:cs="Arial"/>
-                <w:sz w:val="18"/>
-                <w:szCs w:val="18"/>
-              </w:rPr>
-              <w:t xml:space="preserve"> — Determinação para que estabeleça a submissão das contratações de TIC à análise prévia da área de TIC, de modo a verificar a compatibilidade da solução com os padrões tecnológicos, os requisitos institucionais e a arquitetura existente, admitindo procedimentos simplificados e proporcionais à natureza, ao risco e ao valor da contratação, preservada análise técnica compatível [S6.2].</w:t>
-            </w:r>
-          </w:p>
-          <w:p>
-            <w:pPr>
-              <w:jc w:val="both"/>
-              <w:rPr>
-                <w:rFonts w:ascii="Arial" w:hAnsi="Arial" w:cs="Arial"/>
-                <w:sz w:val="18"/>
-                <w:szCs w:val="18"/>
-              </w:rPr>
-            </w:pPr>
-            <w:r>
-              <w:rPr>
-                <w:rFonts w:ascii="Arial" w:hAnsi="Arial" w:cs="Arial"/>
-                <w:b/>
-                <w:bCs/>
-                <w:sz w:val="18"/>
-                <w:szCs w:val="18"/>
-                <w:u w:val="single"/>
-              </w:rPr>
-              <w:t>Ministério Público Estadual</w:t>
-            </w:r>
-            <w:r>
-              <w:rPr>
-                <w:rFonts w:ascii="Arial" w:hAnsi="Arial" w:cs="Arial"/>
-                <w:sz w:val="18"/>
-                <w:szCs w:val="18"/>
-              </w:rPr>
-              <w:t xml:space="preserve"> — Determinação para que estabeleça a submissão das contratações de TIC à análise prévia da área de TIC, de modo a verificar a compatibilidade da solução com os padrões tecnológicos, os requisitos institucionais e a arquitetura existente, admitindo procedimentos simplificados e proporcionais à natureza, ao risco e ao valor da contratação, preservada análise técnica compatível [S6.2].</w:t>
-            </w:r>
-          </w:p>
-          <w:p>
-            <w:pPr>
-              <w:jc w:val="both"/>
-              <w:rPr>
-                <w:rFonts w:ascii="Arial" w:hAnsi="Arial" w:cs="Arial"/>
-                <w:sz w:val="18"/>
-                <w:szCs w:val="18"/>
-              </w:rPr>
-            </w:pPr>
-            <w:r>
-              <w:rPr>
-                <w:rFonts w:ascii="Arial" w:hAnsi="Arial" w:cs="Arial"/>
-                <w:b/>
-                <w:bCs/>
-                <w:sz w:val="18"/>
-                <w:szCs w:val="18"/>
-                <w:u w:val="single"/>
-              </w:rPr>
               <w:t>Comunicação com Determinação</w:t>
             </w:r>
             <w:r>
@@ -9153,223 +10456,7 @@
                 <w:sz w:val="18"/>
                 <w:szCs w:val="18"/>
               </w:rPr>
-              <w:t xml:space="preserve"> para que assegure que as contratações de TIC sejam compatíveis com os instrumentos de planejamento de TIC e, quando elaborado, com o Plano de Contratações Anual, promovendo os ajustes ou justificativas cabíveis nos casos excepcionais [S6.3].</w:t>
-            </w:r>
-          </w:p>
-          <w:p>
-            <w:pPr>
-              <w:jc w:val="both"/>
-              <w:rPr>
-                <w:rFonts w:ascii="Arial" w:hAnsi="Arial" w:cs="Arial"/>
-                <w:b/>
-                <w:bCs/>
-                <w:sz w:val="18"/>
-                <w:szCs w:val="18"/>
-                <w:u w:val="single"/>
-              </w:rPr>
-            </w:pPr>
-          </w:p>
-          <w:p>
-            <w:pPr>
-              <w:jc w:val="both"/>
-              <w:rPr>
-                <w:rFonts w:ascii="Arial" w:hAnsi="Arial" w:cs="Arial"/>
-                <w:sz w:val="18"/>
-                <w:szCs w:val="18"/>
-              </w:rPr>
-            </w:pPr>
-            <w:r>
-              <w:rPr>
-                <w:rFonts w:ascii="Arial" w:hAnsi="Arial" w:cs="Arial"/>
-                <w:b/>
-                <w:bCs/>
-                <w:sz w:val="18"/>
-                <w:szCs w:val="18"/>
-                <w:u w:val="single"/>
-              </w:rPr>
-              <w:t>Poder Executivo Estadual</w:t>
-            </w:r>
-            <w:r>
-              <w:rPr>
-                <w:rFonts w:ascii="Arial" w:hAnsi="Arial" w:cs="Arial"/>
-                <w:sz w:val="18"/>
-                <w:szCs w:val="18"/>
-              </w:rPr>
-              <w:t xml:space="preserve"> — Determinação para que assegure que as contratações de TIC sejam compatíveis com os instrumentos de planejamento de TIC e, quando elaborado, com o Plano de Contratações Anual, promovendo os ajustes ou justificativas cabíveis nos casos excepcionais [S6.3].</w:t>
-            </w:r>
-          </w:p>
-          <w:p>
-            <w:pPr>
-              <w:jc w:val="both"/>
-              <w:rPr>
-                <w:rFonts w:ascii="Arial" w:hAnsi="Arial" w:cs="Arial"/>
-                <w:sz w:val="18"/>
-                <w:szCs w:val="18"/>
-              </w:rPr>
-            </w:pPr>
-            <w:r>
-              <w:rPr>
-                <w:rFonts w:ascii="Arial" w:hAnsi="Arial" w:cs="Arial"/>
-                <w:b/>
-                <w:bCs/>
-                <w:sz w:val="18"/>
-                <w:szCs w:val="18"/>
-                <w:u w:val="single"/>
-              </w:rPr>
-              <w:t>Poder Judiciário Estadual</w:t>
-            </w:r>
-            <w:r>
-              <w:rPr>
-                <w:rFonts w:ascii="Arial" w:hAnsi="Arial" w:cs="Arial"/>
-                <w:sz w:val="18"/>
-                <w:szCs w:val="18"/>
-              </w:rPr>
-              <w:t xml:space="preserve"> — Determinação para que assegure que as contratações de TIC sejam compatíveis com os instrumentos de planejamento de TIC e, quando elaborado, com o Plano de Contratações Anual, promovendo os ajustes ou justificativas cabíveis nos casos excepcionais [S6.3].</w:t>
-            </w:r>
-          </w:p>
-          <w:p>
-            <w:pPr>
-              <w:jc w:val="both"/>
-              <w:rPr>
-                <w:rFonts w:ascii="Arial" w:hAnsi="Arial" w:cs="Arial"/>
-                <w:sz w:val="18"/>
-                <w:szCs w:val="18"/>
-              </w:rPr>
-            </w:pPr>
-            <w:r>
-              <w:rPr>
-                <w:rFonts w:ascii="Arial" w:hAnsi="Arial" w:cs="Arial"/>
-                <w:b/>
-                <w:bCs/>
-                <w:sz w:val="18"/>
-                <w:szCs w:val="18"/>
-                <w:u w:val="single"/>
-              </w:rPr>
-              <w:t>Ministério Público Estadual</w:t>
-            </w:r>
-            <w:r>
-              <w:rPr>
-                <w:rFonts w:ascii="Arial" w:hAnsi="Arial" w:cs="Arial"/>
-                <w:sz w:val="18"/>
-                <w:szCs w:val="18"/>
-              </w:rPr>
-              <w:t xml:space="preserve"> — Determinação para que assegure que as contratações de TIC sejam compatíveis com os instrumentos de planejamento de TIC e, quando elaborado, com o Plano de Contratações Anual, promovendo os ajustes ou justificativas cabíveis nos casos excepcionais [S6.3].</w:t>
-            </w:r>
-          </w:p>
-          <w:p>
-            <w:pPr>
-              <w:jc w:val="both"/>
-              <w:rPr>
-                <w:rFonts w:ascii="Arial" w:hAnsi="Arial" w:cs="Arial"/>
-                <w:sz w:val="18"/>
-                <w:szCs w:val="18"/>
-              </w:rPr>
-            </w:pPr>
-            <w:r>
-              <w:rPr>
-                <w:rFonts w:ascii="Arial" w:hAnsi="Arial" w:cs="Arial"/>
-                <w:b/>
-                <w:bCs/>
-                <w:sz w:val="18"/>
-                <w:szCs w:val="18"/>
-                <w:u w:val="single"/>
-              </w:rPr>
-              <w:t>Comunicação com Recomendação</w:t>
-            </w:r>
-            <w:r>
-              <w:rPr>
-                <w:rFonts w:ascii="Arial" w:hAnsi="Arial" w:cs="Arial"/>
-                <w:sz w:val="18"/>
-                <w:szCs w:val="18"/>
-              </w:rPr>
-              <w:t xml:space="preserve"> para que designe formalmente equipe de planejamento para as contratações de TIC, atentando-se, minimamente, em assegurar a participação de integrante da área requisitante e da área técnica de TIC, com definição das responsabilidades de seus integrantes [S6.4].</w:t>
-            </w:r>
-          </w:p>
-          <w:p>
-            <w:pPr>
-              <w:jc w:val="both"/>
-              <w:rPr>
-                <w:rFonts w:ascii="Arial" w:hAnsi="Arial" w:cs="Arial"/>
-                <w:sz w:val="18"/>
-                <w:szCs w:val="18"/>
-              </w:rPr>
-            </w:pPr>
-            <w:r>
-              <w:rPr>
-                <w:rFonts w:ascii="Arial" w:hAnsi="Arial" w:cs="Arial"/>
-                <w:b/>
-                <w:bCs/>
-                <w:sz w:val="18"/>
-                <w:szCs w:val="18"/>
-                <w:u w:val="single"/>
-              </w:rPr>
-              <w:t>Poder Executivo Estadual</w:t>
-            </w:r>
-            <w:r>
-              <w:rPr>
-                <w:rFonts w:ascii="Arial" w:hAnsi="Arial" w:cs="Arial"/>
-                <w:sz w:val="18"/>
-                <w:szCs w:val="18"/>
-              </w:rPr>
-              <w:t xml:space="preserve"> — Recomendação para que designe formalmente equipe de planejamento para as contratações de TIC, atentando-se, minimamente, em assegurar a participação de integrante da área requisitante e da área técnica de TIC, com definição das responsabilidades de seus integrantes [S6.4].</w:t>
-            </w:r>
-          </w:p>
-          <w:p>
-            <w:pPr>
-              <w:jc w:val="both"/>
-              <w:rPr>
-                <w:rFonts w:ascii="Arial" w:hAnsi="Arial" w:cs="Arial"/>
-                <w:sz w:val="18"/>
-                <w:szCs w:val="18"/>
-              </w:rPr>
-            </w:pPr>
-            <w:r>
-              <w:rPr>
-                <w:rFonts w:ascii="Arial" w:hAnsi="Arial" w:cs="Arial"/>
-                <w:b/>
-                <w:bCs/>
-                <w:sz w:val="18"/>
-                <w:szCs w:val="18"/>
-                <w:u w:val="single"/>
-              </w:rPr>
-              <w:t>Poder Judiciário Estadual</w:t>
-            </w:r>
-            <w:r>
-              <w:rPr>
-                <w:rFonts w:ascii="Arial" w:hAnsi="Arial" w:cs="Arial"/>
-                <w:sz w:val="18"/>
-                <w:szCs w:val="18"/>
-              </w:rPr>
-              <w:t xml:space="preserve"> — Determinação para que designe formalmente equipe de planejamento para as contratações de TIC, atentando-se, minimamente, em assegurar a participação de integrante da área requisitante e da área técnica de TIC, com definição das responsabilidades de seus integrantes [S6.4].</w:t>
-            </w:r>
-          </w:p>
-          <w:p>
-            <w:pPr>
-              <w:jc w:val="both"/>
-              <w:rPr>
-                <w:rFonts w:ascii="Arial" w:hAnsi="Arial" w:cs="Arial"/>
-                <w:sz w:val="18"/>
-                <w:szCs w:val="18"/>
-              </w:rPr>
-            </w:pPr>
-            <w:r>
-              <w:rPr>
-                <w:rFonts w:ascii="Arial" w:hAnsi="Arial" w:cs="Arial"/>
-                <w:b/>
-                <w:bCs/>
-                <w:sz w:val="18"/>
-                <w:szCs w:val="18"/>
-                <w:u w:val="single"/>
-              </w:rPr>
-              <w:t>Ministério Público Estadual</w:t>
-            </w:r>
-            <w:r>
-              <w:rPr>
-                <w:rFonts w:ascii="Arial" w:hAnsi="Arial" w:cs="Arial"/>
-                <w:sz w:val="18"/>
-                <w:szCs w:val="18"/>
-              </w:rPr>
-              <w:t xml:space="preserve"> — Determinação para que designe formalmente equipe de planejamento para as contratações de TIC, atentando-se, minimamente, em assegurar a participação de integrante da área requisitante e da área técnica de TIC, com definição das responsabilidades de seus integrantes [S6.4].</w:t>
+              <w:t xml:space="preserve"> para que designe formalmente equipe de planejamento para as contratações de TIC, atentando-se, minimamente, em assegurar a participação de integrante da área requisitante e da área técnica de TIC, com definição das responsabilidades de seus integrantes [S6.4, C1, C4, C10, C11].</w:t>
             </w:r>
           </w:p>
         </w:tc>
